--- a/docs/Requisitos-ShivaZen.docx
+++ b/docs/Requisitos-ShivaZen.docx
@@ -28,7 +28,7 @@
           <w:color w:val="4A3425"/>
           <w:sz w:val="30"/>
         </w:rPr>
-        <w:t>Sistema de Gestao para Clinica de Estetica</w:t>
+        <w:t>Sistema de Gestão para Clínica de Estética</w:t>
       </w:r>
     </w:p>
     <w:p>
@@ -40,7 +40,7 @@
           <w:i/>
           <w:sz w:val="24"/>
         </w:rPr>
-        <w:t>Jaqueline Aranha Estetica</w:t>
+        <w:t>Jaqueline Aranha Estética</w:t>
       </w:r>
     </w:p>
     <w:p/>
@@ -54,7 +54,7 @@
           <w:b/>
           <w:sz w:val="32"/>
         </w:rPr>
-        <w:t>Documento de Especificacao de Requisitos</w:t>
+        <w:t>Documento de Especificação de Requisitos</w:t>
         <w:br/>
         <w:t>e Modelagem UML</w:t>
       </w:r>
@@ -73,7 +73,7 @@
         <w:rPr>
           <w:sz w:val="22"/>
         </w:rPr>
-        <w:t>Versao 2.1  |  21/06/2026</w:t>
+        <w:t>Versão 2.2  |  23/09/2026</w:t>
       </w:r>
     </w:p>
     <w:p>
@@ -86,7 +86,7 @@
         <w:pStyle w:val="Heading1"/>
       </w:pPr>
       <w:r>
-        <w:t>Sumario</w:t>
+        <w:t>Sumário</w:t>
       </w:r>
     </w:p>
     <w:p>
@@ -94,7 +94,7 @@
         <w:fldChar w:fldCharType="begin"/>
         <w:instrText xml:space="preserve">TOC \o "1-2" \h \z \u</w:instrText>
         <w:fldChar w:fldCharType="separate"/>
-        <w:t>Atualize este campo no Word (Ctrl+A, F9) para gerar o sumario.</w:t>
+        <w:t>Atualize este campo no Word (Ctrl+A, F9) para gerar o sumário.</w:t>
         <w:fldChar w:fldCharType="end"/>
       </w:r>
     </w:p>
@@ -108,7 +108,7 @@
         <w:pStyle w:val="Heading1"/>
       </w:pPr>
       <w:r>
-        <w:t>1. Introducao</w:t>
+        <w:t>1. Introdução</w:t>
       </w:r>
     </w:p>
     <w:p>
@@ -124,7 +124,7 @@
         <w:rPr>
           <w:sz w:val="21"/>
         </w:rPr>
-        <w:t>Este documento especifica os requisitos funcionais e nao-funcionais, as regras de negocio e a modelagem UML do sistema Shiva Zen — plataforma web de gestao para a clinica de estetica Jaqueline Aranha. O conteudo foi derivado diretamente do codigo-fonte da aplicacao (Django 5.2), garantindo aderencia ao comportamento real implementado.</w:t>
+        <w:t>Este documento especifica os requisitos funcionais e não funcionais, as regras de negócio e a modelagem UML do sistema Shiva Zen — plataforma web de gestão da clínica de estética Jaqueline Aranha. O conteúdo foi derivado diretamente do código-fonte da aplicação (Django 5.2, migrations até 0046), garantindo aderência ao comportamento realmente implementado.</w:t>
       </w:r>
     </w:p>
     <w:p>
@@ -140,7 +140,7 @@
         <w:rPr>
           <w:sz w:val="21"/>
         </w:rPr>
-        <w:t>O sistema cobre o agendamento online publico (sem cadastro, identificado por telefone com verificacao OTP por SMS), o portal do profissional, o painel administrativo (agenda, clientes, prontuario, pacotes, promocoes, comissoes, NPS, notificacoes), alem de rotinas automaticas (lembretes, NPS, expiracao de pacotes, expurgo LGPD) e integracoes externas (SMS Zenvia, WhatsApp Meta, e-mail, Google Calendar, Cloudflare Turnstile).</w:t>
+        <w:t>O sistema cobre o agendamento online público (sem senha: a cliente é identificada pelo celular, confirmado por código OTP via SMS em todo agendamento), com aceite da Política de Privacidade, consentimento para dado de saúde e termos do procedimento; a área "Meus agendamentos"; o portal do profissional; o painel administrativo (agenda, agendamento interno, clientes, prontuário com histórico, pacotes, promoções, comissões, NPS e depoimentos, termos, auditoria); rotinas automáticas (lembrete D-1, NPS, pacotes, aniversário, limpeza de status, retenção LGPD) e integrações externas (SMS Zenvia, WhatsApp Meta, e-mail, Google Calendar, Cloudflare Turnstile, Sentry).</w:t>
       </w:r>
     </w:p>
     <w:p>
@@ -148,7 +148,7 @@
         <w:pStyle w:val="Heading2"/>
       </w:pPr>
       <w:r>
-        <w:t>1.3 Visao geral da arquitetura</w:t>
+        <w:t>1.3 Visão geral da arquitetura</w:t>
       </w:r>
     </w:p>
     <w:p>
@@ -156,7 +156,7 @@
         <w:rPr>
           <w:sz w:val="21"/>
         </w:rPr>
-        <w:t>Aplicacao Django monolitica servida por gunicorn, com processamento assincrono via Celery (worker + beat), PostgreSQL como banco primario, Redis (broker, cache e sessao) e frontend em Vite/Tailwind com PWA. A regra de negocio reside em uma camada de servicos e eventos de dominio (EventBus); o estado do atendimento e governado por uma maquina de estados (FSM). Detalhes na secao 8.</w:t>
+        <w:t>Aplicação Django monolítica renderizada no servidor e servida por gunicorn (1 worker × 4 threads) em contêiner Docker no Railway, com PostgreSQL 18 como banco principal (invariantes garantidas por EXCLUDE, CHECK, UNIQUE parciais e triggers). As tarefas Celery rodam em modo síncrono (eager) e os jobs periódicos são disparados por um cron externo via HTTP autenticado; cache e sessão são locais, com Redis opcional. O front-end usa Vite, Tailwind CSS v4, Alpine.js (build CSP) e componentes django-cotton, com PWA. A regra de negócio reside em serviços, sinais de modelo e eventos de domínio (EventBus); o estado do atendimento é governado por uma máquina de estados (FSM). Detalhes nas seções 8 e 10.</w:t>
       </w:r>
     </w:p>
     <w:p>
@@ -177,7 +177,7 @@
         <w:rPr>
           <w:sz w:val="21"/>
         </w:rPr>
-        <w:t>Atores identificados a partir dos papeis de acesso e dos fluxos publicos/internos.</w:t>
+        <w:t>Atores identificados a partir dos papéis de acesso e dos fluxos públicos e internos.</w:t>
       </w:r>
     </w:p>
     <w:tbl>
@@ -222,7 +222,7 @@
                 <w:color w:val="FFFFFF"/>
                 <w:sz w:val="19"/>
               </w:rPr>
-              <w:t>Descricao</w:t>
+              <w:t>Descrição</w:t>
             </w:r>
           </w:p>
         </w:tc>
@@ -252,7 +252,7 @@
               <w:rPr>
                 <w:sz w:val="18"/>
               </w:rPr>
-              <w:t>Pessoa que navega no site público e agenda online sem autenticação. Identidade real do booking é o TELEFONE. Acessa páginas públicas (home, serviços, equipe, promoções, depoimentos), agenda procedimento (3 steps), entra na lista de espera, e responde formulários públicos (anamnese pré-atendimento, pesquisa, NPS, assinatura de termo, confirmação de presença) via link mágico com token urlsafe. Deve ter ≥18 anos. Consentimentos LGPD (email marketing, WhatsApp NPS/confirmação) capturados com IP/timestamp.</w:t>
+              <w:t>Navega no site e agenda sem conta: a identidade é o celular, confirmado por código SMS em todo agendamento. Aceita a Política de Privacidade e os termos, consente o uso do dado de saúde, entra na lista de espera, responde NPS e fichas por link. Precisa ter 18 anos ou mais.</w:t>
             </w:r>
           </w:p>
         </w:tc>
@@ -268,7 +268,7 @@
               <w:rPr>
                 <w:sz w:val="18"/>
               </w:rPr>
-              <w:t>Cliente Recorrente (cadastro existente)</w:t>
+              <w:t>Cliente cadastrada</w:t>
             </w:r>
           </w:p>
         </w:tc>
@@ -282,7 +282,7 @@
               <w:rPr>
                 <w:sz w:val="18"/>
               </w:rPr>
-              <w:t>Cliente já cadastrado (telefone OU email pertencem a um Cliente ativo). Para agendar/reagendar precisa passar pelo gate de OTP via SMS (Zenvia) — anti-sequestro de cadastro. Faz login sem senha em 'Meus Agendamentos' via OTP por email (código enviado por SMS ao telefone cadastrado), consulta agendamentos futuros/passados, reagenda (mín. 24h antecedência) e cancela via token seguro. Pode exercer direitos LGPD (ver/baixar dados, descadastrar marketing).</w:t>
+              <w:t>Cliente com cadastro ativo (mesmo celular). Entra em "Meus agendamentos" por celular ou e-mail (o código vai ao celular do cadastro), reagenda (até 24 h antes), cancela, confirma presença pelo lembrete D-1 e exerce os direitos LGPD (exportar dados, descadastrar).</w:t>
             </w:r>
           </w:p>
         </w:tc>
@@ -298,7 +298,7 @@
               <w:rPr>
                 <w:sz w:val="18"/>
               </w:rPr>
-              <w:t>Profissional / Biomédica</w:t>
+              <w:t>Profissional</w:t>
             </w:r>
           </w:p>
         </w:tc>
@@ -312,7 +312,7 @@
               <w:rPr>
                 <w:sz w:val="18"/>
               </w:rPr>
-              <w:t>Usuário vinculado a um Profissional ativo (decorator profissional_required). Acessa o Portal do Profissional: vê sua própria agenda do dia/semana, aprova ou rejeita agendamentos PENDENTES dele, marca atendimento como REALIZADO, adiciona anotações de sessão e consulta prontuário de clientes que já atendeu (ownership/anti-BOLA: 404 em atendimento de outro profissional). Pode ter Google Calendar conectado (feed ICS / pull).</w:t>
+              <w:t>Usuário PROFISSIONAL vinculado a um profissional ativo. Usa o portal /profissional/: agenda própria, aprova/rejeita os próprios pedidos, marca realizado (com termo aceito ou override auditado), anota a sessão e lê a ficha só das clientes com vínculo. Feed iCal, Google Calendar e push. 2FA opcional (obrigatório se configurado).</w:t>
             </w:r>
           </w:p>
         </w:tc>
@@ -328,7 +328,7 @@
               <w:rPr>
                 <w:sz w:val="18"/>
               </w:rPr>
-              <w:t>Administrador / Gerente / Recepção (staff)</w:t>
+              <w:t>Administrador (ADMIN)</w:t>
             </w:r>
           </w:p>
         </w:tc>
@@ -342,7 +342,7 @@
               <w:rPr>
                 <w:sz w:val="18"/>
               </w:rPr>
-              <w:t>Usuário is_staff (decorator staff_required). Acesso total ao painel: dashboards (overview e financeiro com comissões), gestão de agendamentos (aprovar/rejeitar/cancelar/bulk/status AJAX), calendário drag-drop, clientes e prontuário, profissionais, procedimentos, preços, disponibilidade/exceções/bloqueios de agenda, pacotes (CRUD + venda), promoções (CRUD + disparo de email), lista de espera (notificar), termos de consentimento e compliance, anamneses (formulários), configurações do sistema, branding, usuários admin (CRUD + reset senha + ativar/desativar), auditoria (LogAuditoria), exportar relatório Excel. Login por email/senha em URL oculta com rate-limit; pode/deve ativar 2FA TOTP.</w:t>
+              <w:t>Usuário ADMIN (is_staff), com 2FA obrigatório. Painel completo, incluindo as tarefas de recepção: agenda, agendamento interno, aprovação, clientes e prontuário, profissionais, catálogo, pacotes, promoções, financeiro, comissões, NPS e depoimentos, lista de espera, formulários e termos, usuários, configurações, Branding e auditoria.</w:t>
             </w:r>
           </w:p>
         </w:tc>
@@ -358,7 +358,7 @@
               <w:rPr>
                 <w:sz w:val="18"/>
               </w:rPr>
-              <w:t>Sistema / Cron Externo (cron-job.org)</w:t>
+              <w:t>Sistema / Cron externo</w:t>
             </w:r>
           </w:p>
         </w:tc>
@@ -372,7 +372,7 @@
               <w:rPr>
                 <w:sz w:val="18"/>
               </w:rPr>
-              <w:t>Ator automático. Endpoint POST /cron/run/&lt;job&gt;/ protegido por header X-Cron-Token (HMAC compare) dispara jobs Celery síncronos: lembrete D-1 (WhatsApp), NPS 24h pós-atendimento, alerta de detrator NPS por email, verificação/expiração de pacotes, aniversário de clientes, promoção mensal, limpeza de status (PENDENTE→CANCELADO e AGENDADO/CONFIRMADO→FALTOU após 24h vencido) e purga LGPD de inativos. Também serve healthcheck/liveness.</w:t>
+              <w:t>Agendador externo (cron-job.org ou Railway Cron) que chama POST /cron/run/&lt;job&gt;/ com o header X-Cron-Token: lembrete D-1, NPS, alerta de detrator, pacotes, aniversário, limpeza de status, retenção LGPD, housekeeping e feriados.</w:t>
             </w:r>
           </w:p>
         </w:tc>
@@ -388,7 +388,7 @@
               <w:rPr>
                 <w:sz w:val="18"/>
               </w:rPr>
-              <w:t>Serviços Externos (SMS Zenvia / WhatsApp Meta / Email / Google Calendar / Cloudflare Turnstile)</w:t>
+              <w:t>Serviços externos</w:t>
             </w:r>
           </w:p>
         </w:tc>
@@ -402,7 +402,7 @@
               <w:rPr>
                 <w:sz w:val="18"/>
               </w:rPr>
-              <w:t>Sistemas de terceiros integrados. Zenvia entrega OTP/lembretes por SMS e posta status de entrega em webhook (IP allowlist + HMAC). WhatsApp (Meta Cloud API) recebe respostas via webhook (handshake hub.challenge + X-Hub-Signature-256) e captura nota NPS 0-10. Email (SMTP via Celery async) envia confirmações/cancelamentos/termos/promoções. Google Calendar (OAuth) conecta agenda do profissional (connect/callback/pull + feed ICS). Cloudflare Turnstile valida captcha anti-bot no booking/OTP.</w:t>
+              <w:t>Zenvia (SMS/OTP e status de entrega), WhatsApp Cloud API (lembrete, NPS, aviso de vaga e respostas via webhook assinado), provedor de e-mail, Cloudflare Turnstile, Google Calendar e Sentry.</w:t>
             </w:r>
           </w:p>
         </w:tc>
@@ -482,7 +482,7 @@
                 <w:color w:val="FFFFFF"/>
                 <w:sz w:val="19"/>
               </w:rPr>
-              <w:t>Descricao</w:t>
+              <w:t>Descrição</w:t>
             </w:r>
           </w:p>
         </w:tc>
@@ -512,7 +512,7 @@
               <w:rPr>
                 <w:sz w:val="18"/>
               </w:rPr>
-              <w:t>Cliente (publico)</w:t>
+              <w:t>Cliente (público)</w:t>
             </w:r>
           </w:p>
         </w:tc>
@@ -526,7 +526,7 @@
               <w:rPr>
                 <w:sz w:val="18"/>
               </w:rPr>
-              <w:t>Agendar online escolhendo procedimento, profissional, data e horario disponiveis, fornecendo dados e aceitando os termos LGPD, com confirmacao do agendamento.</w:t>
+              <w:t>Consultar serviços, equipe, promoções (com o mesmo preço do agendamento), galeria e depoimentos autorizados.</w:t>
             </w:r>
           </w:p>
         </w:tc>
@@ -556,7 +556,7 @@
               <w:rPr>
                 <w:sz w:val="18"/>
               </w:rPr>
-              <w:t>Cliente (publico)</w:t>
+              <w:t>Cliente (público)</w:t>
             </w:r>
           </w:p>
         </w:tc>
@@ -570,7 +570,7 @@
               <w:rPr>
                 <w:sz w:val="18"/>
               </w:rPr>
-              <w:t>Validar identidade por OTP via SMS (codigo de 6 digitos) quando for cliente existente no agendamento ou ao acessar dados, dentro da validade de 10 min e limite de tentativas/rate.</w:t>
+              <w:t>Agendar online escolhendo procedimento, data/horário e profissional, confirmando o celular com código SMS.</w:t>
             </w:r>
           </w:p>
         </w:tc>
@@ -600,7 +600,7 @@
               <w:rPr>
                 <w:sz w:val="18"/>
               </w:rPr>
-              <w:t>Sistema</w:t>
+              <w:t>Cliente (público)</w:t>
             </w:r>
           </w:p>
         </w:tc>
@@ -614,7 +614,7 @@
               <w:rPr>
                 <w:sz w:val="18"/>
               </w:rPr>
-              <w:t>Auto-aprovar agendamentos de cliente OTP-validado e sem bloqueio (entram como AGENDADO), encaminhando para PENDENTE apenas em excecao (sem OTP, conflito ou cliente bloqueado).</w:t>
+              <w:t>No agendamento, aceitar a Política de Privacidade e os termos do procedimento, consentir o uso do dado de saúde e responder a ficha de anamnese.</w:t>
             </w:r>
           </w:p>
         </w:tc>
@@ -644,7 +644,7 @@
               <w:rPr>
                 <w:sz w:val="18"/>
               </w:rPr>
-              <w:t>Cliente (publico)</w:t>
+              <w:t>Cliente (público)</w:t>
             </w:r>
           </w:p>
         </w:tc>
@@ -658,7 +658,7 @@
               <w:rPr>
                 <w:sz w:val="18"/>
               </w:rPr>
-              <w:t>Reagendar um atendimento ate 24h antes por link self-service valido por 48h, escolhendo novo horario disponivel.</w:t>
+              <w:t>Acessar "Meus agendamentos" com celular ou e-mail cadastrado (código sempre ao celular) e ver agendamentos futuros e passados.</w:t>
             </w:r>
           </w:p>
         </w:tc>
@@ -688,7 +688,7 @@
               <w:rPr>
                 <w:sz w:val="18"/>
               </w:rPr>
-              <w:t>Cliente (publico)</w:t>
+              <w:t>Cliente (público)</w:t>
             </w:r>
           </w:p>
         </w:tc>
@@ -702,7 +702,7 @@
               <w:rPr>
                 <w:sz w:val="18"/>
               </w:rPr>
-              <w:t>Cancelar um atendimento ate 24h antes via link magico de cancelamento.</w:t>
+              <w:t>Reagendar um atendimento até 24 h antes, escolhendo novo horário disponível.</w:t>
             </w:r>
           </w:p>
         </w:tc>
@@ -732,7 +732,7 @@
               <w:rPr>
                 <w:sz w:val="18"/>
               </w:rPr>
-              <w:t>Cliente (publico)</w:t>
+              <w:t>Cliente (público)</w:t>
             </w:r>
           </w:p>
         </w:tc>
@@ -746,7 +746,7 @@
               <w:rPr>
                 <w:sz w:val="18"/>
               </w:rPr>
-              <w:t>Confirmar presenca pelo link magico (ou WhatsApp), movendo o atendimento para CONFIRMADO.</w:t>
+              <w:t>Cancelar um atendimento futuro.</w:t>
             </w:r>
           </w:p>
         </w:tc>
@@ -776,7 +776,7 @@
               <w:rPr>
                 <w:sz w:val="18"/>
               </w:rPr>
-              <w:t>Cliente (publico)</w:t>
+              <w:t>Cliente (público)</w:t>
             </w:r>
           </w:p>
         </w:tc>
@@ -790,7 +790,7 @@
               <w:rPr>
                 <w:sz w:val="18"/>
               </w:rPr>
-              <w:t>Acessar 'Meus agendamentos' (auto-servico) via login por email/telefone + OTP SMS, consultando e gerenciando seus proprios agendamentos sem senha.</w:t>
+              <w:t>Confirmar presença ou cancelar pelo link do lembrete D-1 do WhatsApp.</w:t>
             </w:r>
           </w:p>
         </w:tc>
@@ -820,7 +820,7 @@
               <w:rPr>
                 <w:sz w:val="18"/>
               </w:rPr>
-              <w:t>Cliente (publico)</w:t>
+              <w:t>Cliente (público)</w:t>
             </w:r>
           </w:p>
         </w:tc>
@@ -834,7 +834,7 @@
               <w:rPr>
                 <w:sz w:val="18"/>
               </w:rPr>
-              <w:t>Entrar na lista de espera de um procedimento/profissional e, em caso de cancelamento, ser notificado e ter o slot reservado por 30 min.</w:t>
+              <w:t>Aceitar termos pendentes pelo link do atendimento.</w:t>
             </w:r>
           </w:p>
         </w:tc>
@@ -864,7 +864,7 @@
               <w:rPr>
                 <w:sz w:val="18"/>
               </w:rPr>
-              <w:t>Cliente (publico)</w:t>
+              <w:t>Cliente (público)</w:t>
             </w:r>
           </w:p>
         </w:tc>
@@ -878,7 +878,7 @@
               <w:rPr>
                 <w:sz w:val="18"/>
               </w:rPr>
-              <w:t>Preencher formulario de anamnese publica enviado por link (token) antes do atendimento.</w:t>
+              <w:t>Entrar na lista de espera e receber aviso de vaga por e-mail/WhatsApp.</w:t>
             </w:r>
           </w:p>
         </w:tc>
@@ -908,7 +908,7 @@
               <w:rPr>
                 <w:sz w:val="18"/>
               </w:rPr>
-              <w:t>Cliente (publico)</w:t>
+              <w:t>Cliente (público)</w:t>
             </w:r>
           </w:p>
         </w:tc>
@@ -922,7 +922,7 @@
               <w:rPr>
                 <w:sz w:val="18"/>
               </w:rPr>
-              <w:t>Responder pesquisa NPS (nota 0-10) e pesquisa pos-atendimento online via link com token.</w:t>
+              <w:t>Responder o NPS (0–10) e autorizar a publicação do depoimento.</w:t>
             </w:r>
           </w:p>
         </w:tc>
@@ -952,7 +952,7 @@
               <w:rPr>
                 <w:sz w:val="18"/>
               </w:rPr>
-              <w:t>Cliente (publico)</w:t>
+              <w:t>Cliente (público)</w:t>
             </w:r>
           </w:p>
         </w:tc>
@@ -966,7 +966,7 @@
               <w:rPr>
                 <w:sz w:val="18"/>
               </w:rPr>
-              <w:t>Solicitar export/consulta dos proprios dados (DSAR) em /lgpd/meus-dados mediante OTP DSAR, e descadastrar-se das comunicacoes via link de unsubscribe.</w:t>
+              <w:t>Responder ficha de anamnese por link, com consentimento para dado de saúde.</w:t>
             </w:r>
           </w:p>
         </w:tc>
@@ -996,7 +996,7 @@
               <w:rPr>
                 <w:sz w:val="18"/>
               </w:rPr>
-              <w:t>Recepcao</w:t>
+              <w:t>Cliente (público)</w:t>
             </w:r>
           </w:p>
         </w:tc>
@@ -1010,7 +1010,7 @@
               <w:rPr>
                 <w:sz w:val="18"/>
               </w:rPr>
-              <w:t>Aprovar ou rejeitar agendamentos PENDENTES (aprovar -&gt; AGENDADO com e-mail; rejeitar -&gt; CANCELADO) e agendar manualmente, inclusive para clientes bloqueados online.</w:t>
+              <w:t>Baixar os próprios dados (DSAR) com código SMS e descadastrar-se de marketing e pesquisas.</w:t>
             </w:r>
           </w:p>
         </w:tc>
@@ -1040,7 +1040,7 @@
               <w:rPr>
                 <w:sz w:val="18"/>
               </w:rPr>
-              <w:t>Recepcao/Admin</w:t>
+              <w:t>Sistema</w:t>
             </w:r>
           </w:p>
         </w:tc>
@@ -1054,7 +1054,7 @@
               <w:rPr>
                 <w:sz w:val="18"/>
               </w:rPr>
-              <w:t>Marcar atendimentos como REALIZADO, FALTOU, CANCELADO, disparando comissao, retorno obrigatorio, cashback e demais regras conforme a FSM.</w:t>
+              <w:t>Oferecer o WhatsApp da clínica como caminho de agendamento quando o SMS não estiver disponível.</w:t>
             </w:r>
           </w:p>
         </w:tc>
@@ -1084,7 +1084,7 @@
               <w:rPr>
                 <w:sz w:val="18"/>
               </w:rPr>
-              <w:t>Admin/Recepcao</w:t>
+              <w:t>Equipe</w:t>
             </w:r>
           </w:p>
         </w:tc>
@@ -1098,7 +1098,7 @@
               <w:rPr>
                 <w:sz w:val="18"/>
               </w:rPr>
-              <w:t>Gerenciar clientes no painel: cadastro, edicao, busca (PII mascarada na API), soft-delete, consentimentos e contador de faltas/bloqueio.</w:t>
+              <w:t>Entrar com e-mail e senha, cadastrar e validar 2FA (obrigatório para ADMIN) e redefinir a senha por link.</w:t>
             </w:r>
           </w:p>
         </w:tc>
@@ -1128,7 +1128,7 @@
               <w:rPr>
                 <w:sz w:val="18"/>
               </w:rPr>
-              <w:t>Admin/Recepcao/Profissional</w:t>
+              <w:t>ADMIN</w:t>
             </w:r>
           </w:p>
         </w:tc>
@@ -1142,7 +1142,7 @@
               <w:rPr>
                 <w:sz w:val="18"/>
               </w:rPr>
-              <w:t>Visualizar e operar a agenda (FullCalendar), com horarios, bloqueios, excecoes, feriados e disponibilidade calculada por profissional.</w:t>
+              <w:t>Aprovar ou rejeitar pedidos PENDENTES (individual ou em lote), com e-mail à cliente.</w:t>
             </w:r>
           </w:p>
         </w:tc>
@@ -1172,7 +1172,7 @@
               <w:rPr>
                 <w:sz w:val="18"/>
               </w:rPr>
-              <w:t>Profissional</w:t>
+              <w:t>ADMIN (recepção)</w:t>
             </w:r>
           </w:p>
         </w:tc>
@@ -1186,7 +1186,7 @@
               <w:rPr>
                 <w:sz w:val="18"/>
               </w:rPr>
-              <w:t>Acessar o portal/painel do profissional com sua agenda propria, prontuario e anotacoes de sessao, restrito aos seus proprios atendimentos (ownership anti-BOLA).</w:t>
+              <w:t>Agendar pelo painel para cliente existente ou nova, com os horários do mesmo cálculo do site.</w:t>
             </w:r>
           </w:p>
         </w:tc>
@@ -1216,7 +1216,7 @@
               <w:rPr>
                 <w:sz w:val="18"/>
               </w:rPr>
-              <w:t>Admin/Profissional</w:t>
+              <w:t>ADMIN</w:t>
             </w:r>
           </w:p>
         </w:tc>
@@ -1230,7 +1230,7 @@
               <w:rPr>
                 <w:sz w:val="18"/>
               </w:rPr>
-              <w:t>Registrar e consultar prontuario, anamnese base e anotacoes clinicas de sessao por atendimento, com autor.</w:t>
+              <w:t>Operar a agenda: lista com filtros, calendário com arrastar-e-soltar, mudança de status pela FSM, valor cobrado, link do termo e override "Realizado sem termo aceito".</w:t>
             </w:r>
           </w:p>
         </w:tc>
@@ -1260,7 +1260,7 @@
               <w:rPr>
                 <w:sz w:val="18"/>
               </w:rPr>
-              <w:t>Admin/Recepcao</w:t>
+              <w:t>Profissional</w:t>
             </w:r>
           </w:p>
         </w:tc>
@@ -1274,7 +1274,7 @@
               <w:rPr>
                 <w:sz w:val="18"/>
               </w:rPr>
-              <w:t>Gerenciar pacotes: vender pacote (sessoes/valor/expiracao), consumir 1 sessao por atendimento e acompanhar status (ATIVO/FINALIZADO/CANCELADO/EXPIRADO).</w:t>
+              <w:t>Usar o portal: agenda do dia/semana, pedidos pendentes (aprovar/rejeitar), marcar realizado, anotar a sessão, ver alertas de saúde e a ficha das clientes com vínculo, ativar push.</w:t>
             </w:r>
           </w:p>
         </w:tc>
@@ -1304,7 +1304,7 @@
               <w:rPr>
                 <w:sz w:val="18"/>
               </w:rPr>
-              <w:t>Admin</w:t>
+              <w:t>ADMIN / Profissional</w:t>
             </w:r>
           </w:p>
         </w:tc>
@@ -1318,7 +1318,7 @@
               <w:rPr>
                 <w:sz w:val="18"/>
               </w:rPr>
-              <w:t>Criar e gerenciar promocoes (desconto 0-100% XOR preco fixo) e precos por vigencia sem sobreposicao, alem da habilitacao profissional-procedimento.</w:t>
+              <w:t>Registrar e consultar o prontuário com histórico de versões e as anotações de sessão.</w:t>
             </w:r>
           </w:p>
         </w:tc>
@@ -1348,7 +1348,7 @@
               <w:rPr>
                 <w:sz w:val="18"/>
               </w:rPr>
-              <w:t>Admin</w:t>
+              <w:t>ADMIN</w:t>
             </w:r>
           </w:p>
         </w:tc>
@@ -1362,7 +1362,7 @@
               <w:rPr>
                 <w:sz w:val="18"/>
               </w:rPr>
-              <w:t>Configurar regras de comissao (RegraComissao por profissional/procedimento, percentual ou fixo) e acompanhar comissoes geradas e estornadas por atendimento.</w:t>
+              <w:t>Gerir clientes: busca, ficha com alertas, pacotes, histórico e edição validada (telefone/CPF/e-mail únicos).</w:t>
             </w:r>
           </w:p>
         </w:tc>
@@ -1392,7 +1392,7 @@
               <w:rPr>
                 <w:sz w:val="18"/>
               </w:rPr>
-              <w:t>Admin</w:t>
+              <w:t>ADMIN</w:t>
             </w:r>
           </w:p>
         </w:tc>
@@ -1406,7 +1406,7 @@
               <w:rPr>
                 <w:sz w:val="18"/>
               </w:rPr>
-              <w:t>Acompanhar e responder NPS coletado, visualizando notas e pesquisas pos-atendimento.</w:t>
+              <w:t>Gerir profissionais (expediente, exceções, antecedências, novo link do feed iCal), procedimentos, preços, habilitações e bloqueios de agenda (inclusive para todos os profissionais).</w:t>
             </w:r>
           </w:p>
         </w:tc>
@@ -1436,7 +1436,7 @@
               <w:rPr>
                 <w:sz w:val="18"/>
               </w:rPr>
-              <w:t>Admin/Sistema</w:t>
+              <w:t>ADMIN</w:t>
             </w:r>
           </w:p>
         </w:tc>
@@ -1450,7 +1450,7 @@
               <w:rPr>
                 <w:sz w:val="18"/>
               </w:rPr>
-              <w:t>Gerenciar notificacoes multicanal (WhatsApp, Email, SMS, Push PWA) com tipos lembrete/confirmacao/NPS/pesquisa/cancelamento/aprovacao e status PENDENTE/ENVIADO/FALHOU, incluindo lembrete D-1.</w:t>
+              <w:t>Gerir pacotes: criar/editar, vender, acompanhar saldo e validade, cancelar com valor devolvido.</w:t>
             </w:r>
           </w:p>
         </w:tc>
@@ -1480,7 +1480,7 @@
               <w:rPr>
                 <w:sz w:val="18"/>
               </w:rPr>
-              <w:t>Staff (Admin/Profissional/Recepcao)</w:t>
+              <w:t>ADMIN</w:t>
             </w:r>
           </w:p>
         </w:tc>
@@ -1494,7 +1494,7 @@
               <w:rPr>
                 <w:sz w:val="18"/>
               </w:rPr>
-              <w:t>Autenticar-se por email + senha com 2FA TOTP (QR + app autenticador + backup codes) e lockout por django-axes; reset de senha com token curto.</w:t>
+              <w:t>Gerir promoções e disparar e-mail de promoção para clientes com consentimento.</w:t>
             </w:r>
           </w:p>
         </w:tc>
@@ -1524,7 +1524,7 @@
               <w:rPr>
                 <w:sz w:val="18"/>
               </w:rPr>
-              <w:t>Cliente (publico)</w:t>
+              <w:t>ADMIN</w:t>
             </w:r>
           </w:p>
         </w:tc>
@@ -1538,7 +1538,7 @@
               <w:rPr>
                 <w:sz w:val="18"/>
               </w:rPr>
-              <w:t>Receber cashback por indicacao (R$50 no 1o atendimento pago da indicada) e usar saldo da carteira a partir de R$10, com estorno em cancelamento.</w:t>
+              <w:t>Acompanhar dashboard e financeiro (faturamento, faltas, rankings), pagar comissões e exportar relatório em Excel.</w:t>
             </w:r>
           </w:p>
         </w:tc>
@@ -1568,7 +1568,7 @@
               <w:rPr>
                 <w:sz w:val="18"/>
               </w:rPr>
-              <w:t>Sistema</w:t>
+              <w:t>ADMIN</w:t>
             </w:r>
           </w:p>
         </w:tc>
@@ -1582,7 +1582,7 @@
               <w:rPr>
                 <w:sz w:val="18"/>
               </w:rPr>
-              <w:t>Gerar automaticamente o atendimento de retorno gratuito (PENDENTE, valor 0) quando o procedimento exige retorno e o atendimento e marcado REALIZADO, de forma idempotente.</w:t>
+              <w:t>Acompanhar o NPS e aprovar ou retirar depoimentos do site.</w:t>
             </w:r>
           </w:p>
         </w:tc>
@@ -1612,7 +1612,7 @@
               <w:rPr>
                 <w:sz w:val="18"/>
               </w:rPr>
-              <w:t>Cliente (publico)</w:t>
+              <w:t>ADMIN</w:t>
             </w:r>
           </w:p>
         </w:tc>
@@ -1626,7 +1626,7 @@
               <w:rPr>
                 <w:sz w:val="18"/>
               </w:rPr>
-              <w:t>Receber cupom de aniversario de 15% valido por 7 dias por e-mail automatico.</w:t>
+              <w:t>Ver a lista de espera e avisar manualmente a cliente de uma vaga.</w:t>
             </w:r>
           </w:p>
         </w:tc>
@@ -1656,7 +1656,7 @@
               <w:rPr>
                 <w:sz w:val="18"/>
               </w:rPr>
-              <w:t>Profissional</w:t>
+              <w:t>ADMIN</w:t>
             </w:r>
           </w:p>
         </w:tc>
@@ -1670,7 +1670,7 @@
               <w:rPr>
                 <w:sz w:val="18"/>
               </w:rPr>
-              <w:t>Assinar feed iCal (.ics) da propria agenda via token e sincronizar agenda com Google Calendar (OAuth bidirecional).</w:t>
+              <w:t>Gerir formulários de anamnese e termos versionados, e acompanhar a conformidade dos aceites.</w:t>
             </w:r>
           </w:p>
         </w:tc>
@@ -1700,7 +1700,7 @@
               <w:rPr>
                 <w:sz w:val="18"/>
               </w:rPr>
-              <w:t>Staff (consumidor API)</w:t>
+              <w:t>ADMIN</w:t>
             </w:r>
           </w:p>
         </w:tc>
@@ -1714,7 +1714,7 @@
               <w:rPr>
                 <w:sz w:val="18"/>
               </w:rPr>
-              <w:t>Consultar a REST API v1 (DRF read-only, requer staff) de profissionais, procedimentos, clientes (PII mascarada) e atendimentos, com documentacao OpenAPI/Swagger.</w:t>
+              <w:t>Gerir usuários da equipe, configurações, Branding (contatos e marca), notificações e consultar a auditoria.</w:t>
             </w:r>
           </w:p>
         </w:tc>
@@ -1744,7 +1744,7 @@
               <w:rPr>
                 <w:sz w:val="18"/>
               </w:rPr>
-              <w:t>Sistema externo</w:t>
+              <w:t>Sistema</w:t>
             </w:r>
           </w:p>
         </w:tc>
@@ -1758,7 +1758,7 @@
               <w:rPr>
                 <w:sz w:val="18"/>
               </w:rPr>
-              <w:t>Receber webhooks de WhatsApp (Meta) e Zenvia (SMS) e executar jobs de cron protegidos por token (CRON_TOKEN) para tarefas periodicas (expurgo, NPS, expiracao de pacotes, backups).</w:t>
+              <w:t>Executar jobs periódicos por cron HTTP autenticado: lembrete D-1, NPS, alerta de detrator, pacotes, aniversário, limpeza de status, retenção LGPD, housekeeping e feriados.</w:t>
             </w:r>
           </w:p>
         </w:tc>
@@ -1788,7 +1788,7 @@
               <w:rPr>
                 <w:sz w:val="18"/>
               </w:rPr>
-              <w:t>Admin/Recepcao</w:t>
+              <w:t>Sistema</w:t>
             </w:r>
           </w:p>
         </w:tc>
@@ -1802,7 +1802,183 @@
               <w:rPr>
                 <w:sz w:val="18"/>
               </w:rPr>
-              <w:t>Gerenciar termos versionados (LGPD/procedimento) mantendo apenas 1 versao ativa por escopo e registrando aceites como evidencia legal.</w:t>
+              <w:t>Criar automaticamente o retorno gratuito quando o procedimento exige.</w:t>
+            </w:r>
+          </w:p>
+        </w:tc>
+      </w:tr>
+      <w:tr>
+        <w:tc>
+          <w:tcPr>
+            <w:tcW w:type="dxa" w:w="864"/>
+          </w:tcPr>
+          <w:p>
+            <w:r/>
+            <w:r>
+              <w:rPr>
+                <w:sz w:val="18"/>
+              </w:rPr>
+              <w:t>RF31</w:t>
+            </w:r>
+          </w:p>
+        </w:tc>
+        <w:tc>
+          <w:tcPr>
+            <w:tcW w:type="dxa" w:w="2016"/>
+          </w:tcPr>
+          <w:p>
+            <w:r/>
+            <w:r>
+              <w:rPr>
+                <w:sz w:val="18"/>
+              </w:rPr>
+              <w:t>Sistema</w:t>
+            </w:r>
+          </w:p>
+        </w:tc>
+        <w:tc>
+          <w:tcPr>
+            <w:tcW w:type="dxa" w:w="6768"/>
+          </w:tcPr>
+          <w:p>
+            <w:r/>
+            <w:r>
+              <w:rPr>
+                <w:sz w:val="18"/>
+              </w:rPr>
+              <w:t>Calcular comissão, liberar/estornar cashback e debitar sessão de pacote automaticamente conforme as transições.</w:t>
+            </w:r>
+          </w:p>
+        </w:tc>
+      </w:tr>
+      <w:tr>
+        <w:tc>
+          <w:tcPr>
+            <w:tcW w:type="dxa" w:w="864"/>
+          </w:tcPr>
+          <w:p>
+            <w:r/>
+            <w:r>
+              <w:rPr>
+                <w:sz w:val="18"/>
+              </w:rPr>
+              <w:t>RF32</w:t>
+            </w:r>
+          </w:p>
+        </w:tc>
+        <w:tc>
+          <w:tcPr>
+            <w:tcW w:type="dxa" w:w="2016"/>
+          </w:tcPr>
+          <w:p>
+            <w:r/>
+            <w:r>
+              <w:rPr>
+                <w:sz w:val="18"/>
+              </w:rPr>
+              <w:t>Sistema externo</w:t>
+            </w:r>
+          </w:p>
+        </w:tc>
+        <w:tc>
+          <w:tcPr>
+            <w:tcW w:type="dxa" w:w="6768"/>
+          </w:tcPr>
+          <w:p>
+            <w:r/>
+            <w:r>
+              <w:rPr>
+                <w:sz w:val="18"/>
+              </w:rPr>
+              <w:t>Receber webhooks do WhatsApp (resposta de NPS) e da Zenvia (status de SMS), autenticados.</w:t>
+            </w:r>
+          </w:p>
+        </w:tc>
+      </w:tr>
+      <w:tr>
+        <w:tc>
+          <w:tcPr>
+            <w:tcW w:type="dxa" w:w="864"/>
+          </w:tcPr>
+          <w:p>
+            <w:r/>
+            <w:r>
+              <w:rPr>
+                <w:sz w:val="18"/>
+              </w:rPr>
+              <w:t>RF33</w:t>
+            </w:r>
+          </w:p>
+        </w:tc>
+        <w:tc>
+          <w:tcPr>
+            <w:tcW w:type="dxa" w:w="2016"/>
+          </w:tcPr>
+          <w:p>
+            <w:r/>
+            <w:r>
+              <w:rPr>
+                <w:sz w:val="18"/>
+              </w:rPr>
+              <w:t>ADMIN</w:t>
+            </w:r>
+          </w:p>
+        </w:tc>
+        <w:tc>
+          <w:tcPr>
+            <w:tcW w:type="dxa" w:w="6768"/>
+          </w:tcPr>
+          <w:p>
+            <w:r/>
+            <w:r>
+              <w:rPr>
+                <w:sz w:val="18"/>
+              </w:rPr>
+              <w:t>Consultar a API REST somente leitura (profissionais, procedimentos, clientes com PII mascarada, atendimentos) e a documentação Swagger.</w:t>
+            </w:r>
+          </w:p>
+        </w:tc>
+      </w:tr>
+      <w:tr>
+        <w:tc>
+          <w:tcPr>
+            <w:tcW w:type="dxa" w:w="864"/>
+          </w:tcPr>
+          <w:p>
+            <w:r/>
+            <w:r>
+              <w:rPr>
+                <w:sz w:val="18"/>
+              </w:rPr>
+              <w:t>RF34</w:t>
+            </w:r>
+          </w:p>
+        </w:tc>
+        <w:tc>
+          <w:tcPr>
+            <w:tcW w:type="dxa" w:w="2016"/>
+          </w:tcPr>
+          <w:p>
+            <w:r/>
+            <w:r>
+              <w:rPr>
+                <w:sz w:val="18"/>
+              </w:rPr>
+              <w:t>Profissional</w:t>
+            </w:r>
+          </w:p>
+        </w:tc>
+        <w:tc>
+          <w:tcPr>
+            <w:tcW w:type="dxa" w:w="6768"/>
+          </w:tcPr>
+          <w:p>
+            <w:r/>
+            <w:r>
+              <w:rPr>
+                <w:sz w:val="18"/>
+              </w:rPr>
+              <w:t>Assinar o feed iCal da própria agenda e conectar o Google Calendar.</w:t>
             </w:r>
           </w:p>
         </w:tc>
@@ -1819,7 +1995,7 @@
         <w:pStyle w:val="Heading1"/>
       </w:pPr>
       <w:r>
-        <w:t>4. Requisitos Nao-Funcionais</w:t>
+        <w:t>4. Requisitos Não Funcionais</w:t>
       </w:r>
     </w:p>
     <w:tbl>
@@ -1882,7 +2058,7 @@
                 <w:color w:val="FFFFFF"/>
                 <w:sz w:val="19"/>
               </w:rPr>
-              <w:t>Descricao</w:t>
+              <w:t>Descrição</w:t>
             </w:r>
           </w:p>
         </w:tc>
@@ -1912,7 +2088,7 @@
               <w:rPr>
                 <w:sz w:val="18"/>
               </w:rPr>
-              <w:t>Seguranca</w:t>
+              <w:t>Segurança</w:t>
             </w:r>
           </w:p>
         </w:tc>
@@ -1926,7 +2102,7 @@
               <w:rPr>
                 <w:sz w:val="18"/>
               </w:rPr>
-              <w:t>Content-Security-Policy com nonce por request, sem unsafe-inline em script-src/style-src (tests de regressao garantem). Permanece unsafe-inline apenas em script-src-attr/style-src-attr ate migrar handlers inline (Lote 3.5).</w:t>
+              <w:t>Content-Security-Policy com nonce por request, sem unsafe-inline em script-src/style-src e sem handlers inline; libs de CDN só por caminho versionado e com SRI; frame-ancestors none (exceto o widget).</w:t>
             </w:r>
           </w:p>
         </w:tc>
@@ -1956,7 +2132,7 @@
               <w:rPr>
                 <w:sz w:val="18"/>
               </w:rPr>
-              <w:t>Seguranca</w:t>
+              <w:t>Segurança</w:t>
             </w:r>
           </w:p>
         </w:tc>
@@ -1970,7 +2146,7 @@
               <w:rPr>
                 <w:sz w:val="18"/>
               </w:rPr>
-              <w:t>Headers de seguranca: HSTS 1 ano com includeSubDomains e preload, X-Frame-Options DENY, X-Content-Type-Options nosniff, Referrer-Policy strict-origin-when-cross-origin, COOP/CORP e Permissions-Policy. SSL redirect e HTTPS forcado em producao.</w:t>
+              <w:t>HTTPS obrigatório com HSTS de 1 ano (preload), X-Frame-Options DENY, nosniff, COOP/CORP, Permissions-Policy e cookies HttpOnly/SameSite/Secure.</w:t>
             </w:r>
           </w:p>
         </w:tc>
@@ -1986,7 +2162,7 @@
               <w:rPr>
                 <w:sz w:val="18"/>
               </w:rPr>
-              <w:t>RNF02b</w:t>
+              <w:t>RNF03</w:t>
             </w:r>
           </w:p>
         </w:tc>
@@ -2000,7 +2176,7 @@
               <w:rPr>
                 <w:sz w:val="18"/>
               </w:rPr>
-              <w:t>Seguranca</w:t>
+              <w:t>Segurança</w:t>
             </w:r>
           </w:p>
         </w:tc>
@@ -2014,7 +2190,7 @@
               <w:rPr>
                 <w:sz w:val="18"/>
               </w:rPr>
-              <w:t>2FA TOTP para staff (django-two-factor-auth) com QR, app autenticador e 10 backup codes; meta de tornar obrigatorio para ADMIN/staff que ve PII clinico.</w:t>
+              <w:t>2FA TOTP obrigatório para ADMIN, conferido a cada request em painel, API, Django admin e push; sem tela de login paralela; recuperação só por comando no servidor.</w:t>
             </w:r>
           </w:p>
         </w:tc>
@@ -2030,7 +2206,7 @@
               <w:rPr>
                 <w:sz w:val="18"/>
               </w:rPr>
-              <w:t>RNF03</w:t>
+              <w:t>RNF04</w:t>
             </w:r>
           </w:p>
         </w:tc>
@@ -2044,7 +2220,7 @@
               <w:rPr>
                 <w:sz w:val="18"/>
               </w:rPr>
-              <w:t>Seguranca</w:t>
+              <w:t>Segurança</w:t>
             </w:r>
           </w:p>
         </w:tc>
@@ -2058,7 +2234,7 @@
               <w:rPr>
                 <w:sz w:val="18"/>
               </w:rPr>
-              <w:t>OTP cripto-seguro (secrets.randbelow), armazenado como hash SHA-256, nunca em texto plano nem logado; propositos isolados (AGENDAMENTO/LOGIN/DSAR); meta de endurecer com salt/pepper e hmac.compare_digest (constant-time).</w:t>
+              <w:t>OTP com HMAC-SHA256 e a SECRET_KEY, comparação em tempo constante, 5 tentativas, propósitos isolados e desafio preso ao telefone.</w:t>
             </w:r>
           </w:p>
         </w:tc>
@@ -2074,7 +2250,7 @@
               <w:rPr>
                 <w:sz w:val="18"/>
               </w:rPr>
-              <w:t>RNF04</w:t>
+              <w:t>RNF05</w:t>
             </w:r>
           </w:p>
         </w:tc>
@@ -2088,7 +2264,7 @@
               <w:rPr>
                 <w:sz w:val="18"/>
               </w:rPr>
-              <w:t>Seguranca</w:t>
+              <w:t>Segurança</w:t>
             </w:r>
           </w:p>
         </w:tc>
@@ -2102,7 +2278,7 @@
               <w:rPr>
                 <w:sz w:val="18"/>
               </w:rPr>
-              <w:t>OTP anti-sequestro: cliente existente exige validacao OTP antes de agendar em seu nome; fluxos LOGIN e DSAR sao anti-enumeracao (resposta uniforme); meta de remover vazamento cliente_existente do fluxo de agendamento.</w:t>
+              <w:t>Rate-limit em camadas: cotas de SMS (telefone, IP, global), limites por IP nos endpoints públicos, django-axes no login, throttling da API; captcha Turnstile no pedido de código.</w:t>
             </w:r>
           </w:p>
         </w:tc>
@@ -2118,7 +2294,7 @@
               <w:rPr>
                 <w:sz w:val="18"/>
               </w:rPr>
-              <w:t>RNF05</w:t>
+              <w:t>RNF06</w:t>
             </w:r>
           </w:p>
         </w:tc>
@@ -2132,7 +2308,7 @@
               <w:rPr>
                 <w:sz w:val="18"/>
               </w:rPr>
-              <w:t>Seguranca</w:t>
+              <w:t>Privacidade</w:t>
             </w:r>
           </w:p>
         </w:tc>
@@ -2146,7 +2322,7 @@
               <w:rPr>
                 <w:sz w:val="18"/>
               </w:rPr>
-              <w:t>Rate limiting em camadas: OTP reenvio &gt;=60s, 3/h por telefone, 10/h por IP, 60/h global; HTTP 5-10/min por IP em endpoints sensiveis; django-axes 5 tentativas/cooloff 1h no login staff; DRF throttling 60/h anonimo e 1000/h user; Cloudflare Turnstile em forms publicos.</w:t>
+              <w:t>Áreas privadas sem cache no navegador (no-store), Referrer-Policy no-referrer nas rotas com token, Clear-Site-Data no logout, tokens redigidos no access log e no Sentry.</w:t>
             </w:r>
           </w:p>
         </w:tc>
@@ -2162,7 +2338,7 @@
               <w:rPr>
                 <w:sz w:val="18"/>
               </w:rPr>
-              <w:t>RNF06</w:t>
+              <w:t>RNF07</w:t>
             </w:r>
           </w:p>
         </w:tc>
@@ -2176,7 +2352,7 @@
               <w:rPr>
                 <w:sz w:val="18"/>
               </w:rPr>
-              <w:t>Seguranca</w:t>
+              <w:t>Segurança</w:t>
             </w:r>
           </w:p>
         </w:tc>
@@ -2190,7 +2366,7 @@
               <w:rPr>
                 <w:sz w:val="18"/>
               </w:rPr>
-              <w:t>Webhooks e cron jobs protegidos por token (CRON_TOKEN); CSRF token em forms e X-CSRFToken nos fetch com CSRF_TRUSTED_ORIGINS. (Meta de evolucao: assinatura HMAC nos tokens de contexto via TimestampSigner e nos webhooks recebidos.)</w:t>
+              <w:t>Segredos só em variáveis de ambiente; SECRET_KEY obrigatória fora de DEBUG; DJANGO_ENV inválido derruba o boot; system checks (aranha.W001–W009) apontam configuração de produção faltando.</w:t>
             </w:r>
           </w:p>
         </w:tc>
@@ -2206,7 +2382,7 @@
               <w:rPr>
                 <w:sz w:val="18"/>
               </w:rPr>
-              <w:t>RNF07</w:t>
+              <w:t>RNF08</w:t>
             </w:r>
           </w:p>
         </w:tc>
@@ -2220,7 +2396,7 @@
               <w:rPr>
                 <w:sz w:val="18"/>
               </w:rPr>
-              <w:t>Seguranca</w:t>
+              <w:t>Confiabilidade</w:t>
             </w:r>
           </w:p>
         </w:tc>
@@ -2234,7 +2410,7 @@
               <w:rPr>
                 <w:sz w:val="18"/>
               </w:rPr>
-              <w:t>Tokens gerados com secrets.token_urlsafe (cripto-seguros); cookies HTTPONLY + SameSite=Lax + Secure em prod; cycle_key apos login; sessao 8h e expira ao fechar o browser. Meta de TTL/revogacao nos tokens hoje infinitos (cancelamento, descadastro, ics).</w:t>
+              <w:t>Canais de mensagem falham fechado: sem credencial nada é enviado nem marcado como enviado; I/O externo só após o commit.</w:t>
             </w:r>
           </w:p>
         </w:tc>
@@ -2250,7 +2426,7 @@
               <w:rPr>
                 <w:sz w:val="18"/>
               </w:rPr>
-              <w:t>RNF08</w:t>
+              <w:t>RNF09</w:t>
             </w:r>
           </w:p>
         </w:tc>
@@ -2264,7 +2440,7 @@
               <w:rPr>
                 <w:sz w:val="18"/>
               </w:rPr>
-              <w:t>Seguranca</w:t>
+              <w:t>LGPD</w:t>
             </w:r>
           </w:p>
         </w:tc>
@@ -2278,7 +2454,7 @@
               <w:rPr>
                 <w:sz w:val="18"/>
               </w:rPr>
-              <w:t>Gestao de secrets sem hardcode (env vars Railway), SECRET_KEY obrigatoria em prod, .gitignore/.dockerignore cobrindo segredos; limites de upload (5MB, 200 campos) e bleach/json_script contra XSS em conteudo controlado pelo usuario.</w:t>
+              <w:t>Consentimentos granulares com data e IP; aceite da política e dos termos com prova (IP, navegador, SHA-256); consentimento específico para dado de saúde (art. 11).</w:t>
             </w:r>
           </w:p>
         </w:tc>
@@ -2294,7 +2470,7 @@
               <w:rPr>
                 <w:sz w:val="18"/>
               </w:rPr>
-              <w:t>RNF09</w:t>
+              <w:t>RNF10</w:t>
             </w:r>
           </w:p>
         </w:tc>
@@ -2322,7 +2498,7 @@
               <w:rPr>
                 <w:sz w:val="18"/>
               </w:rPr>
-              <w:t>Consentimentos granulares (email_marketing, whatsapp_nps, whatsapp_confirmacao) com data e IP; aceite de termos versionados como evidencia legal; banner de cookies granular.</w:t>
+              <w:t>Retenção automatizada (OTP, notificações, auditoria, logs de login, clientes inativas/excluídas, fichas de pedidos não realizados, lista de espera) e direito ao esquecimento com pseudonimização.</w:t>
             </w:r>
           </w:p>
         </w:tc>
@@ -2338,7 +2514,7 @@
               <w:rPr>
                 <w:sz w:val="18"/>
               </w:rPr>
-              <w:t>RNF10</w:t>
+              <w:t>RNF11</w:t>
             </w:r>
           </w:p>
         </w:tc>
@@ -2366,7 +2542,7 @@
               <w:rPr>
                 <w:sz w:val="18"/>
               </w:rPr>
-              <w:t>Soft-delete de entidades com PII (deletado_em) e job semanal de anonimizacao apos 30 dias; cliente inativo anonimizado em 5 anos; descadastro one-click por token de unsubscribe.</w:t>
+              <w:t>Direitos do titular: acesso/portabilidade (DSAR em JSON), correção pela clínica, revogação de consentimento, anonimização.</w:t>
             </w:r>
           </w:p>
         </w:tc>
@@ -2382,7 +2558,7 @@
               <w:rPr>
                 <w:sz w:val="18"/>
               </w:rPr>
-              <w:t>RNF11</w:t>
+              <w:t>RNF12</w:t>
             </w:r>
           </w:p>
         </w:tc>
@@ -2410,7 +2586,7 @@
               <w:rPr>
                 <w:sz w:val="18"/>
               </w:rPr>
-              <w:t>Direitos do titular implementados: DSAR/export JSON em /lgpd/meus-dados com challenge OTP, confirmacao/acesso, correcao pelo admin, portabilidade, revogacao de consent e eliminacao via soft-delete + purge job.</w:t>
+              <w:t>Trilha de auditoria com autor, IP e detalhes mascarados; PII mascarada em logs, API e Sentry (send_default_pii=False).</w:t>
             </w:r>
           </w:p>
         </w:tc>
@@ -2426,7 +2602,7 @@
               <w:rPr>
                 <w:sz w:val="18"/>
               </w:rPr>
-              <w:t>RNF12</w:t>
+              <w:t>RNF13</w:t>
             </w:r>
           </w:p>
         </w:tc>
@@ -2440,7 +2616,7 @@
               <w:rPr>
                 <w:sz w:val="18"/>
               </w:rPr>
-              <w:t>LGPD</w:t>
+              <w:t>Integridade</w:t>
             </w:r>
           </w:p>
         </w:tc>
@@ -2454,7 +2630,7 @@
               <w:rPr>
                 <w:sz w:val="18"/>
               </w:rPr>
-              <w:t>Politica de retencao por tipo de dado (OTP 24h, notificacao 12m, auditoria/financeiro 5 anos, prontuario/aceite ~20 anos CFM, inativo 5 anos) com jobs de expurgo; bases legais documentadas por tratamento; PII mascarada em logs, na API e filtrada no Sentry (send_default_pii=False).</w:t>
+              <w:t>Invariantes no banco: EXCLUDE anti double-booking, UNIQUE parciais, CHECKs, triggers de imutabilidade (ledger, prova de aceite, termo aceito, histórico do prontuário) e FKs PROTECT no histórico clínico/financeiro.</w:t>
             </w:r>
           </w:p>
         </w:tc>
@@ -2470,7 +2646,7 @@
               <w:rPr>
                 <w:sz w:val="18"/>
               </w:rPr>
-              <w:t>RNF13</w:t>
+              <w:t>RNF14</w:t>
             </w:r>
           </w:p>
         </w:tc>
@@ -2484,7 +2660,7 @@
               <w:rPr>
                 <w:sz w:val="18"/>
               </w:rPr>
-              <w:t>LGPD</w:t>
+              <w:t>Confiabilidade</w:t>
             </w:r>
           </w:p>
         </w:tc>
@@ -2498,7 +2674,7 @@
               <w:rPr>
                 <w:sz w:val="18"/>
               </w:rPr>
-              <w:t>Auditoria de acoes sensiveis em log_auditoria com autor, tabela, registro e IP (art. 37) e sanitizacao automatica de PII; procedimento de resposta a incidente com comunicacao a ANPD em ate 72h.</w:t>
+              <w:t>Migrações aplicadas numa transação única com lock_timeout no pre-deploy (tudo ou nada); rollback de produção por restauração do backup.</w:t>
             </w:r>
           </w:p>
         </w:tc>
@@ -2514,7 +2690,7 @@
               <w:rPr>
                 <w:sz w:val="18"/>
               </w:rPr>
-              <w:t>RNF14</w:t>
+              <w:t>RNF15</w:t>
             </w:r>
           </w:p>
         </w:tc>
@@ -2528,7 +2704,7 @@
               <w:rPr>
                 <w:sz w:val="18"/>
               </w:rPr>
-              <w:t>Desempenho</w:t>
+              <w:t>Confiabilidade</w:t>
             </w:r>
           </w:p>
         </w:tc>
@@ -2542,7 +2718,7 @@
               <w:rPr>
                 <w:sz w:val="18"/>
               </w:rPr>
-              <w:t>Operacoes assincronas via Celery + Beat (notificacoes, workflows, jobs periodicos sempre async); cache via Redis com decorator utils.cache.cached; 87+ indices no banco (compostos para queries de dashboard). Deploy push-to-deploy em 2-3 min.</w:t>
+              <w:t>FSM com transições validadas sob lock e auditadas; efeitos idempotentes (1 retorno por origem, 1 consumo e 1 comissão por atendimento, cashback único).</w:t>
             </w:r>
           </w:p>
         </w:tc>
@@ -2558,7 +2734,7 @@
               <w:rPr>
                 <w:sz w:val="18"/>
               </w:rPr>
-              <w:t>RNF15</w:t>
+              <w:t>RNF16</w:t>
             </w:r>
           </w:p>
         </w:tc>
@@ -2572,7 +2748,7 @@
               <w:rPr>
                 <w:sz w:val="18"/>
               </w:rPr>
-              <w:t>Confiabilidade</w:t>
+              <w:t>Desempenho</w:t>
             </w:r>
           </w:p>
         </w:tc>
@@ -2586,7 +2762,7 @@
               <w:rPr>
                 <w:sz w:val="18"/>
               </w:rPr>
-              <w:t>Maquina de estados (FSM) do atendimento com transicoes validas e excecoes tipadas; anti double-booking por constraint EXCLUDE gist no banco; CHECK e UNIQUE constraints em campos enumerados e naturais; transaction.atomic em operacoes multi-tabela; EventBus dispara handlers apos transaction.on_commit.</w:t>
+              <w:t>gunicorn 1 worker × 4 threads com cache local (Redis opcional para escalar); estáticos comprimidos e com hash (WhiteNoise); cache do Branding; índices compostos para agenda e relatórios.</w:t>
             </w:r>
           </w:p>
         </w:tc>
@@ -2602,7 +2778,7 @@
               <w:rPr>
                 <w:sz w:val="18"/>
               </w:rPr>
-              <w:t>RNF16</w:t>
+              <w:t>RNF17</w:t>
             </w:r>
           </w:p>
         </w:tc>
@@ -2616,7 +2792,7 @@
               <w:rPr>
                 <w:sz w:val="18"/>
               </w:rPr>
-              <w:t>Confiabilidade</w:t>
+              <w:t>Observabilidade</w:t>
             </w:r>
           </w:p>
         </w:tc>
@@ -2630,7 +2806,7 @@
               <w:rPr>
                 <w:sz w:val="18"/>
               </w:rPr>
-              <w:t>Idempotencia garantida: 1 retorno por origem, 1 consumo de sessao por atendimento, cashback unico por (carteira, atendimento, origem), comissao unica por atendimento, dedup de workflow por UNIQUE; ledger de carteira imutavel (append-only via trigger) com saldo nunca negativo e select_for_update.</w:t>
+              <w:t>Healthchecks /healthz/ (liveness + build do front) e /health/ (banco, cache, front); Sentry opcional; logs JSON em produção.</w:t>
             </w:r>
           </w:p>
         </w:tc>
@@ -2646,7 +2822,7 @@
               <w:rPr>
                 <w:sz w:val="18"/>
               </w:rPr>
-              <w:t>RNF17</w:t>
+              <w:t>RNF18</w:t>
             </w:r>
           </w:p>
         </w:tc>
@@ -2660,7 +2836,7 @@
               <w:rPr>
                 <w:sz w:val="18"/>
               </w:rPr>
-              <w:t>Confiabilidade</w:t>
+              <w:t>Qualidade</w:t>
             </w:r>
           </w:p>
         </w:tc>
@@ -2674,7 +2850,7 @@
               <w:rPr>
                 <w:sz w:val="18"/>
               </w:rPr>
-              <w:t>Monitoramento com Sentry, healthchecks /health (readiness: DB+Redis+Celery) e /healthz (liveness); ambientes dev e prod isolados com Postgres/Redis dedicados; backups diarios do banco; 135+ testes automatizados (models, services e views criticas).</w:t>
+              <w:t>Cerca de 1.060 testes automatizados; CI com SQLite, Postgres 18 (bloqueante), build do front, build da imagem Docker e auditoria de dependências.</w:t>
             </w:r>
           </w:p>
         </w:tc>
@@ -2690,7 +2866,7 @@
               <w:rPr>
                 <w:sz w:val="18"/>
               </w:rPr>
-              <w:t>RNF18</w:t>
+              <w:t>RNF19</w:t>
             </w:r>
           </w:p>
         </w:tc>
@@ -2718,7 +2894,7 @@
               <w:rPr>
                 <w:sz w:val="18"/>
               </w:rPr>
-              <w:t>PWA com push (pywebpush/VAPID) e icones; frontend responsivo Bootstrap 5.3 + FullCalendar 6 + AOS + Swiper; copy e estetica de bem-estar/spa (nao medico-hospitalar); booking publico em fluxo de poucos passos com baixa friccao (passwordless).</w:t>
+              <w:t>Interface pt-BR em tom de estética e bem-estar; contraste AA nos tokens; wizard operável por teclado; tema claro/escuro; PWA instalável para o site e para a equipe.</w:t>
             </w:r>
           </w:p>
         </w:tc>
@@ -2734,7 +2910,7 @@
               <w:rPr>
                 <w:sz w:val="18"/>
               </w:rPr>
-              <w:t>RNF19</w:t>
+              <w:t>RNF20</w:t>
             </w:r>
           </w:p>
         </w:tc>
@@ -2748,7 +2924,7 @@
               <w:rPr>
                 <w:sz w:val="18"/>
               </w:rPr>
-              <w:t>Usabilidade</w:t>
+              <w:t>Manutenibilidade</w:t>
             </w:r>
           </w:p>
         </w:tc>
@@ -2762,7 +2938,7 @@
               <w:rPr>
                 <w:sz w:val="18"/>
               </w:rPr>
-              <w:t>Login do cliente passwordless (telefone + OTP) de baixa friccao, com sessao unificada de cliente verificado servindo agendar e meus-agendamentos; evolucao prevista para hibrido (magic-link por e-mail + lembrar dispositivo 30 dias + step-up no DSAR).</w:t>
+              <w:t>Camadas views → services/utils → models; fontes únicas (SlotService, preços, Branding, termos); componentes cotton e Alpine CSP; documentação viva e requisitos gerados a partir de dados versionados.</w:t>
             </w:r>
           </w:p>
         </w:tc>
@@ -2778,7 +2954,7 @@
               <w:rPr>
                 <w:sz w:val="18"/>
               </w:rPr>
-              <w:t>RNF20</w:t>
+              <w:t>RNF21</w:t>
             </w:r>
           </w:p>
         </w:tc>
@@ -2792,7 +2968,7 @@
               <w:rPr>
                 <w:sz w:val="18"/>
               </w:rPr>
-              <w:t>Manutenibilidade</w:t>
+              <w:t>Implantação</w:t>
             </w:r>
           </w:p>
         </w:tc>
@@ -2806,7 +2982,7 @@
               <w:rPr>
                 <w:sz w:val="18"/>
               </w:rPr>
-              <w:t>Arquitetura em camadas (templates -&gt; views -&gt; forms -&gt; services -&gt; domain events -&gt; models -&gt; DB) com regras de negocio em services, models com Manager/QuerySet, exceptions tipadas e logs estruturados; registry de regras como fonte unica (chave/tipo/default/categoria) com docs gerados do registry para evitar drift.</w:t>
+              <w:t>Imagem Docker multi-stage (Node para o front, Python para a app) com dependências fixadas (requirements.lock), usuário não-root e healthcheck; deploy no Railway com pre-deploy de migração e criação do ADMIN.</w:t>
             </w:r>
           </w:p>
         </w:tc>
@@ -2823,7 +2999,7 @@
         <w:pStyle w:val="Heading1"/>
       </w:pPr>
       <w:r>
-        <w:t>5. Regras de Negocio</w:t>
+        <w:t>5. Regras de Negócio</w:t>
       </w:r>
     </w:p>
     <w:tbl>
@@ -2869,7 +3045,7 @@
                 <w:color w:val="FFFFFF"/>
                 <w:sz w:val="19"/>
               </w:rPr>
-              <w:t>Titulo</w:t>
+              <w:t>Título</w:t>
             </w:r>
           </w:p>
         </w:tc>
@@ -2886,7 +3062,7 @@
                 <w:color w:val="FFFFFF"/>
                 <w:sz w:val="19"/>
               </w:rPr>
-              <w:t>Descricao</w:t>
+              <w:t>Descrição</w:t>
             </w:r>
           </w:p>
         </w:tc>
@@ -2916,7 +3092,7 @@
               <w:rPr>
                 <w:sz w:val="18"/>
               </w:rPr>
-              <w:t>Atores e papeis do staff</w:t>
+              <w:t>Papéis da equipe</w:t>
             </w:r>
           </w:p>
         </w:tc>
@@ -2930,7 +3106,7 @@
               <w:rPr>
                 <w:sz w:val="18"/>
               </w:rPr>
-              <w:t>Usuario possui papel (ADMIN, PROFISSIONAL ou RECEPCAO) com CHECK no banco. ADMIN tem acesso total e equivale a is_staff; PROFISSIONAL gerencia agenda propria, prontuario e anotacoes; RECEPCAO gerencia agenda, clientes, confirmacoes e aprovacao de agendamentos. Cliente nunca e Usuario.</w:t>
+              <w:t>Usuario.papel = ADMIN, PROFISSIONAL ou RECEPCAO (CHECK). ADMIN (is_staff) tem o painel completo; PROFISSIONAL vinculado a um profissional ativo usa o portal /profissional/; RECEPCAO não tem login até existirem telas próprias. A cliente nunca é usuária.</w:t>
             </w:r>
           </w:p>
         </w:tc>
@@ -2960,7 +3136,7 @@
               <w:rPr>
                 <w:sz w:val="18"/>
               </w:rPr>
-              <w:t>Identidade do cliente por telefone (passwordless)</w:t>
+              <w:t>Identidade da cliente pelo celular</w:t>
             </w:r>
           </w:p>
         </w:tc>
@@ -2974,7 +3150,7 @@
               <w:rPr>
                 <w:sz w:val="18"/>
               </w:rPr>
-              <w:t>Cliente nao tem conta nem senha; identifica-se pelo telefone canonico (apenas digitos, 10-11). CPF e email sao opcionais. Sem email, usa pseudo-email sms+&lt;telefone&gt;@shivazen.local. Unicidade garantida no banco via UNIQUE parcial entre clientes ativos (uniq_cliente_telefone_ativo). Cliente e criado por upsert (get_or_create) durante o agendamento.</w:t>
+              <w:t>A cliente não tem conta nem senha: a identidade é o telefone (só dígitos, 10–11, sem DDI), único entre clientes ativos (UNIQUE parcial). E-mail e CPF são opcionais e também únicos entre ativos. O e-mail digitado nunca é identidade.</w:t>
             </w:r>
           </w:p>
         </w:tc>
@@ -3004,7 +3180,7 @@
               <w:rPr>
                 <w:sz w:val="18"/>
               </w:rPr>
-              <w:t>Indicacao e base de cashback</w:t>
+              <w:t>Idade mínima</w:t>
             </w:r>
           </w:p>
         </w:tc>
@@ -3018,7 +3194,7 @@
               <w:rPr>
                 <w:sz w:val="18"/>
               </w:rPr>
-              <w:t>O campo indicado_por aponta para o cliente que indicou, servindo de base para o cashback por indicacao.</w:t>
+              <w:t>O agendamento online exige data de nascimento e idade mínima de 18 anos.</w:t>
             </w:r>
           </w:p>
         </w:tc>
@@ -3062,7 +3238,7 @@
               <w:rPr>
                 <w:sz w:val="18"/>
               </w:rPr>
-              <w:t>Apos 3 faltas consecutivas (MAX_FALTAS_ANTES_BLOQUEIO) o cliente recebe bloqueado_online=True e nao consegue agendar online (recepcao ainda agenda manualmente). Comparecer zera o contador de faltas_consecutivas.</w:t>
+              <w:t>Cada falta soma em faltas_consecutivas; ao atingir o limite (Configuracao MAX_FALTAS_BLOQUEIO, padrão 3) a cliente fica bloqueada para agendar online. Comparecer (REALIZADO) zera o contador e desbloqueia. A clínica ainda pode agendar pelo painel.</w:t>
             </w:r>
           </w:p>
         </w:tc>
@@ -3092,7 +3268,7 @@
               <w:rPr>
                 <w:sz w:val="18"/>
               </w:rPr>
-              <w:t>Soft-delete do cliente (LGPD)</w:t>
+              <w:t>Exclusão lógica da cliente</w:t>
             </w:r>
           </w:p>
         </w:tc>
@@ -3106,7 +3282,7 @@
               <w:rPr>
                 <w:sz w:val="18"/>
               </w:rPr>
-              <w:t>Cliente nunca e apagado fisicamente em fluxo normal; usa-se deletado_em (soft-delete). Job semanal anonimiza apos 30 dias de soft-delete.</w:t>
+              <w:t>Excluir cliente é soft delete (deletado_em); exclusão física só explícita. A anonimização segue a RN40/RN41.</w:t>
             </w:r>
           </w:p>
         </w:tc>
@@ -3136,7 +3312,7 @@
               <w:rPr>
                 <w:sz w:val="18"/>
               </w:rPr>
-              <w:t>Fluxo do agendamento publico</w:t>
+              <w:t>Fluxo do agendamento público</w:t>
             </w:r>
           </w:p>
         </w:tc>
@@ -3150,7 +3326,7 @@
               <w:rPr>
                 <w:sz w:val="18"/>
               </w:rPr>
-              <w:t>O booking publico segue os passos: escolher procedimento -&gt; profissional -&gt; data/horario -&gt; dados + OTP -&gt; confirmar. Existe acesso direto por profissional (/agendar/&lt;slug&gt;/) e versao iframe (/embed/agendar/).</w:t>
+              <w:t>Procedimento → data/horário → dados + código SMS → confirmar. O servidor revalida tudo no confirmar: procedimento/profissional ativos, habilitação, data futura, feriado, slot livre para a duração inteira, ficha e aceites. Sem provedor de SMS o agendamento online fica indisponível e o botão Agendar leva ao WhatsApp.</w:t>
             </w:r>
           </w:p>
         </w:tc>
@@ -3180,7 +3356,7 @@
               <w:rPr>
                 <w:sz w:val="18"/>
               </w:rPr>
-              <w:t>Antecedencia minima de agendamento</w:t>
+              <w:t>Antecedência mínima</w:t>
             </w:r>
           </w:p>
         </w:tc>
@@ -3194,7 +3370,7 @@
               <w:rPr>
                 <w:sz w:val="18"/>
               </w:rPr>
-              <w:t>Antecedencia minima de 2h (ANTECEDENCIA_MINIMA_AGENDAMENTO; chave de registry agenda.antecedencia_min_horas). Configuravel por profissional via min_notice_horas (default 2, faixa 0-720h).</w:t>
+              <w:t>Por profissional: min_notice_horas (padrão 2 h, faixa 0–720).</w:t>
             </w:r>
           </w:p>
         </w:tc>
@@ -3224,7 +3400,7 @@
               <w:rPr>
                 <w:sz w:val="18"/>
               </w:rPr>
-              <w:t>Antecedencia maxima de agendamento</w:t>
+              <w:t>Antecedência máxima</w:t>
             </w:r>
           </w:p>
         </w:tc>
@@ -3238,7 +3414,7 @@
               <w:rPr>
                 <w:sz w:val="18"/>
               </w:rPr>
-              <w:t>Teto global de 90 dias (JANELA_MAXIMA_AGENDAMENTO; agenda.antecedencia_max_dias). Profissional pode definir valor menor (max_advance_dias); a janela efetiva e min(profissional, global). Resolve a divergencia historica 90d vs 60d.</w:t>
+              <w:t>Por profissional: max_advance_dias (padrão 60 dias, faixa 1–365). Não há teto global.</w:t>
             </w:r>
           </w:p>
         </w:tc>
@@ -3268,7 +3444,7 @@
               <w:rPr>
                 <w:sz w:val="18"/>
               </w:rPr>
-              <w:t>Calculo de disponibilidade</w:t>
+              <w:t>Cálculo de disponibilidade</w:t>
             </w:r>
           </w:p>
         </w:tc>
@@ -3282,7 +3458,7 @@
               <w:rPr>
                 <w:sz w:val="18"/>
               </w:rPr>
-              <w:t>Disponibilidade = horarios do profissional menos bloqueios, excecoes, feriados e slots ja ocupados, respeitando a duracao do procedimento e o buffer.</w:t>
+              <w:t>SlotService (fonte única): slots de 30 min considerando feriado, exceção (folga/horário diferente), expediente semanal, atendimentos ativos sobrepostos na duração inteira + buffer do procedimento, bloqueios pontuais/recorrentes do profissional ou globais, antecedência mínima e máxima.</w:t>
             </w:r>
           </w:p>
         </w:tc>
@@ -3312,7 +3488,7 @@
               <w:rPr>
                 <w:sz w:val="18"/>
               </w:rPr>
-              <w:t>Anti double-booking no banco</w:t>
+              <w:t>Anti double-booking</w:t>
             </w:r>
           </w:p>
         </w:tc>
@@ -3326,7 +3502,7 @@
               <w:rPr>
                 <w:sz w:val="18"/>
               </w:rPr>
-              <w:t>Dois atendimentos do mesmo profissional nao podem se sobrepor; garantido por constraint EXCLUDE gist no banco (agenda.double_booking). Corrida na borda gera a mensagem 'horario acabou de ser reservado'.</w:t>
+              <w:t>Um profissional não pode ter dois atendimentos ativos sobrepostos: trava de 30 s no cache, SELECT FOR UPDATE e constraint EXCLUDE no Postgres. Corrida perdida gera a mensagem "Este horário acabou de ser reservado".</w:t>
             </w:r>
           </w:p>
         </w:tc>
@@ -3356,7 +3532,7 @@
               <w:rPr>
                 <w:sz w:val="18"/>
               </w:rPr>
-              <w:t>Aceite LGPD obrigatorio antes de persistir</w:t>
+              <w:t>Pedido público nasce PENDENTE</w:t>
             </w:r>
           </w:p>
         </w:tc>
@@ -3370,7 +3546,7 @@
               <w:rPr>
                 <w:sz w:val="18"/>
               </w:rPr>
-              <w:t>O aceite dos termos LGPD e obrigatorio antes de persistir o agendamento; registra AceiteTermo e os consents (registro de consents ocorre antes do create do Atendimento).</w:t>
+              <w:t>O agendamento público entra como PENDENTE; a clínica aprova (AGENDADO + e-mail de confirmação) ou rejeita (CANCELADO + e-mail), no painel (individual ou em lote) ou no portal do profissional. PENDENTE vencido há 24 h é cancelado pelo job de limpeza.</w:t>
             </w:r>
           </w:p>
         </w:tc>
@@ -3400,7 +3576,7 @@
               <w:rPr>
                 <w:sz w:val="18"/>
               </w:rPr>
-              <w:t>Maquina de estados do atendimento (FSM)</w:t>
+              <w:t>Agendamento interno</w:t>
             </w:r>
           </w:p>
         </w:tc>
@@ -3414,7 +3590,7 @@
               <w:rPr>
                 <w:sz w:val="18"/>
               </w:rPr>
-              <w:t>Estados: PENDENTE -&gt; AGENDADO -&gt; CONFIRMADO -&gt; REALIZADO | CANCELADO | FALTOU | REAGENDADO. Semantica fixada: AGENDADO = horario marcado; CONFIRMADO = cliente respondeu que vai (link/WhatsApp). Transicoes invalidas levantam TransicaoStatusInvalida.</w:t>
+              <w:t>A recepção agenda pelo painel (cliente existente ou nova com telefone validado) usando o mesmo SlotService; não há OTP; o atendimento nasce AGENDADO e o valor pode ser ajustado (fica registrado).</w:t>
             </w:r>
           </w:p>
         </w:tc>
@@ -3444,7 +3620,7 @@
               <w:rPr>
                 <w:sz w:val="18"/>
               </w:rPr>
-              <w:t>Aprovacao / auto-aprovacao do agendamento</w:t>
+              <w:t>Preço gravado com promoção da data</w:t>
             </w:r>
           </w:p>
         </w:tc>
@@ -3458,7 +3634,7 @@
               <w:rPr>
                 <w:sz w:val="18"/>
               </w:rPr>
-              <w:t>Decisao aprovada: auto-aprovar cliente OTP-validado e sem bloqueio, entrando direto como AGENDADO. PENDENTE fica reservado a excecoes (sem OTP, conflito ou cliente bloqueado); recepcao aprova (-&gt; AGENDADO, dispara e-mail) ou rejeita (-&gt; CANCELADO).</w:t>
+              <w:t>O atendimento grava o preço vigente na data do atendimento (profissional &gt; base) com a promoção que vale nesse dia: valor_cobrado, valor_original, promoção e descrição. Vitrine e resumo mostram exatamente esse valor.</w:t>
             </w:r>
           </w:p>
         </w:tc>
@@ -3488,7 +3664,7 @@
               <w:rPr>
                 <w:sz w:val="18"/>
               </w:rPr>
-              <w:t>OTP hasheado e com validade</w:t>
+              <w:t>Aceite da Política de Privacidade</w:t>
             </w:r>
           </w:p>
         </w:tc>
@@ -3502,7 +3678,7 @@
               <w:rPr>
                 <w:sz w:val="18"/>
               </w:rPr>
-              <w:t>Codigo OTP de 6 digitos gerado com secrets.randbelow (cripto-seguro), armazenado como hash SHA-256 (codigo_hash), nunca em texto plano nem logado. Validade de 10 minutos (TTL_OTP_MINUTOS / otp.validade_min). Gerar novo OTP invalida o anterior.</w:t>
+              <w:t>Obrigatório no agendamento; grava AceiteTermo da versão LGPD vigente com IP, navegador e SHA-256 do texto aceito.</w:t>
             </w:r>
           </w:p>
         </w:tc>
@@ -3532,7 +3708,7 @@
               <w:rPr>
                 <w:sz w:val="18"/>
               </w:rPr>
-              <w:t>Tentativas e lockout do OTP</w:t>
+              <w:t>Consentimento para dado de saúde (art. 11)</w:t>
             </w:r>
           </w:p>
         </w:tc>
@@ -3546,7 +3722,7 @@
               <w:rPr>
                 <w:sz w:val="18"/>
               </w:rPr>
-              <w:t>Maximo de tentativas por codigo leva a lockout (marca usado_em). Valor canonico fixado em 5 (otp.max_tentativas), resolvendo a divergencia 3 vs 5 entre constants.py e o model.</w:t>
+              <w:t>A ficha de anamnese (no wizard ou pelo link público) só é gravada com a caixa de consentimento específica marcada; o texto do consentimento, a data e o IP vão para a auditoria.</w:t>
             </w:r>
           </w:p>
         </w:tc>
@@ -3576,7 +3752,7 @@
               <w:rPr>
                 <w:sz w:val="18"/>
               </w:rPr>
-              <w:t>Rate limit do OTP em camadas</w:t>
+              <w:t>Termos de procedimento</w:t>
             </w:r>
           </w:p>
         </w:tc>
@@ -3590,7 +3766,7 @@
               <w:rPr>
                 <w:sz w:val="18"/>
               </w:rPr>
-              <w:t>Reenvio com cooldown de 60s; SMS limitado a 3/h por telefone (MAX_OTP_POR_HORA_TELEFONE), 10/h por IP e 60/h global; HTTP 5-10/min por IP.</w:t>
+              <w:t>Termos do procedimento (próprio e gerais) são aceitos no wizard; versão já aceita não é pedida de novo. Faltando aceite, o atendimento mostra "Termo pendente" e a clínica gera o link do termo, válido até o fim do atendimento. Marcar REALIZADO com termo pendente exige o override explícito "Realizado sem termo aceito", auditado.</w:t>
             </w:r>
           </w:p>
         </w:tc>
@@ -3620,7 +3796,7 @@
               <w:rPr>
                 <w:sz w:val="18"/>
               </w:rPr>
-              <w:t>Propositos de OTP isolados</w:t>
+              <w:t>Consentimentos de comunicação</w:t>
             </w:r>
           </w:p>
         </w:tc>
@@ -3634,7 +3810,7 @@
               <w:rPr>
                 <w:sz w:val="18"/>
               </w:rPr>
-              <w:t>OTP tem proposito isolado: AGENDAMENTO, LOGIN (cliente) e DSAR. Um codigo de um proposito nao vale para outro fluxo.</w:t>
+              <w:t>E-mail marketing, lembrete por WhatsApp e pesquisa por WhatsApp nunca vêm pré-marcados; conceder e revogar gravam data e IP. O descadastro por link desliga marketing e pesquisas e mantém o lembrete D-1 (aviso do serviço).</w:t>
             </w:r>
           </w:p>
         </w:tc>
@@ -3664,7 +3840,7 @@
               <w:rPr>
                 <w:sz w:val="18"/>
               </w:rPr>
-              <w:t>Reagendamento e cancelamento self-service</w:t>
+              <w:t>Código OTP</w:t>
             </w:r>
           </w:p>
         </w:tc>
@@ -3678,7 +3854,7 @@
               <w:rPr>
                 <w:sz w:val="18"/>
               </w:rPr>
-              <w:t>Permitido ate 24h antes (JANELA_MINIMA_REAGENDAMENTO / JANELA_MINIMA_CANCELAMENTO). Link self-service valido por 48h (TTL_LINK_REAGENDAMENTO_HORAS). No reagendar, o atendimento antigo vira REAGENDADO antes de inserir o novo, evitando falso conflito na constraint.</w:t>
+              <w:t>Código de 6 dígitos (secrets), armazenado como HMAC-SHA256 com a SECRET_KEY, nunca em texto; validade 10 min; 5 tentativas; reenvio mínimo de 60 s; gerar um novo invalida o anterior; comparação em tempo constante.</w:t>
             </w:r>
           </w:p>
         </w:tc>
@@ -3708,7 +3884,7 @@
               <w:rPr>
                 <w:sz w:val="18"/>
               </w:rPr>
-              <w:t>No-show (falta) e taxa</w:t>
+              <w:t>OTP preso ao telefone</w:t>
             </w:r>
           </w:p>
         </w:tc>
@@ -3722,7 +3898,7 @@
               <w:rPr>
                 <w:sz w:val="18"/>
               </w:rPr>
-              <w:t>Recepcao marca FALTOU, incrementando faltas_consecutivas; 3 faltas consecutivas geram bloqueio online. Taxa de no-show declarada em 50% (TAXA_NO_SHOW_PERCENTUAL) como politica de cobranca.</w:t>
+              <w:t>Todo agendamento público exige o código enviado ao celular informado (só celular recebe SMS). Cotas de SMS: 3/h por telefone, 10/h por IP, 60/h global, checadas antes de gerar o código. Propósitos isolados (AGENDAMENTO, LOGIN_CLIENTE, DSAR). Respostas não revelam se o telefone é cadastrado.</w:t>
             </w:r>
           </w:p>
         </w:tc>
@@ -3752,7 +3928,7 @@
               <w:rPr>
                 <w:sz w:val="18"/>
               </w:rPr>
-              <w:t>Retorno obrigatorio (F-RET)</w:t>
+              <w:t>Máquina de estados do atendimento</w:t>
             </w:r>
           </w:p>
         </w:tc>
@@ -3766,7 +3942,7 @@
               <w:rPr>
                 <w:sz w:val="18"/>
               </w:rPr>
-              <w:t>Se procedimento.exige_retorno, ao marcar REALIZADO o sistema cria automaticamente um atendimento de retorno: eh_retorno=True, valor_cobrado=0 (gratuito), status PENDENTE, data sugerida no meio da janela [retorno_minimo_dias, retorno_maximo_dias] e duracao retorno (default 30min). E idempotente (no maximo 1 retorno por origem). Se o slot estiver ocupado, nao cria. Retorno nao gera comissao nem cashback.</w:t>
+              <w:t>PENDENTE → AGENDADO/CONFIRMADO/CANCELADO/REAGENDADO; AGENDADO → CONFIRMADO/REALIZADO/CANCELADO/FALTOU/REAGENDADO; CONFIRMADO → REALIZADO/CANCELADO/FALTOU/REAGENDADO; REALIZADO, CANCELADO, FALTOU e REAGENDADO são terminais. AGENDADO = horário aprovado; CONFIRMADO = a cliente confirmou.</w:t>
             </w:r>
           </w:p>
         </w:tc>
@@ -3796,7 +3972,7 @@
               <w:rPr>
                 <w:sz w:val="18"/>
               </w:rPr>
-              <w:t>Cashback por indicacao (F-CSB)</w:t>
+              <w:t>Reagendamento pela cliente</w:t>
             </w:r>
           </w:p>
         </w:tc>
@@ -3810,7 +3986,7 @@
               <w:rPr>
                 <w:sz w:val="18"/>
               </w:rPr>
-              <w:t>Quando a indicada tem seu 1o atendimento REALIZADO e pago (valor_cobrado&gt;0, nao-retorno), o indicador recebe R$50,00 (VALOR_CASHBACK_INDICACAO) na carteira. Credito apenas no primeiro pago da indicada. Idempotente via UNIQUE(carteira, atendimento, origem CASHBACK_INDICACAO). Cancelamento gera estorno (CASHBACK_ESTORNO), saldo nunca negativo. Saldo minimo para uso: R$10,00 (SALDO_MINIMO_USO_CASHBACK).</w:t>
+              <w:t>Permitido até 24 h antes. O atendimento antigo vira REAGENDADO antes de o novo entrar; o novo herda preço, promoção, vínculo de retorno e a ficha de anamnese. Fica AGENDADO se o original estava aprovado e a profissional é a mesma; senão volta a PENDENTE.</w:t>
             </w:r>
           </w:p>
         </w:tc>
@@ -3840,7 +4016,7 @@
               <w:rPr>
                 <w:sz w:val="18"/>
               </w:rPr>
-              <w:t>Comissao do profissional</w:t>
+              <w:t>Cancelamento pela cliente</w:t>
             </w:r>
           </w:p>
         </w:tc>
@@ -3854,7 +4030,7 @@
               <w:rPr>
                 <w:sz w:val="18"/>
               </w:rPr>
-              <w:t>Calculada ao marcar REALIZADO (nao-retorno, pago). Resolucao de RegraComissao do mais especifico ao mais generico: (profissional+procedimento) -&gt; (profissional, qualquer) -&gt; (qualquer, procedimento) -&gt; global. Valor por percentual sobre valor_cobrado ou valor fixo. Idempotente via UNIQUE(atendimento) enquanto status em {PENDENTE, PAGA}. Cancelamento muda status para ESTORNADA.</w:t>
+              <w:t>Pelo token do atendimento (portal ou link), a qualquer momento antes do início, pela FSM.</w:t>
             </w:r>
           </w:p>
         </w:tc>
@@ -3884,7 +4060,7 @@
               <w:rPr>
                 <w:sz w:val="18"/>
               </w:rPr>
-              <w:t>Pacotes e consumo de sessao</w:t>
+              <w:t>Lembrete D-1 e confirmação de presença</w:t>
             </w:r>
           </w:p>
         </w:tc>
@@ -3898,7 +4074,7 @@
               <w:rPr>
                 <w:sz w:val="18"/>
               </w:rPr>
-              <w:t>Cliente compra pacote (compra_pacote) com numero de sessoes, valor e expiracao. Cada atendimento consome 1 sessao (consumo_sessao), com UNIQUE de 1 consumo por atendimento. Status: ATIVO/FINALIZADO/CANCELADO/EXPIRADO. Job avisa pacote expirando e expira automaticamente no vencimento.</w:t>
+              <w:t>Às 08:00 o sistema envia WhatsApp (template aprovado) aos atendimentos AGENDADO do dia seguinte com consentimento de lembrete; o link permite confirmar (→ CONFIRMADO) ou cancelar, uma única vez.</w:t>
             </w:r>
           </w:p>
         </w:tc>
@@ -3928,7 +4104,7 @@
               <w:rPr>
                 <w:sz w:val="18"/>
               </w:rPr>
-              <w:t>Lista de espera</w:t>
+              <w:t>Faltas</w:t>
             </w:r>
           </w:p>
         </w:tc>
@@ -3942,7 +4118,7 @@
               <w:rPr>
                 <w:sz w:val="18"/>
               </w:rPr>
-              <w:t>Cliente entra na fila para um procedimento/profissional. Em cancelamento, o sistema notifica clientes compativeis e reserva o slot por 30 min (TTL_RESERVA_LISTA_ESPERA_MINUTOS) para o primeiro da fila. Apenas uma espera ativa por cliente/escopo (UNIQUE parcial).</w:t>
+              <w:t>Só a equipe marca FALTOU. O job diário não marca falta: atendimentos sem desfecho vão para o log. Não há cobrança de taxa de no-show.</w:t>
             </w:r>
           </w:p>
         </w:tc>
@@ -3972,7 +4148,7 @@
               <w:rPr>
                 <w:sz w:val="18"/>
               </w:rPr>
-              <w:t>NPS e pesquisa pos-atendimento</w:t>
+              <w:t>Retorno obrigatório (F-RET)</w:t>
             </w:r>
           </w:p>
         </w:tc>
@@ -3986,7 +4162,7 @@
               <w:rPr>
                 <w:sz w:val="18"/>
               </w:rPr>
-              <w:t>Disparada 24h apos o atendimento (JANELA_NPS_POS_ATENDIMENTO). Nota de 0 a 10 (CHECK no banco), coletada via WhatsApp ou pagina web. Token de NPS valido por 7 dias; a pesquisa online tem janela de 2h por token.</w:t>
+              <w:t>Procedimento com exige_retorno gera, ao REALIZADO, um atendimento de retorno PENDENTE com valor 0 no primeiro horário livre da janela [mínimo, máximo] a partir do meio. Sem horário livre, não cria. No máximo 1 retorno vivo por origem (UNIQUE). Retorno não gera comissão, cashback nem débito de pacote.</w:t>
             </w:r>
           </w:p>
         </w:tc>
@@ -4016,7 +4192,7 @@
               <w:rPr>
                 <w:sz w:val="18"/>
               </w:rPr>
-              <w:t>Cupom de aniversario</w:t>
+              <w:t>Pacotes — consumo</w:t>
             </w:r>
           </w:p>
         </w:tc>
@@ -4030,7 +4206,7 @@
               <w:rPr>
                 <w:sz w:val="18"/>
               </w:rPr>
-              <w:t>Cupom de 15% de desconto (DESCONTO_ANIVERSARIO_PERCENTUAL) valido por 7 dias (VALIDADE_CUPOM_ANIVERSARIO_DIAS), enviado por e-mail automatico.</w:t>
+              <w:t>Sessão REALIZADA de procedimento do pacote debita 1 sessão do pacote que vence primeiro (1 consumo por atendimento). A validade é conferida na data da sessão. Pacote vendido tem nome e itens congelados.</w:t>
             </w:r>
           </w:p>
         </w:tc>
@@ -4060,7 +4236,7 @@
               <w:rPr>
                 <w:sz w:val="18"/>
               </w:rPr>
-              <w:t>Promocoes e precos</w:t>
+              <w:t>Pacotes — ciclo de vida</w:t>
             </w:r>
           </w:p>
         </w:tc>
@@ -4074,7 +4250,7 @@
               <w:rPr>
                 <w:sz w:val="18"/>
               </w:rPr>
-              <w:t>Promocao aplica desconto 0-100% OU preco promocional fixo (XOR, garantido por CHECK no banco; nunca ambos). Preco por vigencia e UNIQUE por procedimento/periodo, sem sobreposicao. Profissional so executa procedimento em que esta habilitado (habilitacao).</w:t>
+              <w:t>ATIVO → FINALIZADO (todas as sessões usadas), EXPIRADO (job diário, vencimento &lt; hoje) ou CANCELADO (exige valor devolvido entre 0 e o valor pago e motivo, auditados). Aviso por e-mail 7 e 1 dia antes do vencimento com saldo.</w:t>
             </w:r>
           </w:p>
         </w:tc>
@@ -4104,7 +4280,7 @@
               <w:rPr>
                 <w:sz w:val="18"/>
               </w:rPr>
-              <w:t>Carteira de credito e ledger imutavel</w:t>
+              <w:t>Promoções e preços</w:t>
             </w:r>
           </w:p>
         </w:tc>
@@ -4118,7 +4294,7 @@
               <w:rPr>
                 <w:sz w:val="18"/>
               </w:rPr>
-              <w:t>Carteira guarda saldo de cashback/vale/refund, com saldo nunca negativo (CHECK &gt;= 0). O ledger movimento_carteira e append-only (trigger bloqueia UPDATE/DELETE); estorno e sempre novo movimento. Mutacao de saldo usa select_for_update para evitar corrida.</w:t>
+              <w:t>Preço versionado por vigência (data local). Promoção = desconto 0–100% XOR preço fixo (CHECK), por período; promoção geral só vale como percentual; aplica-se só quando reduz o valor e nunca deixa negativo.</w:t>
             </w:r>
           </w:p>
         </w:tc>
@@ -4148,7 +4324,7 @@
               <w:rPr>
                 <w:sz w:val="18"/>
               </w:rPr>
-              <w:t>Prontuario, anamnese e anotacoes</w:t>
+              <w:t>Valor cobrado e faturamento</w:t>
             </w:r>
           </w:p>
         </w:tc>
@@ -4162,7 +4338,7 @@
               <w:rPr>
                 <w:sz w:val="18"/>
               </w:rPr>
-              <w:t>Prontuario reune anamnese base permanente do cliente mais respostas_extras (JSONB) de questionario configuravel (schema em configuracao.prontuario_perguntas). Anamnese publica e enviada ao cliente por link, com respostas em JSONB. Anotacoes de sessao sao registro clinico por atendimento, com autor identificado.</w:t>
+              <w:t>A clínica pode registrar o valor combinado (não em cancelado/faltou/reagendado, retorno ou realizado com comissão lançada). Faturamento = avulsos realizados com valor &gt; 0 + vendas de pacote na data da compra; sessão de pacote e retorno não somam.</w:t>
             </w:r>
           </w:p>
         </w:tc>
@@ -4192,7 +4368,7 @@
               <w:rPr>
                 <w:sz w:val="18"/>
               </w:rPr>
-              <w:t>Termos versionados e aceite</w:t>
+              <w:t>Comissão</w:t>
             </w:r>
           </w:p>
         </w:tc>
@@ -4206,7 +4382,7 @@
               <w:rPr>
                 <w:sz w:val="18"/>
               </w:rPr>
-              <w:t>Termos sao versionados (versao_termo, tipo LGPD ou procedimento) com apenas 1 versao ativa por escopo (UNIQUE). O aceite_termo guarda cliente, versao, IP, user-agent e data como evidencia legal (cliente PROTECT, retencao ~20 anos / CFM).</w:t>
+              <w:t>Calculada ao REALIZADO (não em retorno) pela regra mais específica (profissional+procedimento &gt; profissional &gt; procedimento &gt; global; empate = mais recente): percentual 0–100 ou valor fixo sobre o valor cobrado, ou, em sessão de pacote, valor pago ÷ total de sessões. 1 comissão ativa por atendimento; cancelamento estorna.</w:t>
             </w:r>
           </w:p>
         </w:tc>
@@ -4236,7 +4412,7 @@
               <w:rPr>
                 <w:sz w:val="18"/>
               </w:rPr>
-              <w:t>Consentimentos granulares e descadastro</w:t>
+              <w:t>Cashback por indicação</w:t>
             </w:r>
           </w:p>
         </w:tc>
@@ -4250,7 +4426,7 @@
               <w:rPr>
                 <w:sz w:val="18"/>
               </w:rPr>
-              <w:t>Cliente possui consentimentos granulares (email_marketing, whatsapp_nps, whatsapp_confirmacao), cada um com data e IP. Descadastro via link token_descadastro (unsubscribe one-click) e banner de cookies granular.</w:t>
+              <w:t>No 1º atendimento REALIZADO e pago da indicada, a indicadora recebe R$ 50,00 na carteira (idempotente); cancelamento estorna; saldo nunca negativo; ledger imutável.</w:t>
             </w:r>
           </w:p>
         </w:tc>
@@ -4280,7 +4456,7 @@
               <w:rPr>
                 <w:sz w:val="18"/>
               </w:rPr>
-              <w:t>Politica de retencao de dados</w:t>
+              <w:t>Lista de espera</w:t>
             </w:r>
           </w:p>
         </w:tc>
@@ -4294,7 +4470,7 @@
               <w:rPr>
                 <w:sz w:val="18"/>
               </w:rPr>
-              <w:t>Retencao: OTP 24h, notificacao 12 meses, auditoria/financeiro 5 anos, prontuario/aceite ~20 anos (CFM 1.821/2007), cliente inativo 5 anos com anonimizacao automatica. Sessao web 8h. Jobs periodicos fazem o expurgo/anonimizacao.</w:t>
+              <w:t>Um pedido ativo por cliente/procedimento/data. Quando um atendimento ativo futuro vira CANCELADO ou REAGENDADO, todos os pedidos compatíveis recebem e-mail e WhatsApp (com consentimento) com link para agendar, sem reserva do horário; notificado só com entrega. O e-mail digitado no formulário anônimo fica só na inscrição.</w:t>
             </w:r>
           </w:p>
         </w:tc>
@@ -4324,7 +4500,7 @@
               <w:rPr>
                 <w:sz w:val="18"/>
               </w:rPr>
-              <w:t>Auditoria de acoes sensiveis</w:t>
+              <w:t>NPS</w:t>
             </w:r>
           </w:p>
         </w:tc>
@@ -4338,7 +4514,7 @@
               <w:rPr>
                 <w:sz w:val="18"/>
               </w:rPr>
-              <w:t>Toda acao sensivel e registrada em log_auditoria com autor, tabela, registro e IP (art. 37 LGPD), com sanitizacao automatica de PII (AuditoriaService).</w:t>
+              <w:t>WhatsApp de NPS entre 24 h e 7 dias após o REALIZADO, com consentimento e sem opt-out geral (até 3 tentativas); link válido por 7 dias; 1 avaliação por atendimento; nota 0–10. Nota ≤ 6 gera alerta por e-mail à clínica.</w:t>
             </w:r>
           </w:p>
         </w:tc>
@@ -4368,7 +4544,7 @@
               <w:rPr>
                 <w:sz w:val="18"/>
               </w:rPr>
-              <w:t>Notificacoes multicanal</w:t>
+              <w:t>Depoimentos</w:t>
             </w:r>
           </w:p>
         </w:tc>
@@ -4382,7 +4558,7 @@
               <w:rPr>
                 <w:sz w:val="18"/>
               </w:rPr>
-              <w:t>Canais: WhatsApp, Email, SMS e Push (PWA). Tipos: lembrete, confirmacao, NPS, pesquisa, cancelamento, aprovacao. Lembrete D-1 enviado 1 dia antes do atendimento. Status da notificacao: PENDENTE/ENVIADO/FALHOU.</w:t>
+              <w:t>Só aparecem no site com opt-in da cliente, aprovação da clínica, nota ≥ 9 e comentário; nome exibido abreviado; cliente excluída ou anonimizada nunca aparece.</w:t>
             </w:r>
           </w:p>
         </w:tc>
@@ -4412,7 +4588,7 @@
               <w:rPr>
                 <w:sz w:val="18"/>
               </w:rPr>
-              <w:t>Bases legais de tratamento (LGPD)</w:t>
+              <w:t>Aniversário e promoções por e-mail</w:t>
             </w:r>
           </w:p>
         </w:tc>
@@ -4426,7 +4602,7 @@
               <w:rPr>
                 <w:sz w:val="18"/>
               </w:rPr>
-              <w:t>Cada tratamento tem base legal definida: agendamento por execucao de contrato (art. 7-V); prontuario por tutela da saude (art. 11-II-f); lembrete D-1 por legitimo interesse (art. 7-IX); marketing por consentimento expresso (art. 7-I); auditoria por cumprimento de obrigacao legal (art. 7-II).</w:t>
+              <w:t>Aniversário = e-mail de felicitação sem desconto, com consentimento de marketing. Disparo de promoção: sem cupom, validade anunciada até o fim da promoção, só para quem consentiu, com link de descadastro, em lotes de 25.</w:t>
             </w:r>
           </w:p>
         </w:tc>
@@ -4456,7 +4632,7 @@
               <w:rPr>
                 <w:sz w:val="18"/>
               </w:rPr>
-              <w:t>Login de staff e 2FA</w:t>
+              <w:t>Prontuário e histórico</w:t>
             </w:r>
           </w:p>
         </w:tc>
@@ -4470,7 +4646,7 @@
               <w:rPr>
                 <w:sz w:val="18"/>
               </w:rPr>
-              <w:t>Staff faz login por email + senha (hash PBKDF2), com 2FA TOTP. Politica de senha minima de 10 chars, anti-similaridade e anti-wordlist. is_staff equivale a papel==ADMIN. Decorators staff_required, profissional_required e staff_otp_required controlam acesso.</w:t>
+              <w:t>Ficha 1:1 com campos clínicos e perguntas configuráveis. Cada edição grava antes a versão anterior (histórico append-only, imutável); edição concorrente é recusada; POST parcial não apaga campos.</w:t>
             </w:r>
           </w:p>
         </w:tc>
@@ -4500,7 +4676,7 @@
               <w:rPr>
                 <w:sz w:val="18"/>
               </w:rPr>
-              <w:t>Lockout de login de staff</w:t>
+              <w:t>Acesso do profissional à ficha</w:t>
             </w:r>
           </w:p>
         </w:tc>
@@ -4514,7 +4690,7 @@
               <w:rPr>
                 <w:sz w:val="18"/>
               </w:rPr>
-              <w:t>django-axes aplica lockout apos 5 tentativas falhas com cooloff de 1h por IP+email, resetando no sucesso, somado a rate-limit (10/min por IP, 5/min por email). Reset de senha com token de TTL 1h e rate-limit 3/15min.</w:t>
+              <w:t>O profissional só lê a ficha de quem tem atendimento REALIZADO nos últimos 180 dias ou ativo entre ontem e +60 dias (escrita sem PENDENTE); ADMIN lê todas. Toda leitura, gravação e negativa é auditada.</w:t>
             </w:r>
           </w:p>
         </w:tc>
@@ -4544,7 +4720,7 @@
               <w:rPr>
                 <w:sz w:val="18"/>
               </w:rPr>
-              <w:t>DSAR (direitos do titular)</w:t>
+              <w:t>Alertas de saúde</w:t>
             </w:r>
           </w:p>
         </w:tc>
@@ -4558,7 +4734,315 @@
               <w:rPr>
                 <w:sz w:val="18"/>
               </w:rPr>
-              <w:t>Cliente consulta/exporta seus proprios dados em /lgpd/meus-dados (export JSON) mediante challenge por OTP DSAR (single-use, 10 min). Cobre confirmacao, acesso, portabilidade; correcao pelo admin; anonimizacao via LgpdService.esquecer_cliente; revogacao de consent por unsubscribe.</w:t>
+              <w:t>Alergias, contraindicações, medicamentos e respostas de risco declaradas nas fichas aparecem como texto visível no portal, na agenda do painel e na ficha da cliente; marcador "ficha pendente" quando a ficha obrigatória não foi respondida.</w:t>
+            </w:r>
+          </w:p>
+        </w:tc>
+      </w:tr>
+      <w:tr>
+        <w:tc>
+          <w:tcPr>
+            <w:tcW w:type="dxa" w:w="864"/>
+          </w:tcPr>
+          <w:p>
+            <w:r/>
+            <w:r>
+              <w:rPr>
+                <w:sz w:val="18"/>
+              </w:rPr>
+              <w:t>RN39</w:t>
+            </w:r>
+          </w:p>
+        </w:tc>
+        <w:tc>
+          <w:tcPr>
+            <w:tcW w:type="dxa" w:w="2304"/>
+          </w:tcPr>
+          <w:p>
+            <w:r/>
+            <w:r>
+              <w:rPr>
+                <w:sz w:val="18"/>
+              </w:rPr>
+              <w:t>Termos versionados e imutáveis</w:t>
+            </w:r>
+          </w:p>
+        </w:tc>
+        <w:tc>
+          <w:tcPr>
+            <w:tcW w:type="dxa" w:w="6480"/>
+          </w:tcPr>
+          <w:p>
+            <w:r/>
+            <w:r>
+              <w:rPr>
+                <w:sz w:val="18"/>
+              </w:rPr>
+              <w:t>1 versão ativa por escopo (LGPD global; PROCEDIMENTO geral ou por procedimento). Versão com aceite não pode ser editada (model + trigger): mudar = publicar nova versão. O aceite é imutável e nunca apagado.</w:t>
+            </w:r>
+          </w:p>
+        </w:tc>
+      </w:tr>
+      <w:tr>
+        <w:tc>
+          <w:tcPr>
+            <w:tcW w:type="dxa" w:w="864"/>
+          </w:tcPr>
+          <w:p>
+            <w:r/>
+            <w:r>
+              <w:rPr>
+                <w:sz w:val="18"/>
+              </w:rPr>
+              <w:t>RN40</w:t>
+            </w:r>
+          </w:p>
+        </w:tc>
+        <w:tc>
+          <w:tcPr>
+            <w:tcW w:type="dxa" w:w="2304"/>
+          </w:tcPr>
+          <w:p>
+            <w:r/>
+            <w:r>
+              <w:rPr>
+                <w:sz w:val="18"/>
+              </w:rPr>
+              <w:t>Retenção de dados</w:t>
+            </w:r>
+          </w:p>
+        </w:tc>
+        <w:tc>
+          <w:tcPr>
+            <w:tcW w:type="dxa" w:w="6480"/>
+          </w:tcPr>
+          <w:p>
+            <w:r/>
+            <w:r>
+              <w:rPr>
+                <w:sz w:val="18"/>
+              </w:rPr>
+              <w:t>OTP 24 h; texto de notificação 12 meses; auditoria 5 anos; logs de login 90 dias; cliente sem atendimento há 5 anos ou excluída há 30 dias é anonimizada, exceto com prontuário com conteúdo, pacote comprado ou atendimento realizado nos últimos 20 anos; ficha de pedido não realizado apagada após 90 dias; lista de espera vencida apagada.</w:t>
+            </w:r>
+          </w:p>
+        </w:tc>
+      </w:tr>
+      <w:tr>
+        <w:tc>
+          <w:tcPr>
+            <w:tcW w:type="dxa" w:w="864"/>
+          </w:tcPr>
+          <w:p>
+            <w:r/>
+            <w:r>
+              <w:rPr>
+                <w:sz w:val="18"/>
+              </w:rPr>
+              <w:t>RN41</w:t>
+            </w:r>
+          </w:p>
+        </w:tc>
+        <w:tc>
+          <w:tcPr>
+            <w:tcW w:type="dxa" w:w="2304"/>
+          </w:tcPr>
+          <w:p>
+            <w:r/>
+            <w:r>
+              <w:rPr>
+                <w:sz w:val="18"/>
+              </w:rPr>
+              <w:t>Direito ao esquecimento</w:t>
+            </w:r>
+          </w:p>
+        </w:tc>
+        <w:tc>
+          <w:tcPr>
+            <w:tcW w:type="dxa" w:w="6480"/>
+          </w:tcPr>
+          <w:p>
+            <w:r/>
+            <w:r>
+              <w:rPr>
+                <w:sz w:val="18"/>
+              </w:rPr>
+              <w:t>Anonimiza nome ([ANONIMIZADO-pk]), contatos, documentos e consentimentos; soft delete; apaga OTPs, lista de espera, texto de notificações e fichas que não são de atendimento realizado; retira o depoimento e o comentário do NPS; pseudonimiza o nome nos textos da auditoria. Atendimentos, aceites, prontuário e pacotes ficam ligados a titular não identificável.</w:t>
+            </w:r>
+          </w:p>
+        </w:tc>
+      </w:tr>
+      <w:tr>
+        <w:tc>
+          <w:tcPr>
+            <w:tcW w:type="dxa" w:w="864"/>
+          </w:tcPr>
+          <w:p>
+            <w:r/>
+            <w:r>
+              <w:rPr>
+                <w:sz w:val="18"/>
+              </w:rPr>
+              <w:t>RN42</w:t>
+            </w:r>
+          </w:p>
+        </w:tc>
+        <w:tc>
+          <w:tcPr>
+            <w:tcW w:type="dxa" w:w="2304"/>
+          </w:tcPr>
+          <w:p>
+            <w:r/>
+            <w:r>
+              <w:rPr>
+                <w:sz w:val="18"/>
+              </w:rPr>
+              <w:t>Acesso aos dados (DSAR)</w:t>
+            </w:r>
+          </w:p>
+        </w:tc>
+        <w:tc>
+          <w:tcPr>
+            <w:tcW w:type="dxa" w:w="6480"/>
+          </w:tcPr>
+          <w:p>
+            <w:r/>
+            <w:r>
+              <w:rPr>
+                <w:sz w:val="18"/>
+              </w:rPr>
+              <w:t>A cliente baixa os próprios dados em JSON em /lgpd/meus-dados/ com código SMS (propósito DSAR); resposta idêntica exista ou não o cadastro; ação auditada.</w:t>
+            </w:r>
+          </w:p>
+        </w:tc>
+      </w:tr>
+      <w:tr>
+        <w:tc>
+          <w:tcPr>
+            <w:tcW w:type="dxa" w:w="864"/>
+          </w:tcPr>
+          <w:p>
+            <w:r/>
+            <w:r>
+              <w:rPr>
+                <w:sz w:val="18"/>
+              </w:rPr>
+              <w:t>RN43</w:t>
+            </w:r>
+          </w:p>
+        </w:tc>
+        <w:tc>
+          <w:tcPr>
+            <w:tcW w:type="dxa" w:w="2304"/>
+          </w:tcPr>
+          <w:p>
+            <w:r/>
+            <w:r>
+              <w:rPr>
+                <w:sz w:val="18"/>
+              </w:rPr>
+              <w:t>Auditoria</w:t>
+            </w:r>
+          </w:p>
+        </w:tc>
+        <w:tc>
+          <w:tcPr>
+            <w:tcW w:type="dxa" w:w="6480"/>
+          </w:tcPr>
+          <w:p>
+            <w:r/>
+            <w:r>
+              <w:rPr>
+                <w:sz w:val="18"/>
+              </w:rPr>
+              <w:t>Toda ação sensível grava autor (+ nome), tabela, registro, detalhes com PII mascarada e IP (LGPD art. 37).</w:t>
+            </w:r>
+          </w:p>
+        </w:tc>
+      </w:tr>
+      <w:tr>
+        <w:tc>
+          <w:tcPr>
+            <w:tcW w:type="dxa" w:w="864"/>
+          </w:tcPr>
+          <w:p>
+            <w:r/>
+            <w:r>
+              <w:rPr>
+                <w:sz w:val="18"/>
+              </w:rPr>
+              <w:t>RN44</w:t>
+            </w:r>
+          </w:p>
+        </w:tc>
+        <w:tc>
+          <w:tcPr>
+            <w:tcW w:type="dxa" w:w="2304"/>
+          </w:tcPr>
+          <w:p>
+            <w:r/>
+            <w:r>
+              <w:rPr>
+                <w:sz w:val="18"/>
+              </w:rPr>
+              <w:t>Login da equipe e 2FA</w:t>
+            </w:r>
+          </w:p>
+        </w:tc>
+        <w:tc>
+          <w:tcPr>
+            <w:tcW w:type="dxa" w:w="6480"/>
+          </w:tcPr>
+          <w:p>
+            <w:r/>
+            <w:r>
+              <w:rPr>
+                <w:sz w:val="18"/>
+              </w:rPr>
+              <w:t>E-mail + senha (mínimo 10, validadores do Django). 2FA TOTP obrigatório para ADMIN (cadastro forçado após o login, conferido a cada request); opcional para PROFISSIONAL. Trocar de aparelho exige o código atual; recuperação por comando setup_2fa --force. Sessão da equipe de 8 h deslizantes; logout só via POST.</w:t>
+            </w:r>
+          </w:p>
+        </w:tc>
+      </w:tr>
+      <w:tr>
+        <w:tc>
+          <w:tcPr>
+            <w:tcW w:type="dxa" w:w="864"/>
+          </w:tcPr>
+          <w:p>
+            <w:r/>
+            <w:r>
+              <w:rPr>
+                <w:sz w:val="18"/>
+              </w:rPr>
+              <w:t>RN45</w:t>
+            </w:r>
+          </w:p>
+        </w:tc>
+        <w:tc>
+          <w:tcPr>
+            <w:tcW w:type="dxa" w:w="2304"/>
+          </w:tcPr>
+          <w:p>
+            <w:r/>
+            <w:r>
+              <w:rPr>
+                <w:sz w:val="18"/>
+              </w:rPr>
+              <w:t>Bloqueio de login e reset de senha</w:t>
+            </w:r>
+          </w:p>
+        </w:tc>
+        <w:tc>
+          <w:tcPr>
+            <w:tcW w:type="dxa" w:w="6480"/>
+          </w:tcPr>
+          <w:p>
+            <w:r/>
+            <w:r>
+              <w:rPr>
+                <w:sz w:val="18"/>
+              </w:rPr>
+              <w:t>django-axes bloqueia por 1 h após 5 falhas (IP + usuário); rate-limit no login. Reset de senha com token de 1 h, 3 pedidos/15 min por IP, resposta genérica; sem backend de e-mail real nada é enviado.</w:t>
             </w:r>
           </w:p>
         </w:tc>
@@ -4585,7 +5069,7 @@
       <w:r>
         <w:drawing>
           <wp:inline xmlns:a="http://schemas.openxmlformats.org/drawingml/2006/main" xmlns:pic="http://schemas.openxmlformats.org/drawingml/2006/picture">
-            <wp:extent cx="5852160" cy="5359504"/>
+            <wp:extent cx="5852160" cy="5680477"/>
             <wp:docPr id="1" name="Picture 1"/>
             <wp:cNvGraphicFramePr>
               <a:graphicFrameLocks noChangeAspect="1"/>
@@ -4606,7 +5090,7 @@
                   <pic:spPr>
                     <a:xfrm>
                       <a:off x="0" y="0"/>
-                      <a:ext cx="5852160" cy="5359504"/>
+                      <a:ext cx="5852160" cy="5680477"/>
                     </a:xfrm>
                     <a:prstGeom prst="rect"/>
                   </pic:spPr>
@@ -4627,7 +5111,7 @@
           <w:color w:val="666666"/>
           <w:sz w:val="17"/>
         </w:rPr>
-        <w:t>Figura 1 — Diagrama de Casos de Uso (UML): Area Publica (Cliente).</w:t>
+        <w:t>Figura 1 — Diagrama de Casos de Uso (UML): Área Pública (Cliente).</w:t>
       </w:r>
     </w:p>
     <w:p>
@@ -4637,7 +5121,7 @@
       <w:r>
         <w:drawing>
           <wp:inline xmlns:a="http://schemas.openxmlformats.org/drawingml/2006/main" xmlns:pic="http://schemas.openxmlformats.org/drawingml/2006/picture">
-            <wp:extent cx="5852160" cy="9076820"/>
+            <wp:extent cx="5852160" cy="10032274"/>
             <wp:docPr id="2" name="Picture 2"/>
             <wp:cNvGraphicFramePr>
               <a:graphicFrameLocks noChangeAspect="1"/>
@@ -4658,7 +5142,7 @@
                   <pic:spPr>
                     <a:xfrm>
                       <a:off x="0" y="0"/>
-                      <a:ext cx="5852160" cy="9076820"/>
+                      <a:ext cx="5852160" cy="10032274"/>
                     </a:xfrm>
                     <a:prstGeom prst="rect"/>
                   </pic:spPr>
@@ -4679,7 +5163,7 @@
           <w:color w:val="666666"/>
           <w:sz w:val="17"/>
         </w:rPr>
-        <w:t>Figura 2 — Diagrama de Casos de Uso (UML): Area Interna (Staff, Profissional, Sistema).</w:t>
+        <w:t>Figura 2 — Diagrama de Casos de Uso (UML): Área Interna (ADMIN, Profissional, Sistema).</w:t>
       </w:r>
     </w:p>
     <w:p>
@@ -4687,7 +5171,7 @@
         <w:pStyle w:val="Heading2"/>
       </w:pPr>
       <w:r>
-        <w:t>6.1 Especificacao dos casos de uso</w:t>
+        <w:t>6.1 Especificação dos casos de uso</w:t>
       </w:r>
     </w:p>
     <w:tbl>
@@ -4798,7 +5282,7 @@
               <w:rPr>
                 <w:sz w:val="18"/>
               </w:rPr>
-              <w:t>Agendar online (sem login)</w:t>
+              <w:t>Agendar online</w:t>
             </w:r>
           </w:p>
         </w:tc>
@@ -4812,7 +5296,7 @@
               <w:rPr>
                 <w:sz w:val="18"/>
               </w:rPr>
-              <w:t>Visitante / Cliente (público, sem login), Cliente Recorrente (cadastro existente), Serviços Externos (SMS Zenvia / WhatsApp Meta / Email / Google Calendar / Cloudflare Turnstile)</w:t>
+              <w:t>Visitante / Cliente (público, sem login), Cliente cadastrada, Serviços externos</w:t>
             </w:r>
           </w:p>
         </w:tc>
@@ -4826,7 +5310,7 @@
               <w:rPr>
                 <w:sz w:val="18"/>
               </w:rPr>
-              <w:t>Cliente escolhe procedimento, data/horário (3 steps) e preenche dados. confirmar_agendamento valida honeypot+Turnstile, idade ≥18, feriado, faz slot lock (cache.add 30s) + SELECT FOR UPDATE para evitar overbooking, get_or_create do Cliente por telefone com consentimentos LGPD, cria Atendimento status PENDENTE, grava respostas de anamnese inline e dispara emails async (termos pendentes ao cliente, aprovação ao profissional). Se cliente já existe (telefone OU email), exige OTP por SMS antes de prosseguir.</w:t>
+              <w:t>Cliente escolhe procedimento, data/horário e profissional, informa dados, aceita a política e os termos, consente o dado de saúde e responde a ficha; confirma o celular com código SMS (UC02). O servidor revalida slot, habilitação, feriado, idade ≥ 18 e aceites; trava o slot (cache + SELECT FOR UPDATE + EXCLUDE), cria/atualiza a cliente pelo telefone, grava o atendimento PENDENTE com o preço da data, os aceites com prova, a ficha e o consentimento na auditoria; avisa o profissional.</w:t>
             </w:r>
           </w:p>
         </w:tc>
@@ -4856,7 +5340,7 @@
               <w:rPr>
                 <w:sz w:val="18"/>
               </w:rPr>
-              <w:t>Verificar OTP por SMS</w:t>
+              <w:t>Verificar celular por OTP</w:t>
             </w:r>
           </w:p>
         </w:tc>
@@ -4870,7 +5354,7 @@
               <w:rPr>
                 <w:sz w:val="18"/>
               </w:rPr>
-              <w:t>Cliente Recorrente (cadastro existente), Serviços Externos (SMS Zenvia / WhatsApp Meta / Email / Google Calendar / Cloudflare Turnstile)</w:t>
+              <w:t>Visitante / Cliente (público, sem login), Cliente cadastrada, Serviços externos</w:t>
             </w:r>
           </w:p>
         </w:tc>
@@ -4884,7 +5368,7 @@
               <w:rPr>
                 <w:sz w:val="18"/>
               </w:rPr>
-              <w:t>solicitar_otp_agendamento gera código e envia por SMS (Zenvia) ao telefone (email opcional vira pseudo-email sms+digitos@ quando cadastro SMS-only); rate-limit 5/m e cooldown anti-abuso. verificar_otp_agendamento valida o código pelo otp_service e grava na sessão otp_agendamento_email + expiração 30min, devolvendo pré-fill do cliente. Anti-enumeração: resposta idêntica exista ou não o cadastro.</w:t>
+              <w:t>Cliente informa o celular; o sistema valida o captcha (se configurado), recusa telefone fixo, checa intervalo e cotas de SMS, gera o código (HMAC) e envia pela Zenvia. A cliente digita o código; o sistema confere (5 tentativas) e marca o telefone como verificado na sessão por 30 min, devolvendo o pré-preenchimento do cadastro daquele telefone.</w:t>
             </w:r>
           </w:p>
         </w:tc>
@@ -4914,7 +5398,7 @@
               <w:rPr>
                 <w:sz w:val="18"/>
               </w:rPr>
-              <w:t>Consultar disponibilidade (horários e dias)</w:t>
+              <w:t>Consultar disponibilidade</w:t>
             </w:r>
           </w:p>
         </w:tc>
@@ -4942,7 +5426,7 @@
               <w:rPr>
                 <w:sz w:val="18"/>
               </w:rPr>
-              <w:t>Endpoints AJAX api_horarios_disponiveis (slots de 30min por data+procedimento, cruzando DisponibilidadeProfissional, Atendimentos ocupados e BloqueioAgenda, agrupados por horário/profissional) e api_dias_disponiveis (dias do mês com disponibilidade). buscar_procedimentos e buscar_horarios complementam. Rate-limit 30/m por IP.</w:t>
+              <w:t>O wizard consulta dias do mês e horários livres; o SlotService calcula os slots de 30 min por profissional considerando expediente, exceções, feriados, bloqueios, atendimentos, buffer e antecedências.</w:t>
             </w:r>
           </w:p>
         </w:tc>
@@ -4972,7 +5456,7 @@
               <w:rPr>
                 <w:sz w:val="18"/>
               </w:rPr>
-              <w:t>Reagendar atendimento (público via token)</w:t>
+              <w:t>Reagendar atendimento</w:t>
             </w:r>
           </w:p>
         </w:tc>
@@ -4986,7 +5470,7 @@
               <w:rPr>
                 <w:sz w:val="18"/>
               </w:rPr>
-              <w:t>Cliente Recorrente (cadastro existente)</w:t>
+              <w:t>Cliente cadastrada</w:t>
             </w:r>
           </w:p>
         </w:tc>
@@ -5000,7 +5484,7 @@
               <w:rPr>
                 <w:sz w:val="18"/>
               </w:rPr>
-              <w:t>reagendar_agendamento resolve Atendimento por token_cancelamento, exige ≥24h de antecedência e status reagendável; em transação marca o antigo como REAGENDADO (sai da agenda antes para não colidir com a exclusion constraint), checa conflito com SELECT FOR UPDATE e cria novo Atendimento AGENDADO vinculado (reagendado_de) preservando valores. Redireciona para sucesso.</w:t>
+              <w:t>Pelo token do atendimento: exige ≥ 24 h de antecedência; escolhe novo horário (UC03); o antigo vira REAGENDADO e o novo herda preço, retorno e ficha; fica AGENDADO se já aprovado e com a mesma profissional, senão PENDENTE.</w:t>
             </w:r>
           </w:p>
         </w:tc>
@@ -5030,7 +5514,7 @@
               <w:rPr>
                 <w:sz w:val="18"/>
               </w:rPr>
-              <w:t>Cancelar agendamento (público via token)</w:t>
+              <w:t>Cancelar atendimento</w:t>
             </w:r>
           </w:p>
         </w:tc>
@@ -5044,7 +5528,7 @@
               <w:rPr>
                 <w:sz w:val="18"/>
               </w:rPr>
-              <w:t>Cliente Recorrente (cadastro existente)</w:t>
+              <w:t>Cliente cadastrada</w:t>
             </w:r>
           </w:p>
         </w:tc>
@@ -5058,7 +5542,7 @@
               <w:rPr>
                 <w:sz w:val="18"/>
               </w:rPr>
-              <w:t>cancelar_agendamento (POST JSON) busca Atendimento por token_cancelamento (anti-IDOR), bloqueia cancelamento de passados ou já cancelados, e em transação com SELECT FOR UPDATE seta status CANCELADO. Rate-limit 10/m por IP.</w:t>
+              <w:t>Pelo token (portal): atendimento ativo e futuro vai para CANCELADO pela FSM; a vaga é oferecida à lista de espera.</w:t>
             </w:r>
           </w:p>
         </w:tc>
@@ -5088,7 +5572,7 @@
               <w:rPr>
                 <w:sz w:val="18"/>
               </w:rPr>
-              <w:t>Login e consultar Meus Agendamentos</w:t>
+              <w:t>Entrar em Meus agendamentos</w:t>
             </w:r>
           </w:p>
         </w:tc>
@@ -5102,7 +5586,7 @@
               <w:rPr>
                 <w:sz w:val="18"/>
               </w:rPr>
-              <w:t>Cliente Recorrente (cadastro existente), Serviços Externos (SMS Zenvia / WhatsApp Meta / Email / Google Calendar / Cloudflare Turnstile)</w:t>
+              <w:t>Cliente cadastrada, Serviços externos</w:t>
             </w:r>
           </w:p>
         </w:tc>
@@ -5116,7 +5600,7 @@
               <w:rPr>
                 <w:sz w:val="18"/>
               </w:rPr>
-              <w:t>meus_agendamentos_enviar_otp valida email/Turnstile, busca telefone do cliente e envia OTP de login por SMS; meus_agendamentos_verificar_otp valida e cria sessão (1h). meus_agendamentos lista futuros (PENDENTE/AGENDADO/CONFIRMADO) e passados/finalizados do email logado. Alternativa: verificar_telefone (action enviar/verificar) loga via SMS por telefone. Logout limpa sessão.</w:t>
+              <w:t>Cliente informa celular ou e-mail; se houver cadastro, o código vai ao celular do cadastro (resposta sempre igual); após o código, sessão de 1 h presa ao telefone com agendamentos futuros e passados, reagendar e cancelar.</w:t>
             </w:r>
           </w:p>
         </w:tc>
@@ -5146,7 +5630,7 @@
               <w:rPr>
                 <w:sz w:val="18"/>
               </w:rPr>
-              <w:t>Confirmar presença (link público)</w:t>
+              <w:t>Confirmar presença</w:t>
             </w:r>
           </w:p>
         </w:tc>
@@ -5160,7 +5644,7 @@
               <w:rPr>
                 <w:sz w:val="18"/>
               </w:rPr>
-              <w:t>Visitante / Cliente (público, sem login)</w:t>
+              <w:t>Cliente cadastrada</w:t>
             </w:r>
           </w:p>
         </w:tc>
@@ -5174,7 +5658,7 @@
               <w:rPr>
                 <w:sz w:val="18"/>
               </w:rPr>
-              <w:t>confirmar_presenca resolve Notificacao por token (enviado via WhatsApp), permite confirmar (Atendimento→CONFIRMADO) ou cancelar (→CANCELADO) uma única vez; usa SELECT FOR UPDATE + filtro resposta__isnull para serializar duplo-clique. Rate-limit 30/m por IP.</w:t>
+              <w:t>Pelo link do lembrete D-1 (WhatsApp): confirmar (AGENDADO → CONFIRMADO) ou cancelar, uma única vez.</w:t>
             </w:r>
           </w:p>
         </w:tc>
@@ -5232,7 +5716,7 @@
               <w:rPr>
                 <w:sz w:val="18"/>
               </w:rPr>
-              <w:t>lista_espera_publica (POST) valida nome/telefone/procedimento/data futura, normaliza telefone, get_or_create do Cliente, evita inscrição duplicada e cria ListaEspera com profissional/turno desejados. Rate-limit 10/m por IP.</w:t>
+              <w:t>Informa nome, celular, procedimento, data, turno/profissional e e-mail opcional; sistema normaliza o telefone e registra o pedido (e-mail só na inscrição). Quando uma vaga compatível abre, recebe aviso por e-mail/WhatsApp.</w:t>
             </w:r>
           </w:p>
         </w:tc>
@@ -5262,7 +5746,7 @@
               <w:rPr>
                 <w:sz w:val="18"/>
               </w:rPr>
-              <w:t>Responder formulário público (anamnese / pesquisa)</w:t>
+              <w:t>Responder ficha de anamnese por link</w:t>
             </w:r>
           </w:p>
         </w:tc>
@@ -5290,7 +5774,7 @@
               <w:rPr>
                 <w:sz w:val="18"/>
               </w:rPr>
-              <w:t>anamnese_publica e pesquisa_publica resolvem RespostaAnamnese por token (expira em 60 dias), validam respostas contra schema_json (obrigatórios/tipos), gravam respostas_json + respondida_em e registram LogAuditoria. Bloqueia respostas duplicadas. Branch por formulario.tipo (ANAMNESE pré-atendimento / PESQUISA pós-atendimento).</w:t>
+              <w:t>Pelo token (60 dias): responde a ficha; para ficha de saúde marca o consentimento do art. 11 (auditado); respostas validadas contra o schema; uma resposta por link.</w:t>
             </w:r>
           </w:p>
         </w:tc>
@@ -5334,7 +5818,7 @@
               <w:rPr>
                 <w:sz w:val="18"/>
               </w:rPr>
-              <w:t>Visitante / Cliente (público, sem login), Serviços Externos (SMS Zenvia / WhatsApp Meta / Email / Google Calendar / Cloudflare Turnstile)</w:t>
+              <w:t>Cliente cadastrada, Serviços externos</w:t>
             </w:r>
           </w:p>
         </w:tc>
@@ -5348,7 +5832,7 @@
               <w:rPr>
                 <w:sz w:val="18"/>
               </w:rPr>
-              <w:t>Dois canais: (a) nps_web — página por token NPS (expira), grava AvaliacaoNPS nota 0-10 + comentário, bloqueia duplicidade; (b) whatsapp_webhook — recebe resposta numérica 0-10 via Meta (assinatura HMAC validada), correlaciona com Notificacao NPS enviada (≤7 dias, match por telefone com/sem DDI 55, anti-IDOR) e cria AvaliacaoNPS. Promotores (nota≥9) com comentário viram depoimentos públicos.</w:t>
+              <w:t>Pelo link (7 dias) ou respondendo o WhatsApp: nota 0–10, comentário e autorização do depoimento; uma avaliação por atendimento.</w:t>
             </w:r>
           </w:p>
         </w:tc>
@@ -5378,7 +5862,7 @@
               <w:rPr>
                 <w:sz w:val="18"/>
               </w:rPr>
-              <w:t>Assinar termo de consentimento (público)</w:t>
+              <w:t>Aceitar termo por link</w:t>
             </w:r>
           </w:p>
         </w:tc>
@@ -5392,7 +5876,7 @@
               <w:rPr>
                 <w:sz w:val="18"/>
               </w:rPr>
-              <w:t>Visitante / Cliente (público, sem login)</w:t>
+              <w:t>Cliente cadastrada</w:t>
             </w:r>
           </w:p>
         </w:tc>
@@ -5406,7 +5890,7 @@
               <w:rPr>
                 <w:sz w:val="18"/>
               </w:rPr>
-              <w:t>termo_assinatura resolve Notificacao por token, exibe termo do atendimento/cliente e registra AceiteTermo da VersaoTermo (LGPD ou específico do procedimento). Termos pendentes são detectados no booking e o link é enviado por email.</w:t>
+              <w:t>Pelo link do atendimento (válido até o fim dele): lê e aceita os termos pendentes; o aceite grava IP, navegador e SHA-256 do texto.</w:t>
             </w:r>
           </w:p>
         </w:tc>
@@ -5450,7 +5934,7 @@
               <w:rPr>
                 <w:sz w:val="18"/>
               </w:rPr>
-              <w:t>Cliente Recorrente (cadastro existente)</w:t>
+              <w:t>Cliente cadastrada, Serviços externos</w:t>
             </w:r>
           </w:p>
         </w:tc>
@@ -5464,7 +5948,7 @@
               <w:rPr>
                 <w:sz w:val="18"/>
               </w:rPr>
-              <w:t>lgpd_meus_dados permite ao titular ver/baixar seus dados; lgpd_unsubscribe (por token) descadastra de marketing; lgpd_aceitar_cookies registra consentimento de cookies. Complementado pelo job automático de purga/anonimização de inativos.</w:t>
+              <w:t>Baixar os dados em JSON após código SMS (DSAR), descadastrar-se por link e registrar o aviso de cookies.</w:t>
             </w:r>
           </w:p>
         </w:tc>
@@ -5494,7 +5978,7 @@
               <w:rPr>
                 <w:sz w:val="18"/>
               </w:rPr>
-              <w:t>Autenticar admin (login + recuperação de senha)</w:t>
+              <w:t>Autenticar equipe</w:t>
             </w:r>
           </w:p>
         </w:tc>
@@ -5508,7 +5992,7 @@
               <w:rPr>
                 <w:sz w:val="18"/>
               </w:rPr>
-              <w:t>Administrador / Gerente / Recepção (staff)</w:t>
+              <w:t>Administrador (ADMIN), Profissional</w:t>
             </w:r>
           </w:p>
         </w:tc>
@@ -5522,7 +6006,7 @@
               <w:rPr>
                 <w:sz w:val="18"/>
               </w:rPr>
-              <w:t>usuario_login (URL oculta) autentica email/senha exigindo is_staff, com rate-limit por IP (5 falhas/min) e por username (5/m), regeneração de sessão (anti-fixation) e validação de next (anti open-redirect). ClinicaPasswordReset* faz fluxo de reset por email com rate-limit 3/15m e LogAuditoria (PII mascarada). Após login, se houver 2FA ativo, segue para o challenge.</w:t>
+              <w:t>Login por e-mail/senha com rate-limit e django-axes; ADMIN sem 2FA vai ao cadastro obrigatório; com 2FA passa pelo desafio (UC14); reset de senha por link (1 h). Logout só via POST.</w:t>
             </w:r>
           </w:p>
         </w:tc>
@@ -5552,7 +6036,7 @@
               <w:rPr>
                 <w:sz w:val="18"/>
               </w:rPr>
-              <w:t>Configurar e validar 2FA TOTP</w:t>
+              <w:t>Cadastrar / validar 2FA</w:t>
             </w:r>
           </w:p>
         </w:tc>
@@ -5566,7 +6050,7 @@
               <w:rPr>
                 <w:sz w:val="18"/>
               </w:rPr>
-              <w:t>Administrador / Gerente / Recepção (staff), Profissional / Biomédica</w:t>
+              <w:t>Administrador (ADMIN), Profissional</w:t>
             </w:r>
           </w:p>
         </w:tc>
@@ -5580,7 +6064,7 @@
               <w:rPr>
                 <w:sz w:val="18"/>
               </w:rPr>
-              <w:t>admin_2fa_setup gera TOTPDevice pendente + QR code, confirma com primeiro token e permite desativar (com LogAuditoria). admin_2fa_challenge exibe input pós-login e admin_2fa_verify valida o token (rate-limit 5/m), marcando otp_verified na sessão.</w:t>
+              <w:t>Cadastro por QR (SVG) e confirmação do primeiro código; desafio a cada sessão (TOTP ou código de backup); trocar de aparelho exige o código atual.</w:t>
             </w:r>
           </w:p>
         </w:tc>
@@ -5610,7 +6094,7 @@
               <w:rPr>
                 <w:sz w:val="18"/>
               </w:rPr>
-              <w:t>Gerir agenda do profissional (portal)</w:t>
+              <w:t>Operar o portal do profissional</w:t>
             </w:r>
           </w:p>
         </w:tc>
@@ -5624,7 +6108,7 @@
               <w:rPr>
                 <w:sz w:val="18"/>
               </w:rPr>
-              <w:t>Profissional / Biomédica</w:t>
+              <w:t>Profissional</w:t>
             </w:r>
           </w:p>
         </w:tc>
@@ -5638,7 +6122,7 @@
               <w:rPr>
                 <w:sz w:val="18"/>
               </w:rPr>
-              <w:t>agenda mostra atendimentos do dia/semana e pendentes de aprovação do profissional logado. aprovar_agendamento (PENDENTE→AGENDADO + email confirmação), rejeitar_agendamento (PENDENTE→CANCELADO + email), marcar_realizado (AGENDADO/CONFIRMADO→REALIZADO via allowlist) e anotar/anotacao_sessao_salvar registram anotações clínicas. Ownership: profissional só acessa atendimentos próprios (anti-BOLA).</w:t>
+              <w:t>Agenda do dia/semana e pedidos pendentes com alertas de saúde; aprovar/rejeitar; marcar realizado (termo aceito ou override auditado); anotar a sessão; abrir a ficha quando há vínculo.</w:t>
             </w:r>
           </w:p>
         </w:tc>
@@ -5668,7 +6152,7 @@
               <w:rPr>
                 <w:sz w:val="18"/>
               </w:rPr>
-              <w:t>Gerir agendamentos no painel (aprovar/rejeitar/cancelar/status/calendário)</w:t>
+              <w:t>Gerir agendamentos no painel</w:t>
             </w:r>
           </w:p>
         </w:tc>
@@ -5682,7 +6166,7 @@
               <w:rPr>
                 <w:sz w:val="18"/>
               </w:rPr>
-              <w:t>Administrador / Gerente / Recepção (staff)</w:t>
+              <w:t>Administrador (ADMIN)</w:t>
             </w:r>
           </w:p>
         </w:tc>
@@ -5696,7 +6180,7 @@
               <w:rPr>
                 <w:sz w:val="18"/>
               </w:rPr>
-              <w:t>painel_agendamentos lista/filtra; admin_aprovar_agendamento e admin_rejeitar_agendamento delegam ao AgendamentoService (regras+email+audit); admin_bulk_agendamentos faz aprovação/rejeição em massa; admin_atualizar_status muda status via AJAX; admin_cancelar_agendamento cancela e notifica cliente por email + cria Notificacao; admin_calendar/_events/_mover oferece calendário FullCalendar com reagendamento drag-drop.</w:t>
+              <w:t>Lista com filtros e marcadores (termo pendente, ficha pendente, alertas); aprovar/rejeitar individual ou em lote; mudar status pela FSM (409 sem termo, salvo override); calendário com arrastar-e-soltar; valor cobrado; link do termo.</w:t>
             </w:r>
           </w:p>
         </w:tc>
@@ -5740,7 +6224,7 @@
               <w:rPr>
                 <w:sz w:val="18"/>
               </w:rPr>
-              <w:t>Administrador / Gerente / Recepção (staff), Profissional / Biomédica</w:t>
+              <w:t>Administrador (ADMIN), Profissional</w:t>
             </w:r>
           </w:p>
         </w:tc>
@@ -5754,7 +6238,7 @@
               <w:rPr>
                 <w:sz w:val="18"/>
               </w:rPr>
-              <w:t>painel_clientes / admin_cliente_detalhe / prontuario_consentimento listam e detalham clientes. prontuario_detalhe e prontuario_salvar editam anamnese/questionário configurável e histórico; acesso restrito a staff OU profissional que já atendeu o cliente, com LogAuditoria de cada leitura/edição/negação (LGPD).</w:t>
+              <w:t>Ficha da cliente (dados validados, alertas, pacotes, histórico); prontuário com histórico de versões, trava de edição concorrente e trilha de leitura; anotações de sessão.</w:t>
             </w:r>
           </w:p>
         </w:tc>
@@ -5784,7 +6268,7 @@
               <w:rPr>
                 <w:sz w:val="18"/>
               </w:rPr>
-              <w:t>Gerir profissionais, disponibilidade e bloqueios</w:t>
+              <w:t>Gerir profissionais e disponibilidade</w:t>
             </w:r>
           </w:p>
         </w:tc>
@@ -5798,7 +6282,7 @@
               <w:rPr>
                 <w:sz w:val="18"/>
               </w:rPr>
-              <w:t>Administrador / Gerente / Recepção (staff), Serviços Externos (SMS Zenvia / WhatsApp Meta / Email / Google Calendar / Cloudflare Turnstile)</w:t>
+              <w:t>Administrador (ADMIN), Serviços externos</w:t>
             </w:r>
           </w:p>
         </w:tc>
@@ -5812,7 +6296,7 @@
               <w:rPr>
                 <w:sz w:val="18"/>
               </w:rPr>
-              <w:t>painel_profissionais, profissional_cadastro/profissional_editar gerenciam profissionais e habilitações/preços. admin_excecoes (folga/horário diferente por data), admin_bloqueios (CRUD) e admin_procedimentos controlam disponibilidade. gcal_connect/gcal_callback/gcal_pull e o feed ICS integram a agenda do profissional ao Google Calendar.</w:t>
+              <w:t>Profissionais (expediente, antecedências, habilitações, preços), exceções, bloqueios (inclusive globais), procedimentos, novo link do feed iCal e conexão com o Google Calendar.</w:t>
             </w:r>
           </w:p>
         </w:tc>
@@ -5842,7 +6326,7 @@
               <w:rPr>
                 <w:sz w:val="18"/>
               </w:rPr>
-              <w:t>Gerir pacotes (CRUD e venda)</w:t>
+              <w:t>Gerir pacotes</w:t>
             </w:r>
           </w:p>
         </w:tc>
@@ -5856,7 +6340,7 @@
               <w:rPr>
                 <w:sz w:val="18"/>
               </w:rPr>
-              <w:t>Administrador / Gerente / Recepção (staff)</w:t>
+              <w:t>Administrador (ADMIN)</w:t>
             </w:r>
           </w:p>
         </w:tc>
@@ -5870,7 +6354,7 @@
               <w:rPr>
                 <w:sz w:val="18"/>
               </w:rPr>
-              <w:t>admin_pacotes lista pacotes com itens/vendas; admin_criar_pacote e admin_editar_pacote definem nome/preço/validade e ItemPacote (procedimento+sessões) em transação; admin_vender_pacote cria CompraPacote ATIVO com data de expiração (relativedelta) e LogAuditoria. Jobs automáticos avisam expiração e expiram pacotes vencidos.</w:t>
+              <w:t>Criar/editar pacotes (congelados após a venda), vender a uma cliente, acompanhar saldo/validade e cancelar com valor devolvido.</w:t>
             </w:r>
           </w:p>
         </w:tc>
@@ -5900,7 +6384,7 @@
               <w:rPr>
                 <w:sz w:val="18"/>
               </w:rPr>
-              <w:t>Gerir promoções e disparar campanha</w:t>
+              <w:t>Gerir promoções e campanhas</w:t>
             </w:r>
           </w:p>
         </w:tc>
@@ -5914,7 +6398,7 @@
               <w:rPr>
                 <w:sz w:val="18"/>
               </w:rPr>
-              <w:t>Administrador / Gerente / Recepção (staff), Serviços Externos (SMS Zenvia / WhatsApp Meta / Email / Google Calendar / Cloudflare Turnstile)</w:t>
+              <w:t>Administrador (ADMIN), Serviços externos</w:t>
             </w:r>
           </w:p>
         </w:tc>
@@ -5928,7 +6412,7 @@
               <w:rPr>
                 <w:sz w:val="18"/>
               </w:rPr>
-              <w:t>admin_promocoes/criar/editar/excluir fazem o CRUD vinculando procedimento+desconto+vigência. admin_disparar_promocao agenda job_promocao_mensal (Celery) que envia email a clientes com consent_email_marketing=True (com cupom/validade). Página pública /promocoes mostra promoções vigentes.</w:t>
+              <w:t>CRUD de promoções (percentual XOR preço fixo, período) e disparo de e-mail em lotes para clientes com consentimento, sem cupom.</w:t>
             </w:r>
           </w:p>
         </w:tc>
@@ -5958,7 +6442,7 @@
               <w:rPr>
                 <w:sz w:val="18"/>
               </w:rPr>
-              <w:t>Ver dashboard financeiro e comissões</w:t>
+              <w:t>Financeiro e comissões</w:t>
             </w:r>
           </w:p>
         </w:tc>
@@ -5972,7 +6456,7 @@
               <w:rPr>
                 <w:sz w:val="18"/>
               </w:rPr>
-              <w:t>Administrador / Gerente / Recepção (staff)</w:t>
+              <w:t>Administrador (ADMIN)</w:t>
             </w:r>
           </w:p>
         </w:tc>
@@ -5986,7 +6470,7 @@
               <w:rPr>
                 <w:sz w:val="18"/>
               </w:rPr>
-              <w:t>dashboard_financeiro (cache 60s) agrega faturamento (hoje/semana/mês de REALIZADO com valor_cobrado&gt;0), taxa de no-show (FALTOU), top procedimentos e profissionais, e comissões: MovimentoComissao pendentes (total/qtd) e por profissional no mês. exportar_relatorio_excel gera relatório.</w:t>
+              <w:t>Dashboard e financeiro (faturamento de avulsos + vendas de pacote, faltas, rankings), comissões pendentes/pagas (pagar) e exportação em Excel.</w:t>
             </w:r>
           </w:p>
         </w:tc>
@@ -6016,7 +6500,7 @@
               <w:rPr>
                 <w:sz w:val="18"/>
               </w:rPr>
-              <w:t>Gerir lista de espera (painel)</w:t>
+              <w:t>Gerir lista de espera</w:t>
             </w:r>
           </w:p>
         </w:tc>
@@ -6030,7 +6514,7 @@
               <w:rPr>
                 <w:sz w:val="18"/>
               </w:rPr>
-              <w:t>Administrador / Gerente / Recepção (staff), Serviços Externos (SMS Zenvia / WhatsApp Meta / Email / Google Calendar / Cloudflare Turnstile)</w:t>
+              <w:t>Administrador (ADMIN), Serviços externos</w:t>
             </w:r>
           </w:p>
         </w:tc>
@@ -6044,7 +6528,7 @@
               <w:rPr>
                 <w:sz w:val="18"/>
               </w:rPr>
-              <w:t>admin_lista_espera lista interessados; admin_notificar_espera marca item como notificado. job_notificar_fila_espera envia email aos interessados quando surge horário livre.</w:t>
+              <w:t>Ver pedidos com contatos e avisar manualmente uma vaga por e-mail.</w:t>
             </w:r>
           </w:p>
         </w:tc>
@@ -6074,7 +6558,7 @@
               <w:rPr>
                 <w:sz w:val="18"/>
               </w:rPr>
-              <w:t>Gerir formulários, termos e compliance</w:t>
+              <w:t>Gerir formulários e termos</w:t>
             </w:r>
           </w:p>
         </w:tc>
@@ -6088,7 +6572,7 @@
               <w:rPr>
                 <w:sz w:val="18"/>
               </w:rPr>
-              <w:t>Administrador / Gerente / Recepção (staff)</w:t>
+              <w:t>Administrador (ADMIN)</w:t>
             </w:r>
           </w:p>
         </w:tc>
@@ -6102,7 +6586,7 @@
               <w:rPr>
                 <w:sz w:val="18"/>
               </w:rPr>
-              <w:t>admin_anamneses/admin_anamnese_form/respostas gerenciam FormularioAnamnese (schema_json) e veem respostas. admin_termos/admin_criar_termo criam VersaoTermo (LGPD/por procedimento); admin_termos_compliance acompanha aceites pendentes.</w:t>
+              <w:t>Formulários de anamnese (schema JSON; mudar schema com respostas cria nova versão) e termos versionados (1 ativo por escopo; imutáveis após aceite); painel de conformidade dos aceites.</w:t>
             </w:r>
           </w:p>
         </w:tc>
@@ -6132,7 +6616,7 @@
               <w:rPr>
                 <w:sz w:val="18"/>
               </w:rPr>
-              <w:t>Administrar usuários, configurações, branding e auditoria</w:t>
+              <w:t>Administrar o sistema</w:t>
             </w:r>
           </w:p>
         </w:tc>
@@ -6146,7 +6630,7 @@
               <w:rPr>
                 <w:sz w:val="18"/>
               </w:rPr>
-              <w:t>Administrador / Gerente / Recepção (staff)</w:t>
+              <w:t>Administrador (ADMIN)</w:t>
             </w:r>
           </w:p>
         </w:tc>
@@ -6160,7 +6644,7 @@
               <w:rPr>
                 <w:sz w:val="18"/>
               </w:rPr>
-              <w:t>admin_usuarios/criar/editar/resetar-senha (envia link)/toggle-ativo gerenciam contas admin. admin_configuracoes (chave-valor) e admin_branding (logo/cores/textos) parametrizam o sistema via UI. admin_auditoria consulta a trilha LogAuditoria. Toda ação sensível registra log.</w:t>
+              <w:t>Usuários da equipe (link para definir senha, ativar/desativar), configurações, Branding, notificações, pré-visualização de e-mails e auditoria.</w:t>
             </w:r>
           </w:p>
         </w:tc>
@@ -6190,7 +6674,7 @@
               <w:rPr>
                 <w:sz w:val="18"/>
               </w:rPr>
-              <w:t>Executar jobs automáticos (cron)</w:t>
+              <w:t>Executar jobs periódicos</w:t>
             </w:r>
           </w:p>
         </w:tc>
@@ -6204,7 +6688,7 @@
               <w:rPr>
                 <w:sz w:val="18"/>
               </w:rPr>
-              <w:t>Sistema / Cron Externo (cron-job.org), Serviços Externos (SMS Zenvia / WhatsApp Meta / Email / Google Calendar / Cloudflare Turnstile)</w:t>
+              <w:t>Sistema / Cron externo, Serviços externos</w:t>
             </w:r>
           </w:p>
         </w:tc>
@@ -6218,7 +6702,7 @@
               <w:rPr>
                 <w:sz w:val="18"/>
               </w:rPr>
-              <w:t>cron_run_job (POST com X-Cron-Token) executa por JOB_MAP: lembrete_diario (WhatsApp D-1), nps_24h (envia NPS pós-REALIZADO com consent), detrator_alerta (email NPS≤6), pacote_expirando/pacote_expirar, aniversario (email+WhatsApp), limpeza_status (PENDENTE→CANCELADO e AGENDADO/CONFIRMADO→FALTOU após 24h via FSM) e lgpd_purgar (anonimiza inativos).</w:t>
+              <w:t>POST /cron/run/&lt;job&gt;/ com X-Cron-Token executa o job (lembrete D-1, NPS, alerta de detrator, pacotes, aniversário, limpeza de status, retenção LGPD, housekeeping, feriados); 500 quando o job falha.</w:t>
             </w:r>
           </w:p>
         </w:tc>
@@ -6248,7 +6732,7 @@
               <w:rPr>
                 <w:sz w:val="18"/>
               </w:rPr>
-              <w:t>Receber callbacks de entrega SMS (Zenvia)</w:t>
+              <w:t>Receber webhooks</w:t>
             </w:r>
           </w:p>
         </w:tc>
@@ -6262,7 +6746,7 @@
               <w:rPr>
                 <w:sz w:val="18"/>
               </w:rPr>
-              <w:t>Serviços Externos (SMS Zenvia / WhatsApp Meta / Email / Google Calendar / Cloudflare Turnstile), Sistema / Cron Externo (cron-job.org)</w:t>
+              <w:t>Serviços externos, Sistema / Cron externo</w:t>
             </w:r>
           </w:p>
         </w:tc>
@@ -6276,7 +6760,123 @@
               <w:rPr>
                 <w:sz w:val="18"/>
               </w:rPr>
-              <w:t>zenvia_sms_webhook recebe status de entrega; defense-in-depth com IP allowlist, HMAC X-Zenvia-Signature e rejeição em prod se não configurado. Loga messageId/status/telefone mascarado.</w:t>
+              <w:t>WhatsApp: handshake e eventos assinados (captura nota de NPS). Zenvia: status de entrega com IP permitido e/ou HMAC.</w:t>
+            </w:r>
+          </w:p>
+        </w:tc>
+      </w:tr>
+      <w:tr>
+        <w:tc>
+          <w:tcPr>
+            <w:tcW w:type="dxa" w:w="720"/>
+          </w:tcPr>
+          <w:p>
+            <w:r/>
+            <w:r>
+              <w:rPr>
+                <w:sz w:val="18"/>
+              </w:rPr>
+              <w:t>UC27</w:t>
+            </w:r>
+          </w:p>
+        </w:tc>
+        <w:tc>
+          <w:tcPr>
+            <w:tcW w:type="dxa" w:w="2016"/>
+          </w:tcPr>
+          <w:p>
+            <w:r/>
+            <w:r>
+              <w:rPr>
+                <w:sz w:val="18"/>
+              </w:rPr>
+              <w:t>Agendar pela recepção</w:t>
+            </w:r>
+          </w:p>
+        </w:tc>
+        <w:tc>
+          <w:tcPr>
+            <w:tcW w:type="dxa" w:w="2160"/>
+          </w:tcPr>
+          <w:p>
+            <w:r/>
+            <w:r>
+              <w:rPr>
+                <w:sz w:val="18"/>
+              </w:rPr>
+              <w:t>Administrador (ADMIN)</w:t>
+            </w:r>
+          </w:p>
+        </w:tc>
+        <w:tc>
+          <w:tcPr>
+            <w:tcW w:type="dxa" w:w="4752"/>
+          </w:tcPr>
+          <w:p>
+            <w:r/>
+            <w:r>
+              <w:rPr>
+                <w:sz w:val="18"/>
+              </w:rPr>
+              <w:t>Buscar cliente ou cadastrar nova (telefone validado), escolher procedimento, profissional habilitado e horário do SlotService; valor com promoção ou combinado; atendimento nasce AGENDADO, auditado; aviso de ficha pendente.</w:t>
+            </w:r>
+          </w:p>
+        </w:tc>
+      </w:tr>
+      <w:tr>
+        <w:tc>
+          <w:tcPr>
+            <w:tcW w:type="dxa" w:w="720"/>
+          </w:tcPr>
+          <w:p>
+            <w:r/>
+            <w:r>
+              <w:rPr>
+                <w:sz w:val="18"/>
+              </w:rPr>
+              <w:t>UC28</w:t>
+            </w:r>
+          </w:p>
+        </w:tc>
+        <w:tc>
+          <w:tcPr>
+            <w:tcW w:type="dxa" w:w="2016"/>
+          </w:tcPr>
+          <w:p>
+            <w:r/>
+            <w:r>
+              <w:rPr>
+                <w:sz w:val="18"/>
+              </w:rPr>
+              <w:t>Moderar depoimentos</w:t>
+            </w:r>
+          </w:p>
+        </w:tc>
+        <w:tc>
+          <w:tcPr>
+            <w:tcW w:type="dxa" w:w="2160"/>
+          </w:tcPr>
+          <w:p>
+            <w:r/>
+            <w:r>
+              <w:rPr>
+                <w:sz w:val="18"/>
+              </w:rPr>
+              <w:t>Administrador (ADMIN)</w:t>
+            </w:r>
+          </w:p>
+        </w:tc>
+        <w:tc>
+          <w:tcPr>
+            <w:tcW w:type="dxa" w:w="4752"/>
+          </w:tcPr>
+          <w:p>
+            <w:r/>
+            <w:r>
+              <w:rPr>
+                <w:sz w:val="18"/>
+              </w:rPr>
+              <w:t>No painel de NPS, aprovar (só com opt-in da cliente e comentário) ou retirar depoimentos do site; auditado.</w:t>
             </w:r>
           </w:p>
         </w:tc>
@@ -6293,7 +6893,7 @@
         <w:pStyle w:val="Heading1"/>
       </w:pPr>
       <w:r>
-        <w:t>7. Modelo de Dominio (Diagrama de Classes)</w:t>
+        <w:t>7. Modelo de Domínio (Diagrama de Classes)</w:t>
       </w:r>
     </w:p>
     <w:p>
@@ -6314,7 +6914,7 @@
       <w:r>
         <w:drawing>
           <wp:inline xmlns:a="http://schemas.openxmlformats.org/drawingml/2006/main" xmlns:pic="http://schemas.openxmlformats.org/drawingml/2006/picture">
-            <wp:extent cx="8412480" cy="7532603"/>
+            <wp:extent cx="8412480" cy="7736477"/>
             <wp:docPr id="3" name="Picture 3"/>
             <wp:cNvGraphicFramePr>
               <a:graphicFrameLocks noChangeAspect="1"/>
@@ -6335,7 +6935,7 @@
                   <pic:spPr>
                     <a:xfrm>
                       <a:off x="0" y="0"/>
-                      <a:ext cx="8412480" cy="7532603"/>
+                      <a:ext cx="8412480" cy="7736477"/>
                     </a:xfrm>
                     <a:prstGeom prst="rect"/>
                   </pic:spPr>
@@ -6356,7 +6956,7 @@
           <w:color w:val="666666"/>
           <w:sz w:val="17"/>
         </w:rPr>
-        <w:t>Figura 3 — Diagrama de Classes (UML): Nucleo de Agendamento.</w:t>
+        <w:t>Figura 3 — Diagrama de Classes (UML): Núcleo de Agendamento.</w:t>
       </w:r>
     </w:p>
     <w:p>
@@ -6386,7 +6986,7 @@
       <w:r>
         <w:drawing>
           <wp:inline xmlns:a="http://schemas.openxmlformats.org/drawingml/2006/main" xmlns:pic="http://schemas.openxmlformats.org/drawingml/2006/picture">
-            <wp:extent cx="8412480" cy="1834865"/>
+            <wp:extent cx="8412480" cy="1706102"/>
             <wp:docPr id="4" name="Picture 4"/>
             <wp:cNvGraphicFramePr>
               <a:graphicFrameLocks noChangeAspect="1"/>
@@ -6407,7 +7007,7 @@
                   <pic:spPr>
                     <a:xfrm>
                       <a:off x="0" y="0"/>
-                      <a:ext cx="8412480" cy="1834865"/>
+                      <a:ext cx="8412480" cy="1706102"/>
                     </a:xfrm>
                     <a:prstGeom prst="rect"/>
                   </pic:spPr>
@@ -6458,7 +7058,7 @@
       <w:r>
         <w:drawing>
           <wp:inline xmlns:a="http://schemas.openxmlformats.org/drawingml/2006/main" xmlns:pic="http://schemas.openxmlformats.org/drawingml/2006/picture">
-            <wp:extent cx="8412480" cy="20441039"/>
+            <wp:extent cx="8412480" cy="7693556"/>
             <wp:docPr id="5" name="Picture 5"/>
             <wp:cNvGraphicFramePr>
               <a:graphicFrameLocks noChangeAspect="1"/>
@@ -6479,7 +7079,7 @@
                   <pic:spPr>
                     <a:xfrm>
                       <a:off x="0" y="0"/>
-                      <a:ext cx="8412480" cy="20441039"/>
+                      <a:ext cx="8412480" cy="7693556"/>
                     </a:xfrm>
                     <a:prstGeom prst="rect"/>
                   </pic:spPr>
@@ -6500,7 +7100,7 @@
           <w:color w:val="666666"/>
           <w:sz w:val="17"/>
         </w:rPr>
-        <w:t>Figura 5 — Diagrama de Classes (UML): Prontuario, Anamnese, NPS, Termos, Acesso e Auditoria.</w:t>
+        <w:t>Figura 5 — Diagrama de Classes (UML): Prontuário, Anamnese, NPS, Termos, Acesso e Auditoria.</w:t>
       </w:r>
     </w:p>
     <w:p>
@@ -6518,7 +7118,7 @@
         <w:pStyle w:val="Heading2"/>
       </w:pPr>
       <w:r>
-        <w:t>7.1 Dicionario de entidades</w:t>
+        <w:t>7.1 Dicionário de entidades</w:t>
       </w:r>
     </w:p>
     <w:tbl>
@@ -6581,7 +7181,7 @@
                 <w:color w:val="FFFFFF"/>
                 <w:sz w:val="19"/>
               </w:rPr>
-              <w:t>Descricao</w:t>
+              <w:t>Descrição</w:t>
             </w:r>
           </w:p>
         </w:tc>
@@ -6625,7 +7225,7 @@
               <w:rPr>
                 <w:sz w:val="18"/>
               </w:rPr>
-              <w:t>Cadastro de clientes da estetica com CRM, indicacao/fidelidade, consentimentos LGPD e soft-delete.</w:t>
+              <w:t>Cliente da clínica: identidade pelo celular (só dígitos, único entre ativos), e-mail/CPF opcionais, consentimentos granulares com data e IP, contador de faltas e bloqueio online, indicação (cashback) e soft delete.</w:t>
             </w:r>
           </w:p>
         </w:tc>
@@ -6669,7 +7269,7 @@
               <w:rPr>
                 <w:sz w:val="18"/>
               </w:rPr>
-              <w:t>Profissional que executa procedimentos, com regras de agendamento e integracao Google Calendar/ICS.</w:t>
+              <w:t>Profissional que atende: antecedência mínima (min_notice_horas) e máxima (max_advance_dias) do agendamento, token do feed iCal (rotacionável) e integração com o Google Calendar.</w:t>
             </w:r>
           </w:p>
         </w:tc>
@@ -6713,7 +7313,7 @@
               <w:rPr>
                 <w:sz w:val="18"/>
               </w:rPr>
-              <w:t>Regra de janela de atendimento semanal recorrente por dia da semana do profissional.</w:t>
+              <w:t>Expediente semanal recorrente do profissional (1=Dom … 7=Sáb, vários turnos por dia).</w:t>
             </w:r>
           </w:p>
         </w:tc>
@@ -6757,7 +7357,7 @@
               <w:rPr>
                 <w:sz w:val="18"/>
               </w:rPr>
-              <w:t>Bloqueio de agenda (unico ou recorrente via RRULE) de um profissional ou global (todos).</w:t>
+              <w:t>Bloqueio de agenda pontual ou recorrente (RRULE) de um profissional ou global (profissional nulo = todos).</w:t>
             </w:r>
           </w:p>
         </w:tc>
@@ -6801,7 +7401,7 @@
               <w:rPr>
                 <w:sz w:val="18"/>
               </w:rPr>
-              <w:t>Override pontual da disponibilidade semanal numa data: FOLGA (bloqueia dia) ou HORARIO_DIFERENTE.</w:t>
+              <w:t>Exceção pontual ao expediente numa data: FOLGA (dia bloqueado) ou HORARIO_DIFERENTE.</w:t>
             </w:r>
           </w:p>
         </w:tc>
@@ -6845,7 +7445,7 @@
               <w:rPr>
                 <w:sz w:val="18"/>
               </w:rPr>
-              <w:t>Servico/procedimento estetico com duracao, categoria, modalidade e regras de retorno obrigatorio.</w:t>
+              <w:t>Serviço do catálogo: duração, buffer (0–120 min), categoria, modalidade e regra de retorno obrigatório (janela em dias e duração do retorno).</w:t>
             </w:r>
           </w:p>
         </w:tc>
@@ -6889,7 +7489,7 @@
               <w:rPr>
                 <w:sz w:val="18"/>
               </w:rPr>
-              <w:t>Tabela de ligacao (through) que habilita um profissional a executar um procedimento.</w:t>
+              <w:t>Liga profissional e procedimento (M2M through): só profissional habilitado atende o procedimento.</w:t>
             </w:r>
           </w:p>
         </w:tc>
@@ -6933,7 +7533,7 @@
               <w:rPr>
                 <w:sz w:val="18"/>
               </w:rPr>
-              <w:t>Tabela de precos versionada por vigencia para um procedimento (preco-base ou especifico por profissional).</w:t>
+              <w:t>Preço versionado por vigência (vigente_desde, data local), base (sem profissional) ou por profissional.</w:t>
             </w:r>
           </w:p>
         </w:tc>
@@ -6977,7 +7577,7 @@
               <w:rPr>
                 <w:sz w:val="18"/>
               </w:rPr>
-              <w:t>Promocao com vigencia por datas aplicando desconto percentual OU preco fixo (XOR) a um procedimento.</w:t>
+              <w:t>Promoção por período: desconto percentual (0–100) XOR preço fixo; procedimento nulo = promoção geral (só percentual vale).</w:t>
             </w:r>
           </w:p>
         </w:tc>
@@ -7021,7 +7621,7 @@
               <w:rPr>
                 <w:sz w:val="18"/>
               </w:rPr>
-              <w:t>Agendamento/atendimento ligando cliente, profissional e procedimento, com maquina de estados (FSM) de status.</w:t>
+              <w:t>Agendamento/sessão: cliente, profissional, procedimento, período, preço gravado (valor_cobrado, valor_original, promoção, descrição), retorno (eh_retorno + origem), reagendado_de e FSM de 7 estados.</w:t>
             </w:r>
           </w:p>
         </w:tc>
@@ -7065,7 +7665,7 @@
               <w:rPr>
                 <w:sz w:val="18"/>
               </w:rPr>
-              <w:t>Mensagem/notificacao (lembrete, confirmacao, NPS etc.) enviada por canal para um atendimento, com resposta.</w:t>
+              <w:t>Mensagem ligada a um atendimento (LEMBRETE D-1, NPS, TERMO, CONFIRMACAO, CANCELAMENTO, APROVACAO...), por canal, com status PENDENTE/ENVIADO/FALHOU e token do link público.</w:t>
             </w:r>
           </w:p>
         </w:tc>
@@ -7109,7 +7709,7 @@
               <w:rPr>
                 <w:sz w:val="18"/>
               </w:rPr>
-              <w:t>Pacote de servicos com preco fechado e validade em meses</w:t>
+              <w:t>Pacote de sessões com preço total e validade em meses; nome e itens congelados após a 1ª venda.</w:t>
             </w:r>
           </w:p>
         </w:tc>
@@ -7153,7 +7753,7 @@
               <w:rPr>
                 <w:sz w:val="18"/>
               </w:rPr>
-              <w:t>Linha de composicao do pacote: procedimento + qtd de sessoes incluidas</w:t>
+              <w:t>Item do pacote: procedimento e quantidade de sessões.</w:t>
             </w:r>
           </w:p>
         </w:tc>
@@ -7197,7 +7797,7 @@
               <w:rPr>
                 <w:sz w:val="18"/>
               </w:rPr>
-              <w:t>Compra de um pacote por um cliente, com status de consumo e data de expiracao</w:t>
+              <w:t>Venda de pacote a uma cliente: valor pago, status ATIVO/FINALIZADO/CANCELADO/EXPIRADO e data de expiração.</w:t>
             </w:r>
           </w:p>
         </w:tc>
@@ -7241,7 +7841,7 @@
               <w:rPr>
                 <w:sz w:val="18"/>
               </w:rPr>
-              <w:t>Vincula um atendimento ao consumo de 1 sessao de uma compra de pacote</w:t>
+              <w:t>Consumo de 1 sessão de uma compra de pacote por um atendimento REALIZADO (OneToOne com o atendimento).</w:t>
             </w:r>
           </w:p>
         </w:tc>
@@ -7285,7 +7885,7 @@
               <w:rPr>
                 <w:sz w:val="18"/>
               </w:rPr>
-              <w:t>Anamnese base permanente do cliente (1:1), com respostas extras em JSONB</w:t>
+              <w:t>Ficha base 1:1 da cliente: alergias, contraindicações, histórico, medicamentos, observações e perguntas configuráveis (respostas_extras JSONB).</w:t>
             </w:r>
           </w:p>
         </w:tc>
@@ -7301,7 +7901,7 @@
               <w:rPr>
                 <w:sz w:val="18"/>
               </w:rPr>
-              <w:t>AnotacaoSessao</w:t>
+              <w:t>ProntuarioVersao</w:t>
             </w:r>
           </w:p>
         </w:tc>
@@ -7315,7 +7915,7 @@
               <w:rPr>
                 <w:sz w:val="18"/>
               </w:rPr>
-              <w:t>anotacao_sessao</w:t>
+              <w:t>prontuario_versao</w:t>
             </w:r>
           </w:p>
         </w:tc>
@@ -7329,7 +7929,7 @@
               <w:rPr>
                 <w:sz w:val="18"/>
               </w:rPr>
-              <w:t>Observacoes clinicas especificas de cada atendimento, com autor</w:t>
+              <w:t>Histórico append-only do prontuário: foto do estado anterior a cada edição, com autor e data (imutável no model e por trigger no PG).</w:t>
             </w:r>
           </w:p>
         </w:tc>
@@ -7345,7 +7945,7 @@
               <w:rPr>
                 <w:sz w:val="18"/>
               </w:rPr>
-              <w:t>FormularioAnamnese</w:t>
+              <w:t>AnotacaoSessao</w:t>
             </w:r>
           </w:p>
         </w:tc>
@@ -7359,7 +7959,7 @@
               <w:rPr>
                 <w:sz w:val="18"/>
               </w:rPr>
-              <w:t>formulario_anamnese</w:t>
+              <w:t>anotacao_sessao</w:t>
             </w:r>
           </w:p>
         </w:tc>
@@ -7373,7 +7973,7 @@
               <w:rPr>
                 <w:sz w:val="18"/>
               </w:rPr>
-              <w:t>Template configuravel de questionario (ANAMNESE pre ou PESQUISA pos), campos em schema_json com escopo</w:t>
+              <w:t>Anotação clínica de um atendimento, com autor preservado (PROTECT + snapshot autor_nome).</w:t>
             </w:r>
           </w:p>
         </w:tc>
@@ -7389,7 +7989,7 @@
               <w:rPr>
                 <w:sz w:val="18"/>
               </w:rPr>
-              <w:t>RespostaAnamnese</w:t>
+              <w:t>FormularioAnamnese</w:t>
             </w:r>
           </w:p>
         </w:tc>
@@ -7403,7 +8003,7 @@
               <w:rPr>
                 <w:sz w:val="18"/>
               </w:rPr>
-              <w:t>resposta_anamnese</w:t>
+              <w:t>formulario_anamnese</w:t>
             </w:r>
           </w:p>
         </w:tc>
@@ -7417,7 +8017,7 @@
               <w:rPr>
                 <w:sz w:val="18"/>
               </w:rPr>
-              <w:t>Resposta de cliente a um formulario via link publico tokenizado, vinculada a atendimento</w:t>
+              <w:t>Modelo de questionário (ANAMNESE pré-atendimento ou PESQUISA) em schema JSON, com escopo (global, categoria, procedimento, modalidade) e flag obrigatório.</w:t>
             </w:r>
           </w:p>
         </w:tc>
@@ -7433,7 +8033,7 @@
               <w:rPr>
                 <w:sz w:val="18"/>
               </w:rPr>
-              <w:t>AvaliacaoNPS</w:t>
+              <w:t>RespostaAnamnese</w:t>
             </w:r>
           </w:p>
         </w:tc>
@@ -7447,7 +8047,7 @@
               <w:rPr>
                 <w:sz w:val="18"/>
               </w:rPr>
-              <w:t>avaliacao_nps</w:t>
+              <w:t>resposta_anamnese</w:t>
             </w:r>
           </w:p>
         </w:tc>
@@ -7461,7 +8061,7 @@
               <w:rPr>
                 <w:sz w:val="18"/>
               </w:rPr>
-              <w:t>Avaliacao NPS (nota 0-10) vinculada 1:1 a um atendimento, com flag de alerta para nota baixa</w:t>
+              <w:t>Ficha respondida pela cliente (JSON), ligada ao atendimento; token do link público (60 dias).</w:t>
             </w:r>
           </w:p>
         </w:tc>
@@ -7477,7 +8077,7 @@
               <w:rPr>
                 <w:sz w:val="18"/>
               </w:rPr>
-              <w:t>ListaEspera</w:t>
+              <w:t>AvaliacaoNPS</w:t>
             </w:r>
           </w:p>
         </w:tc>
@@ -7491,7 +8091,7 @@
               <w:rPr>
                 <w:sz w:val="18"/>
               </w:rPr>
-              <w:t>lista_espera</w:t>
+              <w:t>avaliacao_nps</w:t>
             </w:r>
           </w:p>
         </w:tc>
@@ -7505,7 +8105,7 @@
               <w:rPr>
                 <w:sz w:val="18"/>
               </w:rPr>
-              <w:t>Fila de espera de cliente por procedimento/data/turno, com token de reserva e notificacao</w:t>
+              <w:t>Avaliação NPS 0–10 de um atendimento, comentário, opt-in de publicação da cliente e aprovação da clínica (depoimento).</w:t>
             </w:r>
           </w:p>
         </w:tc>
@@ -7521,7 +8121,7 @@
               <w:rPr>
                 <w:sz w:val="18"/>
               </w:rPr>
-              <w:t>LogAuditoria</w:t>
+              <w:t>ListaEspera</w:t>
             </w:r>
           </w:p>
         </w:tc>
@@ -7535,7 +8135,7 @@
               <w:rPr>
                 <w:sz w:val="18"/>
               </w:rPr>
-              <w:t>log_auditoria</w:t>
+              <w:t>lista_espera</w:t>
             </w:r>
           </w:p>
         </w:tc>
@@ -7549,7 +8149,7 @@
               <w:rPr>
                 <w:sz w:val="18"/>
               </w:rPr>
-              <w:t>Trilha de auditoria de acoes de usuario sobre tabela/registro, com IP e detalhes JSON</w:t>
+              <w:t>Pedido de aviso de vaga: procedimento, data, turno, profissional opcional e e-mail de contato da inscrição.</w:t>
             </w:r>
           </w:p>
         </w:tc>
@@ -7565,7 +8165,7 @@
               <w:rPr>
                 <w:sz w:val="18"/>
               </w:rPr>
-              <w:t>Feriado</w:t>
+              <w:t>LogAuditoria</w:t>
             </w:r>
           </w:p>
         </w:tc>
@@ -7579,7 +8179,7 @@
               <w:rPr>
                 <w:sz w:val="18"/>
               </w:rPr>
-              <w:t>feriado</w:t>
+              <w:t>log_auditoria</w:t>
             </w:r>
           </w:p>
         </w:tc>
@@ -7593,7 +8193,7 @@
               <w:rPr>
                 <w:sz w:val="18"/>
               </w:rPr>
-              <w:t>Datas bloqueadas para agendamento (feriado nacional/local ou recesso da clinica)</w:t>
+              <w:t>Trilha de auditoria (LGPD art. 37): autor + snapshot do nome, ação, tabela, registro, detalhes JSON com PII mascarada e IP.</w:t>
             </w:r>
           </w:p>
         </w:tc>
@@ -7609,7 +8209,7 @@
               <w:rPr>
                 <w:sz w:val="18"/>
               </w:rPr>
-              <w:t>Configuracao</w:t>
+              <w:t>Feriado</w:t>
             </w:r>
           </w:p>
         </w:tc>
@@ -7623,7 +8223,7 @@
               <w:rPr>
                 <w:sz w:val="18"/>
               </w:rPr>
-              <w:t>configuracao</w:t>
+              <w:t>feriado</w:t>
             </w:r>
           </w:p>
         </w:tc>
@@ -7637,7 +8237,7 @@
               <w:rPr>
                 <w:sz w:val="18"/>
               </w:rPr>
-              <w:t>Chave-valor de configuracao do sistema (ex.: schema das perguntas do prontuario)</w:t>
+              <w:t>Feriado ou recesso (nacional, local ou da clínica) que pode bloquear o agendamento.</w:t>
             </w:r>
           </w:p>
         </w:tc>
@@ -7653,7 +8253,7 @@
               <w:rPr>
                 <w:sz w:val="18"/>
               </w:rPr>
-              <w:t>CodigoOtp</w:t>
+              <w:t>Configuracao</w:t>
             </w:r>
           </w:p>
         </w:tc>
@@ -7667,7 +8267,7 @@
               <w:rPr>
                 <w:sz w:val="18"/>
               </w:rPr>
-              <w:t>codigo_otp</w:t>
+              <w:t>configuracao</w:t>
             </w:r>
           </w:p>
         </w:tc>
@@ -7681,7 +8281,7 @@
               <w:rPr>
                 <w:sz w:val="18"/>
               </w:rPr>
-              <w:t>OTP por email/SMS com codigo hashed (sha256), TTL, rate-limit por tentativas e lockout</w:t>
+              <w:t>Chave-valor editável no painel: campos do Branding, email_admin, prontuario_perguntas e MAX_FALTAS_BLOQUEIO.</w:t>
             </w:r>
           </w:p>
         </w:tc>
@@ -7697,7 +8297,7 @@
               <w:rPr>
                 <w:sz w:val="18"/>
               </w:rPr>
-              <w:t>Usuario</w:t>
+              <w:t>CodigoOtp</w:t>
             </w:r>
           </w:p>
         </w:tc>
@@ -7711,7 +8311,7 @@
               <w:rPr>
                 <w:sz w:val="18"/>
               </w:rPr>
-              <w:t>usuario</w:t>
+              <w:t>codigo_otp</w:t>
             </w:r>
           </w:p>
         </w:tc>
@@ -7725,7 +8325,7 @@
               <w:rPr>
                 <w:sz w:val="18"/>
               </w:rPr>
-              <w:t>Usuario interno autenticavel (AbstractBaseUser) com papel ADMIN/PROFISSIONAL/RECEPCAO</w:t>
+              <w:t>Desafio OTP de 6 dígitos (HMAC-SHA256 com a SECRET_KEY), preso ao telefone, com propósito (AGENDAMENTO, LOGIN_CLIENTE, DSAR), validade e tentativas.</w:t>
             </w:r>
           </w:p>
         </w:tc>
@@ -7741,7 +8341,7 @@
               <w:rPr>
                 <w:sz w:val="18"/>
               </w:rPr>
-              <w:t>Carteira</w:t>
+              <w:t>Usuario</w:t>
             </w:r>
           </w:p>
         </w:tc>
@@ -7755,7 +8355,7 @@
               <w:rPr>
                 <w:sz w:val="18"/>
               </w:rPr>
-              <w:t>carteira</w:t>
+              <w:t>usuario</w:t>
             </w:r>
           </w:p>
         </w:tc>
@@ -7769,7 +8369,7 @@
               <w:rPr>
                 <w:sz w:val="18"/>
               </w:rPr>
-              <w:t>Saldo de credito do cliente (vale presente, refund, cashback); herda TimestampedMixin</w:t>
+              <w:t>Usuário da equipe (login por e-mail): papel ADMIN, PROFISSIONAL ou RECEPCAO (sem login); is_staff = ADMIN.</w:t>
             </w:r>
           </w:p>
         </w:tc>
@@ -7785,7 +8385,7 @@
               <w:rPr>
                 <w:sz w:val="18"/>
               </w:rPr>
-              <w:t>MovimentoCarteira</w:t>
+              <w:t>Carteira</w:t>
             </w:r>
           </w:p>
         </w:tc>
@@ -7799,7 +8399,7 @@
               <w:rPr>
                 <w:sz w:val="18"/>
               </w:rPr>
-              <w:t>movimento_carteira</w:t>
+              <w:t>carteira</w:t>
             </w:r>
           </w:p>
         </w:tc>
@@ -7813,7 +8413,7 @@
               <w:rPr>
                 <w:sz w:val="18"/>
               </w:rPr>
-              <w:t>Lancamento de entrada/saida do credito do cliente, com origem e saldo resultante</w:t>
+              <w:t>Saldo de crédito da cliente (hoje só cashback de indicação e estorno); CHECK saldo &gt;= 0.</w:t>
             </w:r>
           </w:p>
         </w:tc>
@@ -7829,7 +8429,7 @@
               <w:rPr>
                 <w:sz w:val="18"/>
               </w:rPr>
-              <w:t>RegraComissao</w:t>
+              <w:t>MovimentoCarteira</w:t>
             </w:r>
           </w:p>
         </w:tc>
@@ -7843,7 +8443,7 @@
               <w:rPr>
                 <w:sz w:val="18"/>
               </w:rPr>
-              <w:t>regra_comissao</w:t>
+              <w:t>movimento_carteira</w:t>
             </w:r>
           </w:p>
         </w:tc>
@@ -7857,7 +8457,7 @@
               <w:rPr>
                 <w:sz w:val="18"/>
               </w:rPr>
-              <w:t>Regra de comissao por (procedimento, profissional), percentual XOR fixo; herda TimestampedMixin</w:t>
+              <w:t>Lançamento do ledger da carteira (crédito/débito, origem, saldo resultante); imutável por trigger.</w:t>
             </w:r>
           </w:p>
         </w:tc>
@@ -7873,7 +8473,7 @@
               <w:rPr>
                 <w:sz w:val="18"/>
               </w:rPr>
-              <w:t>MovimentoComissao</w:t>
+              <w:t>RegraComissao</w:t>
             </w:r>
           </w:p>
         </w:tc>
@@ -7887,7 +8487,7 @@
               <w:rPr>
                 <w:sz w:val="18"/>
               </w:rPr>
-              <w:t>movimento_comissao</w:t>
+              <w:t>regra_comissao</w:t>
             </w:r>
           </w:p>
         </w:tc>
@@ -7901,7 +8501,7 @@
               <w:rPr>
                 <w:sz w:val="18"/>
               </w:rPr>
-              <w:t>Comissao gerada/paga a um profissional por atendimento concluido</w:t>
+              <w:t>Regra de comissão por profissional e/ou procedimento: percentual (0–100) XOR valor fixo.</w:t>
             </w:r>
           </w:p>
         </w:tc>
@@ -7917,7 +8517,7 @@
               <w:rPr>
                 <w:sz w:val="18"/>
               </w:rPr>
-              <w:t>VersaoTermo</w:t>
+              <w:t>MovimentoComissao</w:t>
             </w:r>
           </w:p>
         </w:tc>
@@ -7931,7 +8531,7 @@
               <w:rPr>
                 <w:sz w:val="18"/>
               </w:rPr>
-              <w:t>versao_termo</w:t>
+              <w:t>movimento_comissao</w:t>
             </w:r>
           </w:p>
         </w:tc>
@@ -7945,7 +8545,7 @@
               <w:rPr>
                 <w:sz w:val="18"/>
               </w:rPr>
-              <w:t>Template versionado de termo (LGPD ou por procedimento) com flag de vigencia</w:t>
+              <w:t>Comissão de um atendimento realizado: valor, status PENDENTE/PAGA/ESTORNADA.</w:t>
             </w:r>
           </w:p>
         </w:tc>
@@ -7961,7 +8561,7 @@
               <w:rPr>
                 <w:sz w:val="18"/>
               </w:rPr>
-              <w:t>AceiteTermo</w:t>
+              <w:t>VersaoTermo</w:t>
             </w:r>
           </w:p>
         </w:tc>
@@ -7975,7 +8575,7 @@
               <w:rPr>
                 <w:sz w:val="18"/>
               </w:rPr>
-              <w:t>aceite_termo</w:t>
+              <w:t>versao_termo</w:t>
             </w:r>
           </w:p>
         </w:tc>
@@ -7989,7 +8589,7 @@
               <w:rPr>
                 <w:sz w:val="18"/>
               </w:rPr>
-              <w:t>Aceite/assinatura de termo por cliente (LGPD ou procedimento) com evidencia legal (IP, user agent)</w:t>
+              <w:t>Termo versionado (LGPD global ou PROCEDIMENTO); 1 versão ativa por escopo; imutável depois do 1º aceite.</w:t>
             </w:r>
           </w:p>
         </w:tc>
@@ -8005,7 +8605,7 @@
               <w:rPr>
                 <w:sz w:val="18"/>
               </w:rPr>
-              <w:t>AssinaturaPush</w:t>
+              <w:t>AceiteTermo</w:t>
             </w:r>
           </w:p>
         </w:tc>
@@ -8019,7 +8619,7 @@
               <w:rPr>
                 <w:sz w:val="18"/>
               </w:rPr>
-              <w:t>assinatura_push</w:t>
+              <w:t>aceite_termo</w:t>
             </w:r>
           </w:p>
         </w:tc>
@@ -8033,7 +8633,7 @@
               <w:rPr>
                 <w:sz w:val="18"/>
               </w:rPr>
-              <w:t>Subscription Web Push (VAPID) por usuario admin/profissional</w:t>
+              <w:t>Prova de aceite de termo: cliente, versão, atendimento, IP, navegador, SHA-256 do texto e data; imutável (trigger no PG).</w:t>
             </w:r>
           </w:p>
         </w:tc>
@@ -8049,7 +8649,7 @@
               <w:rPr>
                 <w:sz w:val="18"/>
               </w:rPr>
-              <w:t>SoftDeleteMixin [ABSTRATO]</w:t>
+              <w:t>AssinaturaPush</w:t>
             </w:r>
           </w:p>
         </w:tc>
@@ -8063,7 +8663,7 @@
               <w:rPr>
                 <w:sz w:val="18"/>
               </w:rPr>
-              <w:t>(abstract — sem tabela)</w:t>
+              <w:t>assinatura_push</w:t>
             </w:r>
           </w:p>
         </w:tc>
@@ -8077,7 +8677,7 @@
               <w:rPr>
                 <w:sz w:val="18"/>
               </w:rPr>
-              <w:t>ABSTRATO: adiciona soft-delete (deletado_em) + managers objects/all_objects</w:t>
+              <w:t>Inscrição Web Push (VAPID) de um usuário da equipe.</w:t>
             </w:r>
           </w:p>
         </w:tc>
@@ -8121,7 +8721,7 @@
               <w:rPr>
                 <w:sz w:val="18"/>
               </w:rPr>
-              <w:t>ABSTRATO: adiciona timestamps criado_em + atualizado_em (usado por Carteira e RegraComissao)</w:t>
+              <w:t>ABSTRATO: adiciona criado_em + atualizado_em (usado por Carteira e RegraComissao).</w:t>
             </w:r>
           </w:p>
         </w:tc>
@@ -8146,7 +8746,7 @@
         <w:rPr>
           <w:sz w:val="21"/>
         </w:rPr>
-        <w:t>O status do atendimento e governado por uma maquina de estados finitos; transicoes invalidas levantam excecao tipada (Atendimento.TransicaoInvalida). Estado inicial: PENDENTE.</w:t>
+        <w:t>O status do atendimento é governado por uma máquina de estados finitos; transições inválidas levantam exceção tipada (Atendimento.TransicaoInvalida). Estado inicial: PENDENTE.</w:t>
       </w:r>
     </w:p>
     <w:p>
@@ -8166,7 +8766,7 @@
       <w:r>
         <w:drawing>
           <wp:inline xmlns:a="http://schemas.openxmlformats.org/drawingml/2006/main" xmlns:pic="http://schemas.openxmlformats.org/drawingml/2006/picture">
-            <wp:extent cx="8412480" cy="6159137"/>
+            <wp:extent cx="8412480" cy="5847961"/>
             <wp:docPr id="6" name="Picture 6"/>
             <wp:cNvGraphicFramePr>
               <a:graphicFrameLocks noChangeAspect="1"/>
@@ -8187,7 +8787,7 @@
                   <pic:spPr>
                     <a:xfrm>
                       <a:off x="0" y="0"/>
-                      <a:ext cx="8412480" cy="6159137"/>
+                      <a:ext cx="8412480" cy="5847961"/>
                     </a:xfrm>
                     <a:prstGeom prst="rect"/>
                   </pic:spPr>
@@ -8226,7 +8826,7 @@
         <w:pStyle w:val="Heading2"/>
       </w:pPr>
       <w:r>
-        <w:t>8.1 Tabela de transicoes</w:t>
+        <w:t>8.1 Tabela de transições</w:t>
       </w:r>
     </w:p>
     <w:tbl>
@@ -8289,7 +8889,7 @@
                 <w:color w:val="FFFFFF"/>
                 <w:sz w:val="19"/>
               </w:rPr>
-              <w:t>Acao / gatilho</w:t>
+              <w:t>Ação / gatilho</w:t>
             </w:r>
           </w:p>
         </w:tc>
@@ -8333,7 +8933,7 @@
               <w:rPr>
                 <w:sz w:val="18"/>
               </w:rPr>
-              <w:t>aprovar(by_user=None)</w:t>
+              <w:t>aprovar() — clínica aprova o pedido (painel ou portal)</w:t>
             </w:r>
           </w:p>
         </w:tc>
@@ -8377,7 +8977,7 @@
               <w:rPr>
                 <w:sz w:val="18"/>
               </w:rPr>
-              <w:t>confirmar(by_user=None)</w:t>
+              <w:t>confirmar()</w:t>
             </w:r>
           </w:p>
         </w:tc>
@@ -8421,7 +9021,7 @@
               <w:rPr>
                 <w:sz w:val="18"/>
               </w:rPr>
-              <w:t>cancelar(motivo='', by_user=None)</w:t>
+              <w:t>cancelar() — rejeitar pedido, cliente cancela ou job limpeza_status (vencido há 24 h)</w:t>
             </w:r>
           </w:p>
         </w:tc>
@@ -8465,7 +9065,7 @@
               <w:rPr>
                 <w:sz w:val="18"/>
               </w:rPr>
-              <w:t>marcar_reagendado(by_user=None)</w:t>
+              <w:t>marcar_reagendado() — reagendamento</w:t>
             </w:r>
           </w:p>
         </w:tc>
@@ -8509,7 +9109,7 @@
               <w:rPr>
                 <w:sz w:val="18"/>
               </w:rPr>
-              <w:t>confirmar(by_user=None)</w:t>
+              <w:t>confirmar() — cliente confirma pelo link do lembrete D-1 ou equipe</w:t>
             </w:r>
           </w:p>
         </w:tc>
@@ -8553,7 +9153,7 @@
               <w:rPr>
                 <w:sz w:val="18"/>
               </w:rPr>
-              <w:t>marcar_realizado(by_user=None)</w:t>
+              <w:t>marcar_realizado() — exige termo aceito ou override auditado</w:t>
             </w:r>
           </w:p>
         </w:tc>
@@ -8597,7 +9197,7 @@
               <w:rPr>
                 <w:sz w:val="18"/>
               </w:rPr>
-              <w:t>cancelar(motivo='', by_user=None)</w:t>
+              <w:t>cancelar()</w:t>
             </w:r>
           </w:p>
         </w:tc>
@@ -8641,7 +9241,7 @@
               <w:rPr>
                 <w:sz w:val="18"/>
               </w:rPr>
-              <w:t>marcar_falta(by_user=None)</w:t>
+              <w:t>marcar_falta() — só a equipe</w:t>
             </w:r>
           </w:p>
         </w:tc>
@@ -8685,7 +9285,7 @@
               <w:rPr>
                 <w:sz w:val="18"/>
               </w:rPr>
-              <w:t>marcar_reagendado(by_user=None)</w:t>
+              <w:t>marcar_reagendado()</w:t>
             </w:r>
           </w:p>
         </w:tc>
@@ -8729,7 +9329,7 @@
               <w:rPr>
                 <w:sz w:val="18"/>
               </w:rPr>
-              <w:t>marcar_realizado(by_user=None)</w:t>
+              <w:t>marcar_realizado() — exige termo aceito ou override auditado</w:t>
             </w:r>
           </w:p>
         </w:tc>
@@ -8773,7 +9373,7 @@
               <w:rPr>
                 <w:sz w:val="18"/>
               </w:rPr>
-              <w:t>cancelar(motivo='', by_user=None)</w:t>
+              <w:t>cancelar()</w:t>
             </w:r>
           </w:p>
         </w:tc>
@@ -8817,7 +9417,7 @@
               <w:rPr>
                 <w:sz w:val="18"/>
               </w:rPr>
-              <w:t>marcar_falta(by_user=None)</w:t>
+              <w:t>marcar_falta() — só a equipe</w:t>
             </w:r>
           </w:p>
         </w:tc>
@@ -8861,7 +9461,7 @@
               <w:rPr>
                 <w:sz w:val="18"/>
               </w:rPr>
-              <w:t>marcar_reagendado(by_user=None)</w:t>
+              <w:t>marcar_reagendado()</w:t>
             </w:r>
           </w:p>
         </w:tc>
@@ -8873,7 +9473,7 @@
         <w:pStyle w:val="Heading2"/>
       </w:pPr>
       <w:r>
-        <w:t>8.2 Efeitos colaterais reativos (signals / EventBus)</w:t>
+        <w:t>8.2 Efeitos automáticos (signals / EventBus / jobs)</w:t>
       </w:r>
     </w:p>
     <w:p>
@@ -8884,7 +9484,7 @@
         <w:rPr>
           <w:sz w:val="18"/>
         </w:rPr>
-        <w:t>TRANSICAO (todas): _transicionar valida em TRANSICOES e grava status via save(update_fields=['status','atualizado_em']) dentro de transaction.atomic(); cria LogAuditoria 'Atendimento &lt;pk&gt;: &lt;de&gt; -&gt; &lt;para&gt;' (savepoint best-effort, falha de DB nao desfaz a transicao).</w:t>
+        <w:t>Toda transição: _transicionar trava a linha (select_for_update), valida TRANSICOES contra o status atual do banco, grava status + LogAuditoria na mesma transação (auditoria em savepoint). Transição inválida levanta Atendimento.TransicaoInvalida (a tela mostra a mensagem).</w:t>
       </w:r>
     </w:p>
     <w:p>
@@ -8895,7 +9495,7 @@
         <w:rPr>
           <w:sz w:val="18"/>
         </w:rPr>
-        <w:t>CRIACAO (post_save created=True, signals.py): on_commit dispara push ao profissional ('Novo agendamento') e sync Google Calendar (push_atendimento) se gcal_disponivel() e profissional.gcal_refresh_token. Best-effort.</w:t>
+        <w:t>Criação (post_save): push "Novo agendamento" ao profissional e sync com o Google Calendar, ambos no on_commit e best-effort.</w:t>
       </w:r>
     </w:p>
     <w:p>
@@ -8906,7 +9506,7 @@
         <w:rPr>
           <w:sz w:val="18"/>
         </w:rPr>
-        <w:t>confirmar() -&gt; CONFIRMADO: publica AtendimentoConfirmado(confirmado_por_id); handler domain/handlers.py log_confirmacao apenas faz logging estruturado.</w:t>
+        <w:t>→ REALIZADO (signals): zera faltas e desbloqueia a cliente; debita 1 sessão do pacote que vence primeiro (nunca em retorno; validade conferida na data da sessão). EventBus AtendimentoRealizado: comissão (base = valor cobrado, ou valor pago do pacote ÷ sessões), cashback da indicadora no 1º atendimento pago, retorno obrigatório (PENDENTE, valor 0) se o procedimento exige.</w:t>
       </w:r>
     </w:p>
     <w:p>
@@ -8917,7 +9517,7 @@
         <w:rPr>
           <w:sz w:val="18"/>
         </w:rPr>
-        <w:t>cancelar() -&gt; CANCELADO: publica AtendimentoCancelado(motivo, cancelado_por_cliente=(by_user is None)). Handlers EventBus: (1) comissao_service._on_cancelado_estorna_comissao -&gt; ComissaoService.estornar_comissao (MovimentoComissao PENDENTE/PAGA -&gt; ESTORNADA); (2) fidelidade_service._on_cancelado_estorna_cashback -&gt; estornar_cashback_de_atendimento (motivo 'atendimento cancelado'); (3) lista_espera_service._on_cancelado_notifica_espera -&gt; ListaEsperaService.notificar_compativeis.</w:t>
+        <w:t>→ FALTOU (signals): registrar_falta — soma falta e bloqueia o agendamento online ao atingir o limite (padrão 3). Evento AtendimentoFaltou sem handler.</w:t>
       </w:r>
     </w:p>
     <w:p>
@@ -8928,7 +9528,7 @@
         <w:rPr>
           <w:sz w:val="18"/>
         </w:rPr>
-        <w:t>marcar_realizado() -&gt; REALIZADO: publica AtendimentoRealizado(cliente_id, profissional_id). Handlers EventBus: (1) comissao_service._on_realizado_calcula_comissao -&gt; ComissaoService.calcular_comissao; (2) fidelidade_service._on_realizado_libera_cashback -&gt; liberar_cashback_indicacao (credita indicador); (3) retorno_service._on_realizado_sugere_retorno -&gt; RetornoService.sugerir_retorno (F-RET).</w:t>
+        <w:t>→ CANCELADO: EventBus AtendimentoCancelado estorna comissão e cashback; signals avisa a lista de espera (se o horário é futuro).</w:t>
       </w:r>
     </w:p>
     <w:p>
@@ -8939,7 +9539,7 @@
         <w:rPr>
           <w:sz w:val="18"/>
         </w:rPr>
-        <w:t>marcar_realizado() -&gt; REALIZADO (signals.py post_save, status_atual=='REALIZADO'): cliente.resetar_faltas() (zera faltas consecutivas) + debita sessao de pacote ativo (CompraPacote select_for_update, ConsumoSessao.create, pc.verificar_finalizacao) salvo se ja houver sessao_pacote_vinculada; pacotes expirados -&gt; status EXPIRADO.</w:t>
+        <w:t>→ REAGENDADO: signals avisa a lista de espera (se o horário é futuro); sem evento de domínio.</w:t>
       </w:r>
     </w:p>
     <w:p>
@@ -8950,7 +9550,7 @@
         <w:rPr>
           <w:sz w:val="18"/>
         </w:rPr>
-        <w:t>marcar_falta() -&gt; FALTOU: publica AtendimentoFaltou(cliente_id) (sem handler EventBus registrado). signals.py: status_atual=='FALTOU' vindo de PENDENTE/AGENDADO/CONFIRMADO -&gt; cliente.registrar_falta() (3-strike).</w:t>
+        <w:t>→ CONFIRMADO: evento AtendimentoConfirmado só registra log.</w:t>
       </w:r>
     </w:p>
     <w:p>
@@ -8961,7 +9561,7 @@
         <w:rPr>
           <w:sz w:val="18"/>
         </w:rPr>
-        <w:t>marcar_reagendado() -&gt; REAGENDADO: NAO publica DomainEvent (so transiciona+audita).</w:t>
+        <w:t>Lista de espera (mecanismo único): a seleção dos pedidos compatíveis roda na transação de quem liberou a vaga; e-mail e WhatsApp saem no on_commit; notificado só com entrega.</w:t>
       </w:r>
     </w:p>
     <w:p>
@@ -8972,7 +9572,7 @@
         <w:rPr>
           <w:sz w:val="18"/>
         </w:rPr>
-        <w:t>LIBERA VAGA (signals.py): transicao para CANCELADO/FALTOU/REAGENDADO vindo de PENDENTE/AGENDADO/CONFIRMADO -&gt; job_notificar_fila_espera.delay(procedimento_id, data_livre) (Celery, notifica fila de espera).</w:t>
+        <w:t>NPS e lembrete D-1 não são disparados por transição: vêm dos jobs nps_24h e lembrete_diario (cron HTTP).</w:t>
       </w:r>
     </w:p>
     <w:p>
@@ -8983,7 +9583,7 @@
         <w:rPr>
           <w:sz w:val="18"/>
         </w:rPr>
-        <w:t>NPS: NAO disparado por handler de transicao. Celery job_pesquisa_satisfacao_24h varre Atendimento status='REALIZADO', data_hora_fim&lt;=now-1d, sem AvaliacaoNPS, cliente.consent_whatsapp_nps=True, sem Notificacao NPS PENDENTE/ENVIADO -&gt; envia NPS por WhatsApp. job_alerta_detrator_nps alerta admin por email quando nota NPS&lt;=6.</w:t>
+        <w:t>PENDENTE vencido há 24 h → CANCELADO pelo job limpeza_status; AGENDADO/CONFIRMADO sem desfecho só vão para o log (a equipe decide).</w:t>
       </w:r>
     </w:p>
     <w:p>
@@ -8994,7 +9594,7 @@
         <w:rPr>
           <w:sz w:val="18"/>
         </w:rPr>
-        <w:t>EventBus (domain/event_bus.py): sincrono in-process, best-effort — falha de um handler e logada mas nao quebra publish nem os outros handlers; _publish_event no model tambem e best-effort (except amplo + log 'event_publish_falhou').</w:t>
+        <w:t>EventBus síncrono, in-process e best-effort: falha de handler é logada e não desfaz a transição.</w:t>
       </w:r>
     </w:p>
     <w:p>
@@ -9007,7 +9607,7 @@
         <w:pStyle w:val="Heading1"/>
       </w:pPr>
       <w:r>
-        <w:t>9. Diagrama de Sequencia — Agendamento com OTP</w:t>
+        <w:t>9. Diagrama de Sequência — Agendamento com OTP</w:t>
       </w:r>
     </w:p>
     <w:p>
@@ -9015,7 +9615,7 @@
         <w:rPr>
           <w:sz w:val="21"/>
         </w:rPr>
-        <w:t>Fluxo do agendamento publico com o gate de verificacao OTP por SMS (anti-sequestro de cadastro), incluindo controle de concorrencia de slot e criacao transacional do atendimento.</w:t>
+        <w:t>Fluxo do agendamento público: verificação do celular por OTP via SMS (exigida em todo agendamento), aceites e consentimentos com prova, controle de concorrência do horário e criação transacional do atendimento PENDENTE.</w:t>
       </w:r>
     </w:p>
     <w:p>
@@ -9035,7 +9635,7 @@
       <w:r>
         <w:drawing>
           <wp:inline xmlns:a="http://schemas.openxmlformats.org/drawingml/2006/main" xmlns:pic="http://schemas.openxmlformats.org/drawingml/2006/picture">
-            <wp:extent cx="8412480" cy="8294448"/>
+            <wp:extent cx="8412480" cy="7457492"/>
             <wp:docPr id="7" name="Picture 7"/>
             <wp:cNvGraphicFramePr>
               <a:graphicFrameLocks noChangeAspect="1"/>
@@ -9056,7 +9656,7 @@
                   <pic:spPr>
                     <a:xfrm>
                       <a:off x="0" y="0"/>
-                      <a:ext cx="8412480" cy="8294448"/>
+                      <a:ext cx="8412480" cy="7457492"/>
                     </a:xfrm>
                     <a:prstGeom prst="rect"/>
                   </pic:spPr>
@@ -9077,7 +9677,7 @@
           <w:color w:val="666666"/>
           <w:sz w:val="17"/>
         </w:rPr>
-        <w:t>Figura 7 — Diagrama de Sequencia (UML): agendamento publico com OTP.</w:t>
+        <w:t>Figura 7 — Diagrama de Sequência (UML): agendamento público com OTP.</w:t>
       </w:r>
     </w:p>
     <w:p>
@@ -9106,7 +9706,7 @@
         <w:rPr>
           <w:sz w:val="18"/>
         </w:rPr>
-        <w:t>1. Cliente -&gt; abre /agendamento (GET agendamento_publico, rate-limit 60/h por IP) -&gt; Django App renderiza o wizard de 3 steps (procedimento, data/horario, dados) com procedimentos+precos, formularios de anamnese e site key do Turnstile.</w:t>
+        <w:t>1. Cliente abre /agendamento/ (GET agendamento_publico) e recebe o wizard com procedimentos (preço com a promoção da data), fichas de anamnese aplicáveis, termos e a chave do Turnstile.</w:t>
       </w:r>
     </w:p>
     <w:p>
@@ -9117,7 +9717,7 @@
         <w:rPr>
           <w:sz w:val="18"/>
         </w:rPr>
-        <w:t>2. Cliente -&gt; escolhe procedimento e data -&gt; wizard.js consulta api_dias_disponiveis e api_horarios_disponiveis (booking_api.py, 30/m por IP) -&gt; Django App/PostgreSQL retorna slots livres por profissional (sem overbooking).</w:t>
+        <w:t>2. Ao escolher procedimento e data, o wizard.js consulta /ajax/dias-disponiveis/ e /ajax/horarios-disponiveis/; o SlotService devolve os horários livres por profissional.</w:t>
       </w:r>
     </w:p>
     <w:p>
@@ -9128,7 +9728,7 @@
         <w:rPr>
           <w:sz w:val="18"/>
         </w:rPr>
-        <w:t>3. Cliente -&gt; preenche nome, telefone, data de nascimento, email (opcional) e consents no step de confirmacao.</w:t>
+        <w:t>3. Cliente preenche nome, celular, nascimento, e-mail (opcional), escolhe os consentimentos de comunicação (desmarcados), aceita a Política de Privacidade e os termos do procedimento e responde a ficha (com o consentimento do art. 11).</w:t>
       </w:r>
     </w:p>
     <w:p>
@@ -9139,7 +9739,7 @@
         <w:rPr>
           <w:sz w:val="18"/>
         </w:rPr>
-        <w:t>4. Cliente (JS) -&gt; ao submeter, POST em confirmar_agendamento (booking_public.py, rate-limit 10/m por IP) -&gt; Django App valida honeypot 'website' (bot -&gt; redireciona) e, se turnstile_enabled, valida o token Turnstile via Cloudflare; normaliza o telefone e checa campos obrigatorios (booking_public.py:116-141).</w:t>
+        <w:t>4. Pede o código: POST solicitar_otp_agendamento (5/min por IP) valida o Turnstile, recusa telefone fixo, checa intervalo de 60 s e cotas de SMS antes de gerar o código (HMAC) e envia pela Zenvia (válido 10 min). A resposta não revela se o telefone é cadastrado.</w:t>
       </w:r>
     </w:p>
     <w:p>
@@ -9150,7 +9750,7 @@
         <w:rPr>
           <w:sz w:val="18"/>
         </w:rPr>
-        <w:t>5. Django App -&gt; GATE ANTI-SEQUESTRO: verifica se o TELEFONE (ou, se informado, o EMAIL) ja pertence a um Cliente ativo (Cliente.objects.filter(telefone=...).exists() / email__iexact) — identidade real do booking e o telefone (booking_public.py:142-149).</w:t>
+        <w:t>5. Digita o código: POST verificar_otp_agendamento confere (5 tentativas), troca o id da sessão e grava o telefone verificado (30 min); devolve o pré-preenchimento do cadastro daquele telefone.</w:t>
       </w:r>
     </w:p>
     <w:p>
@@ -9161,7 +9761,7 @@
         <w:rPr>
           <w:sz w:val="18"/>
         </w:rPr>
-        <w:t>6. Se o cliente JA EXISTE -&gt; antes de qualquer escrita o JS precisa ter obtido um OTP: POST em solicitar_otp_agendamento (booking_otp.py, 5/m por IP) -&gt; valida Turnstile, exige telefone, resolve a identidade (email real ou pseudo-email sms+&lt;digitos&gt; via CodigoOtp.email_para_telefone) e chama otp_service.solicitar_otp(proposito=AGENDAMENTO, canal=SMS).</w:t>
+        <w:t>6. Confirma: POST confirmar_agendamento (10/min por IP) checa honeypot, campos obrigatórios, aceite da política e se o telefone do formulário é o verificado na sessão.</w:t>
       </w:r>
     </w:p>
     <w:p>
@@ -9172,7 +9772,7 @@
         <w:rPr>
           <w:sz w:val="18"/>
         </w:rPr>
-        <w:t>7. otp_service.solicitar_otp -&gt; gera CodigoOtp (com cooldown/pode_reenviar anti-abuso) -&gt; OTPService.enviar_codigo -&gt; utils/sms.enviar_otp_sms -&gt; Zenvia SMS entrega o codigo (valido 10 min) ao telefone do cliente; resposta e identica exista ou nao o cadastro (anti-enumeracao).</w:t>
+        <w:t>7. O servidor valida e-mail, idade ≥ 18, procedimento/profissional ativos e habilitação, data futura, feriado, slot livre (SlotService), ficha contra o schema + consentimento art. 11, termos de procedimento aceitos e e-mail que não pertença a outro cadastro.</w:t>
       </w:r>
     </w:p>
     <w:p>
@@ -9183,7 +9783,7 @@
         <w:rPr>
           <w:sz w:val="18"/>
         </w:rPr>
-        <w:t>8. Cliente -&gt; digita o codigo -&gt; POST em verificar_otp_agendamento (booking_otp.py, 10/m por IP) -&gt; otp_service.verificar_otp valida o codigo; em sucesso grava na SESSAO request.session['otp_agendamento_email'] e request.session['otp_agendamento_expira'] (TTL 30 min) e devolve pre-fill do cliente (booking_otp.py:81-92).</w:t>
+        <w:t>8. Trava o slot no cache (30 s) para serializar confirmações simultâneas.</w:t>
       </w:r>
     </w:p>
     <w:p>
@@ -9194,7 +9794,7 @@
         <w:rPr>
           <w:sz w:val="18"/>
         </w:rPr>
-        <w:t>9. Django App (no POST de confirmar_agendamento) -&gt; REVALIDA o OTP da sessao: o otp_agendamento_email deve estar entre as identidades aceitas (pseudo-email do telefone e/ou email do form) e otp_agendamento_expira deve ser futuro; se invalido/expirado -&gt; erro 'Confirme com o codigo SMS...' e redirect (booking_public.py:151-171). Cliente novo (sem cadastro) pula o gate OTP.</w:t>
+        <w:t>9. Em transaction.atomic: get_or_create da cliente pelo telefone com SELECT FOR UPDATE (bloqueada online é recusada), atualiza nome, e-mail e consentimentos (data + IP), confere conflito com SELECT FOR UPDATE, calcula preço + promoção da data e cria o atendimento PENDENTE.</w:t>
       </w:r>
     </w:p>
     <w:p>
@@ -9205,7 +9805,7 @@
         <w:rPr>
           <w:sz w:val="18"/>
         </w:rPr>
-        <w:t>10. Django App -&gt; valida idade &gt;= 18 (data_nascimento), valida data/hora futura, bloqueio de feriado, e adquire slot-lock no cache (cache.add booking_slot:&lt;prof&gt;:&lt;datetime&gt;, 30s) para evitar corrida (booking_public.py:173-205).</w:t>
+        <w:t>10. Na mesma transação grava os aceites (AceiteTermo.registrar: LGPD vigente + termos, com IP, navegador e SHA-256), as fichas respondidas e a auditoria do consentimento de saúde.</w:t>
       </w:r>
     </w:p>
     <w:p>
@@ -9216,7 +9816,7 @@
         <w:rPr>
           <w:sz w:val="18"/>
         </w:rPr>
-        <w:t>11. Django App -&gt; em transaction.atomic + SELECT FOR UPDATE: get_or_create do Cliente por telefone (atualiza nome/email/consents com data+IP), checa conflito de horario do profissional e, se livre, cria o Atendimento com status PENDENTE (valor_cobrado calculado por preco_para); persiste respostas de anamnese e, se houver termos LGPD/procedimento nao assinados, cria Notificacao com token de termo (booking_public.py:207-336).</w:t>
+        <w:t>11. Se outro pedido ganhou a corrida, a constraint EXCLUDE (23P01) vira a mensagem "horário acabou de ser reservado" e o wizard é reidratado.</w:t>
       </w:r>
     </w:p>
     <w:p>
@@ -9227,7 +9827,7 @@
         <w:rPr>
           <w:sz w:val="18"/>
         </w:rPr>
-        <w:t>12. Django App -&gt; dispara emails assincronos via Celery (send_email_async): termos pendentes ao cliente (se email) e aviso de novo agendamento PENDENTE ao profissional (com links aprovar/rejeitar). Worker/SMTP entregam fora do request.</w:t>
+        <w:t>12. Após o commit: e-mail ao profissional com link para a agenda do dia, push ao profissional e sync do Google Calendar (on_commit).</w:t>
       </w:r>
     </w:p>
     <w:p>
@@ -9238,7 +9838,18 @@
         <w:rPr>
           <w:sz w:val="18"/>
         </w:rPr>
-        <w:t>13. Django App -&gt; grava request.session['agendamento_sucesso'], limpa as chaves de OTP da sessao (otp_agendamento_email/expira) e redireciona para agendamento_sucesso, que exibe a confirmacao (atendimento aguardando aprovacao da clinica) com botao WhatsApp (booking_public.py:358-408).</w:t>
+        <w:t>13. A sessão de OTP é limpa e a página de sucesso mostra o resumo (valor com promoção) e que o pedido aguarda a aprovação da clínica.</w:t>
+      </w:r>
+    </w:p>
+    <w:p>
+      <w:pPr>
+        <w:pStyle w:val="ListNumber"/>
+      </w:pPr>
+      <w:r>
+        <w:rPr>
+          <w:sz w:val="18"/>
+        </w:rPr>
+        <w:t>14. Depois, a clínica aprova (AGENDADO + e-mail de confirmação) ou rejeita (CANCELADO + e-mail) pelo painel ou pelo portal do profissional.</w:t>
       </w:r>
     </w:p>
     <w:p>
@@ -9251,7 +9862,7 @@
         <w:pStyle w:val="Heading1"/>
       </w:pPr>
       <w:r>
-        <w:t>10. Arquitetura e Integracoes</w:t>
+        <w:t>10. Arquitetura e Integrações</w:t>
       </w:r>
     </w:p>
     <w:p>
@@ -9271,7 +9882,7 @@
       <w:r>
         <w:drawing>
           <wp:inline xmlns:a="http://schemas.openxmlformats.org/drawingml/2006/main" xmlns:pic="http://schemas.openxmlformats.org/drawingml/2006/picture">
-            <wp:extent cx="8412480" cy="4152589"/>
+            <wp:extent cx="8412480" cy="2950806"/>
             <wp:docPr id="8" name="Picture 8"/>
             <wp:cNvGraphicFramePr>
               <a:graphicFrameLocks noChangeAspect="1"/>
@@ -9292,7 +9903,7 @@
                   <pic:spPr>
                     <a:xfrm>
                       <a:off x="0" y="0"/>
-                      <a:ext cx="8412480" cy="4152589"/>
+                      <a:ext cx="8412480" cy="2950806"/>
                     </a:xfrm>
                     <a:prstGeom prst="rect"/>
                   </pic:spPr>
@@ -9313,7 +9924,7 @@
           <w:color w:val="666666"/>
           <w:sz w:val="17"/>
         </w:rPr>
-        <w:t>Figura 8 — Diagrama de Componentes / Implantacao (UML).</w:t>
+        <w:t>Figura 8 — Diagrama de Componentes / Implantação (UML).</w:t>
       </w:r>
     </w:p>
     <w:p>
@@ -9392,7 +10003,7 @@
               <w:rPr>
                 <w:sz w:val="18"/>
               </w:rPr>
-              <w:t>Django App (web / gunicorn)</w:t>
+              <w:t>Django App (gunicorn)</w:t>
             </w:r>
           </w:p>
         </w:tc>
@@ -9406,7 +10017,7 @@
               <w:rPr>
                 <w:sz w:val="18"/>
               </w:rPr>
-              <w:t>Aplicacao monolitica Django (app unico 'aranha_estetica' + apps de auth/otp/2fa/axes/DRF/spectacular). Servida por gunicorn (Procfile: 4 workers x 2 threads; railway.json: 1 worker x 4 threads, timeout 120). Roteia o booking publico (views/booking_public.py, booking_api.py, booking_otp.py), API REST (DRF SessionAuth + throttling anon 60/h, user 1000/h), admin com 2FA, healthcheck /healthz/. WSGI = clinica.wsgi.</w:t>
+              <w:t>Aplicação monolítica Django 5.2 (app aranha_estetica + projeto clinica), server-render, servida por gunicorn com 1 worker × 4 threads (timeout 120 s, access log com tokens redigidos). Site público, portal do profissional, painel, API REST somente leitura, cron HTTP, webhooks e healthchecks.</w:t>
             </w:r>
           </w:p>
         </w:tc>
@@ -9422,7 +10033,7 @@
               <w:rPr>
                 <w:sz w:val="18"/>
               </w:rPr>
-              <w:t>Celery Worker</w:t>
+              <w:t>Middlewares de segurança</w:t>
             </w:r>
           </w:p>
         </w:tc>
@@ -9436,7 +10047,7 @@
               <w:rPr>
                 <w:sz w:val="18"/>
               </w:rPr>
-              <w:t>Processa tasks assincronas de aranha_estetica/tasks.py: envio de email transacional/marketing fire-and-forget (send_email_async), lembrete D-1 WhatsApp, NPS 24h, alerta detrator NPS, fila de espera, pacotes expirando/expirar, aniversario, limpeza de status de atendimentos, purga LGPD. Procfile: celery -A clinica worker --concurrency=2. Todos os jobs com max_retries=3 e retry com backoff.</w:t>
+              <w:t>ContentSecurityPolicyMiddleware (CSP com nonce), SecurityHeadersMiddleware (no-store nas áreas privadas, no-referrer nas rotas com token, COOP/CORP/Permissions-Policy), Enforce2FAMiddleware (2FA da equipe a cada request), django-axes e django-ratelimit.</w:t>
             </w:r>
           </w:p>
         </w:tc>
@@ -9452,7 +10063,7 @@
               <w:rPr>
                 <w:sz w:val="18"/>
               </w:rPr>
-              <w:t>Celery Beat (scheduler)</w:t>
+              <w:t>Serviços, FSM, signals e EventBus</w:t>
             </w:r>
           </w:p>
         </w:tc>
@@ -9466,7 +10077,7 @@
               <w:rPr>
                 <w:sz w:val="18"/>
               </w:rPr>
-              <w:t>Agendador de jobs periodicos via CELERY_BEAT_SCHEDULE (crontab): lembretes 08h, NPS 10h, alerta detrator 10h30, verificar pacotes 07h, expirar pacotes 00h30, limpeza status 23h, aniversario 09h, purga LGPD domingo 03h. Procfile: celery -A clinica beat.</w:t>
+              <w:t>Regras em services/ e utils/ (SlotService, OTP, preços, termos, LGPD, alertas, comissão, cashback, retorno, lista de espera). FSM do atendimento no model; signals para faltas, pacote, lista de espera e push; EventBus síncrono para comissão, cashback e retorno.</w:t>
             </w:r>
           </w:p>
         </w:tc>
@@ -9482,7 +10093,7 @@
               <w:rPr>
                 <w:sz w:val="18"/>
               </w:rPr>
-              <w:t>Redis (broker + cache + sessao)</w:t>
+              <w:t>Celery (eager) + cron HTTP</w:t>
             </w:r>
           </w:p>
         </w:tc>
@@ -9496,7 +10107,7 @@
               <w:rPr>
                 <w:sz w:val="18"/>
               </w:rPr>
-              <w:t>Triplo papel. (1) Broker e result backend do Celery (CELERY_BROKER_URL / CELERY_RESULT_BACKEND, default redis://localhost:6379/0). (2) Cache default via django_redis quando REDIS_URL definido, sustentando rate-limit/django-axes/slot-lock de booking e os contadores de quota de SMS (sms_rl:*). (3) Backend de sessao (SESSION_ENGINE=cache) — onde vivem as chaves otp_agendamento_email/expira. Sem REDIS_URL cai para LocMemCache + sessao em DB (com warning em prod).</w:t>
+              <w:t>Tasks Celery rodam em modo eager em produção (sem worker e sem retry síncrono); jobs periódicos chamados por cron externo em /cron/run/&lt;job&gt;/. Worker real opcional (CELERY_WORKER_ENABLED).</w:t>
             </w:r>
           </w:p>
         </w:tc>
@@ -9512,7 +10123,7 @@
               <w:rPr>
                 <w:sz w:val="18"/>
               </w:rPr>
-              <w:t>PostgreSQL</w:t>
+              <w:t>PostgreSQL 18</w:t>
             </w:r>
           </w:p>
         </w:tc>
@@ -9526,7 +10137,7 @@
               <w:rPr>
                 <w:sz w:val="18"/>
               </w:rPr>
-              <w:t>Banco de dados primario em prod via DATABASE_URL (dj_database_url, conn_max_age=600, health checks, ssl_require fora de DEBUG; Railway gerenciado). Guarda Cliente, Atendimento (com constraint EXCLUDE excl_atendimento_sobreposicao anti-overbooking e FSM de status), Procedimento, Profissional, Notificacao, CodigoOtp, termos/anamnese etc. Em dev usa SQLite (db_dev.sqlite3); testes sempre SQLite.</w:t>
+              <w:t>Banco principal (34 tabelas de domínio) com EXCLUDE anti double-booking, UNIQUE parciais, CHECKs, triggers de imutabilidade e collation pt_br. SQLite em desenvolvimento e testes rápidos.</w:t>
             </w:r>
           </w:p>
         </w:tc>
@@ -9542,7 +10153,7 @@
               <w:rPr>
                 <w:sz w:val="18"/>
               </w:rPr>
-              <w:t>Vite / Frontend (django-vite)</w:t>
+              <w:t>Cache e sessão</w:t>
             </w:r>
           </w:p>
         </w:tc>
@@ -9556,7 +10167,7 @@
               <w:rPr>
                 <w:sz w:val="18"/>
               </w:rPr>
-              <w:t>Bundler do frontend (Vite 6) integrado via django_vite. Em DEBUG roda dev server (dev_mode, hot reload); em prod le manifest.json em aranha_estetica/static/dist/ com static_url_prefix 'dist'. Templates renderizados com django-cotton (componentes) + django-staticfiles. JS do wizard de agendamento (static/js/wizard.js) consome os endpoints AJAX de horarios/dias/OTP.</w:t>
+              <w:t>LocMemCache + sessão no banco (1 worker): rate-limit, axes, trava de slot e cotas de SMS. REDIS_URL opcional troca para Redis (necessário com mais de um worker).</w:t>
             </w:r>
           </w:p>
         </w:tc>
@@ -9572,7 +10183,7 @@
               <w:rPr>
                 <w:sz w:val="18"/>
               </w:rPr>
-              <w:t>WhiteNoise (static serving)</w:t>
+              <w:t>Front-end (Vite + Tailwind + Alpine + cotton)</w:t>
             </w:r>
           </w:p>
         </w:tc>
@@ -9586,7 +10197,7 @@
               <w:rPr>
                 <w:sz w:val="18"/>
               </w:rPr>
-              <w:t>Middleware que serve assets estaticos comprimidos em prod (CompressedManifestStaticFilesStorage) sem servidor de arquivos dedicado; collectstatic roda no startCommand do railway.json e GZip middleware acompanha.</w:t>
+              <w:t>Bundle Vite com Tailwind v4 e Alpine CSP servido pelo django-vite; componentes django-cotton; JS estático do wizard; estáticos com hash e compressão pelo WhiteNoise.</w:t>
             </w:r>
           </w:p>
         </w:tc>
@@ -9602,7 +10213,7 @@
               <w:rPr>
                 <w:sz w:val="18"/>
               </w:rPr>
-              <w:t>PWA / Service Worker (web push)</w:t>
+              <w:t>PWA e Web Push</w:t>
             </w:r>
           </w:p>
         </w:tc>
@@ -9616,7 +10227,7 @@
               <w:rPr>
                 <w:sz w:val="18"/>
               </w:rPr>
-              <w:t>Camada PWA com service worker e web push (static/js/webpush.js, base_v2.html do painel). Registra SW e gerencia push notifications para o painel administrativo; CSP do middleware precisa liberar os recursos do worker.</w:t>
+              <w:t>Manifest do site e da equipe, service worker v7 (só páginas públicas em cache), push VAPID ao profissional.</w:t>
             </w:r>
           </w:p>
         </w:tc>
@@ -9632,7 +10243,7 @@
               <w:rPr>
                 <w:sz w:val="18"/>
               </w:rPr>
-              <w:t>Middleware de seguranca (CSP + headers + 2FA + axes)</w:t>
+              <w:t>Railway (Docker)</w:t>
             </w:r>
           </w:p>
         </w:tc>
@@ -9646,7 +10257,7 @@
               <w:rPr>
                 <w:sz w:val="18"/>
               </w:rPr>
-              <w:t>aranha_estetica.middleware: ContentSecurityPolicyMiddleware (injeta CSP com nonce, exposto via context_processor csp_nonce), SecurityHeadersMiddleware (headers extras), Enforce2FAMiddleware (forca 2FA no admin/painel) e AxesMiddleware (lockout por IP+username, 5 falhas, cooloff 1h). Atras de Cloudflare/Railway respeita X-Forwarded-For/Proto.</w:t>
+              <w:t>Imagem multi-stage (Node 22 → Python 3.12), pre-deploy com migrate_atomico + bootstrap_admin, healthcheck /healthz/, 1 réplica.</w:t>
             </w:r>
           </w:p>
         </w:tc>
@@ -9658,7 +10269,7 @@
         <w:pStyle w:val="Heading2"/>
       </w:pPr>
       <w:r>
-        <w:t>10.2 Integracoes externas</w:t>
+        <w:t>10.2 Integrações externas</w:t>
       </w:r>
     </w:p>
     <w:tbl>
@@ -9719,7 +10330,7 @@
               <w:rPr>
                 <w:sz w:val="18"/>
               </w:rPr>
-              <w:t>Zenvia SMS (REST API v2)</w:t>
+              <w:t>Zenvia SMS</w:t>
             </w:r>
           </w:p>
         </w:tc>
@@ -9733,7 +10344,7 @@
               <w:rPr>
                 <w:sz w:val="18"/>
               </w:rPr>
-              <w:t>Canal PRIMARIO e exclusivo de OTP (verificacao anti-sequestro do agendamento e login 'Meus Agendamentos'). utils/sms.py: POST em https://api.zenvia.com/v2/channels/sms/messages com header X-API-TOKEN (ZENVIA_API_TOKEN) e remetente ZENVIA_FROM; telefone normalizado para E.164 (55...). Tem rate-limit anti-abuso por telefone (3/h), por IP (10/h) e global (60/h) via cache, retry exponencial em 5xx/timeout, e modo dev (DEBUG ou SMS_DEV_LOG_ONLY) que so loga. enviar_otp_sms manda 'codigo valido por 10 min'.</w:t>
+              <w:t>Único canal de OTP (agendamento, Meus agendamentos, DSAR), só para celular, com cotas por telefone/IP/global. Sem provedor: falha fechada e o site orienta o WhatsApp. Webhook de status com IP permitido e/ou HMAC.</w:t>
             </w:r>
           </w:p>
         </w:tc>
@@ -9749,7 +10360,7 @@
               <w:rPr>
                 <w:sz w:val="18"/>
               </w:rPr>
-              <w:t>Meta WhatsApp Cloud API</w:t>
+              <w:t>WhatsApp Cloud API (Meta)</w:t>
             </w:r>
           </w:p>
         </w:tc>
@@ -9763,7 +10374,7 @@
               <w:rPr>
                 <w:sz w:val="18"/>
               </w:rPr>
-              <w:t>Mensagens proativas via templates pre-aprovados (Graph API graph.facebook.com/v18.0/&lt;PHONE_ID&gt;/messages, Bearer WHATSAPP_TOKEN). Uso restrito a 2 fluxos: confirmacao/lembrete D-1 (template confirmacao_d1 com links confirmar/cancelar) e pesquisa NPS 24h pos-atendimento (template nps_pos_atendimento), alem de aniversario. Exige consent do cliente; retry em 5xx/timeout; modo dev so loga. NAO usado para OTP.</w:t>
+              <w:t>Templates aprovados: lembrete D-1 com links de confirmar/cancelar, NPS pós-atendimento e aviso de vaga da lista de espera; sempre com consentimento. Webhook com handshake e assinatura X-Hub-Signature-256 captura a nota de NPS.</w:t>
             </w:r>
           </w:p>
         </w:tc>
@@ -9779,7 +10390,7 @@
               <w:rPr>
                 <w:sz w:val="18"/>
               </w:rPr>
-              <w:t>SMTP / Email (Django EmailMultiAlternatives)</w:t>
+              <w:t>Provedor de e-mail</w:t>
             </w:r>
           </w:p>
         </w:tc>
@@ -9793,7 +10404,7 @@
               <w:rPr>
                 <w:sz w:val="18"/>
               </w:rPr>
-              <w:t>Canal de mensagens transacionais e marketing (NAO OTP). utils/email.py com EMAIL_HOST/PORT/USER/PASSWORD (default smtp.gmail.com:587 TLS). Envia confirmacao de agendamento, cancelamento, pacotes expirando, fila de espera, aprovacao do profissional, termos pendentes, aniversario e promocoes. Marketing inclui headers List-Unsubscribe (RFC 8058 one-click) e sanitizacao bleach anti-XSS. Disparado async via Celery (send_email_async). Em dev usa console backend.</w:t>
+              <w:t>Backend Django configurável (SMTP ou HTTP): aprovação/rejeição, cancelamento, termos, lista de espera, pacote expirando, aviso ao profissional, reset/convite de senha, contato, aniversário e promoções (com List-Unsubscribe e HTML sanitizado). Sem backend real nada é enviado.</w:t>
             </w:r>
           </w:p>
         </w:tc>
@@ -9809,7 +10420,7 @@
               <w:rPr>
                 <w:sz w:val="18"/>
               </w:rPr>
-              <w:t>Cloudflare Turnstile (CAPTCHA)</w:t>
+              <w:t>Cloudflare Turnstile</w:t>
             </w:r>
           </w:p>
         </w:tc>
@@ -9823,7 +10434,7 @@
               <w:rPr>
                 <w:sz w:val="18"/>
               </w:rPr>
-              <w:t>Validacao anti-bot (utils/captcha.py) no agendamento publico (confirmar_agendamento) e na solicitacao de OTP (solicitar_otp_agendamento / meus_agendamentos_enviar_otp). Token cf-turnstile-response verificado server-side via verificar_turnstile com o IP do cliente; site key exposta ao template. Ativavel via turnstile_enabled().</w:t>
+              <w:t>Captcha no pedido de código SMS (wizard e Meus agendamentos), verificado no servidor com o IP da cliente.</w:t>
             </w:r>
           </w:p>
         </w:tc>
@@ -9839,7 +10450,7 @@
               <w:rPr>
                 <w:sz w:val="18"/>
               </w:rPr>
-              <w:t>Object Storage S3/R2/GCS (django-storages, opcional)</w:t>
+              <w:t>Google Calendar (opcional)</w:t>
             </w:r>
           </w:p>
         </w:tc>
@@ -9853,7 +10464,7 @@
               <w:rPr>
                 <w:sz w:val="18"/>
               </w:rPr>
-              <w:t>Storage de media opcional ativado por AWS_STORAGE_BUCKET_NAME (S3Boto3Storage). Suporta S3/Cloudflare R2/MinIO via AWS_S3_ENDPOINT_URL e dominio customizado; sem ele a media fica em disco local (MEDIA_ROOT). Estaticos sempre via WhiteNoise.</w:t>
+              <w:t>OAuth por profissional: envio do atendimento novo e leitura de eventos; feed iCal próprio com token rotacionável.</w:t>
             </w:r>
           </w:p>
         </w:tc>
@@ -9869,7 +10480,7 @@
               <w:rPr>
                 <w:sz w:val="18"/>
               </w:rPr>
-              <w:t>Sentry (observabilidade, opcional)</w:t>
+              <w:t>Sentry (opcional)</w:t>
             </w:r>
           </w:p>
         </w:tc>
@@ -9883,7 +10494,7 @@
               <w:rPr>
                 <w:sz w:val="18"/>
               </w:rPr>
-              <w:t>Monitoramento de erros/performance via SENTRY_DSN (DjangoIntegration, traces_sample_rate). send_default_pii=False e before_send custom (sentry_before_send) para escrubar PII antes do envio.</w:t>
+              <w:t>Monitoramento de erros com PII e tokens removidos antes do envio.</w:t>
             </w:r>
           </w:p>
         </w:tc>
@@ -9899,7 +10510,7 @@
               <w:rPr>
                 <w:sz w:val="18"/>
               </w:rPr>
-              <w:t>Railway (PaaS de deploy)</w:t>
+              <w:t>Railway</w:t>
             </w:r>
           </w:p>
         </w:tc>
@@ -9913,7 +10524,7 @@
               <w:rPr>
                 <w:sz w:val="18"/>
               </w:rPr>
-              <w:t>Plataforma de hospedagem (build NIXPACKS). startCommand roda migrate + collectstatic + gunicorn; healthcheck em /healthz/; respeita RAILWAY_PUBLIC_DOMAIN em ALLOWED_HOSTS/CSRF_TRUSTED_ORIGINS. Procfile define os processos web/worker/beat/release.</w:t>
+              <w:t>Hospedagem (Docker), Postgres gerenciado, variáveis de ambiente e agendamento (Railway Cron, opcional).</w:t>
             </w:r>
           </w:p>
         </w:tc>
@@ -9930,7 +10541,7 @@
         <w:pStyle w:val="Heading1"/>
       </w:pPr>
       <w:r>
-        <w:t>Historico de Versoes</w:t>
+        <w:t>Histórico de Versões</w:t>
       </w:r>
     </w:p>
     <w:tbl>
@@ -9959,7 +10570,7 @@
                 <w:color w:val="FFFFFF"/>
                 <w:sz w:val="19"/>
               </w:rPr>
-              <w:t>Versao</w:t>
+              <w:t>Versão</w:t>
             </w:r>
           </w:p>
         </w:tc>
@@ -9993,7 +10604,7 @@
                 <w:color w:val="FFFFFF"/>
                 <w:sz w:val="19"/>
               </w:rPr>
-              <w:t>Descricao</w:t>
+              <w:t>Descrição</w:t>
             </w:r>
           </w:p>
         </w:tc>
@@ -10037,7 +10648,51 @@
               <w:rPr>
                 <w:sz w:val="18"/>
               </w:rPr>
-              <w:t>Documento de requisitos + modelagem UML gerado a partir do codigo (pos-auditoria SWE de backend e migracao de frontend base_v2).</w:t>
+              <w:t>Documento de requisitos + modelagem UML gerado a partir do código (pós-auditoria SWE de backend e migração do front-end para base_v2).</w:t>
+            </w:r>
+          </w:p>
+        </w:tc>
+      </w:tr>
+      <w:tr>
+        <w:tc>
+          <w:tcPr>
+            <w:tcW w:type="dxa" w:w="1296"/>
+          </w:tcPr>
+          <w:p>
+            <w:r/>
+            <w:r>
+              <w:rPr>
+                <w:sz w:val="18"/>
+              </w:rPr>
+              <w:t>2.2</w:t>
+            </w:r>
+          </w:p>
+        </w:tc>
+        <w:tc>
+          <w:tcPr>
+            <w:tcW w:type="dxa" w:w="1728"/>
+          </w:tcPr>
+          <w:p>
+            <w:r/>
+            <w:r>
+              <w:rPr>
+                <w:sz w:val="18"/>
+              </w:rPr>
+              <w:t>23/09/2026</w:t>
+            </w:r>
+          </w:p>
+        </w:tc>
+        <w:tc>
+          <w:tcPr>
+            <w:tcW w:type="dxa" w:w="6624"/>
+          </w:tcPr>
+          <w:p>
+            <w:r/>
+            <w:r>
+              <w:rPr>
+                <w:sz w:val="18"/>
+              </w:rPr>
+              <w:t>Atualização pós-auditoria pré-produção: OTP obrigatório em todo agendamento, consentimentos LGPD/art. 11 com prova de aceite imutável, 2FA obrigatório para ADMIN, histórico do prontuário, agendamento interno, deploy por Docker + migração atômica (migrations 0040–0046).</w:t>
             </w:r>
           </w:p>
         </w:tc>
@@ -10065,115 +10720,7 @@
       <w:rPr>
         <w:sz w:val="16"/>
       </w:rPr>
-      <w:t xml:space="preserve">Shiva Zen — Requisitos v2.1   |   Pag. </w:t>
-      <w:fldChar w:fldCharType="begin"/>
-      <w:instrText xml:space="preserve">PAGE</w:instrText>
-      <w:fldChar w:fldCharType="end"/>
-    </w:r>
-    <w:r>
-      <w:rPr>
-        <w:sz w:val="16"/>
-      </w:rPr>
-      <w:t xml:space="preserve">Shiva Zen — Requisitos v2.1   |   Pag. </w:t>
-      <w:fldChar w:fldCharType="begin"/>
-      <w:instrText xml:space="preserve">PAGE</w:instrText>
-      <w:fldChar w:fldCharType="end"/>
-    </w:r>
-    <w:r>
-      <w:rPr>
-        <w:sz w:val="16"/>
-      </w:rPr>
-      <w:t xml:space="preserve">Shiva Zen — Requisitos v2.1   |   Pag. </w:t>
-      <w:fldChar w:fldCharType="begin"/>
-      <w:instrText xml:space="preserve">PAGE</w:instrText>
-      <w:fldChar w:fldCharType="end"/>
-    </w:r>
-    <w:r>
-      <w:rPr>
-        <w:sz w:val="16"/>
-      </w:rPr>
-      <w:t xml:space="preserve">Shiva Zen — Requisitos v2.1   |   Pag. </w:t>
-      <w:fldChar w:fldCharType="begin"/>
-      <w:instrText xml:space="preserve">PAGE</w:instrText>
-      <w:fldChar w:fldCharType="end"/>
-    </w:r>
-    <w:r>
-      <w:rPr>
-        <w:sz w:val="16"/>
-      </w:rPr>
-      <w:t xml:space="preserve">Shiva Zen — Requisitos v2.1   |   Pag. </w:t>
-      <w:fldChar w:fldCharType="begin"/>
-      <w:instrText xml:space="preserve">PAGE</w:instrText>
-      <w:fldChar w:fldCharType="end"/>
-    </w:r>
-    <w:r>
-      <w:rPr>
-        <w:sz w:val="16"/>
-      </w:rPr>
-      <w:t xml:space="preserve">Shiva Zen — Requisitos v2.1   |   Pag. </w:t>
-      <w:fldChar w:fldCharType="begin"/>
-      <w:instrText xml:space="preserve">PAGE</w:instrText>
-      <w:fldChar w:fldCharType="end"/>
-    </w:r>
-    <w:r>
-      <w:rPr>
-        <w:sz w:val="16"/>
-      </w:rPr>
-      <w:t xml:space="preserve">Shiva Zen — Requisitos v2.1   |   Pag. </w:t>
-      <w:fldChar w:fldCharType="begin"/>
-      <w:instrText xml:space="preserve">PAGE</w:instrText>
-      <w:fldChar w:fldCharType="end"/>
-    </w:r>
-    <w:r>
-      <w:rPr>
-        <w:sz w:val="16"/>
-      </w:rPr>
-      <w:t xml:space="preserve">Shiva Zen — Requisitos v2.1   |   Pag. </w:t>
-      <w:fldChar w:fldCharType="begin"/>
-      <w:instrText xml:space="preserve">PAGE</w:instrText>
-      <w:fldChar w:fldCharType="end"/>
-    </w:r>
-    <w:r>
-      <w:rPr>
-        <w:sz w:val="16"/>
-      </w:rPr>
-      <w:t xml:space="preserve">Shiva Zen — Requisitos v2.1   |   Pag. </w:t>
-      <w:fldChar w:fldCharType="begin"/>
-      <w:instrText xml:space="preserve">PAGE</w:instrText>
-      <w:fldChar w:fldCharType="end"/>
-    </w:r>
-    <w:r>
-      <w:rPr>
-        <w:sz w:val="16"/>
-      </w:rPr>
-      <w:t xml:space="preserve">Shiva Zen — Requisitos v2.1   |   Pag. </w:t>
-      <w:fldChar w:fldCharType="begin"/>
-      <w:instrText xml:space="preserve">PAGE</w:instrText>
-      <w:fldChar w:fldCharType="end"/>
-    </w:r>
-    <w:r>
-      <w:rPr>
-        <w:sz w:val="16"/>
-      </w:rPr>
-      <w:t xml:space="preserve">Shiva Zen — Requisitos v2.1   |   Pag. </w:t>
-      <w:fldChar w:fldCharType="begin"/>
-      <w:instrText xml:space="preserve">PAGE</w:instrText>
-      <w:fldChar w:fldCharType="end"/>
-    </w:r>
-    <w:r>
-      <w:rPr>
-        <w:sz w:val="16"/>
-      </w:rPr>
-      <w:t xml:space="preserve">Shiva Zen — Requisitos v2.1   |   Pag. </w:t>
-      <w:fldChar w:fldCharType="begin"/>
-      <w:instrText xml:space="preserve">PAGE</w:instrText>
-      <w:fldChar w:fldCharType="end"/>
-    </w:r>
-    <w:r>
-      <w:rPr>
-        <w:sz w:val="16"/>
-      </w:rPr>
-      <w:t xml:space="preserve">Shiva Zen — Requisitos v2.1   |   Pag. </w:t>
+      <w:t xml:space="preserve">Shiva Zen — Requisitos v2.2   |   Pág. </w:t>
       <w:fldChar w:fldCharType="begin"/>
       <w:instrText xml:space="preserve">PAGE</w:instrText>
       <w:fldChar w:fldCharType="end"/>

--- a/docs/Requisitos-ShivaZen.docx
+++ b/docs/Requisitos-ShivaZen.docx
@@ -73,7 +73,7 @@
         <w:rPr>
           <w:sz w:val="22"/>
         </w:rPr>
-        <w:t>Versão 2.2  |  23/09/2026</w:t>
+        <w:t>Versão 2.3  |  28/10/2026</w:t>
       </w:r>
     </w:p>
     <w:p>
@@ -124,7 +124,7 @@
         <w:rPr>
           <w:sz w:val="21"/>
         </w:rPr>
-        <w:t>Este documento especifica os requisitos funcionais e não funcionais, as regras de negócio e a modelagem UML do sistema Shiva Zen — plataforma web de gestão da clínica de estética Jaqueline Aranha. O conteúdo foi derivado diretamente do código-fonte da aplicação (Django 5.2, migrations até 0046), garantindo aderência ao comportamento realmente implementado.</w:t>
+        <w:t>Este documento especifica os requisitos funcionais e não funcionais, as regras de negócio e a modelagem UML do sistema Shiva Zen — plataforma web de gestão da clínica de estética Jaqueline Aranha. O conteúdo foi derivado diretamente do código-fonte da aplicação (Django 5.2, migrations até 0061), garantindo aderência ao comportamento realmente implementado.</w:t>
       </w:r>
     </w:p>
     <w:p>
@@ -140,7 +140,7 @@
         <w:rPr>
           <w:sz w:val="21"/>
         </w:rPr>
-        <w:t>O sistema cobre o agendamento online público (sem senha: a cliente é identificada pelo celular, confirmado por código OTP via SMS em todo agendamento), com aceite da Política de Privacidade, consentimento para dado de saúde e termos do procedimento; a área "Meus agendamentos"; o portal do profissional; o painel administrativo (agenda, agendamento interno, clientes, prontuário com histórico, pacotes, promoções, comissões, NPS e depoimentos, termos, auditoria); rotinas automáticas (lembrete D-1, NPS, pacotes, aniversário, limpeza de status, retenção LGPD) e integrações externas (SMS Zenvia, WhatsApp Meta, e-mail, Google Calendar, Cloudflare Turnstile, Sentry).</w:t>
+        <w:t>O sistema cobre o agendamento online público (sem senha: a cliente é identificada pelo celular, confirmado por código OTP via SMS em todo agendamento), com aceite da Política de Privacidade, consentimento para dado de saúde, termos do procedimento e autorizações de comunicação com histórico; a área "Meus agendamentos" (reagendar e cancelar); o portal do profissional; o painel administrativo (agenda com grade e exceções, agendamento interno, clientes, prontuário com histórico, pacotes, promoções, comissões em livro-razão, NPS e depoimentos, termos, auditoria); rotinas automáticas (fila de e-mail, lembrete D-1, NPS, pacotes, aniversário, limpeza de status, retenção LGPD) e integrações externas (SMS Zenvia, WhatsApp Meta, e-mail, Google Calendar, Cloudflare Turnstile, Sentry).</w:t>
       </w:r>
     </w:p>
     <w:p>
@@ -156,7 +156,7 @@
         <w:rPr>
           <w:sz w:val="21"/>
         </w:rPr>
-        <w:t>Aplicação Django monolítica renderizada no servidor e servida por gunicorn (1 worker × 4 threads) em contêiner Docker no Railway, com PostgreSQL 18 como banco principal (invariantes garantidas por EXCLUDE, CHECK, UNIQUE parciais e triggers). As tarefas Celery rodam em modo síncrono (eager) e os jobs periódicos são disparados por um cron externo via HTTP autenticado; cache e sessão são locais, com Redis opcional. O front-end usa Vite, Tailwind CSS v4, Alpine.js (build CSP) e componentes django-cotton, com PWA. A regra de negócio reside em serviços, sinais de modelo e eventos de domínio (EventBus); o estado do atendimento é governado por uma máquina de estados (FSM). Detalhes nas seções 8 e 10.</w:t>
+        <w:t>Aplicação Django monolítica renderizada no servidor e servida por gunicorn (1 worker × 4 threads) em contêiner Docker no Railway, com PostgreSQL 18 como banco principal: 36 tabelas no padrão SQL, invariantes garantidas por EXCLUDE, CHECK, UNIQUE parciais e triggers, trilha de alterações por trigger, funções e views de relatório e procedures que concentram a retenção LGPD; o dado de saúde é gravado cifrado. Não há Celery: os jobs periódicos são funções disparadas por um cron externo via HTTP autenticado e o e-mail transacional é uma fila na própria tabela de notificações; cache e sessão são locais, com Redis opcional. O front-end usa Vite, Tailwind CSS v4, Alpine.js (build CSP) e componentes django-cotton, com PWA. A regra de negócio reside nos serviços — services/agenda concentra as regras de horário e services/atendimento os efeitos de cada mudança de status, aplicados na mesma transação da máquina de estados (FSM) do atendimento. Detalhes nas seções 8 e 10.</w:t>
       </w:r>
     </w:p>
     <w:p>
@@ -252,7 +252,7 @@
               <w:rPr>
                 <w:sz w:val="18"/>
               </w:rPr>
-              <w:t>Navega no site e agenda sem conta: a identidade é o celular, confirmado por código SMS em todo agendamento. Aceita a Política de Privacidade e os termos, consente o uso do dado de saúde, entra na lista de espera, responde NPS e fichas por link. Precisa ter 18 anos ou mais.</w:t>
+              <w:t>Navega no site e agenda sem conta: a identidade é o celular, confirmado por código SMS em todo agendamento. Aceita a Política de Privacidade, o consentimento para dado de saúde e os termos do procedimento, escolhe as autorizações de comunicação, entra na lista de espera e responde NPS por link. Precisa ter 18 anos ou mais.</w:t>
             </w:r>
           </w:p>
         </w:tc>
@@ -282,7 +282,7 @@
               <w:rPr>
                 <w:sz w:val="18"/>
               </w:rPr>
-              <w:t>Cliente com cadastro ativo (mesmo celular). Entra em "Meus agendamentos" por celular ou e-mail (o código vai ao celular do cadastro), reagenda (até 24 h antes), cancela, confirma presença pelo lembrete D-1 e exerce os direitos LGPD (exportar dados, descadastrar).</w:t>
+              <w:t>Cliente com cadastro ativo (mesmo celular). Entra em "Meus agendamentos" por celular ou e-mail (o código vai ao celular do cadastro), reagenda (até 24 h antes) e cancela pela sessão do portal, confirma presença pelo link do lembrete D-1, aceita termos pendentes e exerce os direitos LGPD (exportar dados, descadastrar).</w:t>
             </w:r>
           </w:p>
         </w:tc>
@@ -312,7 +312,7 @@
               <w:rPr>
                 <w:sz w:val="18"/>
               </w:rPr>
-              <w:t>Usuário PROFISSIONAL vinculado a um profissional ativo. Usa o portal /profissional/: agenda própria, aprova/rejeita os próprios pedidos, marca realizado (com termo aceito ou override auditado), anota a sessão e lê a ficha só das clientes com vínculo. Feed iCal, Google Calendar e push. 2FA opcional (obrigatório se configurado).</w:t>
+              <w:t>Usuário PROFISSIONAL vinculado a um profissional ativo, com 2FA obrigatório em produção. Usa o portal /profissional/: agenda própria, aprova/rejeita os próprios pedidos, marca realizado (com termo aceito ou override auditado), anota a sessão e lê a ficha só das clientes com vínculo. Gera o link do feed iCal, conecta o Google Calendar e ativa o push.</w:t>
             </w:r>
           </w:p>
         </w:tc>
@@ -342,7 +342,7 @@
               <w:rPr>
                 <w:sz w:val="18"/>
               </w:rPr>
-              <w:t>Usuário ADMIN (is_staff), com 2FA obrigatório. Painel completo, incluindo as tarefas de recepção: agenda, agendamento interno, aprovação, clientes e prontuário, profissionais, catálogo, pacotes, promoções, financeiro, comissões, NPS e depoimentos, lista de espera, formulários e termos, usuários, configurações, Branding e auditoria.</w:t>
+              <w:t>Usuário ADMIN (is_staff), com 2FA obrigatório. Painel completo, incluindo as tarefas de recepção: agenda, agendamento interno, aprovação, clientes, autorizações de comunicação e prontuário, profissionais e exceções de agenda, catálogo, pacotes, promoções, financeiro, comissões, NPS e depoimentos, lista de espera, formulários e termos, usuários, configurações, Branding e auditoria.</w:t>
             </w:r>
           </w:p>
         </w:tc>
@@ -372,7 +372,7 @@
               <w:rPr>
                 <w:sz w:val="18"/>
               </w:rPr>
-              <w:t>Agendador externo (cron-job.org ou Railway Cron) que chama POST /cron/run/&lt;job&gt;/ com o header X-Cron-Token: lembrete D-1, NPS, alerta de detrator, pacotes, aniversário, limpeza de status, retenção LGPD, housekeeping e feriados.</w:t>
+              <w:t>Agendador externo (cron-job.org ou Railway Cron) que chama POST /cron/run/&lt;job&gt;/ com o header X-Cron-Token, ou o comando rodar_job no servidor: fila de e-mail, lembrete D-1, NPS, alerta de detrator, pacotes, aniversário, limpeza de status, retenção LGPD, housekeeping e feriados. Sem Celery: o job roda dentro do request.</w:t>
             </w:r>
           </w:p>
         </w:tc>
@@ -614,7 +614,7 @@
               <w:rPr>
                 <w:sz w:val="18"/>
               </w:rPr>
-              <w:t>No agendamento, aceitar a Política de Privacidade e os termos do procedimento, consentir o uso do dado de saúde e responder a ficha de anamnese.</w:t>
+              <w:t>No agendamento, aceitar a Política de Privacidade e os termos do procedimento, consentir o uso do dado de saúde (termo SAÚDE), escolher as autorizações de comunicação e responder a ficha de anamnese.</w:t>
             </w:r>
           </w:p>
         </w:tc>
@@ -702,7 +702,7 @@
               <w:rPr>
                 <w:sz w:val="18"/>
               </w:rPr>
-              <w:t>Reagendar um atendimento até 24 h antes, escolhendo novo horário disponível.</w:t>
+              <w:t>Reagendar um atendimento até 24 h antes pelo portal, escolhendo novo horário disponível.</w:t>
             </w:r>
           </w:p>
         </w:tc>
@@ -746,7 +746,7 @@
               <w:rPr>
                 <w:sz w:val="18"/>
               </w:rPr>
-              <w:t>Cancelar um atendimento futuro.</w:t>
+              <w:t>Cancelar um atendimento futuro pelo portal.</w:t>
             </w:r>
           </w:p>
         </w:tc>
@@ -1010,7 +1010,7 @@
               <w:rPr>
                 <w:sz w:val="18"/>
               </w:rPr>
-              <w:t>Baixar os próprios dados (DSAR) com código SMS e descadastrar-se de marketing e pesquisas.</w:t>
+              <w:t>Baixar os próprios dados (DSAR) com código SMS, descadastrar-se de marketing e pesquisas por link e registrar o aviso de cookies.</w:t>
             </w:r>
           </w:p>
         </w:tc>
@@ -1098,7 +1098,7 @@
               <w:rPr>
                 <w:sz w:val="18"/>
               </w:rPr>
-              <w:t>Entrar com e-mail e senha, cadastrar e validar 2FA (obrigatório para ADMIN) e redefinir a senha por link.</w:t>
+              <w:t>Entrar com e-mail e senha, cadastrar e validar 2FA (obrigatório para ADMIN e PROFISSIONAL em produção), gerar códigos de backup e redefinir a senha por link.</w:t>
             </w:r>
           </w:p>
         </w:tc>
@@ -1230,7 +1230,7 @@
               <w:rPr>
                 <w:sz w:val="18"/>
               </w:rPr>
-              <w:t>Operar a agenda: lista com filtros, calendário com arrastar-e-soltar, mudança de status pela FSM, valor cobrado, link do termo e override "Realizado sem termo aceito".</w:t>
+              <w:t>Operar a agenda: lista com filtros por dia, calendário com arrastar-e-soltar (motivo detalhado da recusa), mudança de status pela FSM, valor cobrado, link do termo e override "Realizado sem termo aceito".</w:t>
             </w:r>
           </w:p>
         </w:tc>
@@ -1318,7 +1318,7 @@
               <w:rPr>
                 <w:sz w:val="18"/>
               </w:rPr>
-              <w:t>Registrar e consultar o prontuário com histórico de versões e as anotações de sessão.</w:t>
+              <w:t>Registrar e consultar o prontuário (com as perguntas do formulário PRONTUARIO) e o histórico de versões, e anotar as sessões.</w:t>
             </w:r>
           </w:p>
         </w:tc>
@@ -1362,7 +1362,7 @@
               <w:rPr>
                 <w:sz w:val="18"/>
               </w:rPr>
-              <w:t>Gerir clientes: busca, ficha com alertas, pacotes, histórico e edição validada (telefone/CPF/e-mail únicos).</w:t>
+              <w:t>Gerir clientes: busca sem acento, ficha com alertas, pacotes, histórico, autorizações de comunicação e edição validada (telefone/CPF/e-mail únicos).</w:t>
             </w:r>
           </w:p>
         </w:tc>
@@ -1406,7 +1406,7 @@
               <w:rPr>
                 <w:sz w:val="18"/>
               </w:rPr>
-              <w:t>Gerir profissionais (expediente, exceções, antecedências, novo link do feed iCal), procedimentos, preços, habilitações e bloqueios de agenda (inclusive para todos os profissionais).</w:t>
+              <w:t>Gerir profissionais (grade semanal, exceções — folga, horário diferente, bloqueio —, antecedências, novo link do feed iCal), procedimentos, preços, habilitações e bloqueios de agenda (inclusive para todos os profissionais).</w:t>
             </w:r>
           </w:p>
         </w:tc>
@@ -1450,7 +1450,7 @@
               <w:rPr>
                 <w:sz w:val="18"/>
               </w:rPr>
-              <w:t>Gerir pacotes: criar/editar, vender, acompanhar saldo e validade, cancelar com valor devolvido.</w:t>
+              <w:t>Gerir pacotes: criar/editar o catálogo, vender (itens congelados na venda), acompanhar saldo e validade, cancelar com valor devolvido.</w:t>
             </w:r>
           </w:p>
         </w:tc>
@@ -1538,7 +1538,7 @@
               <w:rPr>
                 <w:sz w:val="18"/>
               </w:rPr>
-              <w:t>Acompanhar dashboard e financeiro (faturamento, faltas, rankings), pagar comissões e exportar relatório em Excel.</w:t>
+              <w:t>Acompanhar dashboard e financeiro (faturamento, faltas, rankings), comissões em livro-razão (créditos, pagamentos, estornos e saldo por profissional), pagar comissões e exportar relatório em Excel.</w:t>
             </w:r>
           </w:p>
         </w:tc>
@@ -1670,7 +1670,7 @@
               <w:rPr>
                 <w:sz w:val="18"/>
               </w:rPr>
-              <w:t>Gerir formulários de anamnese e termos versionados, e acompanhar a conformidade dos aceites.</w:t>
+              <w:t>Gerir formulários (anamnese, pesquisa e perguntas do prontuário) e termos versionados (LGPD, saúde, procedimento), e acompanhar a conformidade dos aceites.</w:t>
             </w:r>
           </w:p>
         </w:tc>
@@ -1714,7 +1714,7 @@
               <w:rPr>
                 <w:sz w:val="18"/>
               </w:rPr>
-              <w:t>Gerir usuários da equipe, configurações, Branding (contatos e marca), notificações e consultar a auditoria.</w:t>
+              <w:t>Gerir usuários da equipe, configurações, Branding (contatos e marca), notificações, pré-visualizar e-mails e consultar a auditoria.</w:t>
             </w:r>
           </w:p>
         </w:tc>
@@ -1758,7 +1758,7 @@
               <w:rPr>
                 <w:sz w:val="18"/>
               </w:rPr>
-              <w:t>Executar jobs periódicos por cron HTTP autenticado: lembrete D-1, NPS, alerta de detrator, pacotes, aniversário, limpeza de status, retenção LGPD, housekeeping e feriados.</w:t>
+              <w:t>Executar jobs periódicos por cron HTTP autenticado ou pelo comando rodar_job: fila de e-mail, lembrete D-1, NPS, alerta de detrator, pacotes, aniversário, limpeza de status, retenção LGPD, housekeeping e feriados.</w:t>
             </w:r>
           </w:p>
         </w:tc>
@@ -1846,7 +1846,7 @@
               <w:rPr>
                 <w:sz w:val="18"/>
               </w:rPr>
-              <w:t>Calcular comissão, liberar/estornar cashback e debitar sessão de pacote automaticamente conforme as transições.</w:t>
+              <w:t>Ao mudar o status do atendimento, aplicar na mesma transação: débito de sessão de pacote, comissão (crédito/estorno), cashback, faltas, retorno e aviso à lista de espera.</w:t>
             </w:r>
           </w:p>
         </w:tc>
@@ -1934,7 +1934,7 @@
               <w:rPr>
                 <w:sz w:val="18"/>
               </w:rPr>
-              <w:t>Consultar a API REST somente leitura (profissionais, procedimentos, clientes com PII mascarada, atendimentos) e a documentação Swagger.</w:t>
+              <w:t>Na ficha da cliente, ver as autorizações de comunicação por canal, revogá-las a pedido e registrar autorização com justificativa (histórico preservado).</w:t>
             </w:r>
           </w:p>
         </w:tc>
@@ -1978,7 +1978,95 @@
               <w:rPr>
                 <w:sz w:val="18"/>
               </w:rPr>
-              <w:t>Assinar o feed iCal da própria agenda e conectar o Google Calendar.</w:t>
+              <w:t>Gerar o link do feed iCal da própria agenda (exibido uma única vez) e conectar o Google Calendar.</w:t>
+            </w:r>
+          </w:p>
+        </w:tc>
+      </w:tr>
+      <w:tr>
+        <w:tc>
+          <w:tcPr>
+            <w:tcW w:type="dxa" w:w="864"/>
+          </w:tcPr>
+          <w:p>
+            <w:r/>
+            <w:r>
+              <w:rPr>
+                <w:sz w:val="18"/>
+              </w:rPr>
+              <w:t>RF35</w:t>
+            </w:r>
+          </w:p>
+        </w:tc>
+        <w:tc>
+          <w:tcPr>
+            <w:tcW w:type="dxa" w:w="2016"/>
+          </w:tcPr>
+          <w:p>
+            <w:r/>
+            <w:r>
+              <w:rPr>
+                <w:sz w:val="18"/>
+              </w:rPr>
+              <w:t>Sistema</w:t>
+            </w:r>
+          </w:p>
+        </w:tc>
+        <w:tc>
+          <w:tcPr>
+            <w:tcW w:type="dxa" w:w="6768"/>
+          </w:tcPr>
+          <w:p>
+            <w:r/>
+            <w:r>
+              <w:rPr>
+                <w:sz w:val="18"/>
+              </w:rPr>
+              <w:t>Enfileirar os e-mails transacionais na própria notificação e reenviá-los com espera crescente até 5 tentativas.</w:t>
+            </w:r>
+          </w:p>
+        </w:tc>
+      </w:tr>
+      <w:tr>
+        <w:tc>
+          <w:tcPr>
+            <w:tcW w:type="dxa" w:w="864"/>
+          </w:tcPr>
+          <w:p>
+            <w:r/>
+            <w:r>
+              <w:rPr>
+                <w:sz w:val="18"/>
+              </w:rPr>
+              <w:t>RF36</w:t>
+            </w:r>
+          </w:p>
+        </w:tc>
+        <w:tc>
+          <w:tcPr>
+            <w:tcW w:type="dxa" w:w="2016"/>
+          </w:tcPr>
+          <w:p>
+            <w:r/>
+            <w:r>
+              <w:rPr>
+                <w:sz w:val="18"/>
+              </w:rPr>
+              <w:t>Sistema</w:t>
+            </w:r>
+          </w:p>
+        </w:tc>
+        <w:tc>
+          <w:tcPr>
+            <w:tcW w:type="dxa" w:w="6768"/>
+          </w:tcPr>
+          <w:p>
+            <w:r/>
+            <w:r>
+              <w:rPr>
+                <w:sz w:val="18"/>
+              </w:rPr>
+              <w:t>Registrar automaticamente, por trigger, toda alteração das tabelas sensíveis com autor, IP e origem.</w:t>
             </w:r>
           </w:p>
         </w:tc>
@@ -2190,7 +2278,7 @@
               <w:rPr>
                 <w:sz w:val="18"/>
               </w:rPr>
-              <w:t>2FA TOTP obrigatório para ADMIN, conferido a cada request em painel, API, Django admin e push; sem tela de login paralela; recuperação só por comando no servidor.</w:t>
+              <w:t>2FA TOTP obrigatório para ADMIN e PROFISSIONAL em produção, conferido a cada request no painel, portal, Django admin e push; códigos de backup; sem tela de login paralela; recuperação só por comando no servidor.</w:t>
             </w:r>
           </w:p>
         </w:tc>
@@ -2278,7 +2366,7 @@
               <w:rPr>
                 <w:sz w:val="18"/>
               </w:rPr>
-              <w:t>Rate-limit em camadas: cotas de SMS (telefone, IP, global), limites por IP nos endpoints públicos, django-axes no login, throttling da API; captcha Turnstile no pedido de código.</w:t>
+              <w:t>Rate-limit em camadas: cotas de SMS (telefone, IP, global), limites por IP nos endpoints públicos, django-axes no login; captcha Turnstile no pedido de código.</w:t>
             </w:r>
           </w:p>
         </w:tc>
@@ -2322,7 +2410,7 @@
               <w:rPr>
                 <w:sz w:val="18"/>
               </w:rPr>
-              <w:t>Áreas privadas sem cache no navegador (no-store), Referrer-Policy no-referrer nas rotas com token, Clear-Site-Data no logout, tokens redigidos no access log e no Sentry.</w:t>
+              <w:t>Áreas privadas sem cache no navegador (no-store), Referrer-Policy no-referrer nas rotas com token, X-Robots-Tag noindex nas privadas, Clear-Site-Data no logout; links públicos guardam só o SHA-256 do token; tokens redigidos no access log e no Sentry.</w:t>
             </w:r>
           </w:p>
         </w:tc>
@@ -2366,7 +2454,7 @@
               <w:rPr>
                 <w:sz w:val="18"/>
               </w:rPr>
-              <w:t>Segredos só em variáveis de ambiente; SECRET_KEY obrigatória fora de DEBUG; DJANGO_ENV inválido derruba o boot; system checks (aranha.W001–W009) apontam configuração de produção faltando.</w:t>
+              <w:t>Segredos só em variáveis de ambiente; SECRET_KEY obrigatória fora de DEBUG; DJANGO_ENV inválido derruba o boot; system checks (aranha.W001–W014) apontam configuração de produção faltando.</w:t>
             </w:r>
           </w:p>
         </w:tc>
@@ -2410,7 +2498,7 @@
               <w:rPr>
                 <w:sz w:val="18"/>
               </w:rPr>
-              <w:t>Canais de mensagem falham fechado: sem credencial nada é enviado nem marcado como enviado; I/O externo só após o commit.</w:t>
+              <w:t>Canais de mensagem falham fechado: sem credencial nada é enviado nem marcado como enviado; I/O externo só após o commit; e-mail transacional em fila no banco com reenvio (sem Celery, nada roda em segundo plano sem rastro).</w:t>
             </w:r>
           </w:p>
         </w:tc>
@@ -2454,7 +2542,7 @@
               <w:rPr>
                 <w:sz w:val="18"/>
               </w:rPr>
-              <w:t>Consentimentos granulares com data e IP; aceite da política e dos termos com prova (IP, navegador, SHA-256); consentimento específico para dado de saúde (art. 11).</w:t>
+              <w:t>Autorizações de comunicação por finalidade × canal em histórico append-only (texto exibido, IP, navegador, autor); aceite da política, do termo de saúde (art. 11) e dos termos do procedimento com prova (IP, navegador, SHA-256).</w:t>
             </w:r>
           </w:p>
         </w:tc>
@@ -2498,7 +2586,7 @@
               <w:rPr>
                 <w:sz w:val="18"/>
               </w:rPr>
-              <w:t>Retenção automatizada (OTP, notificações, auditoria, logs de login, clientes inativas/excluídas, fichas de pedidos não realizados, lista de espera) e direito ao esquecimento com pseudonimização.</w:t>
+              <w:t>Retenção automatizada (OTP, notificações, auditoria, trilha, links, logs de login, clientes inativas/excluídas, fichas de pedidos não realizados, lista de espera) e esquecimento com pseudonimização, executados por procedures do Postgres; inventário LGPD coluna a coluna conferido por teste.</w:t>
             </w:r>
           </w:p>
         </w:tc>
@@ -2586,7 +2674,7 @@
               <w:rPr>
                 <w:sz w:val="18"/>
               </w:rPr>
-              <w:t>Trilha de auditoria com autor, IP e detalhes mascarados; PII mascarada em logs, API e Sentry (send_default_pii=False).</w:t>
+              <w:t>Trilha de auditoria (log_auditoria) e trilha de dados (historico_alteracao, por trigger) com autor, IP e origem, ambas append-only no banco; PII mascarada em logs e no Sentry (send_default_pii=False).</w:t>
             </w:r>
           </w:p>
         </w:tc>
@@ -2630,7 +2718,7 @@
               <w:rPr>
                 <w:sz w:val="18"/>
               </w:rPr>
-              <w:t>Invariantes no banco: EXCLUDE anti double-booking, UNIQUE parciais, CHECKs, triggers de imutabilidade (ledger, prova de aceite, termo aceito, histórico do prontuário) e FKs PROTECT no histórico clínico/financeiro.</w:t>
+              <w:t>Invariantes no banco: EXCLUDE (atendimento, grade, folgas), UNIQUE parciais, CHECKs, 46 triggers (atualizado_em, imutabilidade de ledgers, prova de aceite, termo aceito, prontuário, anotação, item de pacote, consentimento e link; validação de consumo e de comissão) e FKs PROTECT no histórico clínico/financeiro.</w:t>
             </w:r>
           </w:p>
         </w:tc>
@@ -2674,7 +2762,7 @@
               <w:rPr>
                 <w:sz w:val="18"/>
               </w:rPr>
-              <w:t>Migrações aplicadas numa transação única com lock_timeout no pre-deploy (tudo ou nada); rollback de produção por restauração do backup.</w:t>
+              <w:t>Migrações aplicadas numa transação única com lock_timeout no pre-deploy (tudo ou nada); data migrations com pré-checagem que aborta listando os registros; rollback de produção por restauração do backup.</w:t>
             </w:r>
           </w:p>
         </w:tc>
@@ -2718,7 +2806,7 @@
               <w:rPr>
                 <w:sz w:val="18"/>
               </w:rPr>
-              <w:t>FSM com transições validadas sob lock e auditadas; efeitos idempotentes (1 retorno por origem, 1 consumo e 1 comissão por atendimento, cashback único).</w:t>
+              <w:t>FSM com transições validadas sob lock e auditadas; efeitos explícitos (services/atendimento) na mesma transação do status; efeitos idempotentes (1 retorno por origem, 1 consumo e 1 crédito de comissão por atendimento, cashback único).</w:t>
             </w:r>
           </w:p>
         </w:tc>
@@ -2762,7 +2850,7 @@
               <w:rPr>
                 <w:sz w:val="18"/>
               </w:rPr>
-              <w:t>gunicorn 1 worker × 4 threads com cache local (Redis opcional para escalar); estáticos comprimidos e com hash (WhiteNoise); cache do Branding; índices compostos para agenda e relatórios.</w:t>
+              <w:t>gunicorn 1 worker × 4 threads com cache local (Redis opcional para escalar); estáticos comprimidos e com hash (WhiteNoise); índices das consultas reais, busca trigram sem acento, alertas de saúde em lote, statement_timeout na conexão e consultas lentas pelo pg_stat_statements.</w:t>
             </w:r>
           </w:p>
         </w:tc>
@@ -2806,7 +2894,7 @@
               <w:rPr>
                 <w:sz w:val="18"/>
               </w:rPr>
-              <w:t>Healthchecks /healthz/ (liveness + build do front) e /health/ (banco, cache, front); Sentry opcional; logs JSON em produção.</w:t>
+              <w:t>Healthchecks /healthz/ (liveness + build do front) e /health/ (banco, cache, front); Sentry opcional; logs JSON em produção; jobs devolvem 500 quando falham (o cron alerta).</w:t>
             </w:r>
           </w:p>
         </w:tc>
@@ -2850,7 +2938,7 @@
               <w:rPr>
                 <w:sz w:val="18"/>
               </w:rPr>
-              <w:t>Cerca de 1.060 testes automatizados; CI com SQLite, Postgres 18 (bloqueante), build do front, build da imagem Docker e auditoria de dependências.</w:t>
+              <w:t>Cerca de 1.500 testes automatizados em 77 arquivos; CI com SQLite, Postgres 18 (conformidade do padrão SQL, trilha e paridade das funções com o Python), data migrations em paralelo, build do front, wizard no Chromium (Playwright), imagem Docker e pip-audit bloqueante; ruff, import-linter, mypy nos services e cobertura com catraca (≈ 87 %).</w:t>
             </w:r>
           </w:p>
         </w:tc>
@@ -2894,7 +2982,7 @@
               <w:rPr>
                 <w:sz w:val="18"/>
               </w:rPr>
-              <w:t>Interface pt-BR em tom de estética e bem-estar; contraste AA nos tokens; wizard operável por teclado; tema claro/escuro; PWA instalável para o site e para a equipe.</w:t>
+              <w:t>Interface pt-BR em tom de estética e bem-estar; contraste AA nos tokens, foco visível, formulários acessíveis, diálogos nativos e respeito a prefers-reduced-motion; wizard com botão Continuar operável por teclado; tema claro/escuro automático; fontes locais; PWA instalável para o site e para a equipe.</w:t>
             </w:r>
           </w:p>
         </w:tc>
@@ -2938,7 +3026,7 @@
               <w:rPr>
                 <w:sz w:val="18"/>
               </w:rPr>
-              <w:t>Camadas views → services/utils → models; fontes únicas (SlotService, preços, Branding, termos); componentes cotton e Alpine CSP; documentação viva e requisitos gerados a partir de dados versionados.</w:t>
+              <w:t>Camadas views → services/utils → models verificadas por import-linter; fontes únicas (services/agenda, services/atendimento, SlotService, preços, Branding, termos, consentimentos); recusas tipadas (RegraDeNegocio); Django Forms no painel; componentes cotton e Alpine CSP; documentação viva e requisitos gerados a partir de dados versionados.</w:t>
             </w:r>
           </w:p>
         </w:tc>
@@ -2983,6 +3071,94 @@
                 <w:sz w:val="18"/>
               </w:rPr>
               <w:t>Imagem Docker multi-stage (Node para o front, Python para a app) com dependências fixadas (requirements.lock), usuário não-root e healthcheck; deploy no Railway com pre-deploy de migração e criação do ADMIN.</w:t>
+            </w:r>
+          </w:p>
+        </w:tc>
+      </w:tr>
+      <w:tr>
+        <w:tc>
+          <w:tcPr>
+            <w:tcW w:type="dxa" w:w="864"/>
+          </w:tcPr>
+          <w:p>
+            <w:r/>
+            <w:r>
+              <w:rPr>
+                <w:sz w:val="18"/>
+              </w:rPr>
+              <w:t>RNF22</w:t>
+            </w:r>
+          </w:p>
+        </w:tc>
+        <w:tc>
+          <w:tcPr>
+            <w:tcW w:type="dxa" w:w="1728"/>
+          </w:tcPr>
+          <w:p>
+            <w:r/>
+            <w:r>
+              <w:rPr>
+                <w:sz w:val="18"/>
+              </w:rPr>
+              <w:t>Privacidade</w:t>
+            </w:r>
+          </w:p>
+        </w:tc>
+        <w:tc>
+          <w:tcPr>
+            <w:tcW w:type="dxa" w:w="7056"/>
+          </w:tcPr>
+          <w:p>
+            <w:r/>
+            <w:r>
+              <w:rPr>
+                <w:sz w:val="18"/>
+              </w:rPr>
+              <w:t>Dado de saúde e token OAuth cifrados em repouso na aplicação (Fernet, CHAVES_CIFRAGEM com subchave por finalidade e rotação por comando): dump ou backup sem a chave não expõe a ficha.</w:t>
+            </w:r>
+          </w:p>
+        </w:tc>
+      </w:tr>
+      <w:tr>
+        <w:tc>
+          <w:tcPr>
+            <w:tcW w:type="dxa" w:w="864"/>
+          </w:tcPr>
+          <w:p>
+            <w:r/>
+            <w:r>
+              <w:rPr>
+                <w:sz w:val="18"/>
+              </w:rPr>
+              <w:t>RNF23</w:t>
+            </w:r>
+          </w:p>
+        </w:tc>
+        <w:tc>
+          <w:tcPr>
+            <w:tcW w:type="dxa" w:w="1728"/>
+          </w:tcPr>
+          <w:p>
+            <w:r/>
+            <w:r>
+              <w:rPr>
+                <w:sz w:val="18"/>
+              </w:rPr>
+              <w:t>Manutenibilidade</w:t>
+            </w:r>
+          </w:p>
+        </w:tc>
+        <w:tc>
+          <w:tcPr>
+            <w:tcW w:type="dxa" w:w="7056"/>
+          </w:tcPr>
+          <w:p>
+            <w:r/>
+            <w:r>
+              <w:rPr>
+                <w:sz w:val="18"/>
+              </w:rPr>
+              <w:t>Padrão SQL em todas as tabelas (nomes snake_case PT-BR, prefixos pk_/fk_/uq_/ck_/ix_/ex_/tg_/fn_, ON DELETE real, COMMENT em toda tabela, defaults no banco), conferido por teste no pg_catalog.</w:t>
             </w:r>
           </w:p>
         </w:tc>
@@ -3458,7 +3634,7 @@
               <w:rPr>
                 <w:sz w:val="18"/>
               </w:rPr>
-              <w:t>SlotService (fonte única): slots de 30 min considerando feriado, exceção (folga/horário diferente), expediente semanal, atendimentos ativos sobrepostos na duração inteira + buffer do procedimento, bloqueios pontuais/recorrentes do profissional ou globais, antecedência mínima e máxima.</w:t>
+              <w:t>SlotService (fonte única): slots de 30 min a partir da grade semanal (agenda_horario) e das exceções (agenda_excecao: folga do profissional, feriado/recesso da clínica, horário diferente, bloqueios pontuais e recorrentes do profissional ou de todos), atendimentos ativos sobrepostos na duração inteira + intervalo do procedimento, antecedência mínima e máxima.</w:t>
             </w:r>
           </w:p>
         </w:tc>
@@ -3502,7 +3678,7 @@
               <w:rPr>
                 <w:sz w:val="18"/>
               </w:rPr>
-              <w:t>Um profissional não pode ter dois atendimentos ativos sobrepostos: trava de 30 s no cache, SELECT FOR UPDATE e constraint EXCLUDE no Postgres. Corrida perdida gera a mensagem "Este horário acabou de ser reservado".</w:t>
+              <w:t>Um profissional não pode ter dois atendimentos ativos sobrepostos: trava de 30 s no cache durante a confirmação do site, SELECT FOR UPDATE em services/agenda.reservar e constraint EXCLUDE no Postgres. Corrida perdida vira HorarioIndisponivel com a mensagem "Este horário acabou de ser reservado".</w:t>
             </w:r>
           </w:p>
         </w:tc>
@@ -3590,7 +3766,7 @@
               <w:rPr>
                 <w:sz w:val="18"/>
               </w:rPr>
-              <w:t>A recepção agenda pelo painel (cliente existente ou nova com telefone validado) usando o mesmo SlotService; não há OTP; o atendimento nasce AGENDADO e o valor pode ser ajustado (fica registrado).</w:t>
+              <w:t>A recepção agenda pelo painel (cliente existente ou nova com telefone validado) pela mesma validação do site (services/agenda.validar_horario, com o motivo detalhado para a equipe: conflito, bloqueio, folga, expediente); não há OTP; o atendimento nasce AGENDADO e o valor combinado pode ser registrado.</w:t>
             </w:r>
           </w:p>
         </w:tc>
@@ -3722,7 +3898,7 @@
               <w:rPr>
                 <w:sz w:val="18"/>
               </w:rPr>
-              <w:t>A ficha de anamnese (no wizard ou pelo link público) só é gravada com a caixa de consentimento específica marcada; o texto do consentimento, a data e o IP vão para a auditoria.</w:t>
+              <w:t>A ficha de anamnese (no wizard ou pelo link) só é gravada com a caixa de consentimento específica marcada; o aceite vira AceiteTermo da versão SAUDE vigente (IP, navegador, SHA-256 do texto) e vai também para a auditoria.</w:t>
             </w:r>
           </w:p>
         </w:tc>
@@ -3810,7 +3986,7 @@
               <w:rPr>
                 <w:sz w:val="18"/>
               </w:rPr>
-              <w:t>E-mail marketing, lembrete por WhatsApp e pesquisa por WhatsApp nunca vêm pré-marcados; conceder e revogar gravam data e IP. O descadastro por link desliga marketing e pesquisas e mantém o lembrete D-1 (aviso do serviço).</w:t>
+              <w:t>Três autorizações por finalidade × canal — promoções por e-mail, lembrete/aviso de vaga por WhatsApp e pesquisa de satisfação por WhatsApp —, nunca pré-marcadas. Cada concessão ou revogação é uma linha nova e imutável (texto exibido, IP, navegador, autor, data); vale a mais recente; marcar de novo depois de um descadastro volta a valer. O descadastro por link revoga marketing e pesquisa e mantém o lembrete D-1. A equipe revoga a pedido da cliente e só registra autorização com justificativa.</w:t>
             </w:r>
           </w:p>
         </w:tc>
@@ -3942,7 +4118,7 @@
               <w:rPr>
                 <w:sz w:val="18"/>
               </w:rPr>
-              <w:t>PENDENTE → AGENDADO/CONFIRMADO/CANCELADO/REAGENDADO; AGENDADO → CONFIRMADO/REALIZADO/CANCELADO/FALTOU/REAGENDADO; CONFIRMADO → REALIZADO/CANCELADO/FALTOU/REAGENDADO; REALIZADO, CANCELADO, FALTOU e REAGENDADO são terminais. AGENDADO = horário aprovado; CONFIRMADO = a cliente confirmou.</w:t>
+              <w:t>PENDENTE → AGENDADO/CONFIRMADO/CANCELADO/REAGENDADO; AGENDADO → CONFIRMADO/REALIZADO/CANCELADO/FALTOU/REAGENDADO; CONFIRMADO → REALIZADO/CANCELADO/FALTOU/REAGENDADO; REALIZADO, CANCELADO, FALTOU e REAGENDADO são terminais. AGENDADO = horário aprovado; CONFIRMADO = a cliente confirmou. Os efeitos da transição (pacote, comissão, cashback, faltas, retorno, lista de espera) gravam na mesma transação do status: tudo ou nada.</w:t>
             </w:r>
           </w:p>
         </w:tc>
@@ -3986,7 +4162,7 @@
               <w:rPr>
                 <w:sz w:val="18"/>
               </w:rPr>
-              <w:t>Permitido até 24 h antes. O atendimento antigo vira REAGENDADO antes de o novo entrar; o novo herda preço, promoção, vínculo de retorno e a ficha de anamnese. Fica AGENDADO se o original estava aprovado e a profissional é a mesma; senão volta a PENDENTE.</w:t>
+              <w:t>Pelo portal "Meus agendamentos" (sessão do OTP, só agendamentos do telefone verificado) ou pelo link legado, até 24 h antes. services/agenda.reagendar: o antigo vira REAGENDADO antes de o novo entrar; o novo herda preço, promoção, vínculo de retorno e a ficha. Fica AGENDADO se o original estava aprovado e a profissional é a mesma; senão volta a PENDENTE.</w:t>
             </w:r>
           </w:p>
         </w:tc>
@@ -4030,7 +4206,7 @@
               <w:rPr>
                 <w:sz w:val="18"/>
               </w:rPr>
-              <w:t>Pelo token do atendimento (portal ou link), a qualquer momento antes do início, pela FSM.</w:t>
+              <w:t>Pelo portal (id do atendimento + sessão do OTP) ou pelo link legado, a qualquer momento antes do início, pela FSM; a trilha registra "[pela cliente]". Cancelamento feito pela clínica avisa a cliente por e-mail.</w:t>
             </w:r>
           </w:p>
         </w:tc>
@@ -4074,7 +4250,7 @@
               <w:rPr>
                 <w:sz w:val="18"/>
               </w:rPr>
-              <w:t>Às 08:00 o sistema envia WhatsApp (template aprovado) aos atendimentos AGENDADO do dia seguinte com consentimento de lembrete; o link permite confirmar (→ CONFIRMADO) ou cancelar, uma única vez.</w:t>
+              <w:t>Às 08:00 o sistema envia WhatsApp (template aprovado) aos atendimentos AGENDADO do dia seguinte com autorização de lembrete vigente; o link (link_acesso CONFIRMAR_PRESENCA, válido até o início) permite confirmar (→ CONFIRMADO) ou cancelar, uma única vez.</w:t>
             </w:r>
           </w:p>
         </w:tc>
@@ -4162,7 +4338,7 @@
               <w:rPr>
                 <w:sz w:val="18"/>
               </w:rPr>
-              <w:t>Procedimento com exige_retorno gera, ao REALIZADO, um atendimento de retorno PENDENTE com valor 0 no primeiro horário livre da janela [mínimo, máximo] a partir do meio. Sem horário livre, não cria. No máximo 1 retorno vivo por origem (UNIQUE). Retorno não gera comissão, cashback nem débito de pacote.</w:t>
+              <w:t>Procedimento com retorno obrigatório gera, ao REALIZADO, um atendimento de retorno PENDENTE com valor 0 no primeiro horário livre da janela [mínimo, máximo] a partir do meio, gravado por services/agenda.reservar. Sem horário livre, não cria. No máximo 1 retorno vivo por origem (UNIQUE). Retorno não gera comissão, cashback nem débito de pacote.</w:t>
             </w:r>
           </w:p>
         </w:tc>
@@ -4206,7 +4382,7 @@
               <w:rPr>
                 <w:sz w:val="18"/>
               </w:rPr>
-              <w:t>Sessão REALIZADA de procedimento do pacote debita 1 sessão do pacote que vence primeiro (1 consumo por atendimento). A validade é conferida na data da sessão. Pacote vendido tem nome e itens congelados.</w:t>
+              <w:t>Sessão REALIZADA debita 1 sessão do item congelado (compra_pacote_item) do pacote que vence primeiro (1 consumo por atendimento). A validade é conferida na data da sessão. O banco garante que o consumo é de um item da mesma compra, do mesmo procedimento, nunca de retorno e só com saldo.</w:t>
             </w:r>
           </w:p>
         </w:tc>
@@ -4236,7 +4412,7 @@
               <w:rPr>
                 <w:sz w:val="18"/>
               </w:rPr>
-              <w:t>Pacotes — ciclo de vida</w:t>
+              <w:t>Pacotes — venda e ciclo de vida</w:t>
             </w:r>
           </w:p>
         </w:tc>
@@ -4250,7 +4426,7 @@
               <w:rPr>
                 <w:sz w:val="18"/>
               </w:rPr>
-              <w:t>ATIVO → FINALIZADO (todas as sessões usadas), EXPIRADO (job diário, vencimento &lt; hoje) ou CANCELADO (exige valor devolvido entre 0 e o valor pago e motivo, auditados). Aviso por e-mail 7 e 1 dia antes do vencimento com saldo.</w:t>
+              <w:t>A venda congela o nome e os itens (procedimento, sessões, valor unitário = valor pago ÷ sessões); o catálogo continua editável só para vendas futuras. ATIVO → FINALIZADO (todas as sessões usadas), EXPIRADO (job diário, vencimento &lt; hoje) ou CANCELADO (valor devolvido entre 0 e o valor pago e motivo, auditados). Aviso por e-mail 7 e 1 dia antes do vencimento com saldo.</w:t>
             </w:r>
           </w:p>
         </w:tc>
@@ -4338,7 +4514,7 @@
               <w:rPr>
                 <w:sz w:val="18"/>
               </w:rPr>
-              <w:t>A clínica pode registrar o valor combinado (não em cancelado/faltou/reagendado, retorno ou realizado com comissão lançada). Faturamento = avulsos realizados com valor &gt; 0 + vendas de pacote na data da compra; sessão de pacote e retorno não somam.</w:t>
+              <w:t>A clínica pode registrar o valor combinado (não em cancelado/faltou/reagendado, retorno ou realizado com comissão lançada). Faturamento = avulsos realizados com valor &gt; 0 + vendas de pacote na data da compra (líquidas do reembolso); sessão de pacote e retorno não somam. Ticket médio e LTV pela mesma regra.</w:t>
             </w:r>
           </w:p>
         </w:tc>
@@ -4368,7 +4544,7 @@
               <w:rPr>
                 <w:sz w:val="18"/>
               </w:rPr>
-              <w:t>Comissão</w:t>
+              <w:t>Comissão (livro-razão)</w:t>
             </w:r>
           </w:p>
         </w:tc>
@@ -4382,7 +4558,7 @@
               <w:rPr>
                 <w:sz w:val="18"/>
               </w:rPr>
-              <w:t>Calculada ao REALIZADO (não em retorno) pela regra mais específica (profissional+procedimento &gt; profissional &gt; procedimento &gt; global; empate = mais recente): percentual 0–100 ou valor fixo sobre o valor cobrado, ou, em sessão de pacote, valor pago ÷ total de sessões. 1 comissão ativa por atendimento; cancelamento estorna.</w:t>
+              <w:t>Ao REALIZADO (não em retorno) lança 1 CREDITO pela regra mais específica (profissional+procedimento &gt; profissional &gt; procedimento &gt; global; empate = mais recente): percentual 0–100 ou valor fixo sobre o valor cobrado ou, em sessão de pacote, sobre o valor unitário congelado. A baixa é um PAGAMENTO e o cancelamento um ESTORNO, ambos referenciando o crédito; estornado não se paga; nada é alterado ou apagado. Status e saldo são derivados e o saldo pode ficar negativo. Regra já usada só é desativada.</w:t>
             </w:r>
           </w:p>
         </w:tc>
@@ -4470,7 +4646,7 @@
               <w:rPr>
                 <w:sz w:val="18"/>
               </w:rPr>
-              <w:t>Um pedido ativo por cliente/procedimento/data. Quando um atendimento ativo futuro vira CANCELADO ou REAGENDADO, todos os pedidos compatíveis recebem e-mail e WhatsApp (com consentimento) com link para agendar, sem reserva do horário; notificado só com entrega. O e-mail digitado no formulário anônimo fica só na inscrição.</w:t>
+              <w:t>Um pedido pendente por cliente/procedimento/data. Quando um atendimento ativo vira CANCELADO ou REAGENDADO, os pedidos compatíveis recebem e-mail e WhatsApp (com autorização) com link para agendar, sem reserva do horário; notificado só com entrega. O e-mail digitado no formulário anônimo fica só na inscrição.</w:t>
             </w:r>
           </w:p>
         </w:tc>
@@ -4514,7 +4690,7 @@
               <w:rPr>
                 <w:sz w:val="18"/>
               </w:rPr>
-              <w:t>WhatsApp de NPS entre 24 h e 7 dias após o REALIZADO, com consentimento e sem opt-out geral (até 3 tentativas); link válido por 7 dias; 1 avaliação por atendimento; nota 0–10. Nota ≤ 6 gera alerta por e-mail à clínica.</w:t>
+              <w:t>WhatsApp de NPS entre 24 h e 7 dias após o REALIZADO, com autorização de pesquisa vigente (até 3 tentativas); link válido por 7 dias; 1 avaliação por atendimento; nota 0–10. Nota ≤ 6 gera alerta por e-mail à clínica. O cálculo do NPS é único (arredondamento "meio para cima") no painel, nas views e no banco.</w:t>
             </w:r>
           </w:p>
         </w:tc>
@@ -4646,7 +4822,7 @@
               <w:rPr>
                 <w:sz w:val="18"/>
               </w:rPr>
-              <w:t>Ficha 1:1 com campos clínicos e perguntas configuráveis. Cada edição grava antes a versão anterior (histórico append-only, imutável); edição concorrente é recusada; POST parcial não apaga campos.</w:t>
+              <w:t>Ficha 1:1 com campos clínicos e as perguntas do formulário PRONTUARIO (no máximo 1 ativo). Cada edição grava antes a versão anterior (histórico append-only, imutável); edição concorrente é recusada; POST parcial não apaga campos. Anotações de sessão também são append-only (correção = nova anotação).</w:t>
             </w:r>
           </w:p>
         </w:tc>
@@ -4734,7 +4910,7 @@
               <w:rPr>
                 <w:sz w:val="18"/>
               </w:rPr>
-              <w:t>Alergias, contraindicações, medicamentos e respostas de risco declaradas nas fichas aparecem como texto visível no portal, na agenda do painel e na ficha da cliente; marcador "ficha pendente" quando a ficha obrigatória não foi respondida.</w:t>
+              <w:t>Alergias, contraindicações, medicamentos e respostas marcadas como alerta de saúde nas fichas aparecem como texto visível no portal, na agenda do painel e na ficha da cliente (calculados em lote); marcador "ficha pendente" quando a ficha obrigatória não foi respondida.</w:t>
             </w:r>
           </w:p>
         </w:tc>
@@ -4778,7 +4954,7 @@
               <w:rPr>
                 <w:sz w:val="18"/>
               </w:rPr>
-              <w:t>1 versão ativa por escopo (LGPD global; PROCEDIMENTO geral ou por procedimento). Versão com aceite não pode ser editada (model + trigger): mudar = publicar nova versão. O aceite é imutável e nunca apagado.</w:t>
+              <w:t>1 versão ativa por escopo (LGPD e SAUDE globais; PROCEDIMENTO geral ou por procedimento). Versão com aceite não pode ser editada (model + trigger): mudar = publicar nova versão. O aceite é imutável e nunca apagado.</w:t>
             </w:r>
           </w:p>
         </w:tc>
@@ -4822,7 +4998,7 @@
               <w:rPr>
                 <w:sz w:val="18"/>
               </w:rPr>
-              <w:t>OTP 24 h; texto de notificação 12 meses; auditoria 5 anos; logs de login 90 dias; cliente sem atendimento há 5 anos ou excluída há 30 dias é anonimizada, exceto com prontuário com conteúdo, pacote comprado ou atendimento realizado nos últimos 20 anos; ficha de pedido não realizado apagada após 90 dias; lista de espera vencida apagada.</w:t>
+              <w:t>OTP 24 h; texto de notificação 12 meses; auditoria e trilha de dados 5 anos (prontuário 20 anos); link público vencido ou revogado 90 dias; logs de login 90 dias; cliente sem atendimento há 5 anos ou excluída há 30 dias é anonimizada, exceto com prontuário com conteúdo, pacote comprado ou atendimento realizado nos últimos 20 anos; ficha de pedido não realizado apagada após 90 dias; lista de espera vencida apagada. A escrita é das procedures do Postgres (fonte única).</w:t>
             </w:r>
           </w:p>
         </w:tc>
@@ -4866,7 +5042,7 @@
               <w:rPr>
                 <w:sz w:val="18"/>
               </w:rPr>
-              <w:t>Anonimiza nome ([ANONIMIZADO-pk]), contatos, documentos e consentimentos; soft delete; apaga OTPs, lista de espera, texto de notificações e fichas que não são de atendimento realizado; retira o depoimento e o comentário do NPS; pseudonimiza o nome nos textos da auditoria. Atendimentos, aceites, prontuário e pacotes ficam ligados a titular não identificável.</w:t>
+              <w:t>sp_anonimizar_cliente: anonimiza nome ([ANONIMIZADO-pk]), contatos e documentos; revoga as autorizações vigentes (histórico fica sem IP/navegador); soft delete; apaga OTPs, lista de espera, texto de notificações e fichas que não são de atendimento realizado; retira o depoimento e o comentário do NPS; revoga todos os links públicos; pseudonimiza o nome nos textos da auditoria. Atendimentos, aceites, prontuário e pacotes ficam ligados a titular não identificável.</w:t>
             </w:r>
           </w:p>
         </w:tc>
@@ -4940,7 +5116,7 @@
               <w:rPr>
                 <w:sz w:val="18"/>
               </w:rPr>
-              <w:t>Auditoria</w:t>
+              <w:t>Auditoria e trilha de dados</w:t>
             </w:r>
           </w:p>
         </w:tc>
@@ -4954,7 +5130,7 @@
               <w:rPr>
                 <w:sz w:val="18"/>
               </w:rPr>
-              <w:t>Toda ação sensível grava autor (+ nome), tabela, registro, detalhes com PII mascarada e IP (LGPD art. 37).</w:t>
+              <w:t>Toda ação sensível grava autor (+ nome), tabela, registro, detalhes com PII mascarada e IP (LGPD art. 37), com o Ator da requisição (usuário, IP, origem). Além disso, triggers registram cada alteração das 11 tabelas sensíveis em historico_alteracao. As duas trilhas são append-only no banco.</w:t>
             </w:r>
           </w:p>
         </w:tc>
@@ -4998,7 +5174,7 @@
               <w:rPr>
                 <w:sz w:val="18"/>
               </w:rPr>
-              <w:t>E-mail + senha (mínimo 10, validadores do Django). 2FA TOTP obrigatório para ADMIN (cadastro forçado após o login, conferido a cada request); opcional para PROFISSIONAL. Trocar de aparelho exige o código atual; recuperação por comando setup_2fa --force. Sessão da equipe de 8 h deslizantes; logout só via POST.</w:t>
+              <w:t>E-mail + senha (mínimo 10, validadores do Django). 2FA TOTP obrigatório para ADMIN e PROFISSIONAL em produção (cadastro forçado após o login, conferido a cada request; válvula de emergência por variável de ambiente com aviso). Códigos de backup no painel; trocar de aparelho exige o código atual; recuperação por comando setup_2fa --force. Sessão da equipe de 8 h deslizantes; logout só via POST.</w:t>
             </w:r>
           </w:p>
         </w:tc>
@@ -5043,6 +5219,182 @@
                 <w:sz w:val="18"/>
               </w:rPr>
               <w:t>django-axes bloqueia por 1 h após 5 falhas (IP + usuário); rate-limit no login. Reset de senha com token de 1 h, 3 pedidos/15 min por IP, resposta genérica; sem backend de e-mail real nada é enviado.</w:t>
+            </w:r>
+          </w:p>
+        </w:tc>
+      </w:tr>
+      <w:tr>
+        <w:tc>
+          <w:tcPr>
+            <w:tcW w:type="dxa" w:w="864"/>
+          </w:tcPr>
+          <w:p>
+            <w:r/>
+            <w:r>
+              <w:rPr>
+                <w:sz w:val="18"/>
+              </w:rPr>
+              <w:t>RN46</w:t>
+            </w:r>
+          </w:p>
+        </w:tc>
+        <w:tc>
+          <w:tcPr>
+            <w:tcW w:type="dxa" w:w="2304"/>
+          </w:tcPr>
+          <w:p>
+            <w:r/>
+            <w:r>
+              <w:rPr>
+                <w:sz w:val="18"/>
+              </w:rPr>
+              <w:t>Exceções de agenda</w:t>
+            </w:r>
+          </w:p>
+        </w:tc>
+        <w:tc>
+          <w:tcPr>
+            <w:tcW w:type="dxa" w:w="6480"/>
+          </w:tcPr>
+          <w:p>
+            <w:r/>
+            <w:r>
+              <w:rPr>
+                <w:sz w:val="18"/>
+              </w:rPr>
+              <w:t>Folga (do profissional ou da clínica inteira: feriado nacional/local e recesso, carregados pelo job mensal de feriados), horário diferente (1 por profissional/dia) e bloqueio (pontual ou recorrente por RRULE diária/semanal/mensal). Grade sem janelas sobrepostas e folgas do mesmo profissional sem sobreposição (EXCLUDE). Exceção inativa fica registrada e é ignorada (ex.: feriado em que a clínica abre). Eventos do Google Calendar entram como bloqueio, sem duplicar.</w:t>
+            </w:r>
+          </w:p>
+        </w:tc>
+      </w:tr>
+      <w:tr>
+        <w:tc>
+          <w:tcPr>
+            <w:tcW w:type="dxa" w:w="864"/>
+          </w:tcPr>
+          <w:p>
+            <w:r/>
+            <w:r>
+              <w:rPr>
+                <w:sz w:val="18"/>
+              </w:rPr>
+              <w:t>RN47</w:t>
+            </w:r>
+          </w:p>
+        </w:tc>
+        <w:tc>
+          <w:tcPr>
+            <w:tcW w:type="dxa" w:w="2304"/>
+          </w:tcPr>
+          <w:p>
+            <w:r/>
+            <w:r>
+              <w:rPr>
+                <w:sz w:val="18"/>
+              </w:rPr>
+              <w:t>Links públicos</w:t>
+            </w:r>
+          </w:p>
+        </w:tc>
+        <w:tc>
+          <w:tcPr>
+            <w:tcW w:type="dxa" w:w="6480"/>
+          </w:tcPr>
+          <w:p>
+            <w:r/>
+            <w:r>
+              <w:rPr>
+                <w:sz w:val="18"/>
+              </w:rPr>
+              <w:t>Todo link das mensagens (confirmar presença, NPS, termo, ficha, descadastro, feed iCal) é um link_acesso com finalidade e 1 alvo; o banco guarda só o SHA-256 do token. Validade por finalidade: confirmação até o início, termo até o fim do atendimento, NPS 7 dias, ficha 60 dias, descadastro e feed sem validade. Gerar novo feed revoga o anterior; a URL aparece só na geração.</w:t>
+            </w:r>
+          </w:p>
+        </w:tc>
+      </w:tr>
+      <w:tr>
+        <w:tc>
+          <w:tcPr>
+            <w:tcW w:type="dxa" w:w="864"/>
+          </w:tcPr>
+          <w:p>
+            <w:r/>
+            <w:r>
+              <w:rPr>
+                <w:sz w:val="18"/>
+              </w:rPr>
+              <w:t>RN48</w:t>
+            </w:r>
+          </w:p>
+        </w:tc>
+        <w:tc>
+          <w:tcPr>
+            <w:tcW w:type="dxa" w:w="2304"/>
+          </w:tcPr>
+          <w:p>
+            <w:r/>
+            <w:r>
+              <w:rPr>
+                <w:sz w:val="18"/>
+              </w:rPr>
+              <w:t>Dados de saúde cifrados</w:t>
+            </w:r>
+          </w:p>
+        </w:tc>
+        <w:tc>
+          <w:tcPr>
+            <w:tcW w:type="dxa" w:w="6480"/>
+          </w:tcPr>
+          <w:p>
+            <w:r/>
+            <w:r>
+              <w:rPr>
+                <w:sz w:val="18"/>
+              </w:rPr>
+              <w:t>Campos clínicos e respostas do prontuário, versões do prontuário, anotações de sessão, fichas de anamnese e o token do Google Calendar ficam cifrados em repouso (Fernet, chave por finalidade); a aplicação lê em claro e o banco não busca pelo conteúdo. Rotação de chave por comando.</w:t>
+            </w:r>
+          </w:p>
+        </w:tc>
+      </w:tr>
+      <w:tr>
+        <w:tc>
+          <w:tcPr>
+            <w:tcW w:type="dxa" w:w="864"/>
+          </w:tcPr>
+          <w:p>
+            <w:r/>
+            <w:r>
+              <w:rPr>
+                <w:sz w:val="18"/>
+              </w:rPr>
+              <w:t>RN49</w:t>
+            </w:r>
+          </w:p>
+        </w:tc>
+        <w:tc>
+          <w:tcPr>
+            <w:tcW w:type="dxa" w:w="2304"/>
+          </w:tcPr>
+          <w:p>
+            <w:r/>
+            <w:r>
+              <w:rPr>
+                <w:sz w:val="18"/>
+              </w:rPr>
+              <w:t>Fila de e-mail transacional</w:t>
+            </w:r>
+          </w:p>
+        </w:tc>
+        <w:tc>
+          <w:tcPr>
+            <w:tcW w:type="dxa" w:w="6480"/>
+          </w:tcPr>
+          <w:p>
+            <w:r/>
+            <w:r>
+              <w:rPr>
+                <w:sz w:val="18"/>
+              </w:rPr>
+              <w:t>Confirmação, cancelamento e pedido de aprovação à profissional nascem Notificacao EMAIL PENDENTE na transação de quem pediu e saem no on_commit; se falhar, o job emails reenvia com espera crescente (5/10/20/40 min) até 5 tentativas ou 48 h (→ FALHOU). A fila não guarda cópia de dado pessoal.</w:t>
             </w:r>
           </w:p>
         </w:tc>
@@ -5069,7 +5421,7 @@
       <w:r>
         <w:drawing>
           <wp:inline xmlns:a="http://schemas.openxmlformats.org/drawingml/2006/main" xmlns:pic="http://schemas.openxmlformats.org/drawingml/2006/picture">
-            <wp:extent cx="5852160" cy="5680477"/>
+            <wp:extent cx="5486400" cy="5540855"/>
             <wp:docPr id="1" name="Picture 1"/>
             <wp:cNvGraphicFramePr>
               <a:graphicFrameLocks noChangeAspect="1"/>
@@ -5090,7 +5442,7 @@
                   <pic:spPr>
                     <a:xfrm>
                       <a:off x="0" y="0"/>
-                      <a:ext cx="5852160" cy="5680477"/>
+                      <a:ext cx="5486400" cy="5540855"/>
                     </a:xfrm>
                     <a:prstGeom prst="rect"/>
                   </pic:spPr>
@@ -5121,7 +5473,7 @@
       <w:r>
         <w:drawing>
           <wp:inline xmlns:a="http://schemas.openxmlformats.org/drawingml/2006/main" xmlns:pic="http://schemas.openxmlformats.org/drawingml/2006/picture">
-            <wp:extent cx="5852160" cy="10032274"/>
+            <wp:extent cx="3937105" cy="7498080"/>
             <wp:docPr id="2" name="Picture 2"/>
             <wp:cNvGraphicFramePr>
               <a:graphicFrameLocks noChangeAspect="1"/>
@@ -5142,7 +5494,7 @@
                   <pic:spPr>
                     <a:xfrm>
                       <a:off x="0" y="0"/>
-                      <a:ext cx="5852160" cy="10032274"/>
+                      <a:ext cx="3937105" cy="7498080"/>
                     </a:xfrm>
                     <a:prstGeom prst="rect"/>
                   </pic:spPr>
@@ -5310,7 +5662,7 @@
               <w:rPr>
                 <w:sz w:val="18"/>
               </w:rPr>
-              <w:t>Cliente escolhe procedimento, data/horário e profissional, informa dados, aceita a política e os termos, consente o dado de saúde e responde a ficha; confirma o celular com código SMS (UC02). O servidor revalida slot, habilitação, feriado, idade ≥ 18 e aceites; trava o slot (cache + SELECT FOR UPDATE + EXCLUDE), cria/atualiza a cliente pelo telefone, grava o atendimento PENDENTE com o preço da data, os aceites com prova, a ficha e o consentimento na auditoria; avisa o profissional.</w:t>
+              <w:t>Cliente escolhe procedimento, data/horário e profissional (botão Continuar a cada etapa), informa dados, aceita a política e os termos, consente o dado de saúde, escolhe as autorizações de comunicação e responde a ficha; confirma o celular com código SMS (UC02). O servidor revalida idade ≥ 18, aceites e o horário (services/agenda.validar_horario); trava o slot (cache + SELECT FOR UPDATE + EXCLUDE), cria/atualiza a cliente pelo telefone, registra os consentimentos (histórico), grava o atendimento PENDENTE com o preço da data (services/agenda.reservar), os aceites com prova (LGPD, SAÚDE, procedimento) e a ficha cifrada; o pedido de aprovação à profissional entra na fila de e-mail e o push sai no on_commit.</w:t>
             </w:r>
           </w:p>
         </w:tc>
@@ -5426,7 +5778,7 @@
               <w:rPr>
                 <w:sz w:val="18"/>
               </w:rPr>
-              <w:t>O wizard consulta dias do mês e horários livres; o SlotService calcula os slots de 30 min por profissional considerando expediente, exceções, feriados, bloqueios, atendimentos, buffer e antecedências.</w:t>
+              <w:t>O wizard consulta dias do mês e horários livres; o SlotService calcula os slots de 30 min por profissional a partir da grade semanal e das exceções (folga, feriado/recesso, horário diferente, bloqueios), atendimentos, intervalo do procedimento e antecedências.</w:t>
             </w:r>
           </w:p>
         </w:tc>
@@ -5484,7 +5836,7 @@
               <w:rPr>
                 <w:sz w:val="18"/>
               </w:rPr>
-              <w:t>Pelo token do atendimento: exige ≥ 24 h de antecedência; escolhe novo horário (UC03); o antigo vira REAGENDADO e o novo herda preço, retorno e ficha; fica AGENDADO se já aprovado e com a mesma profissional, senão PENDENTE.</w:t>
+              <w:t>Pelo portal (id + sessão do OTP, só agendamentos do telefone verificado) ou pelo link legado: exige ≥ 24 h de antecedência; escolhe novo horário (UC03); services/agenda.reagendar marca o antigo REAGENDADO e cria o novo com preço, retorno e ficha; fica AGENDADO se já aprovado e com a mesma profissional, senão PENDENTE.</w:t>
             </w:r>
           </w:p>
         </w:tc>
@@ -5542,7 +5894,7 @@
               <w:rPr>
                 <w:sz w:val="18"/>
               </w:rPr>
-              <w:t>Pelo token (portal): atendimento ativo e futuro vai para CANCELADO pela FSM; a vaga é oferecida à lista de espera.</w:t>
+              <w:t>Pelo portal (id + sessão do OTP) ou pelo link legado: atendimento ativo e futuro vai para CANCELADO pela FSM (trilha "[pela cliente]"); a vaga é oferecida à lista de espera.</w:t>
             </w:r>
           </w:p>
         </w:tc>
@@ -5658,7 +6010,7 @@
               <w:rPr>
                 <w:sz w:val="18"/>
               </w:rPr>
-              <w:t>Pelo link do lembrete D-1 (WhatsApp): confirmar (AGENDADO → CONFIRMADO) ou cancelar, uma única vez.</w:t>
+              <w:t>Pelo link do lembrete D-1 (WhatsApp; link_acesso válido até o início): confirmar (AGENDADO → CONFIRMADO) ou cancelar, uma única vez.</w:t>
             </w:r>
           </w:p>
         </w:tc>
@@ -5774,7 +6126,7 @@
               <w:rPr>
                 <w:sz w:val="18"/>
               </w:rPr>
-              <w:t>Pelo token (60 dias): responde a ficha; para ficha de saúde marca o consentimento do art. 11 (auditado); respostas validadas contra o schema; uma resposta por link.</w:t>
+              <w:t>Pelo link (60 dias): responde a ficha; para ficha de saúde marca o consentimento do art. 11 (aceite do termo SAÚDE com prova); respostas validadas contra o schema e gravadas cifradas; uma resposta por link. Rota mantida, hoje sem produtor de link.</w:t>
             </w:r>
           </w:p>
         </w:tc>
@@ -5890,7 +6242,7 @@
               <w:rPr>
                 <w:sz w:val="18"/>
               </w:rPr>
-              <w:t>Pelo link do atendimento (válido até o fim dele): lê e aceita os termos pendentes; o aceite grava IP, navegador e SHA-256 do texto.</w:t>
+              <w:t>Pelo link do atendimento (link_acesso TERMO, válido até o fim dele): lê e aceita os termos pendentes; o aceite grava IP, navegador e SHA-256 do texto.</w:t>
             </w:r>
           </w:p>
         </w:tc>
@@ -5948,7 +6300,7 @@
               <w:rPr>
                 <w:sz w:val="18"/>
               </w:rPr>
-              <w:t>Baixar os dados em JSON após código SMS (DSAR), descadastrar-se por link e registrar o aviso de cookies.</w:t>
+              <w:t>Baixar os dados em JSON após código SMS (DSAR: cadastro, consentimentos com histórico, atendimentos, fichas, prontuário, aceites, NPS, pacotes, carteira), descadastrar-se por link (revoga marketing e pesquisa) e registrar o aviso de cookies.</w:t>
             </w:r>
           </w:p>
         </w:tc>
@@ -6006,7 +6358,7 @@
               <w:rPr>
                 <w:sz w:val="18"/>
               </w:rPr>
-              <w:t>Login por e-mail/senha com rate-limit e django-axes; ADMIN sem 2FA vai ao cadastro obrigatório; com 2FA passa pelo desafio (UC14); reset de senha por link (1 h). Logout só via POST.</w:t>
+              <w:t>Login por e-mail/senha com rate-limit e django-axes; sem 2FA cadastrado vai ao cadastro obrigatório; com 2FA passa pelo desafio (UC14); reset de senha por link (1 h). Logout só via POST.</w:t>
             </w:r>
           </w:p>
         </w:tc>
@@ -6064,7 +6416,7 @@
               <w:rPr>
                 <w:sz w:val="18"/>
               </w:rPr>
-              <w:t>Cadastro por QR (SVG) e confirmação do primeiro código; desafio a cada sessão (TOTP ou código de backup); trocar de aparelho exige o código atual.</w:t>
+              <w:t>Cadastro por QR (SVG) e confirmação do primeiro código; desafio a cada sessão (TOTP ou código de backup); códigos de backup gerados no painel; trocar de aparelho exige o código atual.</w:t>
             </w:r>
           </w:p>
         </w:tc>
@@ -6180,7 +6532,7 @@
               <w:rPr>
                 <w:sz w:val="18"/>
               </w:rPr>
-              <w:t>Lista com filtros e marcadores (termo pendente, ficha pendente, alertas); aprovar/rejeitar individual ou em lote; mudar status pela FSM (409 sem termo, salvo override); calendário com arrastar-e-soltar; valor cobrado; link do termo.</w:t>
+              <w:t>Lista com filtros por dia e marcadores (termo pendente, ficha pendente, alertas); aprovar/rejeitar individual ou em lote (e-mail pela fila); mudar status pela FSM (409 sem termo, salvo override); calendário com arrastar-e-soltar (services/agenda.mover, motivo detalhado da recusa); valor cobrado; link do termo.</w:t>
             </w:r>
           </w:p>
         </w:tc>
@@ -6238,7 +6590,7 @@
               <w:rPr>
                 <w:sz w:val="18"/>
               </w:rPr>
-              <w:t>Ficha da cliente (dados validados, alertas, pacotes, histórico); prontuário com histórico de versões, trava de edição concorrente e trilha de leitura; anotações de sessão.</w:t>
+              <w:t>Ficha da cliente (dados validados, alertas, pacotes, histórico, autorizações de comunicação); prontuário com as perguntas do formulário PRONTUARIO, histórico de versões, trava de edição concorrente e trilha de leitura; anotações de sessão append-only. Conteúdo clínico cifrado.</w:t>
             </w:r>
           </w:p>
         </w:tc>
@@ -6296,7 +6648,7 @@
               <w:rPr>
                 <w:sz w:val="18"/>
               </w:rPr>
-              <w:t>Profissionais (expediente, antecedências, habilitações, preços), exceções, bloqueios (inclusive globais), procedimentos, novo link do feed iCal e conexão com o Google Calendar.</w:t>
+              <w:t>Profissionais (grade semanal, antecedências, habilitações, preços), exceções de agenda (folga, horário diferente, bloqueio pontual ou recorrente, inclusive para todos), feriados e recessos, procedimentos, novo link do feed iCal e conexão com o Google Calendar.</w:t>
             </w:r>
           </w:p>
         </w:tc>
@@ -6354,7 +6706,7 @@
               <w:rPr>
                 <w:sz w:val="18"/>
               </w:rPr>
-              <w:t>Criar/editar pacotes (congelados após a venda), vender a uma cliente, acompanhar saldo/validade e cancelar com valor devolvido.</w:t>
+              <w:t>Criar/editar pacotes do catálogo (vale para vendas futuras), vender a uma cliente (itens congelados com valor unitário), acompanhar saldo/validade e cancelar com valor devolvido.</w:t>
             </w:r>
           </w:p>
         </w:tc>
@@ -6470,7 +6822,7 @@
               <w:rPr>
                 <w:sz w:val="18"/>
               </w:rPr>
-              <w:t>Dashboard e financeiro (faturamento de avulsos + vendas de pacote, faltas, rankings), comissões pendentes/pagas (pagar) e exportação em Excel.</w:t>
+              <w:t>Dashboard e financeiro (faturamento de avulsos + vendas de pacote líquidas, faltas, rankings, ticket médio); comissões em livro-razão (créditos, pagamentos, estornos, saldo por profissional — pode ficar negativo), pagar um crédito e exportar em Excel.</w:t>
             </w:r>
           </w:p>
         </w:tc>
@@ -6586,7 +6938,7 @@
               <w:rPr>
                 <w:sz w:val="18"/>
               </w:rPr>
-              <w:t>Formulários de anamnese (schema JSON; mudar schema com respostas cria nova versão) e termos versionados (1 ativo por escopo; imutáveis após aceite); painel de conformidade dos aceites.</w:t>
+              <w:t>Formulários de anamnese, pesquisa e perguntas do prontuário (lista de perguntas com alerta de saúde; 1 PRONTUARIO ativo) e termos versionados LGPD, SAÚDE e de procedimento (1 ativo por escopo; imutáveis após aceite); painel de conformidade dos aceites.</w:t>
             </w:r>
           </w:p>
         </w:tc>
@@ -6702,7 +7054,7 @@
               <w:rPr>
                 <w:sz w:val="18"/>
               </w:rPr>
-              <w:t>POST /cron/run/&lt;job&gt;/ com X-Cron-Token executa o job (lembrete D-1, NPS, alerta de detrator, pacotes, aniversário, limpeza de status, retenção LGPD, housekeeping, feriados); 500 quando o job falha.</w:t>
+              <w:t>POST /cron/run/&lt;job&gt;/ com X-Cron-Token (ou rodar_job no servidor) executa o job dentro do request: fila de e-mail (15 min), lembrete D-1, NPS, alerta de detrator, pacotes, aniversário, limpeza de status, retenção LGPD e housekeeping (procedures do Postgres), feriados; 500 quando o job falha; trilha com origem cron:&lt;job&gt;.</w:t>
             </w:r>
           </w:p>
         </w:tc>
@@ -6877,6 +7229,122 @@
                 <w:sz w:val="18"/>
               </w:rPr>
               <w:t>No painel de NPS, aprovar (só com opt-in da cliente e comentário) ou retirar depoimentos do site; auditado.</w:t>
+            </w:r>
+          </w:p>
+        </w:tc>
+      </w:tr>
+      <w:tr>
+        <w:tc>
+          <w:tcPr>
+            <w:tcW w:type="dxa" w:w="720"/>
+          </w:tcPr>
+          <w:p>
+            <w:r/>
+            <w:r>
+              <w:rPr>
+                <w:sz w:val="18"/>
+              </w:rPr>
+              <w:t>UC29</w:t>
+            </w:r>
+          </w:p>
+        </w:tc>
+        <w:tc>
+          <w:tcPr>
+            <w:tcW w:type="dxa" w:w="2016"/>
+          </w:tcPr>
+          <w:p>
+            <w:r/>
+            <w:r>
+              <w:rPr>
+                <w:sz w:val="18"/>
+              </w:rPr>
+              <w:t>Gerir autorizações de comunicação</w:t>
+            </w:r>
+          </w:p>
+        </w:tc>
+        <w:tc>
+          <w:tcPr>
+            <w:tcW w:type="dxa" w:w="2160"/>
+          </w:tcPr>
+          <w:p>
+            <w:r/>
+            <w:r>
+              <w:rPr>
+                <w:sz w:val="18"/>
+              </w:rPr>
+              <w:t>Administrador (ADMIN)</w:t>
+            </w:r>
+          </w:p>
+        </w:tc>
+        <w:tc>
+          <w:tcPr>
+            <w:tcW w:type="dxa" w:w="4752"/>
+          </w:tcPr>
+          <w:p>
+            <w:r/>
+            <w:r>
+              <w:rPr>
+                <w:sz w:val="18"/>
+              </w:rPr>
+              <w:t>Na ficha da cliente: ver o estado de cada finalidade × canal, revogar a pedido da cliente e registrar autorização com justificativa (origem PAINEL, autor); o histórico é preservado e o mais recente vale.</w:t>
+            </w:r>
+          </w:p>
+        </w:tc>
+      </w:tr>
+      <w:tr>
+        <w:tc>
+          <w:tcPr>
+            <w:tcW w:type="dxa" w:w="720"/>
+          </w:tcPr>
+          <w:p>
+            <w:r/>
+            <w:r>
+              <w:rPr>
+                <w:sz w:val="18"/>
+              </w:rPr>
+              <w:t>UC30</w:t>
+            </w:r>
+          </w:p>
+        </w:tc>
+        <w:tc>
+          <w:tcPr>
+            <w:tcW w:type="dxa" w:w="2016"/>
+          </w:tcPr>
+          <w:p>
+            <w:r/>
+            <w:r>
+              <w:rPr>
+                <w:sz w:val="18"/>
+              </w:rPr>
+              <w:t>Assinar o feed iCal da agenda</w:t>
+            </w:r>
+          </w:p>
+        </w:tc>
+        <w:tc>
+          <w:tcPr>
+            <w:tcW w:type="dxa" w:w="2160"/>
+          </w:tcPr>
+          <w:p>
+            <w:r/>
+            <w:r>
+              <w:rPr>
+                <w:sz w:val="18"/>
+              </w:rPr>
+              <w:t>Profissional, Administrador (ADMIN)</w:t>
+            </w:r>
+          </w:p>
+        </w:tc>
+        <w:tc>
+          <w:tcPr>
+            <w:tcW w:type="dxa" w:w="4752"/>
+          </w:tcPr>
+          <w:p>
+            <w:r/>
+            <w:r>
+              <w:rPr>
+                <w:sz w:val="18"/>
+              </w:rPr>
+              <w:t>Gerar o link do feed iCal (no portal ou no painel): o link anterior é revogado e a URL aparece uma única vez; o banco guarda só o hash do token.</w:t>
             </w:r>
           </w:p>
         </w:tc>
@@ -6894,6 +7362,14 @@
       </w:pPr>
       <w:r>
         <w:t>7. Modelo de Domínio (Diagrama de Classes)</w:t>
+      </w:r>
+    </w:p>
+    <w:p>
+      <w:r>
+        <w:rPr>
+          <w:sz w:val="21"/>
+        </w:rPr>
+        <w:t>Os atributos seguem os nomes das classes Python; no banco, tabelas e colunas seguem o padrão SQL do projeto (por exemplo, ativo → eh_ativo, buffer_minutos → intervalo_minutos). O nome físico de cada tabela está no dicionário de entidades (7.1).</w:t>
       </w:r>
     </w:p>
     <w:p>
@@ -6914,7 +7390,7 @@
       <w:r>
         <w:drawing>
           <wp:inline xmlns:a="http://schemas.openxmlformats.org/drawingml/2006/main" xmlns:pic="http://schemas.openxmlformats.org/drawingml/2006/picture">
-            <wp:extent cx="8412480" cy="7736477"/>
+            <wp:extent cx="7772400" cy="4979738"/>
             <wp:docPr id="3" name="Picture 3"/>
             <wp:cNvGraphicFramePr>
               <a:graphicFrameLocks noChangeAspect="1"/>
@@ -6935,7 +7411,7 @@
                   <pic:spPr>
                     <a:xfrm>
                       <a:off x="0" y="0"/>
-                      <a:ext cx="8412480" cy="7736477"/>
+                      <a:ext cx="7772400" cy="4979738"/>
                     </a:xfrm>
                     <a:prstGeom prst="rect"/>
                   </pic:spPr>
@@ -6960,24 +7436,9 @@
       </w:r>
     </w:p>
     <w:p>
-      <w:pPr>
-        <w:sectPr>
-          <w:pgSz w:w="15840" w:h="12240" w:orient="landscape"/>
-          <w:pgMar w:top="1440" w:right="1800" w:bottom="1440" w:left="1800" w:header="720" w:footer="720" w:gutter="0"/>
-          <w:cols w:space="720"/>
-          <w:docGrid w:linePitch="360"/>
-        </w:sectPr>
-      </w:pPr>
-    </w:p>
-    <w:p>
-      <w:pPr>
-        <w:sectPr>
-          <w:pgSz w:w="12240" w:h="15840"/>
-          <w:pgMar w:top="1440" w:right="1800" w:bottom="1440" w:left="1800" w:header="720" w:footer="720" w:gutter="0"/>
-          <w:cols w:space="720"/>
-          <w:docGrid w:linePitch="360"/>
-        </w:sectPr>
-      </w:pPr>
+      <w:r>
+        <w:br w:type="page"/>
+      </w:r>
     </w:p>
     <w:p>
       <w:pPr>
@@ -6986,7 +7447,7 @@
       <w:r>
         <w:drawing>
           <wp:inline xmlns:a="http://schemas.openxmlformats.org/drawingml/2006/main" xmlns:pic="http://schemas.openxmlformats.org/drawingml/2006/picture">
-            <wp:extent cx="8412480" cy="1706102"/>
+            <wp:extent cx="7772400" cy="2195790"/>
             <wp:docPr id="4" name="Picture 4"/>
             <wp:cNvGraphicFramePr>
               <a:graphicFrameLocks noChangeAspect="1"/>
@@ -7007,7 +7468,7 @@
                   <pic:spPr>
                     <a:xfrm>
                       <a:off x="0" y="0"/>
-                      <a:ext cx="8412480" cy="1706102"/>
+                      <a:ext cx="7772400" cy="2195790"/>
                     </a:xfrm>
                     <a:prstGeom prst="rect"/>
                   </pic:spPr>
@@ -7028,7 +7489,7 @@
           <w:color w:val="666666"/>
           <w:sz w:val="17"/>
         </w:rPr>
-        <w:t>Figura 4 — Diagrama de Classes (UML): Pacotes, Carteira, Fidelidade e Comissao.</w:t>
+        <w:t>Figura 4 — Diagrama de Classes (UML): Pacotes, Carteira, Fidelidade e Comissão.</w:t>
       </w:r>
     </w:p>
     <w:p>
@@ -7043,22 +7504,12 @@
     </w:p>
     <w:p>
       <w:pPr>
-        <w:sectPr>
-          <w:pgSz w:w="12240" w:h="15840"/>
-          <w:pgMar w:top="1440" w:right="1800" w:bottom="1440" w:left="1800" w:header="720" w:footer="720" w:gutter="0"/>
-          <w:cols w:space="720"/>
-          <w:docGrid w:linePitch="360"/>
-        </w:sectPr>
-      </w:pPr>
-    </w:p>
-    <w:p>
-      <w:pPr>
         <w:jc w:val="center"/>
       </w:pPr>
       <w:r>
         <w:drawing>
           <wp:inline xmlns:a="http://schemas.openxmlformats.org/drawingml/2006/main" xmlns:pic="http://schemas.openxmlformats.org/drawingml/2006/picture">
-            <wp:extent cx="8412480" cy="7693556"/>
+            <wp:extent cx="5486400" cy="6375172"/>
             <wp:docPr id="5" name="Picture 5"/>
             <wp:cNvGraphicFramePr>
               <a:graphicFrameLocks noChangeAspect="1"/>
@@ -7079,7 +7530,7 @@
                   <pic:spPr>
                     <a:xfrm>
                       <a:off x="0" y="0"/>
-                      <a:ext cx="8412480" cy="7693556"/>
+                      <a:ext cx="5486400" cy="6375172"/>
                     </a:xfrm>
                     <a:prstGeom prst="rect"/>
                   </pic:spPr>
@@ -7100,18 +7551,8 @@
           <w:color w:val="666666"/>
           <w:sz w:val="17"/>
         </w:rPr>
-        <w:t>Figura 5 — Diagrama de Classes (UML): Prontuário, Anamnese, NPS, Termos, Acesso e Auditoria.</w:t>
+        <w:t>Figura 5 — Diagrama de Classes (UML): Prontuário, Formulários, NPS, Termos, Consentimentos, Acesso e Trilhas.</w:t>
       </w:r>
-    </w:p>
-    <w:p>
-      <w:pPr>
-        <w:sectPr>
-          <w:pgSz w:w="15840" w:h="12240" w:orient="landscape"/>
-          <w:pgMar w:top="1440" w:right="1800" w:bottom="1440" w:left="1800" w:header="720" w:footer="720" w:gutter="0"/>
-          <w:cols w:space="720"/>
-          <w:docGrid w:linePitch="360"/>
-        </w:sectPr>
-      </w:pPr>
     </w:p>
     <w:p>
       <w:pPr>
@@ -7225,7 +7666,7 @@
               <w:rPr>
                 <w:sz w:val="18"/>
               </w:rPr>
-              <w:t>Cliente da clínica: identidade pelo celular (só dígitos, único entre ativos), e-mail/CPF opcionais, consentimentos granulares com data e IP, contador de faltas e bloqueio online, indicação (cashback) e soft delete.</w:t>
+              <w:t>Cliente da clínica: identidade pelo celular (só dígitos, 10–11, único entre ativas); e-mail, CPF e demais dados pessoais opcionais (ausente = NULL); contador de faltas e bloqueio do agendamento online; indicação (código próprio + indicadora, base do cashback); exclusão lógica (deletado_em). As autorizações de comunicação ficam na tabela consentimento (histórico, 0050).</w:t>
             </w:r>
           </w:p>
         </w:tc>
@@ -7269,7 +7710,7 @@
               <w:rPr>
                 <w:sz w:val="18"/>
               </w:rPr>
-              <w:t>Profissional que atende: antecedência mínima (min_notice_horas) e máxima (max_advance_dias) do agendamento, token do feed iCal (rotacionável) e integração com o Google Calendar.</w:t>
+              <w:t>Profissional que atende: antecedência mínima (0–720 h, padrão 2) e máxima (1–365 dias, padrão 60), dados de vitrine (especialidade, foto, biografia) e integração opcional com o Google Calendar (token de renovação cifrado). O feed iCal usa um link_acesso FEED_ICS.</w:t>
             </w:r>
           </w:p>
         </w:tc>
@@ -7285,7 +7726,7 @@
               <w:rPr>
                 <w:sz w:val="18"/>
               </w:rPr>
-              <w:t>DisponibilidadeProfissional</w:t>
+              <w:t>AgendaHorario</w:t>
             </w:r>
           </w:p>
         </w:tc>
@@ -7299,7 +7740,7 @@
               <w:rPr>
                 <w:sz w:val="18"/>
               </w:rPr>
-              <w:t>disponibilidade_profissional</w:t>
+              <w:t>agenda_horario</w:t>
             </w:r>
           </w:p>
         </w:tc>
@@ -7313,7 +7754,7 @@
               <w:rPr>
                 <w:sz w:val="18"/>
               </w:rPr>
-              <w:t>Expediente semanal recorrente do profissional (1=Dom … 7=Sáb, vários turnos por dia).</w:t>
+              <w:t>Grade semanal de atendimento do profissional: várias janelas por dia, sem sobreposição (EXCLUDE), dia_semana ISO (1 = segunda … 7 = domingo). Substitui disponibilidade_profissional (0048).</w:t>
             </w:r>
           </w:p>
         </w:tc>
@@ -7329,7 +7770,7 @@
               <w:rPr>
                 <w:sz w:val="18"/>
               </w:rPr>
-              <w:t>BloqueioAgenda</w:t>
+              <w:t>AgendaExcecao</w:t>
             </w:r>
           </w:p>
         </w:tc>
@@ -7343,7 +7784,7 @@
               <w:rPr>
                 <w:sz w:val="18"/>
               </w:rPr>
-              <w:t>bloqueio_agenda</w:t>
+              <w:t>agenda_excecao</w:t>
             </w:r>
           </w:p>
         </w:tc>
@@ -7357,7 +7798,7 @@
               <w:rPr>
                 <w:sz w:val="18"/>
               </w:rPr>
-              <w:t>Bloqueio de agenda pontual ou recorrente (RRULE) de um profissional ou global (profissional nulo = todos).</w:t>
+              <w:t>Tudo o que muda a grade numa data (0048 unificou exceção, bloqueio e feriado): FOLGA (intervalo de datas; sem profissional = clínica inteira — feriado nacional/local ou recesso), HORARIO_DIFERENTE (substitui a grade num dia) e BLOQUEIO (instantes, pontual ou recorrente por RRULE DAILY/WEEKLY/MONTHLY; sem profissional = todos). Origem MANUAL, FERIADO_NACIONAL, FERIADO_LOCAL, RECESSO ou GCAL; inativa = registrada e ignorada.</w:t>
             </w:r>
           </w:p>
         </w:tc>
@@ -7373,7 +7814,7 @@
               <w:rPr>
                 <w:sz w:val="18"/>
               </w:rPr>
-              <w:t>ExcecaoDisponibilidade</w:t>
+              <w:t>Procedimento</w:t>
             </w:r>
           </w:p>
         </w:tc>
@@ -7387,7 +7828,7 @@
               <w:rPr>
                 <w:sz w:val="18"/>
               </w:rPr>
-              <w:t>excecao_disponibilidade</w:t>
+              <w:t>procedimento</w:t>
             </w:r>
           </w:p>
         </w:tc>
@@ -7401,7 +7842,7 @@
               <w:rPr>
                 <w:sz w:val="18"/>
               </w:rPr>
-              <w:t>Exceção pontual ao expediente numa data: FOLGA (dia bloqueado) ou HORARIO_DIFERENTE.</w:t>
+              <w:t>Serviço do catálogo: duração, intervalo após a sessão (0–120 min), categoria, modalidade, imagem e regra de retorno obrigatório (janela mínima/máxima em dias e duração do retorno, padrão 30 min).</w:t>
             </w:r>
           </w:p>
         </w:tc>
@@ -7417,7 +7858,7 @@
               <w:rPr>
                 <w:sz w:val="18"/>
               </w:rPr>
-              <w:t>Procedimento</w:t>
+              <w:t>Habilitacao</w:t>
             </w:r>
           </w:p>
         </w:tc>
@@ -7431,7 +7872,7 @@
               <w:rPr>
                 <w:sz w:val="18"/>
               </w:rPr>
-              <w:t>procedimento</w:t>
+              <w:t>habilitacao</w:t>
             </w:r>
           </w:p>
         </w:tc>
@@ -7445,7 +7886,7 @@
               <w:rPr>
                 <w:sz w:val="18"/>
               </w:rPr>
-              <w:t>Serviço do catálogo: duração, buffer (0–120 min), categoria, modalidade e regra de retorno obrigatório (janela em dias e duração do retorno).</w:t>
+              <w:t>Liga profissional e procedimento (M2M through): só profissional habilitado realiza o procedimento; sem nenhuma habilitação cadastrada, todos realizam.</w:t>
             </w:r>
           </w:p>
         </w:tc>
@@ -7461,7 +7902,7 @@
               <w:rPr>
                 <w:sz w:val="18"/>
               </w:rPr>
-              <w:t>Habilitacao</w:t>
+              <w:t>Preco</w:t>
             </w:r>
           </w:p>
         </w:tc>
@@ -7475,7 +7916,7 @@
               <w:rPr>
                 <w:sz w:val="18"/>
               </w:rPr>
-              <w:t>habilitacao</w:t>
+              <w:t>preco</w:t>
             </w:r>
           </w:p>
         </w:tc>
@@ -7489,7 +7930,7 @@
               <w:rPr>
                 <w:sz w:val="18"/>
               </w:rPr>
-              <w:t>Liga profissional e procedimento (M2M through): só profissional habilitado atende o procedimento.</w:t>
+              <w:t>Preço versionado por data de início de vigência (data local), base (sem profissional) ou por profissional; o atendimento usa o preço da data do atendimento (profissional &gt; base).</w:t>
             </w:r>
           </w:p>
         </w:tc>
@@ -7505,7 +7946,7 @@
               <w:rPr>
                 <w:sz w:val="18"/>
               </w:rPr>
-              <w:t>Preco</w:t>
+              <w:t>Promocao</w:t>
             </w:r>
           </w:p>
         </w:tc>
@@ -7519,7 +7960,7 @@
               <w:rPr>
                 <w:sz w:val="18"/>
               </w:rPr>
-              <w:t>preco</w:t>
+              <w:t>promocao</w:t>
             </w:r>
           </w:p>
         </w:tc>
@@ -7533,7 +7974,7 @@
               <w:rPr>
                 <w:sz w:val="18"/>
               </w:rPr>
-              <w:t>Preço versionado por vigência (vigente_desde, data local), base (sem profissional) ou por profissional.</w:t>
+              <w:t>Promoção por período: desconto percentual (0–100) XOR preço fixo; procedimento nulo = promoção geral (só percentual vale). Aplica-se só quando reduz o valor.</w:t>
             </w:r>
           </w:p>
         </w:tc>
@@ -7549,7 +7990,7 @@
               <w:rPr>
                 <w:sz w:val="18"/>
               </w:rPr>
-              <w:t>Promocao</w:t>
+              <w:t>Atendimento</w:t>
             </w:r>
           </w:p>
         </w:tc>
@@ -7563,7 +8004,7 @@
               <w:rPr>
                 <w:sz w:val="18"/>
               </w:rPr>
-              <w:t>promocao</w:t>
+              <w:t>atendimento</w:t>
             </w:r>
           </w:p>
         </w:tc>
@@ -7577,7 +8018,7 @@
               <w:rPr>
                 <w:sz w:val="18"/>
               </w:rPr>
-              <w:t>Promoção por período: desconto percentual (0–100) XOR preço fixo; procedimento nulo = promoção geral (só percentual vale).</w:t>
+              <w:t>Agendamento/sessão: cliente, profissional, procedimento, período, preço gravado (valor cobrado, valor original, promoção e descrição), retorno (eh_retorno + atendimento de origem), atendimento que este substitui (reagendamento) e FSM de 7 estados. Sem token próprio: links públicos em link_acesso.</w:t>
             </w:r>
           </w:p>
         </w:tc>
@@ -7593,7 +8034,7 @@
               <w:rPr>
                 <w:sz w:val="18"/>
               </w:rPr>
-              <w:t>Atendimento</w:t>
+              <w:t>Notificacao</w:t>
             </w:r>
           </w:p>
         </w:tc>
@@ -7607,7 +8048,7 @@
               <w:rPr>
                 <w:sz w:val="18"/>
               </w:rPr>
-              <w:t>atendimento</w:t>
+              <w:t>notificacao</w:t>
             </w:r>
           </w:p>
         </w:tc>
@@ -7621,7 +8062,7 @@
               <w:rPr>
                 <w:sz w:val="18"/>
               </w:rPr>
-              <w:t>Agendamento/sessão: cliente, profissional, procedimento, período, preço gravado (valor_cobrado, valor_original, promoção, descrição), retorno (eh_retorno + origem), reagendado_de e FSM de 7 estados.</w:t>
+              <w:t>Toda mensagem ligada a um atendimento (LEMBRETE, LEMBRETE_2H, CONFIRMACAO, CANCELAMENTO, NPS, PESQUISA, APROVACAO, TERMO) por canal (WhatsApp, SMS, e-mail) e status PENDENTE/ENVIADO/FALHOU. Também é a fila do e-mail transacional (tentativas, próxima tentativa; 0061); não guarda cópia de dado pessoal.</w:t>
             </w:r>
           </w:p>
         </w:tc>
@@ -7637,7 +8078,7 @@
               <w:rPr>
                 <w:sz w:val="18"/>
               </w:rPr>
-              <w:t>Notificacao</w:t>
+              <w:t>LinkAcesso</w:t>
             </w:r>
           </w:p>
         </w:tc>
@@ -7651,7 +8092,7 @@
               <w:rPr>
                 <w:sz w:val="18"/>
               </w:rPr>
-              <w:t>notificacao</w:t>
+              <w:t>link_acesso</w:t>
             </w:r>
           </w:p>
         </w:tc>
@@ -7665,7 +8106,7 @@
               <w:rPr>
                 <w:sz w:val="18"/>
               </w:rPr>
-              <w:t>Mensagem ligada a um atendimento (LEMBRETE D-1, NPS, TERMO, CONFIRMACAO, CANCELAMENTO, APROVACAO...), por canal, com status PENDENTE/ENVIADO/FALHOU e token do link público.</w:t>
+              <w:t>Link público com token (confirmar presença, NPS, termo, ficha, descadastro, feed iCal e o legado gerenciar agendamento): finalidade + exatamente 1 alvo; o banco guarda só o SHA-256 do token, a validade, o uso e a revogação (0049). O token em claro existe só na URL entregue.</w:t>
             </w:r>
           </w:p>
         </w:tc>
@@ -7681,7 +8122,7 @@
               <w:rPr>
                 <w:sz w:val="18"/>
               </w:rPr>
-              <w:t>Pacote</w:t>
+              <w:t>Usuario</w:t>
             </w:r>
           </w:p>
         </w:tc>
@@ -7695,7 +8136,7 @@
               <w:rPr>
                 <w:sz w:val="18"/>
               </w:rPr>
-              <w:t>pacote</w:t>
+              <w:t>usuario</w:t>
             </w:r>
           </w:p>
         </w:tc>
@@ -7709,7 +8150,7 @@
               <w:rPr>
                 <w:sz w:val="18"/>
               </w:rPr>
-              <w:t>Pacote de sessões com preço total e validade em meses; nome e itens congelados após a 1ª venda.</w:t>
+              <w:t>Usuário da equipe (login por e-mail): papel ADMIN, PROFISSIONAL ou RECEPCAO (sem login); is_staff = ADMIN; vínculo opcional 1:1 com Profissional; desativar em vez de excluir.</w:t>
             </w:r>
           </w:p>
         </w:tc>
@@ -7725,7 +8166,7 @@
               <w:rPr>
                 <w:sz w:val="18"/>
               </w:rPr>
-              <w:t>ItemPacote</w:t>
+              <w:t>AssinaturaPush</w:t>
             </w:r>
           </w:p>
         </w:tc>
@@ -7739,7 +8180,7 @@
               <w:rPr>
                 <w:sz w:val="18"/>
               </w:rPr>
-              <w:t>item_pacote</w:t>
+              <w:t>assinatura_push</w:t>
             </w:r>
           </w:p>
         </w:tc>
@@ -7753,7 +8194,7 @@
               <w:rPr>
                 <w:sz w:val="18"/>
               </w:rPr>
-              <w:t>Item do pacote: procedimento e quantidade de sessões.</w:t>
+              <w:t>Inscrição Web Push (VAPID) de um usuário da equipe, para o aviso de novo agendamento.</w:t>
             </w:r>
           </w:p>
         </w:tc>
@@ -7769,7 +8210,7 @@
               <w:rPr>
                 <w:sz w:val="18"/>
               </w:rPr>
-              <w:t>CompraPacote</w:t>
+              <w:t>LogAuditoria</w:t>
             </w:r>
           </w:p>
         </w:tc>
@@ -7783,7 +8224,7 @@
               <w:rPr>
                 <w:sz w:val="18"/>
               </w:rPr>
-              <w:t>compra_pacote</w:t>
+              <w:t>log_auditoria</w:t>
             </w:r>
           </w:p>
         </w:tc>
@@ -7797,7 +8238,7 @@
               <w:rPr>
                 <w:sz w:val="18"/>
               </w:rPr>
-              <w:t>Venda de pacote a uma cliente: valor pago, status ATIVO/FINALIZADO/CANCELADO/EXPIRADO e data de expiração.</w:t>
+              <w:t>Trilha de auditoria das ações (LGPD art. 37): autor + snapshot "Nome &lt;email&gt;", ação, tabela, registro, detalhes com PII mascarada e IP. Append-only no banco (0059): só a purga com 180+ dias, a pseudonimização do esquecimento e o SET NULL do autor.</w:t>
             </w:r>
           </w:p>
         </w:tc>
@@ -7813,7 +8254,7 @@
               <w:rPr>
                 <w:sz w:val="18"/>
               </w:rPr>
-              <w:t>ConsumoSessao</w:t>
+              <w:t>HistoricoAlteracao</w:t>
             </w:r>
           </w:p>
         </w:tc>
@@ -7827,7 +8268,7 @@
               <w:rPr>
                 <w:sz w:val="18"/>
               </w:rPr>
-              <w:t>consumo_sessao</w:t>
+              <w:t>historico_alteracao</w:t>
             </w:r>
           </w:p>
         </w:tc>
@@ -7841,7 +8282,7 @@
               <w:rPr>
                 <w:sz w:val="18"/>
               </w:rPr>
-              <w:t>Consumo de 1 sessão de uma compra de pacote por um atendimento REALIZADO (OneToOne com o atendimento).</w:t>
+              <w:t>Trilha de dados gravada por trigger (0056) nas 11 tabelas sensíveis: operação, colunas alteradas com antes/depois (senha redigida), autor, IP, origem (web, cron, comando, migração) e transação. Append-only; leitura auditada.</w:t>
             </w:r>
           </w:p>
         </w:tc>
@@ -7857,7 +8298,7 @@
               <w:rPr>
                 <w:sz w:val="18"/>
               </w:rPr>
-              <w:t>Prontuario</w:t>
+              <w:t>Consentimento</w:t>
             </w:r>
           </w:p>
         </w:tc>
@@ -7871,7 +8312,7 @@
               <w:rPr>
                 <w:sz w:val="18"/>
               </w:rPr>
-              <w:t>prontuario</w:t>
+              <w:t>consentimento</w:t>
             </w:r>
           </w:p>
         </w:tc>
@@ -7885,7 +8326,7 @@
               <w:rPr>
                 <w:sz w:val="18"/>
               </w:rPr>
-              <w:t>Ficha base 1:1 da cliente: alergias, contraindicações, histórico, medicamentos, observações e perguntas configuráveis (respostas_extras JSONB).</w:t>
+              <w:t>Histórico append-only de autorizações de comunicação por finalidade × canal (MARKETING/E-MAIL, LEMBRETE_AGENDAMENTO/WHATSAPP, PESQUISA_SATISFACAO/WHATSAPP): concedido ou revogado, origem, texto exibido, IP, navegador, autor e data. Vale a linha mais recente do par; sem linha = não concedido (0050).</w:t>
             </w:r>
           </w:p>
         </w:tc>
@@ -7901,7 +8342,7 @@
               <w:rPr>
                 <w:sz w:val="18"/>
               </w:rPr>
-              <w:t>ProntuarioVersao</w:t>
+              <w:t>Prontuario</w:t>
             </w:r>
           </w:p>
         </w:tc>
@@ -7915,7 +8356,7 @@
               <w:rPr>
                 <w:sz w:val="18"/>
               </w:rPr>
-              <w:t>prontuario_versao</w:t>
+              <w:t>prontuario</w:t>
             </w:r>
           </w:p>
         </w:tc>
@@ -7929,7 +8370,7 @@
               <w:rPr>
                 <w:sz w:val="18"/>
               </w:rPr>
-              <w:t>Histórico append-only do prontuário: foto do estado anterior a cada edição, com autor e data (imutável no model e por trigger no PG).</w:t>
+              <w:t>Ficha base 1:1 da cliente preenchida pela equipe: alergias, contraindicações, histórico, medicamentos, observações e respostas do questionário do prontuário (formulário PRONTUARIO, 0051). Conteúdo cifrado em repouso (0060).</w:t>
             </w:r>
           </w:p>
         </w:tc>
@@ -7945,7 +8386,7 @@
               <w:rPr>
                 <w:sz w:val="18"/>
               </w:rPr>
-              <w:t>AnotacaoSessao</w:t>
+              <w:t>ProntuarioVersao</w:t>
             </w:r>
           </w:p>
         </w:tc>
@@ -7959,7 +8400,7 @@
               <w:rPr>
                 <w:sz w:val="18"/>
               </w:rPr>
-              <w:t>anotacao_sessao</w:t>
+              <w:t>prontuario_versao</w:t>
             </w:r>
           </w:p>
         </w:tc>
@@ -7973,7 +8414,7 @@
               <w:rPr>
                 <w:sz w:val="18"/>
               </w:rPr>
-              <w:t>Anotação clínica de um atendimento, com autor preservado (PROTECT + snapshot autor_nome).</w:t>
+              <w:t>Histórico append-only do prontuário: foto do estado anterior a cada edição (cifrada), com autor e data.</w:t>
             </w:r>
           </w:p>
         </w:tc>
@@ -7989,7 +8430,7 @@
               <w:rPr>
                 <w:sz w:val="18"/>
               </w:rPr>
-              <w:t>FormularioAnamnese</w:t>
+              <w:t>AnotacaoSessao</w:t>
             </w:r>
           </w:p>
         </w:tc>
@@ -8003,7 +8444,7 @@
               <w:rPr>
                 <w:sz w:val="18"/>
               </w:rPr>
-              <w:t>formulario_anamnese</w:t>
+              <w:t>anotacao_sessao</w:t>
             </w:r>
           </w:p>
         </w:tc>
@@ -8017,7 +8458,7 @@
               <w:rPr>
                 <w:sz w:val="18"/>
               </w:rPr>
-              <w:t>Modelo de questionário (ANAMNESE pré-atendimento ou PESQUISA) em schema JSON, com escopo (global, categoria, procedimento, modalidade) e flag obrigatório.</w:t>
+              <w:t>Anotação da sessão de um atendimento (texto cifrado), com autor preservado (PROTECT + snapshot do nome). Append-only: correção = nova anotação.</w:t>
             </w:r>
           </w:p>
         </w:tc>
@@ -8033,7 +8474,7 @@
               <w:rPr>
                 <w:sz w:val="18"/>
               </w:rPr>
-              <w:t>RespostaAnamnese</w:t>
+              <w:t>FormularioAnamnese</w:t>
             </w:r>
           </w:p>
         </w:tc>
@@ -8047,7 +8488,7 @@
               <w:rPr>
                 <w:sz w:val="18"/>
               </w:rPr>
-              <w:t>resposta_anamnese</w:t>
+              <w:t>formulario</w:t>
             </w:r>
           </w:p>
         </w:tc>
@@ -8061,7 +8502,7 @@
               <w:rPr>
                 <w:sz w:val="18"/>
               </w:rPr>
-              <w:t>Ficha respondida pela cliente (JSON), ligada ao atendimento; token do link público (60 dias).</w:t>
+              <w:t>Questionário em lista de perguntas (key, tipo, rótulo, obrigatória, opções, alerta de saúde): ANAMNESE e PESQUISA respondidas pela cliente e PRONTUARIO (perguntas extras da ficha, preenchidas pela equipe — no máximo 1 ativo, sempre global e não obrigatório). Escopo global, categoria, procedimento ou modalidade. Tabela formulario.</w:t>
             </w:r>
           </w:p>
         </w:tc>
@@ -8077,7 +8518,7 @@
               <w:rPr>
                 <w:sz w:val="18"/>
               </w:rPr>
-              <w:t>AvaliacaoNPS</w:t>
+              <w:t>RespostaAnamnese</w:t>
             </w:r>
           </w:p>
         </w:tc>
@@ -8091,7 +8532,7 @@
               <w:rPr>
                 <w:sz w:val="18"/>
               </w:rPr>
-              <w:t>avaliacao_nps</w:t>
+              <w:t>resposta_formulario</w:t>
             </w:r>
           </w:p>
         </w:tc>
@@ -8105,7 +8546,7 @@
               <w:rPr>
                 <w:sz w:val="18"/>
               </w:rPr>
-              <w:t>Avaliação NPS 0–10 de um atendimento, comentário, opt-in de publicação da cliente e aprovação da clínica (depoimento).</w:t>
+              <w:t>Ficha respondida pela cliente (respostas cifradas), ligada ao atendimento; o convite por link vive em link_acesso (FORMULARIO, 60 dias). Tabela resposta_formulario.</w:t>
             </w:r>
           </w:p>
         </w:tc>
@@ -8121,7 +8562,7 @@
               <w:rPr>
                 <w:sz w:val="18"/>
               </w:rPr>
-              <w:t>ListaEspera</w:t>
+              <w:t>VersaoTermo</w:t>
             </w:r>
           </w:p>
         </w:tc>
@@ -8135,7 +8576,7 @@
               <w:rPr>
                 <w:sz w:val="18"/>
               </w:rPr>
-              <w:t>lista_espera</w:t>
+              <w:t>versao_termo</w:t>
             </w:r>
           </w:p>
         </w:tc>
@@ -8149,7 +8590,7 @@
               <w:rPr>
                 <w:sz w:val="18"/>
               </w:rPr>
-              <w:t>Pedido de aviso de vaga: procedimento, data, turno, profissional opcional e e-mail de contato da inscrição.</w:t>
+              <w:t>Termo versionado: LGPD (Política de Privacidade), SAUDE (consentimento para dado de saúde, art. 11) ou PROCEDIMENTO (geral ou de um procedimento); 1 versão ativa por escopo; imutável depois do 1º aceite.</w:t>
             </w:r>
           </w:p>
         </w:tc>
@@ -8165,7 +8606,7 @@
               <w:rPr>
                 <w:sz w:val="18"/>
               </w:rPr>
-              <w:t>LogAuditoria</w:t>
+              <w:t>AceiteTermo</w:t>
             </w:r>
           </w:p>
         </w:tc>
@@ -8179,7 +8620,7 @@
               <w:rPr>
                 <w:sz w:val="18"/>
               </w:rPr>
-              <w:t>log_auditoria</w:t>
+              <w:t>aceite_termo</w:t>
             </w:r>
           </w:p>
         </w:tc>
@@ -8193,7 +8634,7 @@
               <w:rPr>
                 <w:sz w:val="18"/>
               </w:rPr>
-              <w:t>Trilha de auditoria (LGPD art. 37): autor + snapshot do nome, ação, tabela, registro, detalhes JSON com PII mascarada e IP.</w:t>
+              <w:t>Prova de aceite de termo: cliente, versão, atendimento, IP, navegador e SHA-256 do texto aceito. Imutável e nunca apagado.</w:t>
             </w:r>
           </w:p>
         </w:tc>
@@ -8209,7 +8650,7 @@
               <w:rPr>
                 <w:sz w:val="18"/>
               </w:rPr>
-              <w:t>Feriado</w:t>
+              <w:t>CodigoOtp</w:t>
             </w:r>
           </w:p>
         </w:tc>
@@ -8223,7 +8664,7 @@
               <w:rPr>
                 <w:sz w:val="18"/>
               </w:rPr>
-              <w:t>feriado</w:t>
+              <w:t>codigo_otp</w:t>
             </w:r>
           </w:p>
         </w:tc>
@@ -8237,7 +8678,7 @@
               <w:rPr>
                 <w:sz w:val="18"/>
               </w:rPr>
-              <w:t>Feriado ou recesso (nacional, local ou da clínica) que pode bloquear o agendamento.</w:t>
+              <w:t>Desafio OTP de 6 dígitos guardado como HMAC-SHA256, preso ao telefone, com propósito AGENDAMENTO, LOGIN_CLIENTE ou DSAR, validade de 10 min e até 5 tentativas.</w:t>
             </w:r>
           </w:p>
         </w:tc>
@@ -8253,7 +8694,7 @@
               <w:rPr>
                 <w:sz w:val="18"/>
               </w:rPr>
-              <w:t>Configuracao</w:t>
+              <w:t>AvaliacaoNPS</w:t>
             </w:r>
           </w:p>
         </w:tc>
@@ -8267,7 +8708,7 @@
               <w:rPr>
                 <w:sz w:val="18"/>
               </w:rPr>
-              <w:t>configuracao</w:t>
+              <w:t>avaliacao_nps</w:t>
             </w:r>
           </w:p>
         </w:tc>
@@ -8281,7 +8722,7 @@
               <w:rPr>
                 <w:sz w:val="18"/>
               </w:rPr>
-              <w:t>Chave-valor editável no painel: campos do Branding, email_admin, prontuario_perguntas e MAX_FALTAS_BLOQUEIO.</w:t>
+              <w:t>Avaliação NPS 0–10 de um atendimento: comentário, autorização de publicação da cliente, aprovação da clínica (só com a autorização) e alerta de detrator enviado.</w:t>
             </w:r>
           </w:p>
         </w:tc>
@@ -8297,7 +8738,7 @@
               <w:rPr>
                 <w:sz w:val="18"/>
               </w:rPr>
-              <w:t>CodigoOtp</w:t>
+              <w:t>ListaEspera</w:t>
             </w:r>
           </w:p>
         </w:tc>
@@ -8311,7 +8752,7 @@
               <w:rPr>
                 <w:sz w:val="18"/>
               </w:rPr>
-              <w:t>codigo_otp</w:t>
+              <w:t>lista_espera</w:t>
             </w:r>
           </w:p>
         </w:tc>
@@ -8325,7 +8766,7 @@
               <w:rPr>
                 <w:sz w:val="18"/>
               </w:rPr>
-              <w:t>Desafio OTP de 6 dígitos (HMAC-SHA256 com a SECRET_KEY), preso ao telefone, com propósito (AGENDAMENTO, LOGIN_CLIENTE, DSAR), validade e tentativas.</w:t>
+              <w:t>Pedido de aviso de vaga: procedimento, data, turno, profissional desejado opcional e e-mail de contato só da inscrição; 1 pedido pendente por cliente/procedimento/data.</w:t>
             </w:r>
           </w:p>
         </w:tc>
@@ -8341,7 +8782,7 @@
               <w:rPr>
                 <w:sz w:val="18"/>
               </w:rPr>
-              <w:t>Usuario</w:t>
+              <w:t>Pacote</w:t>
             </w:r>
           </w:p>
         </w:tc>
@@ -8355,7 +8796,7 @@
               <w:rPr>
                 <w:sz w:val="18"/>
               </w:rPr>
-              <w:t>usuario</w:t>
+              <w:t>pacote</w:t>
             </w:r>
           </w:p>
         </w:tc>
@@ -8369,7 +8810,7 @@
               <w:rPr>
                 <w:sz w:val="18"/>
               </w:rPr>
-              <w:t>Usuário da equipe (login por e-mail): papel ADMIN, PROFISSIONAL ou RECEPCAO (sem login); is_staff = ADMIN.</w:t>
+              <w:t>Catálogo de pacotes de sessões: valor total e validade em meses. Editável a qualquer momento — vale só para vendas futuras (o vendido fica congelado em compra_pacote_item).</w:t>
             </w:r>
           </w:p>
         </w:tc>
@@ -8385,7 +8826,7 @@
               <w:rPr>
                 <w:sz w:val="18"/>
               </w:rPr>
-              <w:t>Carteira</w:t>
+              <w:t>ItemPacote</w:t>
             </w:r>
           </w:p>
         </w:tc>
@@ -8399,7 +8840,7 @@
               <w:rPr>
                 <w:sz w:val="18"/>
               </w:rPr>
-              <w:t>carteira</w:t>
+              <w:t>pacote_item</w:t>
             </w:r>
           </w:p>
         </w:tc>
@@ -8413,7 +8854,7 @@
               <w:rPr>
                 <w:sz w:val="18"/>
               </w:rPr>
-              <w:t>Saldo de crédito da cliente (hoje só cashback de indicação e estorno); CHECK saldo &gt;= 0.</w:t>
+              <w:t>Item do catálogo do pacote: procedimento e quantidade de sessões. Tabela pacote_item.</w:t>
             </w:r>
           </w:p>
         </w:tc>
@@ -8429,7 +8870,7 @@
               <w:rPr>
                 <w:sz w:val="18"/>
               </w:rPr>
-              <w:t>MovimentoCarteira</w:t>
+              <w:t>CompraPacote</w:t>
             </w:r>
           </w:p>
         </w:tc>
@@ -8443,7 +8884,7 @@
               <w:rPr>
                 <w:sz w:val="18"/>
               </w:rPr>
-              <w:t>movimento_carteira</w:t>
+              <w:t>compra_pacote</w:t>
             </w:r>
           </w:p>
         </w:tc>
@@ -8457,7 +8898,7 @@
               <w:rPr>
                 <w:sz w:val="18"/>
               </w:rPr>
-              <w:t>Lançamento do ledger da carteira (crédito/débito, origem, saldo resultante); imutável por trigger.</w:t>
+              <w:t>Venda de pacote a uma cliente: nome do pacote congelado, valor pago, valor reembolsado, status ATIVO/FINALIZADO/CANCELADO/EXPIRADO e data de expiração.</w:t>
             </w:r>
           </w:p>
         </w:tc>
@@ -8473,7 +8914,7 @@
               <w:rPr>
                 <w:sz w:val="18"/>
               </w:rPr>
-              <w:t>RegraComissao</w:t>
+              <w:t>CompraPacoteItem</w:t>
             </w:r>
           </w:p>
         </w:tc>
@@ -8487,7 +8928,7 @@
               <w:rPr>
                 <w:sz w:val="18"/>
               </w:rPr>
-              <w:t>regra_comissao</w:t>
+              <w:t>compra_pacote_item</w:t>
             </w:r>
           </w:p>
         </w:tc>
@@ -8501,7 +8942,7 @@
               <w:rPr>
                 <w:sz w:val="18"/>
               </w:rPr>
-              <w:t>Regra de comissão por profissional e/ou procedimento: percentual (0–100) XOR valor fixo.</w:t>
+              <w:t>O que foi vendido (snapshot imutável, 0052): procedimento, nome, quantidade de sessões e valor unitário (valor pago ÷ sessões — base da comissão da sessão de pacote).</w:t>
             </w:r>
           </w:p>
         </w:tc>
@@ -8517,7 +8958,7 @@
               <w:rPr>
                 <w:sz w:val="18"/>
               </w:rPr>
-              <w:t>MovimentoComissao</w:t>
+              <w:t>ConsumoSessao</w:t>
             </w:r>
           </w:p>
         </w:tc>
@@ -8531,7 +8972,7 @@
               <w:rPr>
                 <w:sz w:val="18"/>
               </w:rPr>
-              <w:t>movimento_comissao</w:t>
+              <w:t>consumo_sessao</w:t>
             </w:r>
           </w:p>
         </w:tc>
@@ -8545,7 +8986,7 @@
               <w:rPr>
                 <w:sz w:val="18"/>
               </w:rPr>
-              <w:t>Comissão de um atendimento realizado: valor, status PENDENTE/PAGA/ESTORNADA.</w:t>
+              <w:t>Consumo de 1 sessão de um item da compra por um atendimento REALIZADO (OneToOne com o atendimento): mesmo procedimento, mesma compra, nunca retorno e só com saldo.</w:t>
             </w:r>
           </w:p>
         </w:tc>
@@ -8561,7 +9002,7 @@
               <w:rPr>
                 <w:sz w:val="18"/>
               </w:rPr>
-              <w:t>VersaoTermo</w:t>
+              <w:t>Carteira</w:t>
             </w:r>
           </w:p>
         </w:tc>
@@ -8575,7 +9016,7 @@
               <w:rPr>
                 <w:sz w:val="18"/>
               </w:rPr>
-              <w:t>versao_termo</w:t>
+              <w:t>carteira</w:t>
             </w:r>
           </w:p>
         </w:tc>
@@ -8589,7 +9030,7 @@
               <w:rPr>
                 <w:sz w:val="18"/>
               </w:rPr>
-              <w:t>Termo versionado (LGPD global ou PROCEDIMENTO); 1 versão ativa por escopo; imutável depois do 1º aceite.</w:t>
+              <w:t>Saldo de crédito da cliente (cashback de indicação e estorno); CHECK saldo ≥ 0.</w:t>
             </w:r>
           </w:p>
         </w:tc>
@@ -8605,7 +9046,7 @@
               <w:rPr>
                 <w:sz w:val="18"/>
               </w:rPr>
-              <w:t>AceiteTermo</w:t>
+              <w:t>MovimentoCarteira</w:t>
             </w:r>
           </w:p>
         </w:tc>
@@ -8619,7 +9060,7 @@
               <w:rPr>
                 <w:sz w:val="18"/>
               </w:rPr>
-              <w:t>aceite_termo</w:t>
+              <w:t>movimento_carteira</w:t>
             </w:r>
           </w:p>
         </w:tc>
@@ -8633,7 +9074,7 @@
               <w:rPr>
                 <w:sz w:val="18"/>
               </w:rPr>
-              <w:t>Prova de aceite de termo: cliente, versão, atendimento, IP, navegador, SHA-256 do texto e data; imutável (trigger no PG).</w:t>
+              <w:t>Lançamento do livro-razão da carteira (crédito/débito, origem, saldo resultante, autor); imutável por trigger; 1 cashback por atendimento.</w:t>
             </w:r>
           </w:p>
         </w:tc>
@@ -8649,7 +9090,7 @@
               <w:rPr>
                 <w:sz w:val="18"/>
               </w:rPr>
-              <w:t>AssinaturaPush</w:t>
+              <w:t>RegraComissao</w:t>
             </w:r>
           </w:p>
         </w:tc>
@@ -8663,7 +9104,7 @@
               <w:rPr>
                 <w:sz w:val="18"/>
               </w:rPr>
-              <w:t>assinatura_push</w:t>
+              <w:t>regra_comissao</w:t>
             </w:r>
           </w:p>
         </w:tc>
@@ -8677,7 +9118,7 @@
               <w:rPr>
                 <w:sz w:val="18"/>
               </w:rPr>
-              <w:t>Inscrição Web Push (VAPID) de um usuário da equipe.</w:t>
+              <w:t>Regra de comissão por profissional e/ou procedimento: percentual (0–100) XOR valor fixo; regra já usada é protegida (só desativa).</w:t>
             </w:r>
           </w:p>
         </w:tc>
@@ -8693,6 +9134,94 @@
               <w:rPr>
                 <w:sz w:val="18"/>
               </w:rPr>
+              <w:t>MovimentoComissao</w:t>
+            </w:r>
+          </w:p>
+        </w:tc>
+        <w:tc>
+          <w:tcPr>
+            <w:tcW w:type="dxa" w:w="2016"/>
+          </w:tcPr>
+          <w:p>
+            <w:r/>
+            <w:r>
+              <w:rPr>
+                <w:sz w:val="18"/>
+              </w:rPr>
+              <w:t>movimento_comissao</w:t>
+            </w:r>
+          </w:p>
+        </w:tc>
+        <w:tc>
+          <w:tcPr>
+            <w:tcW w:type="dxa" w:w="5472"/>
+          </w:tcPr>
+          <w:p>
+            <w:r/>
+            <w:r>
+              <w:rPr>
+                <w:sz w:val="18"/>
+              </w:rPr>
+              <w:t>Livro-razão da comissão (0053): CREDITO (1 por atendimento realizado, com a regra), PAGAMENTO (baixa, com autor) e ESTORNO (cancelamento), os dois últimos referenciando o crédito. Status e saldo são derivados; o saldo pode ficar negativo (comissão paga e depois estornada).</w:t>
+            </w:r>
+          </w:p>
+        </w:tc>
+      </w:tr>
+      <w:tr>
+        <w:tc>
+          <w:tcPr>
+            <w:tcW w:type="dxa" w:w="2160"/>
+          </w:tcPr>
+          <w:p>
+            <w:r/>
+            <w:r>
+              <w:rPr>
+                <w:sz w:val="18"/>
+              </w:rPr>
+              <w:t>Configuracao</w:t>
+            </w:r>
+          </w:p>
+        </w:tc>
+        <w:tc>
+          <w:tcPr>
+            <w:tcW w:type="dxa" w:w="2016"/>
+          </w:tcPr>
+          <w:p>
+            <w:r/>
+            <w:r>
+              <w:rPr>
+                <w:sz w:val="18"/>
+              </w:rPr>
+              <w:t>configuracao</w:t>
+            </w:r>
+          </w:p>
+        </w:tc>
+        <w:tc>
+          <w:tcPr>
+            <w:tcW w:type="dxa" w:w="5472"/>
+          </w:tcPr>
+          <w:p>
+            <w:r/>
+            <w:r>
+              <w:rPr>
+                <w:sz w:val="18"/>
+              </w:rPr>
+              <w:t>Chave-valor editável no painel: campos do Branding, e-mail de alertas da clínica e MAX_FALTAS_BLOQUEIO (opcional).</w:t>
+            </w:r>
+          </w:p>
+        </w:tc>
+      </w:tr>
+      <w:tr>
+        <w:tc>
+          <w:tcPr>
+            <w:tcW w:type="dxa" w:w="2160"/>
+          </w:tcPr>
+          <w:p>
+            <w:r/>
+            <w:r>
+              <w:rPr>
+                <w:sz w:val="18"/>
+              </w:rPr>
               <w:t>TimestampedMixin [ABSTRATO]</w:t>
             </w:r>
           </w:p>
@@ -8721,7 +9250,7 @@
               <w:rPr>
                 <w:sz w:val="18"/>
               </w:rPr>
-              <w:t>ABSTRATO: adiciona criado_em + atualizado_em (usado por Carteira e RegraComissao).</w:t>
+              <w:t>ABSTRATO: adiciona criado_em + atualizado_em com DEFAULT now() no banco (usado por Carteira e RegraComissao).</w:t>
             </w:r>
           </w:p>
         </w:tc>
@@ -8766,7 +9295,7 @@
       <w:r>
         <w:drawing>
           <wp:inline xmlns:a="http://schemas.openxmlformats.org/drawingml/2006/main" xmlns:pic="http://schemas.openxmlformats.org/drawingml/2006/picture">
-            <wp:extent cx="8412480" cy="5847961"/>
+            <wp:extent cx="7091846" cy="5212080"/>
             <wp:docPr id="6" name="Picture 6"/>
             <wp:cNvGraphicFramePr>
               <a:graphicFrameLocks noChangeAspect="1"/>
@@ -8787,7 +9316,7 @@
                   <pic:spPr>
                     <a:xfrm>
                       <a:off x="0" y="0"/>
-                      <a:ext cx="8412480" cy="5847961"/>
+                      <a:ext cx="7091846" cy="5212080"/>
                     </a:xfrm>
                     <a:prstGeom prst="rect"/>
                   </pic:spPr>
@@ -9021,7 +9550,7 @@
               <w:rPr>
                 <w:sz w:val="18"/>
               </w:rPr>
-              <w:t>cancelar() — rejeitar pedido, cliente cancela ou job limpeza_status (vencido há 24 h)</w:t>
+              <w:t>cancelar() — rejeitar pedido, cliente cancela (portal) ou job limpeza_status (vencido há 24 h)</w:t>
             </w:r>
           </w:p>
         </w:tc>
@@ -9065,7 +9594,7 @@
               <w:rPr>
                 <w:sz w:val="18"/>
               </w:rPr>
-              <w:t>marcar_reagendado() — reagendamento</w:t>
+              <w:t>marcar_reagendado() — services/agenda.reagendar</w:t>
             </w:r>
           </w:p>
         </w:tc>
@@ -9285,7 +9814,7 @@
               <w:rPr>
                 <w:sz w:val="18"/>
               </w:rPr>
-              <w:t>marcar_reagendado()</w:t>
+              <w:t>marcar_reagendado() — services/agenda.reagendar</w:t>
             </w:r>
           </w:p>
         </w:tc>
@@ -9461,7 +9990,7 @@
               <w:rPr>
                 <w:sz w:val="18"/>
               </w:rPr>
-              <w:t>marcar_reagendado()</w:t>
+              <w:t>marcar_reagendado() — services/agenda.reagendar</w:t>
             </w:r>
           </w:p>
         </w:tc>
@@ -9473,7 +10002,7 @@
         <w:pStyle w:val="Heading2"/>
       </w:pPr>
       <w:r>
-        <w:t>8.2 Efeitos automáticos (signals / EventBus / jobs)</w:t>
+        <w:t>8.2 Efeitos automáticos (services/atendimento / jobs)</w:t>
       </w:r>
     </w:p>
     <w:p>
@@ -9484,7 +10013,7 @@
         <w:rPr>
           <w:sz w:val="18"/>
         </w:rPr>
-        <w:t>Toda transição: _transicionar trava a linha (select_for_update), valida TRANSICOES contra o status atual do banco, grava status + LogAuditoria na mesma transação (auditoria em savepoint). Transição inválida levanta Atendimento.TransicaoInvalida (a tela mostra a mensagem).</w:t>
+        <w:t>Toda transição: _transicionar trava a linha (select_for_update), valida TRANSICOES contra o status atual do banco, grava status + LogAuditoria e aplica os efeitos (services/atendimento.ao_mudar_status) na MESMA transação: efeito que falha desfaz a transição inteira. Transição inválida levanta Atendimento.TransicaoInvalida (a tela mostra a mensagem).</w:t>
       </w:r>
     </w:p>
     <w:p>
@@ -9495,7 +10024,7 @@
         <w:rPr>
           <w:sz w:val="18"/>
         </w:rPr>
-        <w:t>Criação (post_save): push "Novo agendamento" ao profissional e sync com o Google Calendar, ambos no on_commit e best-effort.</w:t>
+        <w:t>Criação (services/agenda.reservar → ao_criar): push "Novo agendamento" ao profissional e sync com o Google Calendar no on_commit, best-effort.</w:t>
       </w:r>
     </w:p>
     <w:p>
@@ -9506,7 +10035,7 @@
         <w:rPr>
           <w:sz w:val="18"/>
         </w:rPr>
-        <w:t>→ REALIZADO (signals): zera faltas e desbloqueia a cliente; debita 1 sessão do pacote que vence primeiro (nunca em retorno; validade conferida na data da sessão). EventBus AtendimentoRealizado: comissão (base = valor cobrado, ou valor pago do pacote ÷ sessões), cashback da indicadora no 1º atendimento pago, retorno obrigatório (PENDENTE, valor 0) se o procedimento exige.</w:t>
+        <w:t>→ REALIZADO, em ordem: zera faltas e desbloqueia a cliente; debita 1 sessão do item congelado do pacote que vence primeiro (nunca em retorno; validade na data da sessão); lança o CREDITO de comissão (base = valor cobrado, ou valor unitário congelado da sessão de pacote); libera o cashback da indicadora no 1º atendimento pago; cria o retorno obrigatório (PENDENTE, valor 0) se o procedimento exige.</w:t>
       </w:r>
     </w:p>
     <w:p>
@@ -9517,7 +10046,7 @@
         <w:rPr>
           <w:sz w:val="18"/>
         </w:rPr>
-        <w:t>→ FALTOU (signals): registrar_falta — soma falta e bloqueia o agendamento online ao atingir o limite (padrão 3). Evento AtendimentoFaltou sem handler.</w:t>
+        <w:t>→ FALTOU: registrar_falta — soma a falta e suspende o agendamento online no limite (padrão 3).</w:t>
       </w:r>
     </w:p>
     <w:p>
@@ -9528,7 +10057,7 @@
         <w:rPr>
           <w:sz w:val="18"/>
         </w:rPr>
-        <w:t>→ CANCELADO: EventBus AtendimentoCancelado estorna comissão e cashback; signals avisa a lista de espera (se o horário é futuro).</w:t>
+        <w:t>→ CANCELADO: lança o ESTORNO da comissão e estorna o cashback; vindo de um estado ativo, avisa a lista de espera. Cancelado pela clínica: e-mail à cliente (fila de e-mail).</w:t>
       </w:r>
     </w:p>
     <w:p>
@@ -9539,7 +10068,7 @@
         <w:rPr>
           <w:sz w:val="18"/>
         </w:rPr>
-        <w:t>→ REAGENDADO: signals avisa a lista de espera (se o horário é futuro); sem evento de domínio.</w:t>
+        <w:t>→ REAGENDADO: vindo de um estado ativo, avisa a lista de espera.</w:t>
       </w:r>
     </w:p>
     <w:p>
@@ -9550,7 +10079,7 @@
         <w:rPr>
           <w:sz w:val="18"/>
         </w:rPr>
-        <w:t>→ CONFIRMADO: evento AtendimentoConfirmado só registra log.</w:t>
+        <w:t>Lista de espera: seleção dos compatíveis em savepoint na transação de quem liberou a vaga; e-mail e WhatsApp no on_commit; falha no aviso nunca desfaz o cancelamento.</w:t>
       </w:r>
     </w:p>
     <w:p>
@@ -9561,7 +10090,7 @@
         <w:rPr>
           <w:sz w:val="18"/>
         </w:rPr>
-        <w:t>Lista de espera (mecanismo único): a seleção dos pedidos compatíveis roda na transação de quem liberou a vaga; e-mail e WhatsApp saem no on_commit; notificado só com entrega.</w:t>
+        <w:t>Aprovação (PENDENTE → AGENDADO) e rejeição geram e-mail à cliente pela fila de e-mail (Notificacao EMAIL na mesma transação, envio no on_commit, reenvio pelo job emails).</w:t>
       </w:r>
     </w:p>
     <w:p>
@@ -9583,7 +10112,7 @@
         <w:rPr>
           <w:sz w:val="18"/>
         </w:rPr>
-        <w:t>PENDENTE vencido há 24 h → CANCELADO pelo job limpeza_status; AGENDADO/CONFIRMADO sem desfecho só vão para o log (a equipe decide).</w:t>
+        <w:t>PENDENTE vencido há 24 h → CANCELADO pelo job limpeza_status; AGENDADO/CONFIRMADO sem desfecho só vão para o log (a equipe decide falta ou realizado).</w:t>
       </w:r>
     </w:p>
     <w:p>
@@ -9594,7 +10123,7 @@
         <w:rPr>
           <w:sz w:val="18"/>
         </w:rPr>
-        <w:t>EventBus síncrono, in-process e best-effort: falha de handler é logada e não desfaz a transição.</w:t>
+        <w:t>Toda escrita em atendimento entra na trilha historico_alteracao (trigger) com autor, IP e origem.</w:t>
       </w:r>
     </w:p>
     <w:p>
@@ -9620,22 +10149,12 @@
     </w:p>
     <w:p>
       <w:pPr>
-        <w:sectPr>
-          <w:pgSz w:w="12240" w:h="15840"/>
-          <w:pgMar w:top="1440" w:right="1800" w:bottom="1440" w:left="1800" w:header="720" w:footer="720" w:gutter="0"/>
-          <w:cols w:space="720"/>
-          <w:docGrid w:linePitch="360"/>
-        </w:sectPr>
-      </w:pPr>
-    </w:p>
-    <w:p>
-      <w:pPr>
         <w:jc w:val="center"/>
       </w:pPr>
       <w:r>
         <w:drawing>
           <wp:inline xmlns:a="http://schemas.openxmlformats.org/drawingml/2006/main" xmlns:pic="http://schemas.openxmlformats.org/drawingml/2006/picture">
-            <wp:extent cx="8412480" cy="7457492"/>
+            <wp:extent cx="5486400" cy="4975894"/>
             <wp:docPr id="7" name="Picture 7"/>
             <wp:cNvGraphicFramePr>
               <a:graphicFrameLocks noChangeAspect="1"/>
@@ -9656,7 +10175,7 @@
                   <pic:spPr>
                     <a:xfrm>
                       <a:off x="0" y="0"/>
-                      <a:ext cx="8412480" cy="7457492"/>
+                      <a:ext cx="5486400" cy="4975894"/>
                     </a:xfrm>
                     <a:prstGeom prst="rect"/>
                   </pic:spPr>
@@ -9682,16 +10201,6 @@
     </w:p>
     <w:p>
       <w:pPr>
-        <w:sectPr>
-          <w:pgSz w:w="15840" w:h="12240" w:orient="landscape"/>
-          <w:pgMar w:top="1440" w:right="1800" w:bottom="1440" w:left="1800" w:header="720" w:footer="720" w:gutter="0"/>
-          <w:cols w:space="720"/>
-          <w:docGrid w:linePitch="360"/>
-        </w:sectPr>
-      </w:pPr>
-    </w:p>
-    <w:p>
-      <w:pPr>
         <w:pStyle w:val="Heading2"/>
       </w:pPr>
       <w:r>
@@ -9706,7 +10215,7 @@
         <w:rPr>
           <w:sz w:val="18"/>
         </w:rPr>
-        <w:t>1. Cliente abre /agendamento/ (GET agendamento_publico) e recebe o wizard com procedimentos (preço com a promoção da data), fichas de anamnese aplicáveis, termos e a chave do Turnstile.</w:t>
+        <w:t>A cliente abre /agendamento/; o wizard recebe o catálogo com o preço da data (promoção), os termos e as fichas aplicáveis.</w:t>
       </w:r>
     </w:p>
     <w:p>
@@ -9717,7 +10226,7 @@
         <w:rPr>
           <w:sz w:val="18"/>
         </w:rPr>
-        <w:t>2. Ao escolher procedimento e data, o wizard.js consulta /ajax/dias-disponiveis/ e /ajax/horarios-disponiveis/; o SlotService devolve os horários livres por profissional.</w:t>
+        <w:t>Escolhe procedimento e data; o wizard consulta /ajax/dias-disponiveis/ e /ajax/horarios-disponiveis/ (SlotService sobre agenda_horario, agenda_excecao e atendimentos ativos).</w:t>
       </w:r>
     </w:p>
     <w:p>
@@ -9728,7 +10237,7 @@
         <w:rPr>
           <w:sz w:val="18"/>
         </w:rPr>
-        <w:t>3. Cliente preenche nome, celular, nascimento, e-mail (opcional), escolhe os consentimentos de comunicação (desmarcados), aceita a Política de Privacidade e os termos do procedimento e responde a ficha (com o consentimento do art. 11).</w:t>
+        <w:t>Escolhe o horário e o profissional e avança com o botão Continuar.</w:t>
       </w:r>
     </w:p>
     <w:p>
@@ -9739,7 +10248,7 @@
         <w:rPr>
           <w:sz w:val="18"/>
         </w:rPr>
-        <w:t>4. Pede o código: POST solicitar_otp_agendamento (5/min por IP) valida o Turnstile, recusa telefone fixo, checa intervalo de 60 s e cotas de SMS antes de gerar o código (HMAC) e envia pela Zenvia (válido 10 min). A resposta não revela se o telefone é cadastrado.</w:t>
+        <w:t>Informa nome, celular, nascimento e e-mail opcional; marca (nunca pré-marcadas) as autorizações de comunicação; aceita a Política de Privacidade e os termos; responde a ficha e o consentimento de saúde.</w:t>
       </w:r>
     </w:p>
     <w:p>
@@ -9750,7 +10259,7 @@
         <w:rPr>
           <w:sz w:val="18"/>
         </w:rPr>
-        <w:t>5. Digita o código: POST verificar_otp_agendamento confere (5 tentativas), troca o id da sessão e grava o telefone verificado (30 min); devolve o pré-preenchimento do cadastro daquele telefone.</w:t>
+        <w:t>Pede o código: o servidor valida o Turnstile, recusa fixo, confere intervalo de 60 s e cotas de SMS e grava o CodigoOtp (HMAC-SHA256); a Zenvia entrega o SMS.</w:t>
       </w:r>
     </w:p>
     <w:p>
@@ -9761,7 +10270,7 @@
         <w:rPr>
           <w:sz w:val="18"/>
         </w:rPr>
-        <w:t>6. Confirma: POST confirmar_agendamento (10/min por IP) checa honeypot, campos obrigatórios, aceite da política e se o telefone do formulário é o verificado na sessão.</w:t>
+        <w:t>Digita o código: até 5 tentativas; o telefone fica verificado na sessão por 30 min e o cadastro daquele telefone pré-preenche o formulário.</w:t>
       </w:r>
     </w:p>
     <w:p>
@@ -9772,7 +10281,7 @@
         <w:rPr>
           <w:sz w:val="18"/>
         </w:rPr>
-        <w:t>7. O servidor valida e-mail, idade ≥ 18, procedimento/profissional ativos e habilitação, data futura, feriado, slot livre (SlotService), ficha contra o schema + consentimento art. 11, termos de procedimento aceitos e e-mail que não pertença a outro cadastro.</w:t>
+        <w:t>Confirma: o servidor exige o telefone do formulário = o verificado, o aceite da política e idade ≥ 18.</w:t>
       </w:r>
     </w:p>
     <w:p>
@@ -9783,7 +10292,7 @@
         <w:rPr>
           <w:sz w:val="18"/>
         </w:rPr>
-        <w:t>8. Trava o slot no cache (30 s) para serializar confirmações simultâneas.</w:t>
+        <w:t>services/agenda.validar_horario revalida habilitação, horário futuro, feriado/recesso e o slot.</w:t>
       </w:r>
     </w:p>
     <w:p>
@@ -9794,7 +10303,7 @@
         <w:rPr>
           <w:sz w:val="18"/>
         </w:rPr>
-        <w:t>9. Em transaction.atomic: get_or_create da cliente pelo telefone com SELECT FOR UPDATE (bloqueada online é recusada), atualiza nome, e-mail e consentimentos (data + IP), confere conflito com SELECT FOR UPDATE, calcula preço + promoção da data e cria o atendimento PENDENTE.</w:t>
+        <w:t>Trava do horário no cache (30 s) e transaction.atomic: cliente pelo telefone (SELECT FOR UPDATE), recusa se bloqueada online.</w:t>
       </w:r>
     </w:p>
     <w:p>
@@ -9805,7 +10314,7 @@
         <w:rPr>
           <w:sz w:val="18"/>
         </w:rPr>
-        <w:t>10. Na mesma transação grava os aceites (AceiteTermo.registrar: LGPD vigente + termos, com IP, navegador e SHA-256), as fichas respondidas e a auditoria do consentimento de saúde.</w:t>
+        <w:t>services/consentimentos.registrar_do_wizard grava as concessões/revogações (histórico append-only).</w:t>
       </w:r>
     </w:p>
     <w:p>
@@ -9816,7 +10325,7 @@
         <w:rPr>
           <w:sz w:val="18"/>
         </w:rPr>
-        <w:t>11. Se outro pedido ganhou a corrida, a constraint EXCLUDE (23P01) vira a mensagem "horário acabou de ser reservado" e o wizard é reidratado.</w:t>
+        <w:t>services/agenda.reservar: conflito com SELECT FOR UPDATE, preço da data e INSERT do atendimento PENDENTE num savepoint (corrida perdida para o EXCLUDE vira HorarioIndisponivel).</w:t>
       </w:r>
     </w:p>
     <w:p>
@@ -9827,7 +10336,7 @@
         <w:rPr>
           <w:sz w:val="18"/>
         </w:rPr>
-        <w:t>12. Após o commit: e-mail ao profissional com link para a agenda do dia, push ao profissional e sync do Google Calendar (on_commit).</w:t>
+        <w:t>Na mesma transação: Notificacao EMAIL de aprovação à profissional (fila), AceiteTermo LGPD, de procedimento e SAÚDE (IP, navegador, SHA-256), fichas cifradas e LogAuditoria do consentimento art. 11; a trilha historico_alteracao registra o atendimento.</w:t>
       </w:r>
     </w:p>
     <w:p>
@@ -9838,7 +10347,7 @@
         <w:rPr>
           <w:sz w:val="18"/>
         </w:rPr>
-        <w:t>13. A sessão de OTP é limpa e a página de sucesso mostra o resumo (valor com promoção) e que o pedido aguarda a aprovação da clínica.</w:t>
+        <w:t>Após o commit: e-mail à profissional, push e Google Calendar (best-effort); a trava do cache é liberada.</w:t>
       </w:r>
     </w:p>
     <w:p>
@@ -9849,7 +10358,7 @@
         <w:rPr>
           <w:sz w:val="18"/>
         </w:rPr>
-        <w:t>14. Depois, a clínica aprova (AGENDADO + e-mail de confirmação) ou rejeita (CANCELADO + e-mail) pelo painel ou pelo portal do profissional.</w:t>
+        <w:t>A cliente vê a página de sucesso (aguardando aprovação da clínica); a clínica aprova (AGENDADO + e-mail) ou rejeita.</w:t>
       </w:r>
     </w:p>
     <w:p>
@@ -9882,7 +10391,7 @@
       <w:r>
         <w:drawing>
           <wp:inline xmlns:a="http://schemas.openxmlformats.org/drawingml/2006/main" xmlns:pic="http://schemas.openxmlformats.org/drawingml/2006/picture">
-            <wp:extent cx="8412480" cy="2950806"/>
+            <wp:extent cx="7772400" cy="3537662"/>
             <wp:docPr id="8" name="Picture 8"/>
             <wp:cNvGraphicFramePr>
               <a:graphicFrameLocks noChangeAspect="1"/>
@@ -9903,7 +10412,7 @@
                   <pic:spPr>
                     <a:xfrm>
                       <a:off x="0" y="0"/>
-                      <a:ext cx="8412480" cy="2950806"/>
+                      <a:ext cx="7772400" cy="3537662"/>
                     </a:xfrm>
                     <a:prstGeom prst="rect"/>
                   </pic:spPr>
@@ -10003,7 +10512,7 @@
               <w:rPr>
                 <w:sz w:val="18"/>
               </w:rPr>
-              <w:t>Django App (gunicorn)</w:t>
+              <w:t>Navegador (site público + wizard)</w:t>
             </w:r>
           </w:p>
         </w:tc>
@@ -10017,7 +10526,7 @@
               <w:rPr>
                 <w:sz w:val="18"/>
               </w:rPr>
-              <w:t>Aplicação monolítica Django 5.2 (app aranha_estetica + projeto clinica), server-render, servida por gunicorn com 1 worker × 4 threads (timeout 120 s, access log com tokens redigidos). Site público, portal do profissional, painel, API REST somente leitura, cron HTTP, webhooks e healthchecks.</w:t>
+              <w:t>Páginas server-render com Vite, Tailwind CSS v4, Alpine.js (build CSP) e componentes django-cotton; uma entrada JS por tela; fontes locais; PWA com service worker (só páginas públicas).</w:t>
             </w:r>
           </w:p>
         </w:tc>
@@ -10033,7 +10542,7 @@
               <w:rPr>
                 <w:sz w:val="18"/>
               </w:rPr>
-              <w:t>Middlewares de segurança</w:t>
+              <w:t>Navegador (painel ADMIN + portal do profissional)</w:t>
             </w:r>
           </w:p>
         </w:tc>
@@ -10047,7 +10556,7 @@
               <w:rPr>
                 <w:sz w:val="18"/>
               </w:rPr>
-              <w:t>ContentSecurityPolicyMiddleware (CSP com nonce), SecurityHeadersMiddleware (no-store nas áreas privadas, no-referrer nas rotas com token, COOP/CORP/Permissions-Policy), Enforce2FAMiddleware (2FA da equipe a cada request), django-axes e django-ratelimit.</w:t>
+              <w:t>App-shell PWA da equipe com 2FA, Django Forms, calendário (FullCalendar) e Web Push.</w:t>
             </w:r>
           </w:p>
         </w:tc>
@@ -10063,7 +10572,7 @@
               <w:rPr>
                 <w:sz w:val="18"/>
               </w:rPr>
-              <w:t>Serviços, FSM, signals e EventBus</w:t>
+              <w:t>Django App (gunicorn)</w:t>
             </w:r>
           </w:p>
         </w:tc>
@@ -10077,7 +10586,7 @@
               <w:rPr>
                 <w:sz w:val="18"/>
               </w:rPr>
-              <w:t>Regras em services/ e utils/ (SlotService, OTP, preços, termos, LGPD, alertas, comissão, cashback, retorno, lista de espera). FSM do atendimento no model; signals para faltas, pacote, lista de espera e push; EventBus síncrono para comissão, cashback e retorno.</w:t>
+              <w:t>Monólito Django 5.2: views (validação + permissão) → services/utils (regra de negócio) → models (FSM, managers, constraints). Middlewares de CSP com nonce, headers, 2FA, axes, rate-limit e ContextoBancoMiddleware (Ator da requisição).</w:t>
             </w:r>
           </w:p>
         </w:tc>
@@ -10093,7 +10602,7 @@
               <w:rPr>
                 <w:sz w:val="18"/>
               </w:rPr>
-              <w:t>Celery (eager) + cron HTTP</w:t>
+              <w:t>services/agenda e services/atendimento</w:t>
             </w:r>
           </w:p>
         </w:tc>
@@ -10107,7 +10616,7 @@
               <w:rPr>
                 <w:sz w:val="18"/>
               </w:rPr>
-              <w:t>Tasks Celery rodam em modo eager em produção (sem worker e sem retry síncrono); jobs periódicos chamados por cron externo em /cron/run/&lt;job&gt;/. Worker real opcional (CELERY_WORKER_ENABLED).</w:t>
+              <w:t>Fonte única das regras de horário (validar_horario, reservar, reagendar, mover) e dos efeitos de criar/mudar status do atendimento, chamados explicitamente na transação da FSM.</w:t>
             </w:r>
           </w:p>
         </w:tc>
@@ -10123,7 +10632,7 @@
               <w:rPr>
                 <w:sz w:val="18"/>
               </w:rPr>
-              <w:t>PostgreSQL 18</w:t>
+              <w:t>Jobs (jobs.py, jobs_manutencao.py)</w:t>
             </w:r>
           </w:p>
         </w:tc>
@@ -10137,7 +10646,7 @@
               <w:rPr>
                 <w:sz w:val="18"/>
               </w:rPr>
-              <w:t>Banco principal (34 tabelas de domínio) com EXCLUDE anti double-booking, UNIQUE parciais, CHECKs, triggers de imutabilidade e collation pt_br. SQLite em desenvolvimento e testes rápidos.</w:t>
+              <w:t>Funções chamadas pelo cron HTTP /cron/run/&lt;job&gt;/ (X-Cron-Token) ou por manage.py rodar_job; sem Celery nem worker de fila.</w:t>
             </w:r>
           </w:p>
         </w:tc>
@@ -10153,7 +10662,7 @@
               <w:rPr>
                 <w:sz w:val="18"/>
               </w:rPr>
-              <w:t>Cache e sessão</w:t>
+              <w:t>Fila de e-mail (notificacao)</w:t>
             </w:r>
           </w:p>
         </w:tc>
@@ -10167,7 +10676,7 @@
               <w:rPr>
                 <w:sz w:val="18"/>
               </w:rPr>
-              <w:t>LocMemCache + sessão no banco (1 worker): rate-limit, axes, trava de slot e cotas de SMS. REDIS_URL opcional troca para Redis (necessário com mais de um worker).</w:t>
+              <w:t>E-mail transacional gravado como Notificacao PENDENTE na transação, enviado no on_commit e reenviado pelo job emails com espera crescente.</w:t>
             </w:r>
           </w:p>
         </w:tc>
@@ -10183,7 +10692,7 @@
               <w:rPr>
                 <w:sz w:val="18"/>
               </w:rPr>
-              <w:t>Front-end (Vite + Tailwind + Alpine + cotton)</w:t>
+              <w:t>PostgreSQL 18</w:t>
             </w:r>
           </w:p>
         </w:tc>
@@ -10197,7 +10706,7 @@
               <w:rPr>
                 <w:sz w:val="18"/>
               </w:rPr>
-              <w:t>Bundle Vite com Tailwind v4 e Alpine CSP servido pelo django-vite; componentes django-cotton; JS estático do wizard; estáticos com hash e compressão pelo WhiteNoise.</w:t>
+              <w:t>36 tabelas de domínio no padrão SQL; invariantes por EXCLUDE, CHECK, UNIQUE parciais e 46 triggers; trilha historico_alteracao; 23 funções fn_*, 9 views vw_* de relatório e 4 procedures sp_* (retenção/LGPD, expiração de pacotes); extensões btree_gist, pg_trgm e unaccent.</w:t>
             </w:r>
           </w:p>
         </w:tc>
@@ -10213,7 +10722,7 @@
               <w:rPr>
                 <w:sz w:val="18"/>
               </w:rPr>
-              <w:t>PWA e Web Push</w:t>
+              <w:t>Cache e sessão</w:t>
             </w:r>
           </w:p>
         </w:tc>
@@ -10227,7 +10736,7 @@
               <w:rPr>
                 <w:sz w:val="18"/>
               </w:rPr>
-              <w:t>Manifest do site e da equipe, service worker v7 (só páginas públicas em cache), push VAPID ao profissional.</w:t>
+              <w:t>LocMemCache + sessão no banco (1 worker); REDIS_URL troca para django-redis.</w:t>
             </w:r>
           </w:p>
         </w:tc>
@@ -10243,7 +10752,7 @@
               <w:rPr>
                 <w:sz w:val="18"/>
               </w:rPr>
-              <w:t>Railway (Docker)</w:t>
+              <w:t>WhiteNoise</w:t>
             </w:r>
           </w:p>
         </w:tc>
@@ -10257,7 +10766,37 @@
               <w:rPr>
                 <w:sz w:val="18"/>
               </w:rPr>
-              <w:t>Imagem multi-stage (Node 22 → Python 3.12), pre-deploy com migrate_atomico + bootstrap_admin, healthcheck /healthz/, 1 réplica.</w:t>
+              <w:t>Estáticos comprimidos e com hash servidos pelo próprio processo.</w:t>
+            </w:r>
+          </w:p>
+        </w:tc>
+      </w:tr>
+      <w:tr>
+        <w:tc>
+          <w:tcPr>
+            <w:tcW w:type="dxa" w:w="2592"/>
+          </w:tcPr>
+          <w:p>
+            <w:r/>
+            <w:r>
+              <w:rPr>
+                <w:sz w:val="18"/>
+              </w:rPr>
+              <w:t>Pre-deploy (Railway)</w:t>
+            </w:r>
+          </w:p>
+        </w:tc>
+        <w:tc>
+          <w:tcPr>
+            <w:tcW w:type="dxa" w:w="7056"/>
+          </w:tcPr>
+          <w:p>
+            <w:r/>
+            <w:r>
+              <w:rPr>
+                <w:sz w:val="18"/>
+              </w:rPr>
+              <w:t>migrate_atomico (todas as migrations numa transação, com lock_timeout) + bootstrap_admin; imagem Docker multi-stage com usuário não-root e healthcheck.</w:t>
             </w:r>
           </w:p>
         </w:tc>
@@ -10297,7 +10836,7 @@
                 <w:color w:val="FFFFFF"/>
                 <w:sz w:val="19"/>
               </w:rPr>
-              <w:t>Servico</w:t>
+              <w:t>Serviço</w:t>
             </w:r>
           </w:p>
         </w:tc>
@@ -10344,7 +10883,7 @@
               <w:rPr>
                 <w:sz w:val="18"/>
               </w:rPr>
-              <w:t>Único canal de OTP (agendamento, Meus agendamentos, DSAR), só para celular, com cotas por telefone/IP/global. Sem provedor: falha fechada e o site orienta o WhatsApp. Webhook de status com IP permitido e/ou HMAC.</w:t>
+              <w:t>OTP do agendamento, do "Meus agendamentos" e do DSAR (só celular), com cotas; webhook de status autenticado. Sem configuração o agendamento online fecha e o botão Agendar leva ao WhatsApp.</w:t>
             </w:r>
           </w:p>
         </w:tc>
@@ -10374,7 +10913,7 @@
               <w:rPr>
                 <w:sz w:val="18"/>
               </w:rPr>
-              <w:t>Templates aprovados: lembrete D-1 com links de confirmar/cancelar, NPS pós-atendimento e aviso de vaga da lista de espera; sempre com consentimento. Webhook com handshake e assinatura X-Hub-Signature-256 captura a nota de NPS.</w:t>
+              <w:t>Templates de lembrete D-1, NPS e aviso de vaga; webhook assinado (X-Hub-Signature-256) captura a nota do NPS.</w:t>
             </w:r>
           </w:p>
         </w:tc>
@@ -10390,7 +10929,7 @@
               <w:rPr>
                 <w:sz w:val="18"/>
               </w:rPr>
-              <w:t>Provedor de e-mail</w:t>
+              <w:t>E-mail (backend Django)</w:t>
             </w:r>
           </w:p>
         </w:tc>
@@ -10404,7 +10943,7 @@
               <w:rPr>
                 <w:sz w:val="18"/>
               </w:rPr>
-              <w:t>Backend Django configurável (SMTP ou HTTP): aprovação/rejeição, cancelamento, termos, lista de espera, pacote expirando, aviso ao profissional, reset/convite de senha, contato, aniversário e promoções (com List-Unsubscribe e HTML sanitizado). Sem backend real nada é enviado.</w:t>
+              <w:t>Transacional pela fila (aprovação, rejeição, cancelamento, aviso à profissional), termos, pacote expirando, reset/convite de senha e marketing com List-Unsubscribe.</w:t>
             </w:r>
           </w:p>
         </w:tc>
@@ -10420,7 +10959,7 @@
               <w:rPr>
                 <w:sz w:val="18"/>
               </w:rPr>
-              <w:t>Cloudflare Turnstile</w:t>
+              <w:t>Web Push (VAPID)</w:t>
             </w:r>
           </w:p>
         </w:tc>
@@ -10434,7 +10973,7 @@
               <w:rPr>
                 <w:sz w:val="18"/>
               </w:rPr>
-              <w:t>Captcha no pedido de código SMS (wizard e Meus agendamentos), verificado no servidor com o IP da cliente.</w:t>
+              <w:t>Aviso de novo agendamento ao profissional.</w:t>
             </w:r>
           </w:p>
         </w:tc>
@@ -10450,7 +10989,7 @@
               <w:rPr>
                 <w:sz w:val="18"/>
               </w:rPr>
-              <w:t>Google Calendar (opcional)</w:t>
+              <w:t>Google Calendar</w:t>
             </w:r>
           </w:p>
         </w:tc>
@@ -10464,7 +11003,7 @@
               <w:rPr>
                 <w:sz w:val="18"/>
               </w:rPr>
-              <w:t>OAuth por profissional: envio do atendimento novo e leitura de eventos; feed iCal próprio com token rotacionável.</w:t>
+              <w:t>Push do atendimento novo e importação de eventos como bloqueio (OAuth por profissional, token cifrado; opcional).</w:t>
             </w:r>
           </w:p>
         </w:tc>
@@ -10480,7 +11019,7 @@
               <w:rPr>
                 <w:sz w:val="18"/>
               </w:rPr>
-              <w:t>Sentry (opcional)</w:t>
+              <w:t>Cloudflare Turnstile</w:t>
             </w:r>
           </w:p>
         </w:tc>
@@ -10494,7 +11033,7 @@
               <w:rPr>
                 <w:sz w:val="18"/>
               </w:rPr>
-              <w:t>Monitoramento de erros com PII e tokens removidos antes do envio.</w:t>
+              <w:t>Captcha no pedido de código OTP.</w:t>
             </w:r>
           </w:p>
         </w:tc>
@@ -10510,7 +11049,7 @@
               <w:rPr>
                 <w:sz w:val="18"/>
               </w:rPr>
-              <w:t>Railway</w:t>
+              <w:t>Sentry</w:t>
             </w:r>
           </w:p>
         </w:tc>
@@ -10524,7 +11063,1534 @@
               <w:rPr>
                 <w:sz w:val="18"/>
               </w:rPr>
-              <w:t>Hospedagem (Docker), Postgres gerenciado, variáveis de ambiente e agendamento (Railway Cron, opcional).</w:t>
+              <w:t>Erros e transações amostradas sem PII (scrubber de contato, saúde e tokens); opcional.</w:t>
+            </w:r>
+          </w:p>
+        </w:tc>
+      </w:tr>
+    </w:tbl>
+    <w:p/>
+    <w:p>
+      <w:pPr>
+        <w:pStyle w:val="Heading2"/>
+      </w:pPr>
+      <w:r>
+        <w:t>10.3 Rotas</w:t>
+      </w:r>
+    </w:p>
+    <w:tbl>
+      <w:tblPr>
+        <w:tblStyle w:val="LightGrid-Accent1"/>
+        <w:tblW w:type="auto" w:w="0"/>
+        <w:jc w:val="center"/>
+        <w:tblLook w:firstColumn="1" w:firstRow="1" w:lastColumn="0" w:lastRow="0" w:noHBand="0" w:noVBand="1" w:val="04A0"/>
+      </w:tblPr>
+      <w:tblGrid>
+        <w:gridCol w:w="2880"/>
+        <w:gridCol w:w="2880"/>
+        <w:gridCol w:w="2880"/>
+      </w:tblGrid>
+      <w:tr>
+        <w:tc>
+          <w:tcPr>
+            <w:tcW w:type="dxa" w:w="1440"/>
+            <w:shd w:val="clear" w:fill="7A5F1F"/>
+          </w:tcPr>
+          <w:p>
+            <w:r/>
+            <w:r>
+              <w:rPr>
+                <w:b/>
+                <w:color w:val="FFFFFF"/>
+                <w:sz w:val="19"/>
+              </w:rPr>
+              <w:t>Área</w:t>
+            </w:r>
+          </w:p>
+        </w:tc>
+        <w:tc>
+          <w:tcPr>
+            <w:tcW w:type="dxa" w:w="4176"/>
+            <w:shd w:val="clear" w:fill="7A5F1F"/>
+          </w:tcPr>
+          <w:p>
+            <w:r/>
+            <w:r>
+              <w:rPr>
+                <w:b/>
+                <w:color w:val="FFFFFF"/>
+                <w:sz w:val="19"/>
+              </w:rPr>
+              <w:t>Rota</w:t>
+            </w:r>
+          </w:p>
+        </w:tc>
+        <w:tc>
+          <w:tcPr>
+            <w:tcW w:type="dxa" w:w="4032"/>
+            <w:shd w:val="clear" w:fill="7A5F1F"/>
+          </w:tcPr>
+          <w:p>
+            <w:r/>
+            <w:r>
+              <w:rPr>
+                <w:b/>
+                <w:color w:val="FFFFFF"/>
+                <w:sz w:val="19"/>
+              </w:rPr>
+              <w:t>Função</w:t>
+            </w:r>
+          </w:p>
+        </w:tc>
+      </w:tr>
+      <w:tr>
+        <w:tc>
+          <w:tcPr>
+            <w:tcW w:type="dxa" w:w="1440"/>
+          </w:tcPr>
+          <w:p>
+            <w:r/>
+            <w:r>
+              <w:rPr>
+                <w:sz w:val="18"/>
+              </w:rPr>
+              <w:t>Site público</w:t>
+            </w:r>
+          </w:p>
+        </w:tc>
+        <w:tc>
+          <w:tcPr>
+            <w:tcW w:type="dxa" w:w="4176"/>
+          </w:tcPr>
+          <w:p>
+            <w:r/>
+            <w:r>
+              <w:rPr>
+                <w:sz w:val="18"/>
+              </w:rPr>
+              <w:t>/, /quem-somos/, /equipe/, /especialidades/, /galeria/, /depoimentos/, /promocoes/</w:t>
+            </w:r>
+          </w:p>
+        </w:tc>
+        <w:tc>
+          <w:tcPr>
+            <w:tcW w:type="dxa" w:w="4032"/>
+          </w:tcPr>
+          <w:p>
+            <w:r/>
+            <w:r>
+              <w:rPr>
+                <w:sz w:val="18"/>
+              </w:rPr>
+              <w:t>Páginas institucionais; depoimentos só com autorização + aprovação; promoções com o mesmo preço do agendamento</w:t>
+            </w:r>
+          </w:p>
+        </w:tc>
+      </w:tr>
+      <w:tr>
+        <w:tc>
+          <w:tcPr>
+            <w:tcW w:type="dxa" w:w="1440"/>
+          </w:tcPr>
+          <w:p>
+            <w:r/>
+            <w:r>
+              <w:rPr>
+                <w:sz w:val="18"/>
+              </w:rPr>
+              <w:t>Site público</w:t>
+            </w:r>
+          </w:p>
+        </w:tc>
+        <w:tc>
+          <w:tcPr>
+            <w:tcW w:type="dxa" w:w="4176"/>
+          </w:tcPr>
+          <w:p>
+            <w:r/>
+            <w:r>
+              <w:rPr>
+                <w:sz w:val="18"/>
+              </w:rPr>
+              <w:t>/servicos/faciais/, /servicos/corporais/, /servicos/detalhe/&lt;slug&gt;/</w:t>
+            </w:r>
+          </w:p>
+        </w:tc>
+        <w:tc>
+          <w:tcPr>
+            <w:tcW w:type="dxa" w:w="4032"/>
+          </w:tcPr>
+          <w:p>
+            <w:r/>
+            <w:r>
+              <w:rPr>
+                <w:sz w:val="18"/>
+              </w:rPr>
+              <w:t>Catálogo de serviços</w:t>
+            </w:r>
+          </w:p>
+        </w:tc>
+      </w:tr>
+      <w:tr>
+        <w:tc>
+          <w:tcPr>
+            <w:tcW w:type="dxa" w:w="1440"/>
+          </w:tcPr>
+          <w:p>
+            <w:r/>
+            <w:r>
+              <w:rPr>
+                <w:sz w:val="18"/>
+              </w:rPr>
+              <w:t>Site público</w:t>
+            </w:r>
+          </w:p>
+        </w:tc>
+        <w:tc>
+          <w:tcPr>
+            <w:tcW w:type="dxa" w:w="4176"/>
+          </w:tcPr>
+          <w:p>
+            <w:r/>
+            <w:r>
+              <w:rPr>
+                <w:sz w:val="18"/>
+              </w:rPr>
+              <w:t>/contato/, /termos-de-uso/, /politica-de-privacidade/</w:t>
+            </w:r>
+          </w:p>
+        </w:tc>
+        <w:tc>
+          <w:tcPr>
+            <w:tcW w:type="dxa" w:w="4032"/>
+          </w:tcPr>
+          <w:p>
+            <w:r/>
+            <w:r>
+              <w:rPr>
+                <w:sz w:val="18"/>
+              </w:rPr>
+              <w:t>Contato (e-mail do Branding) e textos legais</w:t>
+            </w:r>
+          </w:p>
+        </w:tc>
+      </w:tr>
+      <w:tr>
+        <w:tc>
+          <w:tcPr>
+            <w:tcW w:type="dxa" w:w="1440"/>
+          </w:tcPr>
+          <w:p>
+            <w:r/>
+            <w:r>
+              <w:rPr>
+                <w:sz w:val="18"/>
+              </w:rPr>
+              <w:t>Site público</w:t>
+            </w:r>
+          </w:p>
+        </w:tc>
+        <w:tc>
+          <w:tcPr>
+            <w:tcW w:type="dxa" w:w="4176"/>
+          </w:tcPr>
+          <w:p>
+            <w:r/>
+            <w:r>
+              <w:rPr>
+                <w:sz w:val="18"/>
+              </w:rPr>
+              <w:t>/lista-espera/ (+ sucesso/)</w:t>
+            </w:r>
+          </w:p>
+        </w:tc>
+        <w:tc>
+          <w:tcPr>
+            <w:tcW w:type="dxa" w:w="4032"/>
+          </w:tcPr>
+          <w:p>
+            <w:r/>
+            <w:r>
+              <w:rPr>
+                <w:sz w:val="18"/>
+              </w:rPr>
+              <w:t>Pedido de aviso de vaga</w:t>
+            </w:r>
+          </w:p>
+        </w:tc>
+      </w:tr>
+      <w:tr>
+        <w:tc>
+          <w:tcPr>
+            <w:tcW w:type="dxa" w:w="1440"/>
+          </w:tcPr>
+          <w:p>
+            <w:r/>
+            <w:r>
+              <w:rPr>
+                <w:sz w:val="18"/>
+              </w:rPr>
+              <w:t>Site público</w:t>
+            </w:r>
+          </w:p>
+        </w:tc>
+        <w:tc>
+          <w:tcPr>
+            <w:tcW w:type="dxa" w:w="4176"/>
+          </w:tcPr>
+          <w:p>
+            <w:r/>
+            <w:r>
+              <w:rPr>
+                <w:sz w:val="18"/>
+              </w:rPr>
+              <w:t>/sitemap.xml, /robots.txt, /manifest.json, /sw.js, /favicon.ico</w:t>
+            </w:r>
+          </w:p>
+        </w:tc>
+        <w:tc>
+          <w:tcPr>
+            <w:tcW w:type="dxa" w:w="4032"/>
+          </w:tcPr>
+          <w:p>
+            <w:r/>
+            <w:r>
+              <w:rPr>
+                <w:sz w:val="18"/>
+              </w:rPr>
+              <w:t>SEO e PWA</w:t>
+            </w:r>
+          </w:p>
+        </w:tc>
+      </w:tr>
+      <w:tr>
+        <w:tc>
+          <w:tcPr>
+            <w:tcW w:type="dxa" w:w="1440"/>
+          </w:tcPr>
+          <w:p>
+            <w:r/>
+            <w:r>
+              <w:rPr>
+                <w:sz w:val="18"/>
+              </w:rPr>
+              <w:t>Agendamento</w:t>
+            </w:r>
+          </w:p>
+        </w:tc>
+        <w:tc>
+          <w:tcPr>
+            <w:tcW w:type="dxa" w:w="4176"/>
+          </w:tcPr>
+          <w:p>
+            <w:r/>
+            <w:r>
+              <w:rPr>
+                <w:sz w:val="18"/>
+              </w:rPr>
+              <w:t>/agendamento/, /agendar/&lt;slug&gt;/, /embed/agendar/</w:t>
+            </w:r>
+          </w:p>
+        </w:tc>
+        <w:tc>
+          <w:tcPr>
+            <w:tcW w:type="dxa" w:w="4032"/>
+          </w:tcPr>
+          <w:p>
+            <w:r/>
+            <w:r>
+              <w:rPr>
+                <w:sz w:val="18"/>
+              </w:rPr>
+              <w:t>Wizard (geral, direto por profissional, widget para iframe)</w:t>
+            </w:r>
+          </w:p>
+        </w:tc>
+      </w:tr>
+      <w:tr>
+        <w:tc>
+          <w:tcPr>
+            <w:tcW w:type="dxa" w:w="1440"/>
+          </w:tcPr>
+          <w:p>
+            <w:r/>
+            <w:r>
+              <w:rPr>
+                <w:sz w:val="18"/>
+              </w:rPr>
+              <w:t>Agendamento</w:t>
+            </w:r>
+          </w:p>
+        </w:tc>
+        <w:tc>
+          <w:tcPr>
+            <w:tcW w:type="dxa" w:w="4176"/>
+          </w:tcPr>
+          <w:p>
+            <w:r/>
+            <w:r>
+              <w:rPr>
+                <w:sz w:val="18"/>
+              </w:rPr>
+              <w:t>/ajax/dias-disponiveis/, /ajax/horarios-disponiveis/</w:t>
+            </w:r>
+          </w:p>
+        </w:tc>
+        <w:tc>
+          <w:tcPr>
+            <w:tcW w:type="dxa" w:w="4032"/>
+          </w:tcPr>
+          <w:p>
+            <w:r/>
+            <w:r>
+              <w:rPr>
+                <w:sz w:val="18"/>
+              </w:rPr>
+              <w:t>Dias do mês e horários livres (SlotService)</w:t>
+            </w:r>
+          </w:p>
+        </w:tc>
+      </w:tr>
+      <w:tr>
+        <w:tc>
+          <w:tcPr>
+            <w:tcW w:type="dxa" w:w="1440"/>
+          </w:tcPr>
+          <w:p>
+            <w:r/>
+            <w:r>
+              <w:rPr>
+                <w:sz w:val="18"/>
+              </w:rPr>
+              <w:t>Agendamento</w:t>
+            </w:r>
+          </w:p>
+        </w:tc>
+        <w:tc>
+          <w:tcPr>
+            <w:tcW w:type="dxa" w:w="4176"/>
+          </w:tcPr>
+          <w:p>
+            <w:r/>
+            <w:r>
+              <w:rPr>
+                <w:sz w:val="18"/>
+              </w:rPr>
+              <w:t>POST /agendamento/otp/solicitar/, POST /agendamento/otp/verificar/</w:t>
+            </w:r>
+          </w:p>
+        </w:tc>
+        <w:tc>
+          <w:tcPr>
+            <w:tcW w:type="dxa" w:w="4032"/>
+          </w:tcPr>
+          <w:p>
+            <w:r/>
+            <w:r>
+              <w:rPr>
+                <w:sz w:val="18"/>
+              </w:rPr>
+              <w:t>Código OTP do celular (Turnstile quando configurado)</w:t>
+            </w:r>
+          </w:p>
+        </w:tc>
+      </w:tr>
+      <w:tr>
+        <w:tc>
+          <w:tcPr>
+            <w:tcW w:type="dxa" w:w="1440"/>
+          </w:tcPr>
+          <w:p>
+            <w:r/>
+            <w:r>
+              <w:rPr>
+                <w:sz w:val="18"/>
+              </w:rPr>
+              <w:t>Agendamento</w:t>
+            </w:r>
+          </w:p>
+        </w:tc>
+        <w:tc>
+          <w:tcPr>
+            <w:tcW w:type="dxa" w:w="4176"/>
+          </w:tcPr>
+          <w:p>
+            <w:r/>
+            <w:r>
+              <w:rPr>
+                <w:sz w:val="18"/>
+              </w:rPr>
+              <w:t>POST /agendamento/confirmar/, /agendamento/sucesso/</w:t>
+            </w:r>
+          </w:p>
+        </w:tc>
+        <w:tc>
+          <w:tcPr>
+            <w:tcW w:type="dxa" w:w="4032"/>
+          </w:tcPr>
+          <w:p>
+            <w:r/>
+            <w:r>
+              <w:rPr>
+                <w:sz w:val="18"/>
+              </w:rPr>
+              <w:t>Grava o atendimento PENDENTE</w:t>
+            </w:r>
+          </w:p>
+        </w:tc>
+      </w:tr>
+      <w:tr>
+        <w:tc>
+          <w:tcPr>
+            <w:tcW w:type="dxa" w:w="1440"/>
+          </w:tcPr>
+          <w:p>
+            <w:r/>
+            <w:r>
+              <w:rPr>
+                <w:sz w:val="18"/>
+              </w:rPr>
+              <w:t>Cliente</w:t>
+            </w:r>
+          </w:p>
+        </w:tc>
+        <w:tc>
+          <w:tcPr>
+            <w:tcW w:type="dxa" w:w="4176"/>
+          </w:tcPr>
+          <w:p>
+            <w:r/>
+            <w:r>
+              <w:rPr>
+                <w:sz w:val="18"/>
+              </w:rPr>
+              <w:t>/meus-agendamentos/ (+ otp/enviar/, otp/verificar/, sair/)</w:t>
+            </w:r>
+          </w:p>
+        </w:tc>
+        <w:tc>
+          <w:tcPr>
+            <w:tcW w:type="dxa" w:w="4032"/>
+          </w:tcPr>
+          <w:p>
+            <w:r/>
+            <w:r>
+              <w:rPr>
+                <w:sz w:val="18"/>
+              </w:rPr>
+              <w:t>Portal da cliente (código sempre ao celular)</w:t>
+            </w:r>
+          </w:p>
+        </w:tc>
+      </w:tr>
+      <w:tr>
+        <w:tc>
+          <w:tcPr>
+            <w:tcW w:type="dxa" w:w="1440"/>
+          </w:tcPr>
+          <w:p>
+            <w:r/>
+            <w:r>
+              <w:rPr>
+                <w:sz w:val="18"/>
+              </w:rPr>
+              <w:t>Cliente</w:t>
+            </w:r>
+          </w:p>
+        </w:tc>
+        <w:tc>
+          <w:tcPr>
+            <w:tcW w:type="dxa" w:w="4176"/>
+          </w:tcPr>
+          <w:p>
+            <w:r/>
+            <w:r>
+              <w:rPr>
+                <w:sz w:val="18"/>
+              </w:rPr>
+              <w:t>/meus-agendamentos/&lt;id&gt;/reagendar/ (+ &lt;id&gt;/horarios/), POST /ajax/cancelar-agendamento/</w:t>
+            </w:r>
+          </w:p>
+        </w:tc>
+        <w:tc>
+          <w:tcPr>
+            <w:tcW w:type="dxa" w:w="4032"/>
+          </w:tcPr>
+          <w:p>
+            <w:r/>
+            <w:r>
+              <w:rPr>
+                <w:sz w:val="18"/>
+              </w:rPr>
+              <w:t>Reagendar e cancelar pela sessão do portal</w:t>
+            </w:r>
+          </w:p>
+        </w:tc>
+      </w:tr>
+      <w:tr>
+        <w:tc>
+          <w:tcPr>
+            <w:tcW w:type="dxa" w:w="1440"/>
+          </w:tcPr>
+          <w:p>
+            <w:r/>
+            <w:r>
+              <w:rPr>
+                <w:sz w:val="18"/>
+              </w:rPr>
+              <w:t>Cliente</w:t>
+            </w:r>
+          </w:p>
+        </w:tc>
+        <w:tc>
+          <w:tcPr>
+            <w:tcW w:type="dxa" w:w="4176"/>
+          </w:tcPr>
+          <w:p>
+            <w:r/>
+            <w:r>
+              <w:rPr>
+                <w:sz w:val="18"/>
+              </w:rPr>
+              <w:t>/reagendar/&lt;token&gt;/ (+ horarios/)</w:t>
+            </w:r>
+          </w:p>
+        </w:tc>
+        <w:tc>
+          <w:tcPr>
+            <w:tcW w:type="dxa" w:w="4032"/>
+          </w:tcPr>
+          <w:p>
+            <w:r/>
+            <w:r>
+              <w:rPr>
+                <w:sz w:val="18"/>
+              </w:rPr>
+              <w:t>Reagendar pelo link legado (nenhum link novo é emitido)</w:t>
+            </w:r>
+          </w:p>
+        </w:tc>
+      </w:tr>
+      <w:tr>
+        <w:tc>
+          <w:tcPr>
+            <w:tcW w:type="dxa" w:w="1440"/>
+          </w:tcPr>
+          <w:p>
+            <w:r/>
+            <w:r>
+              <w:rPr>
+                <w:sz w:val="18"/>
+              </w:rPr>
+              <w:t>Cliente</w:t>
+            </w:r>
+          </w:p>
+        </w:tc>
+        <w:tc>
+          <w:tcPr>
+            <w:tcW w:type="dxa" w:w="4176"/>
+          </w:tcPr>
+          <w:p>
+            <w:r/>
+            <w:r>
+              <w:rPr>
+                <w:sz w:val="18"/>
+              </w:rPr>
+              <w:t>/confirmar/&lt;token&gt;/, /termo/&lt;token&gt;/, /nps/&lt;token&gt;/</w:t>
+            </w:r>
+          </w:p>
+        </w:tc>
+        <w:tc>
+          <w:tcPr>
+            <w:tcW w:type="dxa" w:w="4032"/>
+          </w:tcPr>
+          <w:p>
+            <w:r/>
+            <w:r>
+              <w:rPr>
+                <w:sz w:val="18"/>
+              </w:rPr>
+              <w:t>Confirmar presença (D-1), aceitar termos, responder NPS</w:t>
+            </w:r>
+          </w:p>
+        </w:tc>
+      </w:tr>
+      <w:tr>
+        <w:tc>
+          <w:tcPr>
+            <w:tcW w:type="dxa" w:w="1440"/>
+          </w:tcPr>
+          <w:p>
+            <w:r/>
+            <w:r>
+              <w:rPr>
+                <w:sz w:val="18"/>
+              </w:rPr>
+              <w:t>Cliente</w:t>
+            </w:r>
+          </w:p>
+        </w:tc>
+        <w:tc>
+          <w:tcPr>
+            <w:tcW w:type="dxa" w:w="4176"/>
+          </w:tcPr>
+          <w:p>
+            <w:r/>
+            <w:r>
+              <w:rPr>
+                <w:sz w:val="18"/>
+              </w:rPr>
+              <w:t>/anamnese/&lt;token&gt;/, /pesquisa/&lt;token&gt;/ (+ obrigado/)</w:t>
+            </w:r>
+          </w:p>
+        </w:tc>
+        <w:tc>
+          <w:tcPr>
+            <w:tcW w:type="dxa" w:w="4032"/>
+          </w:tcPr>
+          <w:p>
+            <w:r/>
+            <w:r>
+              <w:rPr>
+                <w:sz w:val="18"/>
+              </w:rPr>
+              <w:t>Ficha e pesquisa por link (mantidas, hoje sem produtor de link)</w:t>
+            </w:r>
+          </w:p>
+        </w:tc>
+      </w:tr>
+      <w:tr>
+        <w:tc>
+          <w:tcPr>
+            <w:tcW w:type="dxa" w:w="1440"/>
+          </w:tcPr>
+          <w:p>
+            <w:r/>
+            <w:r>
+              <w:rPr>
+                <w:sz w:val="18"/>
+              </w:rPr>
+              <w:t>Cliente</w:t>
+            </w:r>
+          </w:p>
+        </w:tc>
+        <w:tc>
+          <w:tcPr>
+            <w:tcW w:type="dxa" w:w="4176"/>
+          </w:tcPr>
+          <w:p>
+            <w:r/>
+            <w:r>
+              <w:rPr>
+                <w:sz w:val="18"/>
+              </w:rPr>
+              <w:t>/lgpd/meus-dados/, /lgpd/unsubscribe/&lt;token&gt;/, /lgpd/aceitar-cookies/</w:t>
+            </w:r>
+          </w:p>
+        </w:tc>
+        <w:tc>
+          <w:tcPr>
+            <w:tcW w:type="dxa" w:w="4032"/>
+          </w:tcPr>
+          <w:p>
+            <w:r/>
+            <w:r>
+              <w:rPr>
+                <w:sz w:val="18"/>
+              </w:rPr>
+              <w:t>DSAR com OTP, descadastro, aviso de cookies</w:t>
+            </w:r>
+          </w:p>
+        </w:tc>
+      </w:tr>
+      <w:tr>
+        <w:tc>
+          <w:tcPr>
+            <w:tcW w:type="dxa" w:w="1440"/>
+          </w:tcPr>
+          <w:p>
+            <w:r/>
+            <w:r>
+              <w:rPr>
+                <w:sz w:val="18"/>
+              </w:rPr>
+              <w:t>Equipe</w:t>
+            </w:r>
+          </w:p>
+        </w:tc>
+        <w:tc>
+          <w:tcPr>
+            <w:tcW w:type="dxa" w:w="4176"/>
+          </w:tcPr>
+          <w:p>
+            <w:r/>
+            <w:r>
+              <w:rPr>
+                <w:sz w:val="18"/>
+              </w:rPr>
+              <w:t>/admin-login/, /admin-logout/, /admin-login/recuperar/…</w:t>
+            </w:r>
+          </w:p>
+        </w:tc>
+        <w:tc>
+          <w:tcPr>
+            <w:tcW w:type="dxa" w:w="4032"/>
+          </w:tcPr>
+          <w:p>
+            <w:r/>
+            <w:r>
+              <w:rPr>
+                <w:sz w:val="18"/>
+              </w:rPr>
+              <w:t>Login da equipe (logout só via POST) e reset de senha</w:t>
+            </w:r>
+          </w:p>
+        </w:tc>
+      </w:tr>
+      <w:tr>
+        <w:tc>
+          <w:tcPr>
+            <w:tcW w:type="dxa" w:w="1440"/>
+          </w:tcPr>
+          <w:p>
+            <w:r/>
+            <w:r>
+              <w:rPr>
+                <w:sz w:val="18"/>
+              </w:rPr>
+              <w:t>Equipe</w:t>
+            </w:r>
+          </w:p>
+        </w:tc>
+        <w:tc>
+          <w:tcPr>
+            <w:tcW w:type="dxa" w:w="4176"/>
+          </w:tcPr>
+          <w:p>
+            <w:r/>
+            <w:r>
+              <w:rPr>
+                <w:sz w:val="18"/>
+              </w:rPr>
+              <w:t>/painel/seguranca/2fa/ (+ verificar/, challenge/)</w:t>
+            </w:r>
+          </w:p>
+        </w:tc>
+        <w:tc>
+          <w:tcPr>
+            <w:tcW w:type="dxa" w:w="4032"/>
+          </w:tcPr>
+          <w:p>
+            <w:r/>
+            <w:r>
+              <w:rPr>
+                <w:sz w:val="18"/>
+              </w:rPr>
+              <w:t>Cadastro e desafio TOTP</w:t>
+            </w:r>
+          </w:p>
+        </w:tc>
+      </w:tr>
+      <w:tr>
+        <w:tc>
+          <w:tcPr>
+            <w:tcW w:type="dxa" w:w="1440"/>
+          </w:tcPr>
+          <w:p>
+            <w:r/>
+            <w:r>
+              <w:rPr>
+                <w:sz w:val="18"/>
+              </w:rPr>
+              <w:t>Equipe</w:t>
+            </w:r>
+          </w:p>
+        </w:tc>
+        <w:tc>
+          <w:tcPr>
+            <w:tcW w:type="dxa" w:w="4176"/>
+          </w:tcPr>
+          <w:p>
+            <w:r/>
+            <w:r>
+              <w:rPr>
+                <w:sz w:val="18"/>
+              </w:rPr>
+              <w:t>/profissional/ (+ atendimento/&lt;pk&gt;/{realizado,anotar,aprovar,rejeitar}/, calendario/novo-link/)</w:t>
+            </w:r>
+          </w:p>
+        </w:tc>
+        <w:tc>
+          <w:tcPr>
+            <w:tcW w:type="dxa" w:w="4032"/>
+          </w:tcPr>
+          <w:p>
+            <w:r/>
+            <w:r>
+              <w:rPr>
+                <w:sz w:val="18"/>
+              </w:rPr>
+              <w:t>Portal do profissional e link do próprio feed iCal</w:t>
+            </w:r>
+          </w:p>
+        </w:tc>
+      </w:tr>
+      <w:tr>
+        <w:tc>
+          <w:tcPr>
+            <w:tcW w:type="dxa" w:w="1440"/>
+          </w:tcPr>
+          <w:p>
+            <w:r/>
+            <w:r>
+              <w:rPr>
+                <w:sz w:val="18"/>
+              </w:rPr>
+              <w:t>Equipe</w:t>
+            </w:r>
+          </w:p>
+        </w:tc>
+        <w:tc>
+          <w:tcPr>
+            <w:tcW w:type="dxa" w:w="4176"/>
+          </w:tcPr>
+          <w:p>
+            <w:r/>
+            <w:r>
+              <w:rPr>
+                <w:sz w:val="18"/>
+              </w:rPr>
+              <w:t>/agenda/&lt;slug&gt;/feed.ics?token=</w:t>
+            </w:r>
+          </w:p>
+        </w:tc>
+        <w:tc>
+          <w:tcPr>
+            <w:tcW w:type="dxa" w:w="4032"/>
+          </w:tcPr>
+          <w:p>
+            <w:r/>
+            <w:r>
+              <w:rPr>
+                <w:sz w:val="18"/>
+              </w:rPr>
+              <w:t>Feed iCal do profissional</w:t>
+            </w:r>
+          </w:p>
+        </w:tc>
+      </w:tr>
+      <w:tr>
+        <w:tc>
+          <w:tcPr>
+            <w:tcW w:type="dxa" w:w="1440"/>
+          </w:tcPr>
+          <w:p>
+            <w:r/>
+            <w:r>
+              <w:rPr>
+                <w:sz w:val="18"/>
+              </w:rPr>
+              <w:t>Painel</w:t>
+            </w:r>
+          </w:p>
+        </w:tc>
+        <w:tc>
+          <w:tcPr>
+            <w:tcW w:type="dxa" w:w="4176"/>
+          </w:tcPr>
+          <w:p>
+            <w:r/>
+            <w:r>
+              <w:rPr>
+                <w:sz w:val="18"/>
+              </w:rPr>
+              <w:t>/painel/, /painel/overview/</w:t>
+            </w:r>
+          </w:p>
+        </w:tc>
+        <w:tc>
+          <w:tcPr>
+            <w:tcW w:type="dxa" w:w="4032"/>
+          </w:tcPr>
+          <w:p>
+            <w:r/>
+            <w:r>
+              <w:rPr>
+                <w:sz w:val="18"/>
+              </w:rPr>
+              <w:t>Dashboard</w:t>
+            </w:r>
+          </w:p>
+        </w:tc>
+      </w:tr>
+      <w:tr>
+        <w:tc>
+          <w:tcPr>
+            <w:tcW w:type="dxa" w:w="1440"/>
+          </w:tcPr>
+          <w:p>
+            <w:r/>
+            <w:r>
+              <w:rPr>
+                <w:sz w:val="18"/>
+              </w:rPr>
+              <w:t>Painel</w:t>
+            </w:r>
+          </w:p>
+        </w:tc>
+        <w:tc>
+          <w:tcPr>
+            <w:tcW w:type="dxa" w:w="4176"/>
+          </w:tcPr>
+          <w:p>
+            <w:r/>
+            <w:r>
+              <w:rPr>
+                <w:sz w:val="18"/>
+              </w:rPr>
+              <w:t>/painel/agendamentos/ (+ novo/, bulk/, &lt;pk&gt;/aprovar|rejeitar|termo-link|valor/), /painel/atualizar-status/</w:t>
+            </w:r>
+          </w:p>
+        </w:tc>
+        <w:tc>
+          <w:tcPr>
+            <w:tcW w:type="dxa" w:w="4032"/>
+          </w:tcPr>
+          <w:p>
+            <w:r/>
+            <w:r>
+              <w:rPr>
+                <w:sz w:val="18"/>
+              </w:rPr>
+              <w:t>Agenda em lista, agendamento interno, aprovação, link do termo, valor cobrado, mudança de status</w:t>
+            </w:r>
+          </w:p>
+        </w:tc>
+      </w:tr>
+      <w:tr>
+        <w:tc>
+          <w:tcPr>
+            <w:tcW w:type="dxa" w:w="1440"/>
+          </w:tcPr>
+          <w:p>
+            <w:r/>
+            <w:r>
+              <w:rPr>
+                <w:sz w:val="18"/>
+              </w:rPr>
+              <w:t>Painel</w:t>
+            </w:r>
+          </w:p>
+        </w:tc>
+        <w:tc>
+          <w:tcPr>
+            <w:tcW w:type="dxa" w:w="4176"/>
+          </w:tcPr>
+          <w:p>
+            <w:r/>
+            <w:r>
+              <w:rPr>
+                <w:sz w:val="18"/>
+              </w:rPr>
+              <w:t>/painel/calendario/ (+ eventos/, mover/)</w:t>
+            </w:r>
+          </w:p>
+        </w:tc>
+        <w:tc>
+          <w:tcPr>
+            <w:tcW w:type="dxa" w:w="4032"/>
+          </w:tcPr>
+          <w:p>
+            <w:r/>
+            <w:r>
+              <w:rPr>
+                <w:sz w:val="18"/>
+              </w:rPr>
+              <w:t>Calendário com arrastar-e-soltar</w:t>
+            </w:r>
+          </w:p>
+        </w:tc>
+      </w:tr>
+      <w:tr>
+        <w:tc>
+          <w:tcPr>
+            <w:tcW w:type="dxa" w:w="1440"/>
+          </w:tcPr>
+          <w:p>
+            <w:r/>
+            <w:r>
+              <w:rPr>
+                <w:sz w:val="18"/>
+              </w:rPr>
+              <w:t>Painel</w:t>
+            </w:r>
+          </w:p>
+        </w:tc>
+        <w:tc>
+          <w:tcPr>
+            <w:tcW w:type="dxa" w:w="4176"/>
+          </w:tcPr>
+          <w:p>
+            <w:r/>
+            <w:r>
+              <w:rPr>
+                <w:sz w:val="18"/>
+              </w:rPr>
+              <w:t>/painel/clientes/, /painel/clientes/&lt;pk&gt;/</w:t>
+            </w:r>
+          </w:p>
+        </w:tc>
+        <w:tc>
+          <w:tcPr>
+            <w:tcW w:type="dxa" w:w="4032"/>
+          </w:tcPr>
+          <w:p>
+            <w:r/>
+            <w:r>
+              <w:rPr>
+                <w:sz w:val="18"/>
+              </w:rPr>
+              <w:t>Clientes e ficha (pacotes, alertas, autorizações de comunicação, histórico)</w:t>
+            </w:r>
+          </w:p>
+        </w:tc>
+      </w:tr>
+      <w:tr>
+        <w:tc>
+          <w:tcPr>
+            <w:tcW w:type="dxa" w:w="1440"/>
+          </w:tcPr>
+          <w:p>
+            <w:r/>
+            <w:r>
+              <w:rPr>
+                <w:sz w:val="18"/>
+              </w:rPr>
+              <w:t>Painel</w:t>
+            </w:r>
+          </w:p>
+        </w:tc>
+        <w:tc>
+          <w:tcPr>
+            <w:tcW w:type="dxa" w:w="4176"/>
+          </w:tcPr>
+          <w:p>
+            <w:r/>
+            <w:r>
+              <w:rPr>
+                <w:sz w:val="18"/>
+              </w:rPr>
+              <w:t>/painel/prontuario/ (+ &lt;cliente_id&gt;/, salvar/), /painel/anotacao/&lt;id&gt;/salvar/</w:t>
+            </w:r>
+          </w:p>
+        </w:tc>
+        <w:tc>
+          <w:tcPr>
+            <w:tcW w:type="dxa" w:w="4032"/>
+          </w:tcPr>
+          <w:p>
+            <w:r/>
+            <w:r>
+              <w:rPr>
+                <w:sz w:val="18"/>
+              </w:rPr>
+              <w:t>Prontuário com histórico de versões e anotações</w:t>
+            </w:r>
+          </w:p>
+        </w:tc>
+      </w:tr>
+      <w:tr>
+        <w:tc>
+          <w:tcPr>
+            <w:tcW w:type="dxa" w:w="1440"/>
+          </w:tcPr>
+          <w:p>
+            <w:r/>
+            <w:r>
+              <w:rPr>
+                <w:sz w:val="18"/>
+              </w:rPr>
+              <w:t>Painel</w:t>
+            </w:r>
+          </w:p>
+        </w:tc>
+        <w:tc>
+          <w:tcPr>
+            <w:tcW w:type="dxa" w:w="4176"/>
+          </w:tcPr>
+          <w:p>
+            <w:r/>
+            <w:r>
+              <w:rPr>
+                <w:sz w:val="18"/>
+              </w:rPr>
+              <w:t>/painel/profissionais/… (+ excecoes/, ics/novo-token/), /painel/bloqueios/…</w:t>
+            </w:r>
+          </w:p>
+        </w:tc>
+        <w:tc>
+          <w:tcPr>
+            <w:tcW w:type="dxa" w:w="4032"/>
+          </w:tcPr>
+          <w:p>
+            <w:r/>
+            <w:r>
+              <w:rPr>
+                <w:sz w:val="18"/>
+              </w:rPr>
+              <w:t>Profissionais, exceções de agenda, bloqueios e link do feed iCal</w:t>
+            </w:r>
+          </w:p>
+        </w:tc>
+      </w:tr>
+      <w:tr>
+        <w:tc>
+          <w:tcPr>
+            <w:tcW w:type="dxa" w:w="1440"/>
+          </w:tcPr>
+          <w:p>
+            <w:r/>
+            <w:r>
+              <w:rPr>
+                <w:sz w:val="18"/>
+              </w:rPr>
+              <w:t>Painel</w:t>
+            </w:r>
+          </w:p>
+        </w:tc>
+        <w:tc>
+          <w:tcPr>
+            <w:tcW w:type="dxa" w:w="4176"/>
+          </w:tcPr>
+          <w:p>
+            <w:r/>
+            <w:r>
+              <w:rPr>
+                <w:sz w:val="18"/>
+              </w:rPr>
+              <w:t>/painel/procedimentos/…, /painel/pacotes/… (+ vender/, compras/&lt;pk&gt;/cancelar/), /painel/promocoes/… (+ disparar/)</w:t>
+            </w:r>
+          </w:p>
+        </w:tc>
+        <w:tc>
+          <w:tcPr>
+            <w:tcW w:type="dxa" w:w="4032"/>
+          </w:tcPr>
+          <w:p>
+            <w:r/>
+            <w:r>
+              <w:rPr>
+                <w:sz w:val="18"/>
+              </w:rPr>
+              <w:t>Catálogo, pacotes e promoções</w:t>
+            </w:r>
+          </w:p>
+        </w:tc>
+      </w:tr>
+      <w:tr>
+        <w:tc>
+          <w:tcPr>
+            <w:tcW w:type="dxa" w:w="1440"/>
+          </w:tcPr>
+          <w:p>
+            <w:r/>
+            <w:r>
+              <w:rPr>
+                <w:sz w:val="18"/>
+              </w:rPr>
+              <w:t>Painel</w:t>
+            </w:r>
+          </w:p>
+        </w:tc>
+        <w:tc>
+          <w:tcPr>
+            <w:tcW w:type="dxa" w:w="4176"/>
+          </w:tcPr>
+          <w:p>
+            <w:r/>
+            <w:r>
+              <w:rPr>
+                <w:sz w:val="18"/>
+              </w:rPr>
+              <w:t>/painel/financeiro/, /painel/comissoes/ (+ &lt;pk&gt;/pagar/), /painel/nps/ (+ publicacao/), /painel/exportar-relatorio/</w:t>
+            </w:r>
+          </w:p>
+        </w:tc>
+        <w:tc>
+          <w:tcPr>
+            <w:tcW w:type="dxa" w:w="4032"/>
+          </w:tcPr>
+          <w:p>
+            <w:r/>
+            <w:r>
+              <w:rPr>
+                <w:sz w:val="18"/>
+              </w:rPr>
+              <w:t>Relatórios, comissões, NPS e moderação de depoimentos, Excel</w:t>
+            </w:r>
+          </w:p>
+        </w:tc>
+      </w:tr>
+      <w:tr>
+        <w:tc>
+          <w:tcPr>
+            <w:tcW w:type="dxa" w:w="1440"/>
+          </w:tcPr>
+          <w:p>
+            <w:r/>
+            <w:r>
+              <w:rPr>
+                <w:sz w:val="18"/>
+              </w:rPr>
+              <w:t>Painel</w:t>
+            </w:r>
+          </w:p>
+        </w:tc>
+        <w:tc>
+          <w:tcPr>
+            <w:tcW w:type="dxa" w:w="4176"/>
+          </w:tcPr>
+          <w:p>
+            <w:r/>
+            <w:r>
+              <w:rPr>
+                <w:sz w:val="18"/>
+              </w:rPr>
+              <w:t>/painel/lista-espera/ (+ notificar/), /painel/anamneses/…, /painel/termos/ (+ criar/, compliance/)</w:t>
+            </w:r>
+          </w:p>
+        </w:tc>
+        <w:tc>
+          <w:tcPr>
+            <w:tcW w:type="dxa" w:w="4032"/>
+          </w:tcPr>
+          <w:p>
+            <w:r/>
+            <w:r>
+              <w:rPr>
+                <w:sz w:val="18"/>
+              </w:rPr>
+              <w:t>Lista de espera, formulários e termos</w:t>
+            </w:r>
+          </w:p>
+        </w:tc>
+      </w:tr>
+      <w:tr>
+        <w:tc>
+          <w:tcPr>
+            <w:tcW w:type="dxa" w:w="1440"/>
+          </w:tcPr>
+          <w:p>
+            <w:r/>
+            <w:r>
+              <w:rPr>
+                <w:sz w:val="18"/>
+              </w:rPr>
+              <w:t>Painel</w:t>
+            </w:r>
+          </w:p>
+        </w:tc>
+        <w:tc>
+          <w:tcPr>
+            <w:tcW w:type="dxa" w:w="4176"/>
+          </w:tcPr>
+          <w:p>
+            <w:r/>
+            <w:r>
+              <w:rPr>
+                <w:sz w:val="18"/>
+              </w:rPr>
+              <w:t>/painel/notificacoes/, /painel/auditoria/, /painel/usuarios/…, /painel/configuracoes/…, /painel/branding/, /painel/email-preview/</w:t>
+            </w:r>
+          </w:p>
+        </w:tc>
+        <w:tc>
+          <w:tcPr>
+            <w:tcW w:type="dxa" w:w="4032"/>
+          </w:tcPr>
+          <w:p>
+            <w:r/>
+            <w:r>
+              <w:rPr>
+                <w:sz w:val="18"/>
+              </w:rPr>
+              <w:t>Sistema</w:t>
+            </w:r>
+          </w:p>
+        </w:tc>
+      </w:tr>
+      <w:tr>
+        <w:tc>
+          <w:tcPr>
+            <w:tcW w:type="dxa" w:w="1440"/>
+          </w:tcPr>
+          <w:p>
+            <w:r/>
+            <w:r>
+              <w:rPr>
+                <w:sz w:val="18"/>
+              </w:rPr>
+              <w:t>Painel</w:t>
+            </w:r>
+          </w:p>
+        </w:tc>
+        <w:tc>
+          <w:tcPr>
+            <w:tcW w:type="dxa" w:w="4176"/>
+          </w:tcPr>
+          <w:p>
+            <w:r/>
+            <w:r>
+              <w:rPr>
+                <w:sz w:val="18"/>
+              </w:rPr>
+              <w:t>/painel/integrations/google/{connect,callback,pull}/…, /webpush/…, /django-admin-sv/</w:t>
+            </w:r>
+          </w:p>
+        </w:tc>
+        <w:tc>
+          <w:tcPr>
+            <w:tcW w:type="dxa" w:w="4032"/>
+          </w:tcPr>
+          <w:p>
+            <w:r/>
+            <w:r>
+              <w:rPr>
+                <w:sz w:val="18"/>
+              </w:rPr>
+              <w:t>Google Calendar, Web Push e Django admin (só ADMIN com 2FA verificado)</w:t>
+            </w:r>
+          </w:p>
+        </w:tc>
+      </w:tr>
+      <w:tr>
+        <w:tc>
+          <w:tcPr>
+            <w:tcW w:type="dxa" w:w="1440"/>
+          </w:tcPr>
+          <w:p>
+            <w:r/>
+            <w:r>
+              <w:rPr>
+                <w:sz w:val="18"/>
+              </w:rPr>
+              <w:t>Infraestrutura</w:t>
+            </w:r>
+          </w:p>
+        </w:tc>
+        <w:tc>
+          <w:tcPr>
+            <w:tcW w:type="dxa" w:w="4176"/>
+          </w:tcPr>
+          <w:p>
+            <w:r/>
+            <w:r>
+              <w:rPr>
+                <w:sz w:val="18"/>
+              </w:rPr>
+              <w:t>GET/POST /api/whatsapp/webhook/, POST /api/zenvia/webhook/</w:t>
+            </w:r>
+          </w:p>
+        </w:tc>
+        <w:tc>
+          <w:tcPr>
+            <w:tcW w:type="dxa" w:w="4032"/>
+          </w:tcPr>
+          <w:p>
+            <w:r/>
+            <w:r>
+              <w:rPr>
+                <w:sz w:val="18"/>
+              </w:rPr>
+              <w:t>Webhooks autenticados (Meta e Zenvia)</w:t>
+            </w:r>
+          </w:p>
+        </w:tc>
+      </w:tr>
+      <w:tr>
+        <w:tc>
+          <w:tcPr>
+            <w:tcW w:type="dxa" w:w="1440"/>
+          </w:tcPr>
+          <w:p>
+            <w:r/>
+            <w:r>
+              <w:rPr>
+                <w:sz w:val="18"/>
+              </w:rPr>
+              <w:t>Infraestrutura</w:t>
+            </w:r>
+          </w:p>
+        </w:tc>
+        <w:tc>
+          <w:tcPr>
+            <w:tcW w:type="dxa" w:w="4176"/>
+          </w:tcPr>
+          <w:p>
+            <w:r/>
+            <w:r>
+              <w:rPr>
+                <w:sz w:val="18"/>
+              </w:rPr>
+              <w:t>POST /cron/run/&lt;job&gt;/</w:t>
+            </w:r>
+          </w:p>
+        </w:tc>
+        <w:tc>
+          <w:tcPr>
+            <w:tcW w:type="dxa" w:w="4032"/>
+          </w:tcPr>
+          <w:p>
+            <w:r/>
+            <w:r>
+              <w:rPr>
+                <w:sz w:val="18"/>
+              </w:rPr>
+              <w:t>Jobs periódicos (header X-Cron-Token)</w:t>
+            </w:r>
+          </w:p>
+        </w:tc>
+      </w:tr>
+      <w:tr>
+        <w:tc>
+          <w:tcPr>
+            <w:tcW w:type="dxa" w:w="1440"/>
+          </w:tcPr>
+          <w:p>
+            <w:r/>
+            <w:r>
+              <w:rPr>
+                <w:sz w:val="18"/>
+              </w:rPr>
+              <w:t>Infraestrutura</w:t>
+            </w:r>
+          </w:p>
+        </w:tc>
+        <w:tc>
+          <w:tcPr>
+            <w:tcW w:type="dxa" w:w="4176"/>
+          </w:tcPr>
+          <w:p>
+            <w:r/>
+            <w:r>
+              <w:rPr>
+                <w:sz w:val="18"/>
+              </w:rPr>
+              <w:t>/healthz/, /health/</w:t>
+            </w:r>
+          </w:p>
+        </w:tc>
+        <w:tc>
+          <w:tcPr>
+            <w:tcW w:type="dxa" w:w="4032"/>
+          </w:tcPr>
+          <w:p>
+            <w:r/>
+            <w:r>
+              <w:rPr>
+                <w:sz w:val="18"/>
+              </w:rPr>
+              <w:t>Liveness e readiness</w:t>
             </w:r>
           </w:p>
         </w:tc>
@@ -10697,6 +12763,50 @@
           </w:p>
         </w:tc>
       </w:tr>
+      <w:tr>
+        <w:tc>
+          <w:tcPr>
+            <w:tcW w:type="dxa" w:w="1296"/>
+          </w:tcPr>
+          <w:p>
+            <w:r/>
+            <w:r>
+              <w:rPr>
+                <w:sz w:val="18"/>
+              </w:rPr>
+              <w:t>2.3</w:t>
+            </w:r>
+          </w:p>
+        </w:tc>
+        <w:tc>
+          <w:tcPr>
+            <w:tcW w:type="dxa" w:w="1728"/>
+          </w:tcPr>
+          <w:p>
+            <w:r/>
+            <w:r>
+              <w:rPr>
+                <w:sz w:val="18"/>
+              </w:rPr>
+              <w:t>28/10/2026</w:t>
+            </w:r>
+          </w:p>
+        </w:tc>
+        <w:tc>
+          <w:tcPr>
+            <w:tcW w:type="dxa" w:w="6624"/>
+          </w:tcPr>
+          <w:p>
+            <w:r/>
+            <w:r>
+              <w:rPr>
+                <w:sz w:val="18"/>
+              </w:rPr>
+              <w:t>Atualização pós-revisão de outubro/2026 (migrations 0047–0061): termo de saúde, agenda unificada (agenda_horario + agenda_excecao), links públicos em hash (link_acesso), consentimentos com histórico, questionário do prontuário como formulário PRONTUARIO, pacote congelado na venda (compra_pacote_item), comissão como livro-razão, padrão SQL de nomes, lógica no banco (triggers, funções, views e procedures), trilhas imutáveis, cifragem do dado de saúde, fila de e-mail na notificação e saída do Celery (jobs.py/rodar_job); services/agenda e services/atendimento, Ator da requisição, Django Forms no painel, wizard com botão Continuar e PWA. Diagramas UML revisados e tabela de rotas.</w:t>
+            </w:r>
+          </w:p>
+        </w:tc>
+      </w:tr>
     </w:tbl>
     <w:p/>
     <w:sectPr>
@@ -10720,7 +12830,7 @@
       <w:rPr>
         <w:sz w:val="16"/>
       </w:rPr>
-      <w:t xml:space="preserve">Shiva Zen — Requisitos v2.2   |   Pág. </w:t>
+      <w:t xml:space="preserve">Shiva Zen — Requisitos v2.3   |   Pág. </w:t>
       <w:fldChar w:fldCharType="begin"/>
       <w:instrText xml:space="preserve">PAGE</w:instrText>
       <w:fldChar w:fldCharType="end"/>
